--- a/4.质量管理/1.流程制度规范类文件/040105-客户投诉应对及处理管理规定.docx
+++ b/4.质量管理/1.流程制度规范类文件/040105-客户投诉应对及处理管理规定.docx
@@ -1,14 +1,47 @@
 
 <file path=word/document.xml><?xml version="1.0" encoding="utf-8"?>
-<w:document xmlns:wpc="http://schemas.microsoft.com/office/word/2010/wordprocessingCanvas" xmlns:mc="http://schemas.openxmlformats.org/markup-compatibility/2006" xmlns:o="urn:schemas-microsoft-com:office:office" xmlns:r="http://schemas.openxmlformats.org/officeDocument/2006/relationships" xmlns:m="http://schemas.openxmlformats.org/officeDocument/2006/math" xmlns:v="urn:schemas-microsoft-com:vml" xmlns:wp14="http://schemas.microsoft.com/office/word/2010/wordprocessingDrawing" xmlns:wp="http://schemas.openxmlformats.org/drawingml/2006/wordprocessingDrawing" xmlns:w10="urn:schemas-microsoft-com:office:word" xmlns:w="http://schemas.openxmlformats.org/wordprocessingml/2006/main" xmlns:w14="http://schemas.microsoft.com/office/word/2010/wordml" xmlns:w15="http://schemas.microsoft.com/office/word/2012/wordml" xmlns:wne="http://schemas.microsoft.com/office/word/2006/wordml" xmlns:wpg="http://schemas.microsoft.com/office/word/2010/wordprocessingGroup" xmlns:wpi="http://schemas.microsoft.com/office/word/2010/wordprocessingInk" xmlns:wps="http://schemas.microsoft.com/office/word/2010/wordprocessingShape" mc:Ignorable="w14 w15 wp14">
-  <!-- Generated by Aspose.Words for .NET 13.3.0.1 -->
+<w:document xmlns:wpc="http://schemas.microsoft.com/office/word/2010/wordprocessingCanvas" xmlns:mc="http://schemas.openxmlformats.org/markup-compatibility/2006" xmlns:o="urn:schemas-microsoft-com:office:office" xmlns:r="http://schemas.openxmlformats.org/officeDocument/2006/relationships" xmlns:m="http://schemas.openxmlformats.org/officeDocument/2006/math" xmlns:v="urn:schemas-microsoft-com:vml" xmlns:wp14="http://schemas.microsoft.com/office/word/2010/wordprocessingDrawing" xmlns:wp="http://schemas.openxmlformats.org/drawingml/2006/wordprocessingDrawing" xmlns:w="http://schemas.openxmlformats.org/wordprocessingml/2006/main" xmlns:w14="http://schemas.microsoft.com/office/word/2010/wordml" xmlns:w10="urn:schemas-microsoft-com:office:word" xmlns:w15="http://schemas.microsoft.com/office/word/2012/wordml" xmlns:wpg="http://schemas.microsoft.com/office/word/2010/wordprocessingGroup" xmlns:wpi="http://schemas.microsoft.com/office/word/2010/wordprocessingInk" xmlns:wne="http://schemas.microsoft.com/office/word/2006/wordml" xmlns:wps="http://schemas.microsoft.com/office/word/2010/wordprocessingShape" xmlns:wpsCustomData="http://www.wps.cn/officeDocument/2013/wpsCustomData" mc:Ignorable="w14 w15 wp14">
   <w:body>
     <w:p>
       <w:pPr>
-        <w:pStyle w:val="a1"/>
+        <w:pStyle w:val="31"/>
+        <w:keepNext w:val="0"/>
+        <w:keepLines w:val="0"/>
+        <w:pageBreakBefore w:val="0"/>
+        <w:widowControl w:val="0"/>
+        <w:kinsoku w:val="0"/>
+        <w:wordWrap/>
+        <w:overflowPunct/>
+        <w:topLinePunct w:val="0"/>
+        <w:autoSpaceDE w:val="0"/>
+        <w:autoSpaceDN w:val="0"/>
         <w:bidi w:val="0"/>
-      </w:pPr>
-      <w:bookmarkStart w:id="0" w:name="_Toc4383"/>
+        <w:adjustRightInd w:val="0"/>
+        <w:snapToGrid w:val="0"/>
+        <w:textAlignment w:val="baseline"/>
+      </w:pPr>
+      <w:bookmarkStart w:id="0" w:name="_Toc22014"/>
+      <w:bookmarkStart w:id="18" w:name="_GoBack"/>
+      <w:bookmarkEnd w:id="18"/>
+    </w:p>
+    <w:p>
+      <w:pPr>
+        <w:pStyle w:val="31"/>
+        <w:keepNext w:val="0"/>
+        <w:keepLines w:val="0"/>
+        <w:pageBreakBefore w:val="0"/>
+        <w:widowControl w:val="0"/>
+        <w:kinsoku w:val="0"/>
+        <w:wordWrap/>
+        <w:overflowPunct/>
+        <w:topLinePunct w:val="0"/>
+        <w:autoSpaceDE w:val="0"/>
+        <w:autoSpaceDN w:val="0"/>
+        <w:bidi w:val="0"/>
+        <w:adjustRightInd w:val="0"/>
+        <w:snapToGrid w:val="0"/>
+        <w:textAlignment w:val="baseline"/>
+      </w:pPr>
       <w:r>
         <w:t>客户投诉应对及处理管理规定</w:t>
       </w:r>
@@ -16,86 +49,140 @@
     </w:p>
     <w:p>
       <w:pPr>
-        <w:pStyle w:val="BodyText"/>
+        <w:pStyle w:val="12"/>
+        <w:keepNext w:val="0"/>
+        <w:keepLines w:val="0"/>
+        <w:pageBreakBefore w:val="0"/>
+        <w:widowControl w:val="0"/>
+        <w:kinsoku w:val="0"/>
+        <w:wordWrap/>
+        <w:overflowPunct/>
+        <w:topLinePunct w:val="0"/>
+        <w:autoSpaceDE w:val="0"/>
+        <w:autoSpaceDN w:val="0"/>
+        <w:bidi w:val="0"/>
+        <w:adjustRightInd w:val="0"/>
+        <w:snapToGrid w:val="0"/>
         <w:spacing w:line="259" w:lineRule="auto"/>
+        <w:textAlignment w:val="baseline"/>
       </w:pPr>
     </w:p>
     <w:p>
       <w:pPr>
-        <w:pStyle w:val="a2"/>
+        <w:pStyle w:val="32"/>
+        <w:keepNext w:val="0"/>
+        <w:keepLines w:val="0"/>
+        <w:pageBreakBefore w:val="0"/>
+        <w:widowControl w:val="0"/>
+        <w:kinsoku w:val="0"/>
+        <w:wordWrap/>
+        <w:overflowPunct/>
+        <w:topLinePunct w:val="0"/>
+        <w:autoSpaceDE w:val="0"/>
+        <w:autoSpaceDN w:val="0"/>
         <w:bidi w:val="0"/>
-      </w:pPr>
+        <w:adjustRightInd w:val="0"/>
+        <w:snapToGrid w:val="0"/>
+        <w:textAlignment w:val="baseline"/>
+      </w:pPr>
+      <w:bookmarkStart w:id="1" w:name="_Toc30672"/>
       <w:r>
         <w:t>甘肃国邦信息科技有限公司</w:t>
       </w:r>
+      <w:bookmarkEnd w:id="1"/>
     </w:p>
     <w:p>
       <w:pPr>
+        <w:keepNext w:val="0"/>
+        <w:keepLines w:val="0"/>
+        <w:pageBreakBefore w:val="0"/>
+        <w:widowControl w:val="0"/>
+        <w:kinsoku w:val="0"/>
+        <w:wordWrap/>
+        <w:overflowPunct/>
+        <w:topLinePunct w:val="0"/>
+        <w:autoSpaceDE w:val="0"/>
+        <w:autoSpaceDN w:val="0"/>
+        <w:bidi w:val="0"/>
+        <w:adjustRightInd w:val="0"/>
+        <w:snapToGrid w:val="0"/>
         <w:spacing w:before="224" w:line="220" w:lineRule="auto"/>
         <w:ind w:left="2925"/>
-        <w:rPr>
-          <w:rFonts w:ascii="宋体" w:eastAsia="宋体" w:hAnsi="宋体" w:cs="宋体"/>
+        <w:textAlignment w:val="baseline"/>
+        <w:rPr>
+          <w:rFonts w:ascii="宋体" w:hAnsi="宋体" w:eastAsia="宋体" w:cs="宋体"/>
           <w:sz w:val="36"/>
           <w:szCs w:val="36"/>
         </w:rPr>
       </w:pPr>
       <w:r>
         <w:rPr>
-          <w:rFonts w:ascii="宋体" w:eastAsia="宋体" w:hAnsi="宋体" w:cs="宋体"/>
+          <w:rFonts w:ascii="宋体" w:hAnsi="宋体" w:eastAsia="宋体" w:cs="宋体"/>
           <w:spacing w:val="-11"/>
           <w:sz w:val="36"/>
           <w:szCs w:val="36"/>
         </w:rPr>
-        <w:t>2025年</w:t>
-      </w:r>
-      <w:bookmarkStart w:id="1" w:name="_GoBack"/>
-      <w:bookmarkEnd w:id="1"/>
-      <w:r>
-        <w:rPr>
-          <w:rFonts w:ascii="宋体" w:eastAsia="宋体" w:hAnsi="宋体" w:cs="宋体"/>
-          <w:spacing w:val="-11"/>
-          <w:sz w:val="36"/>
-          <w:szCs w:val="36"/>
-        </w:rPr>
-        <w:t>1月4日</w:t>
+        <w:t>2025年1月4日</w:t>
       </w:r>
     </w:p>
     <w:p>
       <w:pPr>
+        <w:keepNext w:val="0"/>
+        <w:keepLines w:val="0"/>
+        <w:pageBreakBefore w:val="0"/>
+        <w:widowControl w:val="0"/>
+        <w:kinsoku w:val="0"/>
+        <w:wordWrap/>
+        <w:overflowPunct/>
+        <w:topLinePunct w:val="0"/>
+        <w:autoSpaceDE w:val="0"/>
+        <w:autoSpaceDN w:val="0"/>
+        <w:bidi w:val="0"/>
+        <w:adjustRightInd w:val="0"/>
+        <w:snapToGrid w:val="0"/>
         <w:spacing w:line="220" w:lineRule="auto"/>
-        <w:rPr>
-          <w:rFonts w:ascii="宋体" w:eastAsia="宋体" w:hAnsi="宋体" w:cs="宋体"/>
+        <w:textAlignment w:val="baseline"/>
+        <w:rPr>
+          <w:rFonts w:ascii="宋体" w:hAnsi="宋体" w:eastAsia="宋体" w:cs="宋体"/>
           <w:sz w:val="36"/>
           <w:szCs w:val="36"/>
         </w:rPr>
         <w:sectPr>
           <w:pgSz w:w="11906" w:h="16839"/>
           <w:pgMar w:top="1431" w:right="1785" w:bottom="0" w:left="1785" w:header="0" w:footer="0" w:gutter="0"/>
-          <w:cols w:num="1" w:space="720"/>
+          <w:cols w:space="720" w:num="1"/>
         </w:sectPr>
       </w:pPr>
     </w:p>
     <w:p>
       <w:pPr>
-        <w:pStyle w:val="BodyText"/>
-        <w:spacing w:line="363" w:lineRule="auto"/>
-      </w:pPr>
-    </w:p>
-    <w:p>
-      <w:pPr>
+        <w:keepNext w:val="0"/>
+        <w:keepLines w:val="0"/>
+        <w:pageBreakBefore w:val="0"/>
+        <w:widowControl w:val="0"/>
+        <w:kinsoku w:val="0"/>
+        <w:wordWrap/>
+        <w:overflowPunct/>
+        <w:topLinePunct w:val="0"/>
+        <w:autoSpaceDE w:val="0"/>
+        <w:autoSpaceDN w:val="0"/>
+        <w:bidi w:val="0"/>
+        <w:adjustRightInd w:val="0"/>
+        <w:snapToGrid w:val="0"/>
         <w:spacing w:before="91" w:line="220" w:lineRule="auto"/>
         <w:ind w:left="3710"/>
+        <w:textAlignment w:val="baseline"/>
         <w:outlineLvl w:val="0"/>
         <w:rPr>
-          <w:rFonts w:ascii="宋体" w:eastAsia="宋体" w:hAnsi="宋体" w:cs="宋体"/>
+          <w:rFonts w:ascii="宋体" w:hAnsi="宋体" w:eastAsia="宋体" w:cs="宋体"/>
           <w:sz w:val="28"/>
           <w:szCs w:val="28"/>
         </w:rPr>
       </w:pPr>
-      <w:bookmarkStart w:id="2" w:name="_Toc9597"/>
+      <w:bookmarkStart w:id="2" w:name="_Toc17113"/>
       <w:r>
         <w:rPr>
-          <w:rFonts w:ascii="宋体" w:eastAsia="宋体" w:hAnsi="宋体" w:cs="宋体"/>
+          <w:rFonts w:ascii="宋体" w:hAnsi="宋体" w:eastAsia="宋体" w:cs="宋体"/>
           <w:spacing w:val="-3"/>
           <w:sz w:val="28"/>
           <w:szCs w:val="28"/>
@@ -104,23 +191,18 @@
       </w:r>
       <w:bookmarkEnd w:id="2"/>
     </w:p>
-    <w:p>
-      <w:pPr>
-        <w:spacing w:line="131" w:lineRule="exact"/>
-      </w:pPr>
-    </w:p>
     <w:tbl>
       <w:tblPr>
-        <w:tblStyle w:val="TableNormal0"/>
+        <w:tblStyle w:val="24"/>
         <w:tblW w:w="9072" w:type="dxa"/>
         <w:tblInd w:w="5" w:type="dxa"/>
         <w:tblBorders>
-          <w:top w:val="single" w:sz="4" w:space="0" w:color="000000"/>
-          <w:left w:val="single" w:sz="4" w:space="0" w:color="000000"/>
-          <w:bottom w:val="single" w:sz="4" w:space="0" w:color="000000"/>
-          <w:right w:val="single" w:sz="4" w:space="0" w:color="000000"/>
-          <w:insideH w:val="single" w:sz="4" w:space="0" w:color="000000"/>
-          <w:insideV w:val="single" w:sz="4" w:space="0" w:color="000000"/>
+          <w:top w:val="single" w:color="000000" w:sz="4" w:space="0"/>
+          <w:left w:val="single" w:color="000000" w:sz="4" w:space="0"/>
+          <w:bottom w:val="single" w:color="000000" w:sz="4" w:space="0"/>
+          <w:right w:val="single" w:color="000000" w:sz="4" w:space="0"/>
+          <w:insideH w:val="single" w:color="000000" w:sz="4" w:space="0"/>
+          <w:insideV w:val="single" w:color="000000" w:sz="4" w:space="0"/>
         </w:tblBorders>
         <w:tblLayout w:type="fixed"/>
         <w:tblCellMar>
@@ -139,17 +221,14 @@
       </w:tblGrid>
       <w:tr>
         <w:tblPrEx>
-          <w:tblW w:w="9072" w:type="dxa"/>
-          <w:tblInd w:w="5" w:type="dxa"/>
           <w:tblBorders>
-            <w:top w:val="single" w:sz="4" w:space="0" w:color="000000"/>
-            <w:left w:val="single" w:sz="4" w:space="0" w:color="000000"/>
-            <w:bottom w:val="single" w:sz="4" w:space="0" w:color="000000"/>
-            <w:right w:val="single" w:sz="4" w:space="0" w:color="000000"/>
-            <w:insideH w:val="single" w:sz="4" w:space="0" w:color="000000"/>
-            <w:insideV w:val="single" w:sz="4" w:space="0" w:color="000000"/>
+            <w:top w:val="single" w:color="000000" w:sz="4" w:space="0"/>
+            <w:left w:val="single" w:color="000000" w:sz="4" w:space="0"/>
+            <w:bottom w:val="single" w:color="000000" w:sz="4" w:space="0"/>
+            <w:right w:val="single" w:color="000000" w:sz="4" w:space="0"/>
+            <w:insideH w:val="single" w:color="000000" w:sz="4" w:space="0"/>
+            <w:insideV w:val="single" w:color="000000" w:sz="4" w:space="0"/>
           </w:tblBorders>
-          <w:tblLayout w:type="fixed"/>
           <w:tblCellMar>
             <w:top w:w="0" w:type="dxa"/>
             <w:left w:w="0" w:type="dxa"/>
@@ -158,7 +237,7 @@
           </w:tblCellMar>
         </w:tblPrEx>
         <w:trPr>
-          <w:trHeight w:val="611"/>
+          <w:trHeight w:val="611" w:hRule="atLeast"/>
         </w:trPr>
         <w:tc>
           <w:tcPr>
@@ -166,17 +245,31 @@
           </w:tcPr>
           <w:p>
             <w:pPr>
+              <w:keepNext w:val="0"/>
+              <w:keepLines w:val="0"/>
+              <w:pageBreakBefore w:val="0"/>
+              <w:widowControl w:val="0"/>
+              <w:kinsoku w:val="0"/>
+              <w:wordWrap/>
+              <w:overflowPunct/>
+              <w:topLinePunct w:val="0"/>
+              <w:autoSpaceDE w:val="0"/>
+              <w:autoSpaceDN w:val="0"/>
+              <w:bidi w:val="0"/>
+              <w:adjustRightInd w:val="0"/>
+              <w:snapToGrid w:val="0"/>
               <w:spacing w:before="185" w:line="220" w:lineRule="auto"/>
               <w:ind w:left="207"/>
+              <w:textAlignment w:val="baseline"/>
               <w:rPr>
-                <w:rFonts w:ascii="宋体" w:eastAsia="宋体" w:hAnsi="宋体" w:cs="宋体"/>
+                <w:rFonts w:ascii="宋体" w:hAnsi="宋体" w:eastAsia="宋体" w:cs="宋体"/>
                 <w:sz w:val="24"/>
                 <w:szCs w:val="24"/>
               </w:rPr>
             </w:pPr>
             <w:r>
               <w:rPr>
-                <w:rFonts w:ascii="宋体" w:eastAsia="宋体" w:hAnsi="宋体" w:cs="宋体"/>
+                <w:rFonts w:ascii="宋体" w:hAnsi="宋体" w:eastAsia="宋体" w:cs="宋体"/>
                 <w:spacing w:val="-2"/>
                 <w:sz w:val="24"/>
                 <w:szCs w:val="24"/>
@@ -192,17 +285,31 @@
           </w:tcPr>
           <w:p>
             <w:pPr>
+              <w:keepNext w:val="0"/>
+              <w:keepLines w:val="0"/>
+              <w:pageBreakBefore w:val="0"/>
+              <w:widowControl w:val="0"/>
+              <w:kinsoku w:val="0"/>
+              <w:wordWrap/>
+              <w:overflowPunct/>
+              <w:topLinePunct w:val="0"/>
+              <w:autoSpaceDE w:val="0"/>
+              <w:autoSpaceDN w:val="0"/>
+              <w:bidi w:val="0"/>
+              <w:adjustRightInd w:val="0"/>
+              <w:snapToGrid w:val="0"/>
               <w:spacing w:before="185" w:line="218" w:lineRule="auto"/>
               <w:ind w:left="111"/>
+              <w:textAlignment w:val="baseline"/>
               <w:rPr>
-                <w:rFonts w:ascii="宋体" w:eastAsia="宋体" w:hAnsi="宋体" w:cs="宋体"/>
+                <w:rFonts w:ascii="宋体" w:hAnsi="宋体" w:eastAsia="宋体" w:cs="宋体"/>
                 <w:sz w:val="24"/>
                 <w:szCs w:val="24"/>
               </w:rPr>
             </w:pPr>
             <w:r>
               <w:rPr>
-                <w:rFonts w:ascii="宋体" w:eastAsia="宋体" w:hAnsi="宋体" w:cs="宋体"/>
+                <w:rFonts w:ascii="宋体" w:hAnsi="宋体" w:eastAsia="宋体" w:cs="宋体"/>
                 <w:sz w:val="24"/>
                 <w:szCs w:val="24"/>
               </w:rPr>
@@ -210,7 +317,7 @@
             </w:r>
             <w:r>
               <w:rPr>
-                <w:rFonts w:ascii="宋体" w:eastAsia="宋体" w:hAnsi="宋体" w:cs="宋体"/>
+                <w:rFonts w:ascii="宋体" w:hAnsi="宋体" w:eastAsia="宋体" w:cs="宋体"/>
                 <w:spacing w:val="-1"/>
                 <w:sz w:val="24"/>
                 <w:szCs w:val="24"/>
@@ -222,9 +329,14 @@
       </w:tr>
       <w:tr>
         <w:tblPrEx>
-          <w:tblW w:w="9072" w:type="dxa"/>
-          <w:tblInd w:w="5" w:type="dxa"/>
-          <w:tblLayout w:type="fixed"/>
+          <w:tblBorders>
+            <w:top w:val="single" w:color="000000" w:sz="4" w:space="0"/>
+            <w:left w:val="single" w:color="000000" w:sz="4" w:space="0"/>
+            <w:bottom w:val="single" w:color="000000" w:sz="4" w:space="0"/>
+            <w:right w:val="single" w:color="000000" w:sz="4" w:space="0"/>
+            <w:insideH w:val="single" w:color="000000" w:sz="4" w:space="0"/>
+            <w:insideV w:val="single" w:color="000000" w:sz="4" w:space="0"/>
+          </w:tblBorders>
           <w:tblCellMar>
             <w:top w:w="0" w:type="dxa"/>
             <w:left w:w="0" w:type="dxa"/>
@@ -233,7 +345,7 @@
           </w:tblCellMar>
         </w:tblPrEx>
         <w:trPr>
-          <w:trHeight w:val="607"/>
+          <w:trHeight w:val="607" w:hRule="atLeast"/>
         </w:trPr>
         <w:tc>
           <w:tcPr>
@@ -241,17 +353,31 @@
           </w:tcPr>
           <w:p>
             <w:pPr>
+              <w:keepNext w:val="0"/>
+              <w:keepLines w:val="0"/>
+              <w:pageBreakBefore w:val="0"/>
+              <w:widowControl w:val="0"/>
+              <w:kinsoku w:val="0"/>
+              <w:wordWrap/>
+              <w:overflowPunct/>
+              <w:topLinePunct w:val="0"/>
+              <w:autoSpaceDE w:val="0"/>
+              <w:autoSpaceDN w:val="0"/>
+              <w:bidi w:val="0"/>
+              <w:adjustRightInd w:val="0"/>
+              <w:snapToGrid w:val="0"/>
               <w:spacing w:before="182" w:line="220" w:lineRule="auto"/>
               <w:ind w:left="447"/>
+              <w:textAlignment w:val="baseline"/>
               <w:rPr>
-                <w:rFonts w:ascii="宋体" w:eastAsia="宋体" w:hAnsi="宋体" w:cs="宋体"/>
+                <w:rFonts w:ascii="宋体" w:hAnsi="宋体" w:eastAsia="宋体" w:cs="宋体"/>
                 <w:sz w:val="24"/>
                 <w:szCs w:val="24"/>
               </w:rPr>
             </w:pPr>
             <w:r>
               <w:rPr>
-                <w:rFonts w:ascii="宋体" w:eastAsia="宋体" w:hAnsi="宋体" w:cs="宋体"/>
+                <w:rFonts w:ascii="宋体" w:hAnsi="宋体" w:eastAsia="宋体" w:cs="宋体"/>
                 <w:spacing w:val="-3"/>
                 <w:sz w:val="24"/>
                 <w:szCs w:val="24"/>
@@ -267,17 +393,31 @@
           </w:tcPr>
           <w:p>
             <w:pPr>
+              <w:keepNext w:val="0"/>
+              <w:keepLines w:val="0"/>
+              <w:pageBreakBefore w:val="0"/>
+              <w:widowControl w:val="0"/>
+              <w:kinsoku w:val="0"/>
+              <w:wordWrap/>
+              <w:overflowPunct/>
+              <w:topLinePunct w:val="0"/>
+              <w:autoSpaceDE w:val="0"/>
+              <w:autoSpaceDN w:val="0"/>
+              <w:bidi w:val="0"/>
+              <w:adjustRightInd w:val="0"/>
+              <w:snapToGrid w:val="0"/>
               <w:spacing w:before="182" w:line="219" w:lineRule="auto"/>
               <w:ind w:left="109"/>
+              <w:textAlignment w:val="baseline"/>
               <w:rPr>
-                <w:rFonts w:ascii="宋体" w:eastAsia="宋体" w:hAnsi="宋体" w:cs="宋体"/>
+                <w:rFonts w:ascii="宋体" w:hAnsi="宋体" w:eastAsia="宋体" w:cs="宋体"/>
                 <w:sz w:val="24"/>
                 <w:szCs w:val="24"/>
               </w:rPr>
             </w:pPr>
             <w:r>
               <w:rPr>
-                <w:rFonts w:ascii="宋体" w:eastAsia="宋体" w:hAnsi="宋体" w:cs="宋体"/>
+                <w:rFonts w:ascii="宋体" w:hAnsi="宋体" w:eastAsia="宋体" w:cs="宋体"/>
                 <w:spacing w:val="-1"/>
                 <w:sz w:val="24"/>
                 <w:szCs w:val="24"/>
@@ -289,9 +429,14 @@
       </w:tr>
       <w:tr>
         <w:tblPrEx>
-          <w:tblW w:w="9072" w:type="dxa"/>
-          <w:tblInd w:w="5" w:type="dxa"/>
-          <w:tblLayout w:type="fixed"/>
+          <w:tblBorders>
+            <w:top w:val="single" w:color="000000" w:sz="4" w:space="0"/>
+            <w:left w:val="single" w:color="000000" w:sz="4" w:space="0"/>
+            <w:bottom w:val="single" w:color="000000" w:sz="4" w:space="0"/>
+            <w:right w:val="single" w:color="000000" w:sz="4" w:space="0"/>
+            <w:insideH w:val="single" w:color="000000" w:sz="4" w:space="0"/>
+            <w:insideV w:val="single" w:color="000000" w:sz="4" w:space="0"/>
+          </w:tblBorders>
           <w:tblCellMar>
             <w:top w:w="0" w:type="dxa"/>
             <w:left w:w="0" w:type="dxa"/>
@@ -300,7 +445,7 @@
           </w:tblCellMar>
         </w:tblPrEx>
         <w:trPr>
-          <w:trHeight w:val="607"/>
+          <w:trHeight w:val="607" w:hRule="atLeast"/>
         </w:trPr>
         <w:tc>
           <w:tcPr>
@@ -308,17 +453,31 @@
           </w:tcPr>
           <w:p>
             <w:pPr>
+              <w:keepNext w:val="0"/>
+              <w:keepLines w:val="0"/>
+              <w:pageBreakBefore w:val="0"/>
+              <w:widowControl w:val="0"/>
+              <w:kinsoku w:val="0"/>
+              <w:wordWrap/>
+              <w:overflowPunct/>
+              <w:topLinePunct w:val="0"/>
+              <w:autoSpaceDE w:val="0"/>
+              <w:autoSpaceDN w:val="0"/>
+              <w:bidi w:val="0"/>
+              <w:adjustRightInd w:val="0"/>
+              <w:snapToGrid w:val="0"/>
               <w:spacing w:before="183" w:line="219" w:lineRule="auto"/>
               <w:ind w:left="447"/>
+              <w:textAlignment w:val="baseline"/>
               <w:rPr>
-                <w:rFonts w:ascii="宋体" w:eastAsia="宋体" w:hAnsi="宋体" w:cs="宋体"/>
+                <w:rFonts w:ascii="宋体" w:hAnsi="宋体" w:eastAsia="宋体" w:cs="宋体"/>
                 <w:sz w:val="24"/>
                 <w:szCs w:val="24"/>
               </w:rPr>
             </w:pPr>
             <w:r>
               <w:rPr>
-                <w:rFonts w:ascii="宋体" w:eastAsia="宋体" w:hAnsi="宋体" w:cs="宋体"/>
+                <w:rFonts w:ascii="宋体" w:hAnsi="宋体" w:eastAsia="宋体" w:cs="宋体"/>
                 <w:spacing w:val="-3"/>
                 <w:sz w:val="24"/>
                 <w:szCs w:val="24"/>
@@ -333,17 +492,31 @@
           </w:tcPr>
           <w:p>
             <w:pPr>
+              <w:keepNext w:val="0"/>
+              <w:keepLines w:val="0"/>
+              <w:pageBreakBefore w:val="0"/>
+              <w:widowControl w:val="0"/>
+              <w:kinsoku w:val="0"/>
+              <w:wordWrap/>
+              <w:overflowPunct/>
+              <w:topLinePunct w:val="0"/>
+              <w:autoSpaceDE w:val="0"/>
+              <w:autoSpaceDN w:val="0"/>
+              <w:bidi w:val="0"/>
+              <w:adjustRightInd w:val="0"/>
+              <w:snapToGrid w:val="0"/>
               <w:spacing w:before="183" w:line="219" w:lineRule="auto"/>
               <w:ind w:left="229"/>
+              <w:textAlignment w:val="baseline"/>
               <w:rPr>
-                <w:rFonts w:ascii="宋体" w:eastAsia="宋体" w:hAnsi="宋体" w:cs="宋体"/>
+                <w:rFonts w:ascii="宋体" w:hAnsi="宋体" w:eastAsia="宋体" w:cs="宋体"/>
                 <w:sz w:val="24"/>
                 <w:szCs w:val="24"/>
               </w:rPr>
             </w:pPr>
             <w:r>
               <w:rPr>
-                <w:rFonts w:ascii="宋体" w:eastAsia="宋体" w:hAnsi="宋体" w:cs="宋体"/>
+                <w:rFonts w:ascii="宋体" w:hAnsi="宋体" w:eastAsia="宋体" w:cs="宋体"/>
                 <w:spacing w:val="-2"/>
                 <w:sz w:val="24"/>
                 <w:szCs w:val="24"/>
@@ -358,17 +531,31 @@
           </w:tcPr>
           <w:p>
             <w:pPr>
+              <w:keepNext w:val="0"/>
+              <w:keepLines w:val="0"/>
+              <w:pageBreakBefore w:val="0"/>
+              <w:widowControl w:val="0"/>
+              <w:kinsoku w:val="0"/>
+              <w:wordWrap/>
+              <w:overflowPunct/>
+              <w:topLinePunct w:val="0"/>
+              <w:autoSpaceDE w:val="0"/>
+              <w:autoSpaceDN w:val="0"/>
+              <w:bidi w:val="0"/>
+              <w:adjustRightInd w:val="0"/>
+              <w:snapToGrid w:val="0"/>
               <w:spacing w:before="183" w:line="219" w:lineRule="auto"/>
               <w:ind w:left="676"/>
+              <w:textAlignment w:val="baseline"/>
               <w:rPr>
-                <w:rFonts w:ascii="宋体" w:eastAsia="宋体" w:hAnsi="宋体" w:cs="宋体"/>
+                <w:rFonts w:ascii="宋体" w:hAnsi="宋体" w:eastAsia="宋体" w:cs="宋体"/>
                 <w:sz w:val="24"/>
                 <w:szCs w:val="24"/>
               </w:rPr>
             </w:pPr>
             <w:r>
               <w:rPr>
-                <w:rFonts w:ascii="宋体" w:eastAsia="宋体" w:hAnsi="宋体" w:cs="宋体"/>
+                <w:rFonts w:ascii="宋体" w:hAnsi="宋体" w:eastAsia="宋体" w:cs="宋体"/>
                 <w:spacing w:val="-2"/>
                 <w:sz w:val="24"/>
                 <w:szCs w:val="24"/>
@@ -383,17 +570,31 @@
           </w:tcPr>
           <w:p>
             <w:pPr>
+              <w:keepNext w:val="0"/>
+              <w:keepLines w:val="0"/>
+              <w:pageBreakBefore w:val="0"/>
+              <w:widowControl w:val="0"/>
+              <w:kinsoku w:val="0"/>
+              <w:wordWrap/>
+              <w:overflowPunct/>
+              <w:topLinePunct w:val="0"/>
+              <w:autoSpaceDE w:val="0"/>
+              <w:autoSpaceDN w:val="0"/>
+              <w:bidi w:val="0"/>
+              <w:adjustRightInd w:val="0"/>
+              <w:snapToGrid w:val="0"/>
               <w:spacing w:before="184" w:line="220" w:lineRule="auto"/>
               <w:ind w:left="545"/>
+              <w:textAlignment w:val="baseline"/>
               <w:rPr>
-                <w:rFonts w:ascii="宋体" w:eastAsia="宋体" w:hAnsi="宋体" w:cs="宋体"/>
+                <w:rFonts w:ascii="宋体" w:hAnsi="宋体" w:eastAsia="宋体" w:cs="宋体"/>
                 <w:sz w:val="24"/>
                 <w:szCs w:val="24"/>
               </w:rPr>
             </w:pPr>
             <w:r>
               <w:rPr>
-                <w:rFonts w:ascii="宋体" w:eastAsia="宋体" w:hAnsi="宋体" w:cs="宋体"/>
+                <w:rFonts w:ascii="宋体" w:hAnsi="宋体" w:eastAsia="宋体" w:cs="宋体"/>
                 <w:spacing w:val="-3"/>
                 <w:sz w:val="24"/>
                 <w:szCs w:val="24"/>
@@ -408,17 +609,31 @@
           </w:tcPr>
           <w:p>
             <w:pPr>
+              <w:keepNext w:val="0"/>
+              <w:keepLines w:val="0"/>
+              <w:pageBreakBefore w:val="0"/>
+              <w:widowControl w:val="0"/>
+              <w:kinsoku w:val="0"/>
+              <w:wordWrap/>
+              <w:overflowPunct/>
+              <w:topLinePunct w:val="0"/>
+              <w:autoSpaceDE w:val="0"/>
+              <w:autoSpaceDN w:val="0"/>
+              <w:bidi w:val="0"/>
+              <w:adjustRightInd w:val="0"/>
+              <w:snapToGrid w:val="0"/>
               <w:spacing w:before="184" w:line="220" w:lineRule="auto"/>
               <w:ind w:left="754"/>
+              <w:textAlignment w:val="baseline"/>
               <w:rPr>
-                <w:rFonts w:ascii="宋体" w:eastAsia="宋体" w:hAnsi="宋体" w:cs="宋体"/>
+                <w:rFonts w:ascii="宋体" w:hAnsi="宋体" w:eastAsia="宋体" w:cs="宋体"/>
                 <w:sz w:val="24"/>
                 <w:szCs w:val="24"/>
               </w:rPr>
             </w:pPr>
             <w:r>
               <w:rPr>
-                <w:rFonts w:ascii="宋体" w:eastAsia="宋体" w:hAnsi="宋体" w:cs="宋体"/>
+                <w:rFonts w:ascii="宋体" w:hAnsi="宋体" w:eastAsia="宋体" w:cs="宋体"/>
                 <w:spacing w:val="-6"/>
                 <w:sz w:val="24"/>
                 <w:szCs w:val="24"/>
@@ -430,9 +645,14 @@
       </w:tr>
       <w:tr>
         <w:tblPrEx>
-          <w:tblW w:w="9072" w:type="dxa"/>
-          <w:tblInd w:w="5" w:type="dxa"/>
-          <w:tblLayout w:type="fixed"/>
+          <w:tblBorders>
+            <w:top w:val="single" w:color="000000" w:sz="4" w:space="0"/>
+            <w:left w:val="single" w:color="000000" w:sz="4" w:space="0"/>
+            <w:bottom w:val="single" w:color="000000" w:sz="4" w:space="0"/>
+            <w:right w:val="single" w:color="000000" w:sz="4" w:space="0"/>
+            <w:insideH w:val="single" w:color="000000" w:sz="4" w:space="0"/>
+            <w:insideV w:val="single" w:color="000000" w:sz="4" w:space="0"/>
+          </w:tblBorders>
           <w:tblCellMar>
             <w:top w:w="0" w:type="dxa"/>
             <w:left w:w="0" w:type="dxa"/>
@@ -441,7 +661,7 @@
           </w:tblCellMar>
         </w:tblPrEx>
         <w:trPr>
-          <w:trHeight w:val="474"/>
+          <w:trHeight w:val="474" w:hRule="atLeast"/>
         </w:trPr>
         <w:tc>
           <w:tcPr>
@@ -449,17 +669,31 @@
           </w:tcPr>
           <w:p>
             <w:pPr>
+              <w:keepNext w:val="0"/>
+              <w:keepLines w:val="0"/>
+              <w:pageBreakBefore w:val="0"/>
+              <w:widowControl w:val="0"/>
+              <w:kinsoku w:val="0"/>
+              <w:wordWrap/>
+              <w:overflowPunct/>
+              <w:topLinePunct w:val="0"/>
+              <w:autoSpaceDE w:val="0"/>
+              <w:autoSpaceDN w:val="0"/>
+              <w:bidi w:val="0"/>
+              <w:adjustRightInd w:val="0"/>
+              <w:snapToGrid w:val="0"/>
               <w:spacing w:before="162" w:line="239" w:lineRule="auto"/>
               <w:ind w:left="709"/>
+              <w:textAlignment w:val="baseline"/>
               <w:rPr>
-                <w:rFonts w:ascii="宋体" w:eastAsia="宋体" w:hAnsi="宋体" w:cs="宋体"/>
+                <w:rFonts w:ascii="宋体" w:hAnsi="宋体" w:eastAsia="宋体" w:cs="宋体"/>
                 <w:sz w:val="21"/>
                 <w:szCs w:val="21"/>
               </w:rPr>
             </w:pPr>
             <w:r>
               <w:rPr>
-                <w:rFonts w:ascii="宋体" w:eastAsia="宋体" w:hAnsi="宋体" w:cs="宋体"/>
+                <w:rFonts w:ascii="宋体" w:hAnsi="宋体" w:eastAsia="宋体" w:cs="宋体"/>
                 <w:spacing w:val="-1"/>
                 <w:sz w:val="21"/>
                 <w:szCs w:val="21"/>
@@ -474,17 +708,31 @@
           </w:tcPr>
           <w:p>
             <w:pPr>
+              <w:keepNext w:val="0"/>
+              <w:keepLines w:val="0"/>
+              <w:pageBreakBefore w:val="0"/>
+              <w:widowControl w:val="0"/>
+              <w:kinsoku w:val="0"/>
+              <w:wordWrap/>
+              <w:overflowPunct/>
+              <w:topLinePunct w:val="0"/>
+              <w:autoSpaceDE w:val="0"/>
+              <w:autoSpaceDN w:val="0"/>
+              <w:bidi w:val="0"/>
+              <w:adjustRightInd w:val="0"/>
+              <w:snapToGrid w:val="0"/>
               <w:spacing w:before="162"/>
               <w:ind w:left="290"/>
+              <w:textAlignment w:val="baseline"/>
               <w:rPr>
-                <w:rFonts w:ascii="宋体" w:eastAsia="宋体" w:hAnsi="宋体" w:cs="宋体"/>
+                <w:rFonts w:ascii="宋体" w:hAnsi="宋体" w:eastAsia="宋体" w:cs="宋体"/>
                 <w:sz w:val="21"/>
                 <w:szCs w:val="21"/>
               </w:rPr>
             </w:pPr>
             <w:r>
               <w:rPr>
-                <w:rFonts w:ascii="宋体" w:eastAsia="宋体" w:hAnsi="宋体" w:cs="宋体"/>
+                <w:rFonts w:ascii="宋体" w:hAnsi="宋体" w:eastAsia="宋体" w:cs="宋体"/>
                 <w:spacing w:val="-2"/>
                 <w:sz w:val="21"/>
                 <w:szCs w:val="21"/>
@@ -499,17 +747,31 @@
           </w:tcPr>
           <w:p>
             <w:pPr>
+              <w:keepNext w:val="0"/>
+              <w:keepLines w:val="0"/>
+              <w:pageBreakBefore w:val="0"/>
+              <w:widowControl w:val="0"/>
+              <w:kinsoku w:val="0"/>
+              <w:wordWrap/>
+              <w:overflowPunct/>
+              <w:topLinePunct w:val="0"/>
+              <w:autoSpaceDE w:val="0"/>
+              <w:autoSpaceDN w:val="0"/>
+              <w:bidi w:val="0"/>
+              <w:adjustRightInd w:val="0"/>
+              <w:snapToGrid w:val="0"/>
               <w:spacing w:before="132" w:line="219" w:lineRule="auto"/>
               <w:ind w:left="738"/>
+              <w:textAlignment w:val="baseline"/>
               <w:rPr>
-                <w:rFonts w:ascii="宋体" w:eastAsia="宋体" w:hAnsi="宋体" w:cs="宋体"/>
+                <w:rFonts w:ascii="宋体" w:hAnsi="宋体" w:eastAsia="宋体" w:cs="宋体"/>
                 <w:sz w:val="21"/>
                 <w:szCs w:val="21"/>
               </w:rPr>
             </w:pPr>
             <w:r>
               <w:rPr>
-                <w:rFonts w:ascii="宋体" w:eastAsia="宋体" w:hAnsi="宋体" w:cs="宋体"/>
+                <w:rFonts w:ascii="宋体" w:hAnsi="宋体" w:eastAsia="宋体" w:cs="宋体"/>
                 <w:spacing w:val="-3"/>
                 <w:sz w:val="21"/>
                 <w:szCs w:val="21"/>
@@ -524,10 +786,24 @@
           </w:tcPr>
           <w:p>
             <w:pPr>
+              <w:keepNext w:val="0"/>
+              <w:keepLines w:val="0"/>
+              <w:pageBreakBefore w:val="0"/>
+              <w:widowControl w:val="0"/>
+              <w:kinsoku w:val="0"/>
+              <w:wordWrap/>
+              <w:overflowPunct/>
+              <w:topLinePunct w:val="0"/>
+              <w:autoSpaceDE w:val="0"/>
+              <w:autoSpaceDN w:val="0"/>
+              <w:bidi w:val="0"/>
+              <w:adjustRightInd w:val="0"/>
+              <w:snapToGrid w:val="0"/>
               <w:spacing w:before="132" w:line="220" w:lineRule="auto"/>
               <w:ind w:left="470"/>
+              <w:textAlignment w:val="baseline"/>
               <w:rPr>
-                <w:rFonts w:ascii="宋体" w:eastAsia="宋体" w:hAnsi="宋体" w:cs="宋体" w:hint="eastAsia"/>
+                <w:rFonts w:hint="eastAsia" w:ascii="宋体" w:hAnsi="宋体" w:eastAsia="宋体" w:cs="宋体"/>
                 <w:sz w:val="21"/>
                 <w:szCs w:val="21"/>
                 <w:lang w:val="en-US" w:eastAsia="zh-CN"/>
@@ -535,7 +811,7 @@
             </w:pPr>
             <w:r>
               <w:rPr>
-                <w:rFonts w:ascii="宋体" w:eastAsia="宋体" w:hAnsi="宋体" w:cs="宋体" w:hint="eastAsia"/>
+                <w:rFonts w:hint="eastAsia" w:ascii="宋体" w:hAnsi="宋体" w:eastAsia="宋体" w:cs="宋体"/>
                 <w:sz w:val="21"/>
                 <w:szCs w:val="21"/>
                 <w:lang w:val="en-US" w:eastAsia="zh-CN"/>
@@ -550,10 +826,24 @@
           </w:tcPr>
           <w:p>
             <w:pPr>
+              <w:keepNext w:val="0"/>
+              <w:keepLines w:val="0"/>
+              <w:pageBreakBefore w:val="0"/>
+              <w:widowControl w:val="0"/>
+              <w:kinsoku w:val="0"/>
+              <w:wordWrap/>
+              <w:overflowPunct/>
+              <w:topLinePunct w:val="0"/>
+              <w:autoSpaceDE w:val="0"/>
+              <w:autoSpaceDN w:val="0"/>
+              <w:bidi w:val="0"/>
+              <w:adjustRightInd w:val="0"/>
+              <w:snapToGrid w:val="0"/>
               <w:spacing w:before="133" w:line="220" w:lineRule="auto"/>
               <w:ind w:left="676"/>
+              <w:textAlignment w:val="baseline"/>
               <w:rPr>
-                <w:rFonts w:ascii="宋体" w:eastAsia="宋体" w:hAnsi="宋体" w:cs="宋体" w:hint="eastAsia"/>
+                <w:rFonts w:hint="eastAsia" w:ascii="宋体" w:hAnsi="宋体" w:eastAsia="宋体" w:cs="宋体"/>
                 <w:sz w:val="21"/>
                 <w:szCs w:val="21"/>
                 <w:lang w:val="en-US" w:eastAsia="zh-CN"/>
@@ -561,7 +851,7 @@
             </w:pPr>
             <w:r>
               <w:rPr>
-                <w:rFonts w:ascii="宋体" w:eastAsia="宋体" w:hAnsi="宋体" w:cs="宋体" w:hint="eastAsia"/>
+                <w:rFonts w:hint="eastAsia" w:ascii="宋体" w:hAnsi="宋体" w:eastAsia="宋体" w:cs="宋体"/>
                 <w:sz w:val="21"/>
                 <w:szCs w:val="21"/>
                 <w:lang w:val="en-US" w:eastAsia="zh-CN"/>
@@ -573,9 +863,14 @@
       </w:tr>
       <w:tr>
         <w:tblPrEx>
-          <w:tblW w:w="9072" w:type="dxa"/>
-          <w:tblInd w:w="5" w:type="dxa"/>
-          <w:tblLayout w:type="fixed"/>
+          <w:tblBorders>
+            <w:top w:val="single" w:color="000000" w:sz="4" w:space="0"/>
+            <w:left w:val="single" w:color="000000" w:sz="4" w:space="0"/>
+            <w:bottom w:val="single" w:color="000000" w:sz="4" w:space="0"/>
+            <w:right w:val="single" w:color="000000" w:sz="4" w:space="0"/>
+            <w:insideH w:val="single" w:color="000000" w:sz="4" w:space="0"/>
+            <w:insideV w:val="single" w:color="000000" w:sz="4" w:space="0"/>
+          </w:tblBorders>
           <w:tblCellMar>
             <w:top w:w="0" w:type="dxa"/>
             <w:left w:w="0" w:type="dxa"/>
@@ -584,7 +879,7 @@
           </w:tblCellMar>
         </w:tblPrEx>
         <w:trPr>
-          <w:trHeight w:val="474"/>
+          <w:trHeight w:val="474" w:hRule="atLeast"/>
         </w:trPr>
         <w:tc>
           <w:tcPr>
@@ -592,7 +887,21 @@
           </w:tcPr>
           <w:p>
             <w:pPr>
-              <w:pStyle w:val="TableText"/>
+              <w:pStyle w:val="25"/>
+              <w:keepNext w:val="0"/>
+              <w:keepLines w:val="0"/>
+              <w:pageBreakBefore w:val="0"/>
+              <w:widowControl w:val="0"/>
+              <w:kinsoku w:val="0"/>
+              <w:wordWrap/>
+              <w:overflowPunct/>
+              <w:topLinePunct w:val="0"/>
+              <w:autoSpaceDE w:val="0"/>
+              <w:autoSpaceDN w:val="0"/>
+              <w:bidi w:val="0"/>
+              <w:adjustRightInd w:val="0"/>
+              <w:snapToGrid w:val="0"/>
+              <w:textAlignment w:val="baseline"/>
             </w:pPr>
           </w:p>
         </w:tc>
@@ -602,7 +911,21 @@
           </w:tcPr>
           <w:p>
             <w:pPr>
-              <w:pStyle w:val="TableText"/>
+              <w:pStyle w:val="25"/>
+              <w:keepNext w:val="0"/>
+              <w:keepLines w:val="0"/>
+              <w:pageBreakBefore w:val="0"/>
+              <w:widowControl w:val="0"/>
+              <w:kinsoku w:val="0"/>
+              <w:wordWrap/>
+              <w:overflowPunct/>
+              <w:topLinePunct w:val="0"/>
+              <w:autoSpaceDE w:val="0"/>
+              <w:autoSpaceDN w:val="0"/>
+              <w:bidi w:val="0"/>
+              <w:adjustRightInd w:val="0"/>
+              <w:snapToGrid w:val="0"/>
+              <w:textAlignment w:val="baseline"/>
             </w:pPr>
           </w:p>
         </w:tc>
@@ -612,7 +935,21 @@
           </w:tcPr>
           <w:p>
             <w:pPr>
-              <w:pStyle w:val="TableText"/>
+              <w:pStyle w:val="25"/>
+              <w:keepNext w:val="0"/>
+              <w:keepLines w:val="0"/>
+              <w:pageBreakBefore w:val="0"/>
+              <w:widowControl w:val="0"/>
+              <w:kinsoku w:val="0"/>
+              <w:wordWrap/>
+              <w:overflowPunct/>
+              <w:topLinePunct w:val="0"/>
+              <w:autoSpaceDE w:val="0"/>
+              <w:autoSpaceDN w:val="0"/>
+              <w:bidi w:val="0"/>
+              <w:adjustRightInd w:val="0"/>
+              <w:snapToGrid w:val="0"/>
+              <w:textAlignment w:val="baseline"/>
             </w:pPr>
           </w:p>
         </w:tc>
@@ -622,7 +959,21 @@
           </w:tcPr>
           <w:p>
             <w:pPr>
-              <w:pStyle w:val="TableText"/>
+              <w:pStyle w:val="25"/>
+              <w:keepNext w:val="0"/>
+              <w:keepLines w:val="0"/>
+              <w:pageBreakBefore w:val="0"/>
+              <w:widowControl w:val="0"/>
+              <w:kinsoku w:val="0"/>
+              <w:wordWrap/>
+              <w:overflowPunct/>
+              <w:topLinePunct w:val="0"/>
+              <w:autoSpaceDE w:val="0"/>
+              <w:autoSpaceDN w:val="0"/>
+              <w:bidi w:val="0"/>
+              <w:adjustRightInd w:val="0"/>
+              <w:snapToGrid w:val="0"/>
+              <w:textAlignment w:val="baseline"/>
             </w:pPr>
           </w:p>
         </w:tc>
@@ -632,16 +983,35 @@
           </w:tcPr>
           <w:p>
             <w:pPr>
-              <w:pStyle w:val="TableText"/>
+              <w:pStyle w:val="25"/>
+              <w:keepNext w:val="0"/>
+              <w:keepLines w:val="0"/>
+              <w:pageBreakBefore w:val="0"/>
+              <w:widowControl w:val="0"/>
+              <w:kinsoku w:val="0"/>
+              <w:wordWrap/>
+              <w:overflowPunct/>
+              <w:topLinePunct w:val="0"/>
+              <w:autoSpaceDE w:val="0"/>
+              <w:autoSpaceDN w:val="0"/>
+              <w:bidi w:val="0"/>
+              <w:adjustRightInd w:val="0"/>
+              <w:snapToGrid w:val="0"/>
+              <w:textAlignment w:val="baseline"/>
             </w:pPr>
           </w:p>
         </w:tc>
       </w:tr>
       <w:tr>
         <w:tblPrEx>
-          <w:tblW w:w="9072" w:type="dxa"/>
-          <w:tblInd w:w="5" w:type="dxa"/>
-          <w:tblLayout w:type="fixed"/>
+          <w:tblBorders>
+            <w:top w:val="single" w:color="000000" w:sz="4" w:space="0"/>
+            <w:left w:val="single" w:color="000000" w:sz="4" w:space="0"/>
+            <w:bottom w:val="single" w:color="000000" w:sz="4" w:space="0"/>
+            <w:right w:val="single" w:color="000000" w:sz="4" w:space="0"/>
+            <w:insideH w:val="single" w:color="000000" w:sz="4" w:space="0"/>
+            <w:insideV w:val="single" w:color="000000" w:sz="4" w:space="0"/>
+          </w:tblBorders>
           <w:tblCellMar>
             <w:top w:w="0" w:type="dxa"/>
             <w:left w:w="0" w:type="dxa"/>
@@ -650,7 +1020,7 @@
           </w:tblCellMar>
         </w:tblPrEx>
         <w:trPr>
-          <w:trHeight w:val="474"/>
+          <w:trHeight w:val="474" w:hRule="atLeast"/>
         </w:trPr>
         <w:tc>
           <w:tcPr>
@@ -658,7 +1028,21 @@
           </w:tcPr>
           <w:p>
             <w:pPr>
-              <w:pStyle w:val="TableText"/>
+              <w:pStyle w:val="25"/>
+              <w:keepNext w:val="0"/>
+              <w:keepLines w:val="0"/>
+              <w:pageBreakBefore w:val="0"/>
+              <w:widowControl w:val="0"/>
+              <w:kinsoku w:val="0"/>
+              <w:wordWrap/>
+              <w:overflowPunct/>
+              <w:topLinePunct w:val="0"/>
+              <w:autoSpaceDE w:val="0"/>
+              <w:autoSpaceDN w:val="0"/>
+              <w:bidi w:val="0"/>
+              <w:adjustRightInd w:val="0"/>
+              <w:snapToGrid w:val="0"/>
+              <w:textAlignment w:val="baseline"/>
             </w:pPr>
           </w:p>
         </w:tc>
@@ -668,7 +1052,21 @@
           </w:tcPr>
           <w:p>
             <w:pPr>
-              <w:pStyle w:val="TableText"/>
+              <w:pStyle w:val="25"/>
+              <w:keepNext w:val="0"/>
+              <w:keepLines w:val="0"/>
+              <w:pageBreakBefore w:val="0"/>
+              <w:widowControl w:val="0"/>
+              <w:kinsoku w:val="0"/>
+              <w:wordWrap/>
+              <w:overflowPunct/>
+              <w:topLinePunct w:val="0"/>
+              <w:autoSpaceDE w:val="0"/>
+              <w:autoSpaceDN w:val="0"/>
+              <w:bidi w:val="0"/>
+              <w:adjustRightInd w:val="0"/>
+              <w:snapToGrid w:val="0"/>
+              <w:textAlignment w:val="baseline"/>
             </w:pPr>
           </w:p>
         </w:tc>
@@ -678,7 +1076,21 @@
           </w:tcPr>
           <w:p>
             <w:pPr>
-              <w:pStyle w:val="TableText"/>
+              <w:pStyle w:val="25"/>
+              <w:keepNext w:val="0"/>
+              <w:keepLines w:val="0"/>
+              <w:pageBreakBefore w:val="0"/>
+              <w:widowControl w:val="0"/>
+              <w:kinsoku w:val="0"/>
+              <w:wordWrap/>
+              <w:overflowPunct/>
+              <w:topLinePunct w:val="0"/>
+              <w:autoSpaceDE w:val="0"/>
+              <w:autoSpaceDN w:val="0"/>
+              <w:bidi w:val="0"/>
+              <w:adjustRightInd w:val="0"/>
+              <w:snapToGrid w:val="0"/>
+              <w:textAlignment w:val="baseline"/>
             </w:pPr>
           </w:p>
         </w:tc>
@@ -688,7 +1100,21 @@
           </w:tcPr>
           <w:p>
             <w:pPr>
-              <w:pStyle w:val="TableText"/>
+              <w:pStyle w:val="25"/>
+              <w:keepNext w:val="0"/>
+              <w:keepLines w:val="0"/>
+              <w:pageBreakBefore w:val="0"/>
+              <w:widowControl w:val="0"/>
+              <w:kinsoku w:val="0"/>
+              <w:wordWrap/>
+              <w:overflowPunct/>
+              <w:topLinePunct w:val="0"/>
+              <w:autoSpaceDE w:val="0"/>
+              <w:autoSpaceDN w:val="0"/>
+              <w:bidi w:val="0"/>
+              <w:adjustRightInd w:val="0"/>
+              <w:snapToGrid w:val="0"/>
+              <w:textAlignment w:val="baseline"/>
             </w:pPr>
           </w:p>
         </w:tc>
@@ -698,16 +1124,35 @@
           </w:tcPr>
           <w:p>
             <w:pPr>
-              <w:pStyle w:val="TableText"/>
+              <w:pStyle w:val="25"/>
+              <w:keepNext w:val="0"/>
+              <w:keepLines w:val="0"/>
+              <w:pageBreakBefore w:val="0"/>
+              <w:widowControl w:val="0"/>
+              <w:kinsoku w:val="0"/>
+              <w:wordWrap/>
+              <w:overflowPunct/>
+              <w:topLinePunct w:val="0"/>
+              <w:autoSpaceDE w:val="0"/>
+              <w:autoSpaceDN w:val="0"/>
+              <w:bidi w:val="0"/>
+              <w:adjustRightInd w:val="0"/>
+              <w:snapToGrid w:val="0"/>
+              <w:textAlignment w:val="baseline"/>
             </w:pPr>
           </w:p>
         </w:tc>
       </w:tr>
       <w:tr>
         <w:tblPrEx>
-          <w:tblW w:w="9072" w:type="dxa"/>
-          <w:tblInd w:w="5" w:type="dxa"/>
-          <w:tblLayout w:type="fixed"/>
+          <w:tblBorders>
+            <w:top w:val="single" w:color="000000" w:sz="4" w:space="0"/>
+            <w:left w:val="single" w:color="000000" w:sz="4" w:space="0"/>
+            <w:bottom w:val="single" w:color="000000" w:sz="4" w:space="0"/>
+            <w:right w:val="single" w:color="000000" w:sz="4" w:space="0"/>
+            <w:insideH w:val="single" w:color="000000" w:sz="4" w:space="0"/>
+            <w:insideV w:val="single" w:color="000000" w:sz="4" w:space="0"/>
+          </w:tblBorders>
           <w:tblCellMar>
             <w:top w:w="0" w:type="dxa"/>
             <w:left w:w="0" w:type="dxa"/>
@@ -716,7 +1161,7 @@
           </w:tblCellMar>
         </w:tblPrEx>
         <w:trPr>
-          <w:trHeight w:val="474"/>
+          <w:trHeight w:val="474" w:hRule="atLeast"/>
         </w:trPr>
         <w:tc>
           <w:tcPr>
@@ -724,7 +1169,21 @@
           </w:tcPr>
           <w:p>
             <w:pPr>
-              <w:pStyle w:val="TableText"/>
+              <w:pStyle w:val="25"/>
+              <w:keepNext w:val="0"/>
+              <w:keepLines w:val="0"/>
+              <w:pageBreakBefore w:val="0"/>
+              <w:widowControl w:val="0"/>
+              <w:kinsoku w:val="0"/>
+              <w:wordWrap/>
+              <w:overflowPunct/>
+              <w:topLinePunct w:val="0"/>
+              <w:autoSpaceDE w:val="0"/>
+              <w:autoSpaceDN w:val="0"/>
+              <w:bidi w:val="0"/>
+              <w:adjustRightInd w:val="0"/>
+              <w:snapToGrid w:val="0"/>
+              <w:textAlignment w:val="baseline"/>
             </w:pPr>
           </w:p>
         </w:tc>
@@ -734,7 +1193,21 @@
           </w:tcPr>
           <w:p>
             <w:pPr>
-              <w:pStyle w:val="TableText"/>
+              <w:pStyle w:val="25"/>
+              <w:keepNext w:val="0"/>
+              <w:keepLines w:val="0"/>
+              <w:pageBreakBefore w:val="0"/>
+              <w:widowControl w:val="0"/>
+              <w:kinsoku w:val="0"/>
+              <w:wordWrap/>
+              <w:overflowPunct/>
+              <w:topLinePunct w:val="0"/>
+              <w:autoSpaceDE w:val="0"/>
+              <w:autoSpaceDN w:val="0"/>
+              <w:bidi w:val="0"/>
+              <w:adjustRightInd w:val="0"/>
+              <w:snapToGrid w:val="0"/>
+              <w:textAlignment w:val="baseline"/>
             </w:pPr>
           </w:p>
         </w:tc>
@@ -744,7 +1217,21 @@
           </w:tcPr>
           <w:p>
             <w:pPr>
-              <w:pStyle w:val="TableText"/>
+              <w:pStyle w:val="25"/>
+              <w:keepNext w:val="0"/>
+              <w:keepLines w:val="0"/>
+              <w:pageBreakBefore w:val="0"/>
+              <w:widowControl w:val="0"/>
+              <w:kinsoku w:val="0"/>
+              <w:wordWrap/>
+              <w:overflowPunct/>
+              <w:topLinePunct w:val="0"/>
+              <w:autoSpaceDE w:val="0"/>
+              <w:autoSpaceDN w:val="0"/>
+              <w:bidi w:val="0"/>
+              <w:adjustRightInd w:val="0"/>
+              <w:snapToGrid w:val="0"/>
+              <w:textAlignment w:val="baseline"/>
             </w:pPr>
           </w:p>
         </w:tc>
@@ -754,7 +1241,21 @@
           </w:tcPr>
           <w:p>
             <w:pPr>
-              <w:pStyle w:val="TableText"/>
+              <w:pStyle w:val="25"/>
+              <w:keepNext w:val="0"/>
+              <w:keepLines w:val="0"/>
+              <w:pageBreakBefore w:val="0"/>
+              <w:widowControl w:val="0"/>
+              <w:kinsoku w:val="0"/>
+              <w:wordWrap/>
+              <w:overflowPunct/>
+              <w:topLinePunct w:val="0"/>
+              <w:autoSpaceDE w:val="0"/>
+              <w:autoSpaceDN w:val="0"/>
+              <w:bidi w:val="0"/>
+              <w:adjustRightInd w:val="0"/>
+              <w:snapToGrid w:val="0"/>
+              <w:textAlignment w:val="baseline"/>
             </w:pPr>
           </w:p>
         </w:tc>
@@ -764,16 +1265,35 @@
           </w:tcPr>
           <w:p>
             <w:pPr>
-              <w:pStyle w:val="TableText"/>
+              <w:pStyle w:val="25"/>
+              <w:keepNext w:val="0"/>
+              <w:keepLines w:val="0"/>
+              <w:pageBreakBefore w:val="0"/>
+              <w:widowControl w:val="0"/>
+              <w:kinsoku w:val="0"/>
+              <w:wordWrap/>
+              <w:overflowPunct/>
+              <w:topLinePunct w:val="0"/>
+              <w:autoSpaceDE w:val="0"/>
+              <w:autoSpaceDN w:val="0"/>
+              <w:bidi w:val="0"/>
+              <w:adjustRightInd w:val="0"/>
+              <w:snapToGrid w:val="0"/>
+              <w:textAlignment w:val="baseline"/>
             </w:pPr>
           </w:p>
         </w:tc>
       </w:tr>
       <w:tr>
         <w:tblPrEx>
-          <w:tblW w:w="9072" w:type="dxa"/>
-          <w:tblInd w:w="5" w:type="dxa"/>
-          <w:tblLayout w:type="fixed"/>
+          <w:tblBorders>
+            <w:top w:val="single" w:color="000000" w:sz="4" w:space="0"/>
+            <w:left w:val="single" w:color="000000" w:sz="4" w:space="0"/>
+            <w:bottom w:val="single" w:color="000000" w:sz="4" w:space="0"/>
+            <w:right w:val="single" w:color="000000" w:sz="4" w:space="0"/>
+            <w:insideH w:val="single" w:color="000000" w:sz="4" w:space="0"/>
+            <w:insideV w:val="single" w:color="000000" w:sz="4" w:space="0"/>
+          </w:tblBorders>
           <w:tblCellMar>
             <w:top w:w="0" w:type="dxa"/>
             <w:left w:w="0" w:type="dxa"/>
@@ -782,7 +1302,7 @@
           </w:tblCellMar>
         </w:tblPrEx>
         <w:trPr>
-          <w:trHeight w:val="474"/>
+          <w:trHeight w:val="474" w:hRule="atLeast"/>
         </w:trPr>
         <w:tc>
           <w:tcPr>
@@ -790,7 +1310,21 @@
           </w:tcPr>
           <w:p>
             <w:pPr>
-              <w:pStyle w:val="TableText"/>
+              <w:pStyle w:val="25"/>
+              <w:keepNext w:val="0"/>
+              <w:keepLines w:val="0"/>
+              <w:pageBreakBefore w:val="0"/>
+              <w:widowControl w:val="0"/>
+              <w:kinsoku w:val="0"/>
+              <w:wordWrap/>
+              <w:overflowPunct/>
+              <w:topLinePunct w:val="0"/>
+              <w:autoSpaceDE w:val="0"/>
+              <w:autoSpaceDN w:val="0"/>
+              <w:bidi w:val="0"/>
+              <w:adjustRightInd w:val="0"/>
+              <w:snapToGrid w:val="0"/>
+              <w:textAlignment w:val="baseline"/>
             </w:pPr>
           </w:p>
         </w:tc>
@@ -800,7 +1334,21 @@
           </w:tcPr>
           <w:p>
             <w:pPr>
-              <w:pStyle w:val="TableText"/>
+              <w:pStyle w:val="25"/>
+              <w:keepNext w:val="0"/>
+              <w:keepLines w:val="0"/>
+              <w:pageBreakBefore w:val="0"/>
+              <w:widowControl w:val="0"/>
+              <w:kinsoku w:val="0"/>
+              <w:wordWrap/>
+              <w:overflowPunct/>
+              <w:topLinePunct w:val="0"/>
+              <w:autoSpaceDE w:val="0"/>
+              <w:autoSpaceDN w:val="0"/>
+              <w:bidi w:val="0"/>
+              <w:adjustRightInd w:val="0"/>
+              <w:snapToGrid w:val="0"/>
+              <w:textAlignment w:val="baseline"/>
             </w:pPr>
           </w:p>
         </w:tc>
@@ -810,7 +1358,21 @@
           </w:tcPr>
           <w:p>
             <w:pPr>
-              <w:pStyle w:val="TableText"/>
+              <w:pStyle w:val="25"/>
+              <w:keepNext w:val="0"/>
+              <w:keepLines w:val="0"/>
+              <w:pageBreakBefore w:val="0"/>
+              <w:widowControl w:val="0"/>
+              <w:kinsoku w:val="0"/>
+              <w:wordWrap/>
+              <w:overflowPunct/>
+              <w:topLinePunct w:val="0"/>
+              <w:autoSpaceDE w:val="0"/>
+              <w:autoSpaceDN w:val="0"/>
+              <w:bidi w:val="0"/>
+              <w:adjustRightInd w:val="0"/>
+              <w:snapToGrid w:val="0"/>
+              <w:textAlignment w:val="baseline"/>
             </w:pPr>
           </w:p>
         </w:tc>
@@ -820,7 +1382,21 @@
           </w:tcPr>
           <w:p>
             <w:pPr>
-              <w:pStyle w:val="TableText"/>
+              <w:pStyle w:val="25"/>
+              <w:keepNext w:val="0"/>
+              <w:keepLines w:val="0"/>
+              <w:pageBreakBefore w:val="0"/>
+              <w:widowControl w:val="0"/>
+              <w:kinsoku w:val="0"/>
+              <w:wordWrap/>
+              <w:overflowPunct/>
+              <w:topLinePunct w:val="0"/>
+              <w:autoSpaceDE w:val="0"/>
+              <w:autoSpaceDN w:val="0"/>
+              <w:bidi w:val="0"/>
+              <w:adjustRightInd w:val="0"/>
+              <w:snapToGrid w:val="0"/>
+              <w:textAlignment w:val="baseline"/>
             </w:pPr>
           </w:p>
         </w:tc>
@@ -830,16 +1406,35 @@
           </w:tcPr>
           <w:p>
             <w:pPr>
-              <w:pStyle w:val="TableText"/>
+              <w:pStyle w:val="25"/>
+              <w:keepNext w:val="0"/>
+              <w:keepLines w:val="0"/>
+              <w:pageBreakBefore w:val="0"/>
+              <w:widowControl w:val="0"/>
+              <w:kinsoku w:val="0"/>
+              <w:wordWrap/>
+              <w:overflowPunct/>
+              <w:topLinePunct w:val="0"/>
+              <w:autoSpaceDE w:val="0"/>
+              <w:autoSpaceDN w:val="0"/>
+              <w:bidi w:val="0"/>
+              <w:adjustRightInd w:val="0"/>
+              <w:snapToGrid w:val="0"/>
+              <w:textAlignment w:val="baseline"/>
             </w:pPr>
           </w:p>
         </w:tc>
       </w:tr>
       <w:tr>
         <w:tblPrEx>
-          <w:tblW w:w="9072" w:type="dxa"/>
-          <w:tblInd w:w="5" w:type="dxa"/>
-          <w:tblLayout w:type="fixed"/>
+          <w:tblBorders>
+            <w:top w:val="single" w:color="000000" w:sz="4" w:space="0"/>
+            <w:left w:val="single" w:color="000000" w:sz="4" w:space="0"/>
+            <w:bottom w:val="single" w:color="000000" w:sz="4" w:space="0"/>
+            <w:right w:val="single" w:color="000000" w:sz="4" w:space="0"/>
+            <w:insideH w:val="single" w:color="000000" w:sz="4" w:space="0"/>
+            <w:insideV w:val="single" w:color="000000" w:sz="4" w:space="0"/>
+          </w:tblBorders>
           <w:tblCellMar>
             <w:top w:w="0" w:type="dxa"/>
             <w:left w:w="0" w:type="dxa"/>
@@ -848,7 +1443,7 @@
           </w:tblCellMar>
         </w:tblPrEx>
         <w:trPr>
-          <w:trHeight w:val="589"/>
+          <w:trHeight w:val="589" w:hRule="atLeast"/>
         </w:trPr>
         <w:tc>
           <w:tcPr>
@@ -856,7 +1451,21 @@
           </w:tcPr>
           <w:p>
             <w:pPr>
-              <w:pStyle w:val="TableText"/>
+              <w:pStyle w:val="25"/>
+              <w:keepNext w:val="0"/>
+              <w:keepLines w:val="0"/>
+              <w:pageBreakBefore w:val="0"/>
+              <w:widowControl w:val="0"/>
+              <w:kinsoku w:val="0"/>
+              <w:wordWrap/>
+              <w:overflowPunct/>
+              <w:topLinePunct w:val="0"/>
+              <w:autoSpaceDE w:val="0"/>
+              <w:autoSpaceDN w:val="0"/>
+              <w:bidi w:val="0"/>
+              <w:adjustRightInd w:val="0"/>
+              <w:snapToGrid w:val="0"/>
+              <w:textAlignment w:val="baseline"/>
             </w:pPr>
           </w:p>
         </w:tc>
@@ -866,7 +1475,21 @@
           </w:tcPr>
           <w:p>
             <w:pPr>
-              <w:pStyle w:val="TableText"/>
+              <w:pStyle w:val="25"/>
+              <w:keepNext w:val="0"/>
+              <w:keepLines w:val="0"/>
+              <w:pageBreakBefore w:val="0"/>
+              <w:widowControl w:val="0"/>
+              <w:kinsoku w:val="0"/>
+              <w:wordWrap/>
+              <w:overflowPunct/>
+              <w:topLinePunct w:val="0"/>
+              <w:autoSpaceDE w:val="0"/>
+              <w:autoSpaceDN w:val="0"/>
+              <w:bidi w:val="0"/>
+              <w:adjustRightInd w:val="0"/>
+              <w:snapToGrid w:val="0"/>
+              <w:textAlignment w:val="baseline"/>
             </w:pPr>
           </w:p>
         </w:tc>
@@ -876,7 +1499,21 @@
           </w:tcPr>
           <w:p>
             <w:pPr>
-              <w:pStyle w:val="TableText"/>
+              <w:pStyle w:val="25"/>
+              <w:keepNext w:val="0"/>
+              <w:keepLines w:val="0"/>
+              <w:pageBreakBefore w:val="0"/>
+              <w:widowControl w:val="0"/>
+              <w:kinsoku w:val="0"/>
+              <w:wordWrap/>
+              <w:overflowPunct/>
+              <w:topLinePunct w:val="0"/>
+              <w:autoSpaceDE w:val="0"/>
+              <w:autoSpaceDN w:val="0"/>
+              <w:bidi w:val="0"/>
+              <w:adjustRightInd w:val="0"/>
+              <w:snapToGrid w:val="0"/>
+              <w:textAlignment w:val="baseline"/>
             </w:pPr>
           </w:p>
         </w:tc>
@@ -886,7 +1523,21 @@
           </w:tcPr>
           <w:p>
             <w:pPr>
-              <w:pStyle w:val="TableText"/>
+              <w:pStyle w:val="25"/>
+              <w:keepNext w:val="0"/>
+              <w:keepLines w:val="0"/>
+              <w:pageBreakBefore w:val="0"/>
+              <w:widowControl w:val="0"/>
+              <w:kinsoku w:val="0"/>
+              <w:wordWrap/>
+              <w:overflowPunct/>
+              <w:topLinePunct w:val="0"/>
+              <w:autoSpaceDE w:val="0"/>
+              <w:autoSpaceDN w:val="0"/>
+              <w:bidi w:val="0"/>
+              <w:adjustRightInd w:val="0"/>
+              <w:snapToGrid w:val="0"/>
+              <w:textAlignment w:val="baseline"/>
             </w:pPr>
           </w:p>
         </w:tc>
@@ -896,7 +1547,21 @@
           </w:tcPr>
           <w:p>
             <w:pPr>
-              <w:pStyle w:val="TableText"/>
+              <w:pStyle w:val="25"/>
+              <w:keepNext w:val="0"/>
+              <w:keepLines w:val="0"/>
+              <w:pageBreakBefore w:val="0"/>
+              <w:widowControl w:val="0"/>
+              <w:kinsoku w:val="0"/>
+              <w:wordWrap/>
+              <w:overflowPunct/>
+              <w:topLinePunct w:val="0"/>
+              <w:autoSpaceDE w:val="0"/>
+              <w:autoSpaceDN w:val="0"/>
+              <w:bidi w:val="0"/>
+              <w:adjustRightInd w:val="0"/>
+              <w:snapToGrid w:val="0"/>
+              <w:textAlignment w:val="baseline"/>
             </w:pPr>
           </w:p>
         </w:tc>
@@ -904,22 +1569,50 @@
     </w:tbl>
     <w:p>
       <w:pPr>
-        <w:pStyle w:val="BodyText"/>
+        <w:pStyle w:val="12"/>
+        <w:keepNext w:val="0"/>
+        <w:keepLines w:val="0"/>
+        <w:pageBreakBefore w:val="0"/>
+        <w:widowControl w:val="0"/>
+        <w:kinsoku w:val="0"/>
+        <w:wordWrap/>
+        <w:overflowPunct/>
+        <w:topLinePunct w:val="0"/>
+        <w:autoSpaceDE w:val="0"/>
+        <w:autoSpaceDN w:val="0"/>
+        <w:bidi w:val="0"/>
+        <w:adjustRightInd w:val="0"/>
+        <w:snapToGrid w:val="0"/>
+        <w:textAlignment w:val="baseline"/>
       </w:pPr>
     </w:p>
     <w:p>
       <w:pPr>
+        <w:keepNext w:val="0"/>
+        <w:keepLines w:val="0"/>
+        <w:pageBreakBefore w:val="0"/>
+        <w:widowControl w:val="0"/>
+        <w:kinsoku w:val="0"/>
+        <w:wordWrap/>
+        <w:overflowPunct/>
+        <w:topLinePunct w:val="0"/>
+        <w:autoSpaceDE w:val="0"/>
+        <w:autoSpaceDN w:val="0"/>
+        <w:bidi w:val="0"/>
+        <w:adjustRightInd w:val="0"/>
+        <w:snapToGrid w:val="0"/>
+        <w:textAlignment w:val="baseline"/>
         <w:sectPr>
           <w:pgSz w:w="11906" w:h="16839"/>
           <w:pgMar w:top="1431" w:right="1127" w:bottom="0" w:left="1696" w:header="0" w:footer="0" w:gutter="0"/>
-          <w:cols w:num="1" w:space="720"/>
+          <w:cols w:space="720" w:num="1"/>
         </w:sectPr>
       </w:pPr>
     </w:p>
     <w:sdt>
       <w:sdtPr>
         <w:rPr>
-          <w:rFonts w:ascii="Microsoft JhengHei" w:eastAsia="Microsoft JhengHei" w:hAnsi="Microsoft JhengHei" w:cs="Microsoft JhengHei" w:hint="eastAsia"/>
+          <w:rFonts w:hint="eastAsia" w:ascii="Microsoft JhengHei" w:hAnsi="Microsoft JhengHei" w:eastAsia="Microsoft JhengHei" w:cs="Microsoft JhengHei"/>
           <w:snapToGrid w:val="0"/>
           <w:color w:val="000000"/>
           <w:kern w:val="0"/>
@@ -935,7 +1628,7 @@
       </w:sdtPr>
       <w:sdtEndPr>
         <w:rPr>
-          <w:rFonts w:ascii="Microsoft JhengHei" w:eastAsia="Microsoft JhengHei" w:hAnsi="Microsoft JhengHei" w:cs="Microsoft JhengHei" w:hint="eastAsia"/>
+          <w:rFonts w:hint="eastAsia" w:ascii="Microsoft JhengHei" w:hAnsi="Microsoft JhengHei" w:eastAsia="Microsoft JhengHei" w:cs="Microsoft JhengHei"/>
           <w:snapToGrid w:val="0"/>
           <w:color w:val="000000"/>
           <w:kern w:val="0"/>
@@ -947,18 +1640,32 @@
       <w:sdtContent>
         <w:p>
           <w:pPr>
+            <w:keepNext w:val="0"/>
+            <w:keepLines w:val="0"/>
+            <w:pageBreakBefore w:val="0"/>
+            <w:widowControl w:val="0"/>
+            <w:kinsoku w:val="0"/>
+            <w:wordWrap/>
+            <w:overflowPunct/>
+            <w:topLinePunct w:val="0"/>
+            <w:autoSpaceDE w:val="0"/>
+            <w:autoSpaceDN w:val="0"/>
+            <w:bidi w:val="0"/>
+            <w:adjustRightInd w:val="0"/>
+            <w:snapToGrid w:val="0"/>
             <w:spacing w:before="0" w:beforeLines="0" w:after="0" w:afterLines="0" w:line="240" w:lineRule="auto"/>
-            <w:ind w:left="0" w:right="0" w:firstLine="0" w:leftChars="0" w:rightChars="0" w:firstLineChars="0"/>
+            <w:ind w:left="0" w:leftChars="0" w:right="0" w:rightChars="0" w:firstLine="0" w:firstLineChars="0"/>
             <w:jc w:val="center"/>
-            <w:rPr>
-              <w:rFonts w:ascii="Microsoft JhengHei" w:eastAsia="Microsoft JhengHei" w:hAnsi="Microsoft JhengHei" w:cs="Microsoft JhengHei" w:hint="eastAsia"/>
+            <w:textAlignment w:val="baseline"/>
+            <w:rPr>
+              <w:rFonts w:hint="eastAsia" w:ascii="Microsoft JhengHei" w:hAnsi="Microsoft JhengHei" w:eastAsia="Microsoft JhengHei" w:cs="Microsoft JhengHei"/>
               <w:sz w:val="24"/>
               <w:szCs w:val="24"/>
             </w:rPr>
           </w:pPr>
           <w:r>
             <w:rPr>
-              <w:rFonts w:ascii="Microsoft JhengHei" w:eastAsia="Microsoft JhengHei" w:hAnsi="Microsoft JhengHei" w:cs="Microsoft JhengHei" w:hint="eastAsia"/>
+              <w:rFonts w:hint="eastAsia" w:ascii="Microsoft JhengHei" w:hAnsi="Microsoft JhengHei" w:eastAsia="Microsoft JhengHei" w:cs="Microsoft JhengHei"/>
               <w:sz w:val="24"/>
               <w:szCs w:val="24"/>
             </w:rPr>
@@ -967,126 +1674,94 @@
         </w:p>
         <w:p>
           <w:pPr>
-            <w:pStyle w:val="TOC1"/>
+            <w:pStyle w:val="16"/>
+            <w:keepNext w:val="0"/>
+            <w:keepLines w:val="0"/>
+            <w:pageBreakBefore w:val="0"/>
+            <w:widowControl w:val="0"/>
             <w:tabs>
               <w:tab w:val="right" w:leader="dot" w:pos="8497"/>
             </w:tabs>
-            <w:rPr>
-              <w:rFonts w:ascii="Microsoft JhengHei" w:eastAsia="Microsoft JhengHei" w:hAnsi="Microsoft JhengHei" w:cs="Microsoft JhengHei" w:hint="eastAsia"/>
+            <w:kinsoku w:val="0"/>
+            <w:wordWrap/>
+            <w:overflowPunct/>
+            <w:topLinePunct w:val="0"/>
+            <w:autoSpaceDE w:val="0"/>
+            <w:autoSpaceDN w:val="0"/>
+            <w:bidi w:val="0"/>
+            <w:adjustRightInd w:val="0"/>
+            <w:snapToGrid w:val="0"/>
+            <w:textAlignment w:val="baseline"/>
+          </w:pPr>
+          <w:r>
+            <w:rPr>
+              <w:rFonts w:hint="eastAsia" w:ascii="Microsoft JhengHei" w:hAnsi="Microsoft JhengHei" w:eastAsia="Microsoft JhengHei" w:cs="Microsoft JhengHei"/>
               <w:sz w:val="24"/>
               <w:szCs w:val="24"/>
             </w:rPr>
-          </w:pPr>
-          <w:r>
-            <w:rPr>
-              <w:rFonts w:ascii="Microsoft JhengHei" w:eastAsia="Microsoft JhengHei" w:hAnsi="Microsoft JhengHei" w:cs="Microsoft JhengHei" w:hint="eastAsia"/>
+            <w:fldChar w:fldCharType="begin"/>
+          </w:r>
+          <w:r>
+            <w:rPr>
+              <w:rFonts w:hint="eastAsia" w:ascii="Microsoft JhengHei" w:hAnsi="Microsoft JhengHei" w:eastAsia="Microsoft JhengHei" w:cs="Microsoft JhengHei"/>
               <w:sz w:val="24"/>
               <w:szCs w:val="24"/>
             </w:rPr>
+            <w:instrText xml:space="preserve">TOC \o "1-3" \h \u </w:instrText>
+          </w:r>
+          <w:r>
+            <w:rPr>
+              <w:rFonts w:hint="eastAsia" w:ascii="Microsoft JhengHei" w:hAnsi="Microsoft JhengHei" w:eastAsia="Microsoft JhengHei" w:cs="Microsoft JhengHei"/>
+              <w:sz w:val="24"/>
+              <w:szCs w:val="24"/>
+            </w:rPr>
+            <w:fldChar w:fldCharType="separate"/>
+          </w:r>
+          <w:r>
+            <w:rPr>
+              <w:rFonts w:hint="eastAsia" w:ascii="Microsoft JhengHei" w:hAnsi="Microsoft JhengHei" w:eastAsia="Microsoft JhengHei" w:cs="Microsoft JhengHei"/>
+              <w:szCs w:val="24"/>
+            </w:rPr>
             <w:fldChar w:fldCharType="begin"/>
           </w:r>
           <w:r>
             <w:rPr>
-              <w:rFonts w:ascii="Microsoft JhengHei" w:eastAsia="Microsoft JhengHei" w:hAnsi="Microsoft JhengHei" w:cs="Microsoft JhengHei" w:hint="eastAsia"/>
-              <w:sz w:val="24"/>
-              <w:szCs w:val="24"/>
-            </w:rPr>
-            <w:instrText xml:space="preserve">TOC \o "1-3" \h \u </w:instrText>
-          </w:r>
-          <w:r>
-            <w:rPr>
-              <w:rFonts w:ascii="Microsoft JhengHei" w:eastAsia="Microsoft JhengHei" w:hAnsi="Microsoft JhengHei" w:cs="Microsoft JhengHei" w:hint="eastAsia"/>
-              <w:sz w:val="24"/>
+              <w:rFonts w:hint="eastAsia" w:ascii="Microsoft JhengHei" w:hAnsi="Microsoft JhengHei" w:eastAsia="Microsoft JhengHei" w:cs="Microsoft JhengHei"/>
+              <w:szCs w:val="24"/>
+            </w:rPr>
+            <w:instrText xml:space="preserve"> HYPERLINK \l _Toc22014 </w:instrText>
+          </w:r>
+          <w:r>
+            <w:rPr>
+              <w:rFonts w:hint="eastAsia" w:ascii="Microsoft JhengHei" w:hAnsi="Microsoft JhengHei" w:eastAsia="Microsoft JhengHei" w:cs="Microsoft JhengHei"/>
               <w:szCs w:val="24"/>
             </w:rPr>
             <w:fldChar w:fldCharType="separate"/>
           </w:r>
           <w:r>
-            <w:rPr>
-              <w:rFonts w:ascii="Microsoft JhengHei" w:eastAsia="Microsoft JhengHei" w:hAnsi="Microsoft JhengHei" w:cs="Microsoft JhengHei" w:hint="eastAsia"/>
-              <w:sz w:val="24"/>
-              <w:szCs w:val="24"/>
-            </w:rPr>
+            <w:t>客户投诉应对及处理管理规定</w:t>
+          </w:r>
+          <w:r>
+            <w:tab/>
+          </w:r>
+          <w:r>
             <w:fldChar w:fldCharType="begin"/>
           </w:r>
           <w:r>
-            <w:rPr>
-              <w:rFonts w:ascii="Microsoft JhengHei" w:eastAsia="Microsoft JhengHei" w:hAnsi="Microsoft JhengHei" w:cs="Microsoft JhengHei" w:hint="eastAsia"/>
-              <w:sz w:val="24"/>
-              <w:szCs w:val="24"/>
-            </w:rPr>
-            <w:instrText xml:space="preserve"> HYPERLINK \l _Toc4383 </w:instrText>
-          </w:r>
-          <w:r>
-            <w:rPr>
-              <w:rFonts w:ascii="Microsoft JhengHei" w:eastAsia="Microsoft JhengHei" w:hAnsi="Microsoft JhengHei" w:cs="Microsoft JhengHei" w:hint="eastAsia"/>
-              <w:sz w:val="24"/>
-              <w:szCs w:val="24"/>
-            </w:rPr>
+            <w:instrText xml:space="preserve"> PAGEREF _Toc22014 \h </w:instrText>
+          </w:r>
+          <w:r>
             <w:fldChar w:fldCharType="separate"/>
           </w:r>
           <w:r>
-            <w:rPr>
-              <w:rFonts w:ascii="Microsoft JhengHei" w:eastAsia="Microsoft JhengHei" w:hAnsi="Microsoft JhengHei" w:cs="Microsoft JhengHei" w:hint="eastAsia"/>
-              <w:bCs/>
-              <w:spacing w:val="-8"/>
-              <w:sz w:val="24"/>
-              <w:szCs w:val="24"/>
-            </w:rPr>
-            <w:t>客户投诉应对及处理管理规定</w:t>
-          </w:r>
-          <w:r>
-            <w:rPr>
-              <w:rFonts w:ascii="Microsoft JhengHei" w:eastAsia="Microsoft JhengHei" w:hAnsi="Microsoft JhengHei" w:cs="Microsoft JhengHei" w:hint="eastAsia"/>
-              <w:sz w:val="24"/>
-              <w:szCs w:val="24"/>
-            </w:rPr>
-            <w:tab/>
-          </w:r>
-          <w:r>
-            <w:rPr>
-              <w:rFonts w:ascii="Microsoft JhengHei" w:eastAsia="Microsoft JhengHei" w:hAnsi="Microsoft JhengHei" w:cs="Microsoft JhengHei" w:hint="eastAsia"/>
-              <w:sz w:val="24"/>
-              <w:szCs w:val="24"/>
-            </w:rPr>
-            <w:fldChar w:fldCharType="begin"/>
-          </w:r>
-          <w:r>
-            <w:rPr>
-              <w:rFonts w:ascii="Microsoft JhengHei" w:eastAsia="Microsoft JhengHei" w:hAnsi="Microsoft JhengHei" w:cs="Microsoft JhengHei" w:hint="eastAsia"/>
-              <w:sz w:val="24"/>
-              <w:szCs w:val="24"/>
-            </w:rPr>
-            <w:instrText xml:space="preserve"> PAGEREF _Toc4383 \h </w:instrText>
-          </w:r>
-          <w:r>
-            <w:rPr>
-              <w:rFonts w:ascii="Microsoft JhengHei" w:eastAsia="Microsoft JhengHei" w:hAnsi="Microsoft JhengHei" w:cs="Microsoft JhengHei" w:hint="eastAsia"/>
-              <w:sz w:val="24"/>
-              <w:szCs w:val="24"/>
-            </w:rPr>
-            <w:fldChar w:fldCharType="separate"/>
-          </w:r>
-          <w:r>
-            <w:rPr>
-              <w:rFonts w:ascii="Microsoft JhengHei" w:eastAsia="Microsoft JhengHei" w:hAnsi="Microsoft JhengHei" w:cs="Microsoft JhengHei" w:hint="eastAsia"/>
-              <w:sz w:val="24"/>
-              <w:szCs w:val="24"/>
-            </w:rPr>
             <w:t>1</w:t>
           </w:r>
           <w:r>
-            <w:rPr>
-              <w:rFonts w:ascii="Microsoft JhengHei" w:eastAsia="Microsoft JhengHei" w:hAnsi="Microsoft JhengHei" w:cs="Microsoft JhengHei" w:hint="eastAsia"/>
-              <w:sz w:val="24"/>
-              <w:szCs w:val="24"/>
-            </w:rPr>
             <w:fldChar w:fldCharType="end"/>
           </w:r>
           <w:r>
             <w:rPr>
-              <w:rFonts w:ascii="Microsoft JhengHei" w:eastAsia="Microsoft JhengHei" w:hAnsi="Microsoft JhengHei" w:cs="Microsoft JhengHei" w:hint="eastAsia"/>
-              <w:sz w:val="24"/>
+              <w:rFonts w:hint="eastAsia" w:ascii="Microsoft JhengHei" w:hAnsi="Microsoft JhengHei" w:eastAsia="Microsoft JhengHei" w:cs="Microsoft JhengHei"/>
               <w:szCs w:val="24"/>
             </w:rPr>
             <w:fldChar w:fldCharType="end"/>
@@ -1094,101 +1769,70 @@
         </w:p>
         <w:p>
           <w:pPr>
-            <w:pStyle w:val="TOC1"/>
+            <w:pStyle w:val="16"/>
+            <w:keepNext w:val="0"/>
+            <w:keepLines w:val="0"/>
+            <w:pageBreakBefore w:val="0"/>
+            <w:widowControl w:val="0"/>
             <w:tabs>
               <w:tab w:val="right" w:leader="dot" w:pos="8497"/>
             </w:tabs>
-            <w:rPr>
-              <w:rFonts w:ascii="Microsoft JhengHei" w:eastAsia="Microsoft JhengHei" w:hAnsi="Microsoft JhengHei" w:cs="Microsoft JhengHei" w:hint="eastAsia"/>
-              <w:sz w:val="24"/>
-              <w:szCs w:val="24"/>
-            </w:rPr>
+            <w:kinsoku w:val="0"/>
+            <w:wordWrap/>
+            <w:overflowPunct/>
+            <w:topLinePunct w:val="0"/>
+            <w:autoSpaceDE w:val="0"/>
+            <w:autoSpaceDN w:val="0"/>
+            <w:bidi w:val="0"/>
+            <w:adjustRightInd w:val="0"/>
+            <w:snapToGrid w:val="0"/>
+            <w:textAlignment w:val="baseline"/>
           </w:pPr>
           <w:r>
             <w:rPr>
-              <w:rFonts w:ascii="Microsoft JhengHei" w:eastAsia="Microsoft JhengHei" w:hAnsi="Microsoft JhengHei" w:cs="Microsoft JhengHei" w:hint="eastAsia"/>
-              <w:sz w:val="24"/>
+              <w:rFonts w:hint="eastAsia" w:ascii="Microsoft JhengHei" w:hAnsi="Microsoft JhengHei" w:eastAsia="Microsoft JhengHei" w:cs="Microsoft JhengHei"/>
               <w:szCs w:val="24"/>
             </w:rPr>
             <w:fldChar w:fldCharType="begin"/>
           </w:r>
           <w:r>
             <w:rPr>
-              <w:rFonts w:ascii="Microsoft JhengHei" w:eastAsia="Microsoft JhengHei" w:hAnsi="Microsoft JhengHei" w:cs="Microsoft JhengHei" w:hint="eastAsia"/>
-              <w:sz w:val="24"/>
-              <w:szCs w:val="24"/>
-            </w:rPr>
-            <w:instrText xml:space="preserve"> HYPERLINK \l _Toc9597 </w:instrText>
-          </w:r>
-          <w:r>
-            <w:rPr>
-              <w:rFonts w:ascii="Microsoft JhengHei" w:eastAsia="Microsoft JhengHei" w:hAnsi="Microsoft JhengHei" w:cs="Microsoft JhengHei" w:hint="eastAsia"/>
-              <w:sz w:val="24"/>
+              <w:rFonts w:hint="eastAsia" w:ascii="Microsoft JhengHei" w:hAnsi="Microsoft JhengHei" w:eastAsia="Microsoft JhengHei" w:cs="Microsoft JhengHei"/>
+              <w:szCs w:val="24"/>
+            </w:rPr>
+            <w:instrText xml:space="preserve"> HYPERLINK \l _Toc30672 </w:instrText>
+          </w:r>
+          <w:r>
+            <w:rPr>
+              <w:rFonts w:hint="eastAsia" w:ascii="Microsoft JhengHei" w:hAnsi="Microsoft JhengHei" w:eastAsia="Microsoft JhengHei" w:cs="Microsoft JhengHei"/>
               <w:szCs w:val="24"/>
             </w:rPr>
             <w:fldChar w:fldCharType="separate"/>
           </w:r>
           <w:r>
-            <w:rPr>
-              <w:rFonts w:ascii="Microsoft JhengHei" w:eastAsia="Microsoft JhengHei" w:hAnsi="Microsoft JhengHei" w:cs="Microsoft JhengHei" w:hint="eastAsia"/>
-              <w:spacing w:val="-3"/>
-              <w:sz w:val="24"/>
-              <w:szCs w:val="24"/>
-            </w:rPr>
-            <w:t>文档信息</w:t>
-          </w:r>
-          <w:r>
-            <w:rPr>
-              <w:rFonts w:ascii="Microsoft JhengHei" w:eastAsia="Microsoft JhengHei" w:hAnsi="Microsoft JhengHei" w:cs="Microsoft JhengHei" w:hint="eastAsia"/>
-              <w:sz w:val="24"/>
-              <w:szCs w:val="24"/>
-            </w:rPr>
+            <w:t>甘肃国邦信息科技有限公司</w:t>
+          </w:r>
+          <w:r>
             <w:tab/>
           </w:r>
           <w:r>
-            <w:rPr>
-              <w:rFonts w:ascii="Microsoft JhengHei" w:eastAsia="Microsoft JhengHei" w:hAnsi="Microsoft JhengHei" w:cs="Microsoft JhengHei" w:hint="eastAsia"/>
-              <w:sz w:val="24"/>
-              <w:szCs w:val="24"/>
-            </w:rPr>
             <w:fldChar w:fldCharType="begin"/>
           </w:r>
           <w:r>
-            <w:rPr>
-              <w:rFonts w:ascii="Microsoft JhengHei" w:eastAsia="Microsoft JhengHei" w:hAnsi="Microsoft JhengHei" w:cs="Microsoft JhengHei" w:hint="eastAsia"/>
-              <w:sz w:val="24"/>
-              <w:szCs w:val="24"/>
-            </w:rPr>
-            <w:instrText xml:space="preserve"> PAGEREF _Toc9597 \h </w:instrText>
-          </w:r>
-          <w:r>
-            <w:rPr>
-              <w:rFonts w:ascii="Microsoft JhengHei" w:eastAsia="Microsoft JhengHei" w:hAnsi="Microsoft JhengHei" w:cs="Microsoft JhengHei" w:hint="eastAsia"/>
-              <w:sz w:val="24"/>
-              <w:szCs w:val="24"/>
-            </w:rPr>
+            <w:instrText xml:space="preserve"> PAGEREF _Toc30672 \h </w:instrText>
+          </w:r>
+          <w:r>
             <w:fldChar w:fldCharType="separate"/>
           </w:r>
           <w:r>
-            <w:rPr>
-              <w:rFonts w:ascii="Microsoft JhengHei" w:eastAsia="Microsoft JhengHei" w:hAnsi="Microsoft JhengHei" w:cs="Microsoft JhengHei" w:hint="eastAsia"/>
-              <w:sz w:val="24"/>
-              <w:szCs w:val="24"/>
-            </w:rPr>
-            <w:t>2</w:t>
-          </w:r>
-          <w:r>
-            <w:rPr>
-              <w:rFonts w:ascii="Microsoft JhengHei" w:eastAsia="Microsoft JhengHei" w:hAnsi="Microsoft JhengHei" w:cs="Microsoft JhengHei" w:hint="eastAsia"/>
-              <w:sz w:val="24"/>
-              <w:szCs w:val="24"/>
-            </w:rPr>
+            <w:t>1</w:t>
+          </w:r>
+          <w:r>
             <w:fldChar w:fldCharType="end"/>
           </w:r>
           <w:r>
             <w:rPr>
-              <w:rFonts w:ascii="Microsoft JhengHei" w:eastAsia="Microsoft JhengHei" w:hAnsi="Microsoft JhengHei" w:cs="Microsoft JhengHei" w:hint="eastAsia"/>
-              <w:sz w:val="24"/>
+              <w:rFonts w:hint="eastAsia" w:ascii="Microsoft JhengHei" w:hAnsi="Microsoft JhengHei" w:eastAsia="Microsoft JhengHei" w:cs="Microsoft JhengHei"/>
               <w:szCs w:val="24"/>
             </w:rPr>
             <w:fldChar w:fldCharType="end"/>
@@ -1196,100 +1840,75 @@
         </w:p>
         <w:p>
           <w:pPr>
-            <w:pStyle w:val="TOC1"/>
+            <w:pStyle w:val="16"/>
+            <w:keepNext w:val="0"/>
+            <w:keepLines w:val="0"/>
+            <w:pageBreakBefore w:val="0"/>
+            <w:widowControl w:val="0"/>
             <w:tabs>
               <w:tab w:val="right" w:leader="dot" w:pos="8497"/>
             </w:tabs>
-            <w:rPr>
-              <w:rFonts w:ascii="Microsoft JhengHei" w:eastAsia="Microsoft JhengHei" w:hAnsi="Microsoft JhengHei" w:cs="Microsoft JhengHei" w:hint="eastAsia"/>
-              <w:sz w:val="24"/>
-              <w:szCs w:val="24"/>
-            </w:rPr>
+            <w:kinsoku w:val="0"/>
+            <w:wordWrap/>
+            <w:overflowPunct/>
+            <w:topLinePunct w:val="0"/>
+            <w:autoSpaceDE w:val="0"/>
+            <w:autoSpaceDN w:val="0"/>
+            <w:bidi w:val="0"/>
+            <w:adjustRightInd w:val="0"/>
+            <w:snapToGrid w:val="0"/>
+            <w:textAlignment w:val="baseline"/>
           </w:pPr>
           <w:r>
             <w:rPr>
-              <w:rFonts w:ascii="Microsoft JhengHei" w:eastAsia="Microsoft JhengHei" w:hAnsi="Microsoft JhengHei" w:cs="Microsoft JhengHei" w:hint="eastAsia"/>
-              <w:sz w:val="24"/>
+              <w:rFonts w:hint="eastAsia" w:ascii="Microsoft JhengHei" w:hAnsi="Microsoft JhengHei" w:eastAsia="Microsoft JhengHei" w:cs="Microsoft JhengHei"/>
               <w:szCs w:val="24"/>
             </w:rPr>
             <w:fldChar w:fldCharType="begin"/>
           </w:r>
           <w:r>
             <w:rPr>
-              <w:rFonts w:ascii="Microsoft JhengHei" w:eastAsia="Microsoft JhengHei" w:hAnsi="Microsoft JhengHei" w:cs="Microsoft JhengHei" w:hint="eastAsia"/>
-              <w:sz w:val="24"/>
-              <w:szCs w:val="24"/>
-            </w:rPr>
-            <w:instrText xml:space="preserve"> HYPERLINK \l _Toc27742 </w:instrText>
-          </w:r>
-          <w:r>
-            <w:rPr>
-              <w:rFonts w:ascii="Microsoft JhengHei" w:eastAsia="Microsoft JhengHei" w:hAnsi="Microsoft JhengHei" w:cs="Microsoft JhengHei" w:hint="eastAsia"/>
-              <w:sz w:val="24"/>
+              <w:rFonts w:hint="eastAsia" w:ascii="Microsoft JhengHei" w:hAnsi="Microsoft JhengHei" w:eastAsia="Microsoft JhengHei" w:cs="Microsoft JhengHei"/>
+              <w:szCs w:val="24"/>
+            </w:rPr>
+            <w:instrText xml:space="preserve"> HYPERLINK \l _Toc17113 </w:instrText>
+          </w:r>
+          <w:r>
+            <w:rPr>
+              <w:rFonts w:hint="eastAsia" w:ascii="Microsoft JhengHei" w:hAnsi="Microsoft JhengHei" w:eastAsia="Microsoft JhengHei" w:cs="Microsoft JhengHei"/>
               <w:szCs w:val="24"/>
             </w:rPr>
             <w:fldChar w:fldCharType="separate"/>
           </w:r>
           <w:r>
             <w:rPr>
-              <w:rFonts w:ascii="Microsoft JhengHei" w:eastAsia="Microsoft JhengHei" w:hAnsi="Microsoft JhengHei" w:cs="Microsoft JhengHei" w:hint="eastAsia"/>
-              <w:sz w:val="24"/>
-              <w:szCs w:val="24"/>
-            </w:rPr>
-            <w:t>1. 目的</w:t>
-          </w:r>
-          <w:r>
-            <w:rPr>
-              <w:rFonts w:ascii="Microsoft JhengHei" w:eastAsia="Microsoft JhengHei" w:hAnsi="Microsoft JhengHei" w:cs="Microsoft JhengHei" w:hint="eastAsia"/>
-              <w:sz w:val="24"/>
-              <w:szCs w:val="24"/>
-            </w:rPr>
+              <w:rFonts w:ascii="宋体" w:hAnsi="宋体" w:eastAsia="宋体" w:cs="宋体"/>
+              <w:spacing w:val="-3"/>
+              <w:szCs w:val="28"/>
+            </w:rPr>
+            <w:t>文档信息</w:t>
+          </w:r>
+          <w:r>
             <w:tab/>
           </w:r>
           <w:r>
-            <w:rPr>
-              <w:rFonts w:ascii="Microsoft JhengHei" w:eastAsia="Microsoft JhengHei" w:hAnsi="Microsoft JhengHei" w:cs="Microsoft JhengHei" w:hint="eastAsia"/>
-              <w:sz w:val="24"/>
-              <w:szCs w:val="24"/>
-            </w:rPr>
             <w:fldChar w:fldCharType="begin"/>
           </w:r>
           <w:r>
-            <w:rPr>
-              <w:rFonts w:ascii="Microsoft JhengHei" w:eastAsia="Microsoft JhengHei" w:hAnsi="Microsoft JhengHei" w:cs="Microsoft JhengHei" w:hint="eastAsia"/>
-              <w:sz w:val="24"/>
-              <w:szCs w:val="24"/>
-            </w:rPr>
-            <w:instrText xml:space="preserve"> PAGEREF _Toc27742 \h </w:instrText>
-          </w:r>
-          <w:r>
-            <w:rPr>
-              <w:rFonts w:ascii="Microsoft JhengHei" w:eastAsia="Microsoft JhengHei" w:hAnsi="Microsoft JhengHei" w:cs="Microsoft JhengHei" w:hint="eastAsia"/>
-              <w:sz w:val="24"/>
-              <w:szCs w:val="24"/>
-            </w:rPr>
+            <w:instrText xml:space="preserve"> PAGEREF _Toc17113 \h </w:instrText>
+          </w:r>
+          <w:r>
             <w:fldChar w:fldCharType="separate"/>
           </w:r>
           <w:r>
-            <w:rPr>
-              <w:rFonts w:ascii="Microsoft JhengHei" w:eastAsia="Microsoft JhengHei" w:hAnsi="Microsoft JhengHei" w:cs="Microsoft JhengHei" w:hint="eastAsia"/>
-              <w:sz w:val="24"/>
-              <w:szCs w:val="24"/>
-            </w:rPr>
-            <w:t>4</w:t>
-          </w:r>
-          <w:r>
-            <w:rPr>
-              <w:rFonts w:ascii="Microsoft JhengHei" w:eastAsia="Microsoft JhengHei" w:hAnsi="Microsoft JhengHei" w:cs="Microsoft JhengHei" w:hint="eastAsia"/>
-              <w:sz w:val="24"/>
-              <w:szCs w:val="24"/>
-            </w:rPr>
+            <w:t>2</w:t>
+          </w:r>
+          <w:r>
             <w:fldChar w:fldCharType="end"/>
           </w:r>
           <w:r>
             <w:rPr>
-              <w:rFonts w:ascii="Microsoft JhengHei" w:eastAsia="Microsoft JhengHei" w:hAnsi="Microsoft JhengHei" w:cs="Microsoft JhengHei" w:hint="eastAsia"/>
-              <w:sz w:val="24"/>
+              <w:rFonts w:hint="eastAsia" w:ascii="Microsoft JhengHei" w:hAnsi="Microsoft JhengHei" w:eastAsia="Microsoft JhengHei" w:cs="Microsoft JhengHei"/>
               <w:szCs w:val="24"/>
             </w:rPr>
             <w:fldChar w:fldCharType="end"/>
@@ -1297,100 +1916,76 @@
         </w:p>
         <w:p>
           <w:pPr>
-            <w:pStyle w:val="TOC1"/>
+            <w:pStyle w:val="16"/>
+            <w:keepNext w:val="0"/>
+            <w:keepLines w:val="0"/>
+            <w:pageBreakBefore w:val="0"/>
+            <w:widowControl w:val="0"/>
             <w:tabs>
               <w:tab w:val="right" w:leader="dot" w:pos="8497"/>
             </w:tabs>
-            <w:rPr>
-              <w:rFonts w:ascii="Microsoft JhengHei" w:eastAsia="Microsoft JhengHei" w:hAnsi="Microsoft JhengHei" w:cs="Microsoft JhengHei" w:hint="eastAsia"/>
-              <w:sz w:val="24"/>
-              <w:szCs w:val="24"/>
-            </w:rPr>
+            <w:kinsoku w:val="0"/>
+            <w:wordWrap/>
+            <w:overflowPunct/>
+            <w:topLinePunct w:val="0"/>
+            <w:autoSpaceDE w:val="0"/>
+            <w:autoSpaceDN w:val="0"/>
+            <w:bidi w:val="0"/>
+            <w:adjustRightInd w:val="0"/>
+            <w:snapToGrid w:val="0"/>
+            <w:textAlignment w:val="baseline"/>
           </w:pPr>
           <w:r>
             <w:rPr>
-              <w:rFonts w:ascii="Microsoft JhengHei" w:eastAsia="Microsoft JhengHei" w:hAnsi="Microsoft JhengHei" w:cs="Microsoft JhengHei" w:hint="eastAsia"/>
-              <w:sz w:val="24"/>
+              <w:rFonts w:hint="eastAsia" w:ascii="Microsoft JhengHei" w:hAnsi="Microsoft JhengHei" w:eastAsia="Microsoft JhengHei" w:cs="Microsoft JhengHei"/>
               <w:szCs w:val="24"/>
             </w:rPr>
             <w:fldChar w:fldCharType="begin"/>
           </w:r>
           <w:r>
             <w:rPr>
-              <w:rFonts w:ascii="Microsoft JhengHei" w:eastAsia="Microsoft JhengHei" w:hAnsi="Microsoft JhengHei" w:cs="Microsoft JhengHei" w:hint="eastAsia"/>
-              <w:sz w:val="24"/>
-              <w:szCs w:val="24"/>
-            </w:rPr>
-            <w:instrText xml:space="preserve"> HYPERLINK \l _Toc21629 </w:instrText>
-          </w:r>
-          <w:r>
-            <w:rPr>
-              <w:rFonts w:ascii="Microsoft JhengHei" w:eastAsia="Microsoft JhengHei" w:hAnsi="Microsoft JhengHei" w:cs="Microsoft JhengHei" w:hint="eastAsia"/>
-              <w:sz w:val="24"/>
+              <w:rFonts w:hint="eastAsia" w:ascii="Microsoft JhengHei" w:hAnsi="Microsoft JhengHei" w:eastAsia="Microsoft JhengHei" w:cs="Microsoft JhengHei"/>
+              <w:szCs w:val="24"/>
+            </w:rPr>
+            <w:instrText xml:space="preserve"> HYPERLINK \l _Toc22516 </w:instrText>
+          </w:r>
+          <w:r>
+            <w:rPr>
+              <w:rFonts w:hint="eastAsia" w:ascii="Microsoft JhengHei" w:hAnsi="Microsoft JhengHei" w:eastAsia="Microsoft JhengHei" w:cs="Microsoft JhengHei"/>
               <w:szCs w:val="24"/>
             </w:rPr>
             <w:fldChar w:fldCharType="separate"/>
           </w:r>
           <w:r>
             <w:rPr>
-              <w:rFonts w:ascii="Microsoft JhengHei" w:eastAsia="Microsoft JhengHei" w:hAnsi="Microsoft JhengHei" w:cs="Microsoft JhengHei" w:hint="eastAsia"/>
-              <w:sz w:val="24"/>
-              <w:szCs w:val="24"/>
-            </w:rPr>
-            <w:t>2. 适用范围</w:t>
-          </w:r>
-          <w:r>
-            <w:rPr>
-              <w:rFonts w:ascii="Microsoft JhengHei" w:eastAsia="Microsoft JhengHei" w:hAnsi="Microsoft JhengHei" w:cs="Microsoft JhengHei" w:hint="eastAsia"/>
-              <w:sz w:val="24"/>
-              <w:szCs w:val="24"/>
-            </w:rPr>
+              <w:rFonts w:hint="default"/>
+            </w:rPr>
+            <w:t xml:space="preserve">1. </w:t>
+          </w:r>
+          <w:r>
+            <w:t>目的</w:t>
+          </w:r>
+          <w:r>
             <w:tab/>
           </w:r>
           <w:r>
-            <w:rPr>
-              <w:rFonts w:ascii="Microsoft JhengHei" w:eastAsia="Microsoft JhengHei" w:hAnsi="Microsoft JhengHei" w:cs="Microsoft JhengHei" w:hint="eastAsia"/>
-              <w:sz w:val="24"/>
-              <w:szCs w:val="24"/>
-            </w:rPr>
             <w:fldChar w:fldCharType="begin"/>
           </w:r>
           <w:r>
-            <w:rPr>
-              <w:rFonts w:ascii="Microsoft JhengHei" w:eastAsia="Microsoft JhengHei" w:hAnsi="Microsoft JhengHei" w:cs="Microsoft JhengHei" w:hint="eastAsia"/>
-              <w:sz w:val="24"/>
-              <w:szCs w:val="24"/>
-            </w:rPr>
-            <w:instrText xml:space="preserve"> PAGEREF _Toc21629 \h </w:instrText>
-          </w:r>
-          <w:r>
-            <w:rPr>
-              <w:rFonts w:ascii="Microsoft JhengHei" w:eastAsia="Microsoft JhengHei" w:hAnsi="Microsoft JhengHei" w:cs="Microsoft JhengHei" w:hint="eastAsia"/>
-              <w:sz w:val="24"/>
-              <w:szCs w:val="24"/>
-            </w:rPr>
+            <w:instrText xml:space="preserve"> PAGEREF _Toc22516 \h </w:instrText>
+          </w:r>
+          <w:r>
             <w:fldChar w:fldCharType="separate"/>
           </w:r>
           <w:r>
-            <w:rPr>
-              <w:rFonts w:ascii="Microsoft JhengHei" w:eastAsia="Microsoft JhengHei" w:hAnsi="Microsoft JhengHei" w:cs="Microsoft JhengHei" w:hint="eastAsia"/>
-              <w:sz w:val="24"/>
-              <w:szCs w:val="24"/>
-            </w:rPr>
             <w:t>4</w:t>
           </w:r>
           <w:r>
-            <w:rPr>
-              <w:rFonts w:ascii="Microsoft JhengHei" w:eastAsia="Microsoft JhengHei" w:hAnsi="Microsoft JhengHei" w:cs="Microsoft JhengHei" w:hint="eastAsia"/>
-              <w:sz w:val="24"/>
-              <w:szCs w:val="24"/>
-            </w:rPr>
             <w:fldChar w:fldCharType="end"/>
           </w:r>
           <w:r>
             <w:rPr>
-              <w:rFonts w:ascii="Microsoft JhengHei" w:eastAsia="Microsoft JhengHei" w:hAnsi="Microsoft JhengHei" w:cs="Microsoft JhengHei" w:hint="eastAsia"/>
-              <w:sz w:val="24"/>
+              <w:rFonts w:hint="eastAsia" w:ascii="Microsoft JhengHei" w:hAnsi="Microsoft JhengHei" w:eastAsia="Microsoft JhengHei" w:cs="Microsoft JhengHei"/>
               <w:szCs w:val="24"/>
             </w:rPr>
             <w:fldChar w:fldCharType="end"/>
@@ -1398,100 +1993,76 @@
         </w:p>
         <w:p>
           <w:pPr>
-            <w:pStyle w:val="TOC1"/>
+            <w:pStyle w:val="16"/>
+            <w:keepNext w:val="0"/>
+            <w:keepLines w:val="0"/>
+            <w:pageBreakBefore w:val="0"/>
+            <w:widowControl w:val="0"/>
             <w:tabs>
               <w:tab w:val="right" w:leader="dot" w:pos="8497"/>
             </w:tabs>
-            <w:rPr>
-              <w:rFonts w:ascii="Microsoft JhengHei" w:eastAsia="Microsoft JhengHei" w:hAnsi="Microsoft JhengHei" w:cs="Microsoft JhengHei" w:hint="eastAsia"/>
-              <w:sz w:val="24"/>
-              <w:szCs w:val="24"/>
-            </w:rPr>
+            <w:kinsoku w:val="0"/>
+            <w:wordWrap/>
+            <w:overflowPunct/>
+            <w:topLinePunct w:val="0"/>
+            <w:autoSpaceDE w:val="0"/>
+            <w:autoSpaceDN w:val="0"/>
+            <w:bidi w:val="0"/>
+            <w:adjustRightInd w:val="0"/>
+            <w:snapToGrid w:val="0"/>
+            <w:textAlignment w:val="baseline"/>
           </w:pPr>
           <w:r>
             <w:rPr>
-              <w:rFonts w:ascii="Microsoft JhengHei" w:eastAsia="Microsoft JhengHei" w:hAnsi="Microsoft JhengHei" w:cs="Microsoft JhengHei" w:hint="eastAsia"/>
-              <w:sz w:val="24"/>
+              <w:rFonts w:hint="eastAsia" w:ascii="Microsoft JhengHei" w:hAnsi="Microsoft JhengHei" w:eastAsia="Microsoft JhengHei" w:cs="Microsoft JhengHei"/>
               <w:szCs w:val="24"/>
             </w:rPr>
             <w:fldChar w:fldCharType="begin"/>
           </w:r>
           <w:r>
             <w:rPr>
-              <w:rFonts w:ascii="Microsoft JhengHei" w:eastAsia="Microsoft JhengHei" w:hAnsi="Microsoft JhengHei" w:cs="Microsoft JhengHei" w:hint="eastAsia"/>
-              <w:sz w:val="24"/>
-              <w:szCs w:val="24"/>
-            </w:rPr>
-            <w:instrText xml:space="preserve"> HYPERLINK \l _Toc19404 </w:instrText>
-          </w:r>
-          <w:r>
-            <w:rPr>
-              <w:rFonts w:ascii="Microsoft JhengHei" w:eastAsia="Microsoft JhengHei" w:hAnsi="Microsoft JhengHei" w:cs="Microsoft JhengHei" w:hint="eastAsia"/>
-              <w:sz w:val="24"/>
+              <w:rFonts w:hint="eastAsia" w:ascii="Microsoft JhengHei" w:hAnsi="Microsoft JhengHei" w:eastAsia="Microsoft JhengHei" w:cs="Microsoft JhengHei"/>
+              <w:szCs w:val="24"/>
+            </w:rPr>
+            <w:instrText xml:space="preserve"> HYPERLINK \l _Toc24306 </w:instrText>
+          </w:r>
+          <w:r>
+            <w:rPr>
+              <w:rFonts w:hint="eastAsia" w:ascii="Microsoft JhengHei" w:hAnsi="Microsoft JhengHei" w:eastAsia="Microsoft JhengHei" w:cs="Microsoft JhengHei"/>
               <w:szCs w:val="24"/>
             </w:rPr>
             <w:fldChar w:fldCharType="separate"/>
           </w:r>
           <w:r>
             <w:rPr>
-              <w:rFonts w:ascii="Microsoft JhengHei" w:eastAsia="Microsoft JhengHei" w:hAnsi="Microsoft JhengHei" w:cs="Microsoft JhengHei" w:hint="eastAsia"/>
-              <w:sz w:val="24"/>
-              <w:szCs w:val="24"/>
-            </w:rPr>
-            <w:t>3. 引用文件</w:t>
-          </w:r>
-          <w:r>
-            <w:rPr>
-              <w:rFonts w:ascii="Microsoft JhengHei" w:eastAsia="Microsoft JhengHei" w:hAnsi="Microsoft JhengHei" w:cs="Microsoft JhengHei" w:hint="eastAsia"/>
-              <w:sz w:val="24"/>
-              <w:szCs w:val="24"/>
-            </w:rPr>
+              <w:rFonts w:hint="default"/>
+            </w:rPr>
+            <w:t xml:space="preserve">2. </w:t>
+          </w:r>
+          <w:r>
+            <w:t>适用范围</w:t>
+          </w:r>
+          <w:r>
             <w:tab/>
           </w:r>
           <w:r>
-            <w:rPr>
-              <w:rFonts w:ascii="Microsoft JhengHei" w:eastAsia="Microsoft JhengHei" w:hAnsi="Microsoft JhengHei" w:cs="Microsoft JhengHei" w:hint="eastAsia"/>
-              <w:sz w:val="24"/>
-              <w:szCs w:val="24"/>
-            </w:rPr>
             <w:fldChar w:fldCharType="begin"/>
           </w:r>
           <w:r>
-            <w:rPr>
-              <w:rFonts w:ascii="Microsoft JhengHei" w:eastAsia="Microsoft JhengHei" w:hAnsi="Microsoft JhengHei" w:cs="Microsoft JhengHei" w:hint="eastAsia"/>
-              <w:sz w:val="24"/>
-              <w:szCs w:val="24"/>
-            </w:rPr>
-            <w:instrText xml:space="preserve"> PAGEREF _Toc19404 \h </w:instrText>
-          </w:r>
-          <w:r>
-            <w:rPr>
-              <w:rFonts w:ascii="Microsoft JhengHei" w:eastAsia="Microsoft JhengHei" w:hAnsi="Microsoft JhengHei" w:cs="Microsoft JhengHei" w:hint="eastAsia"/>
-              <w:sz w:val="24"/>
-              <w:szCs w:val="24"/>
-            </w:rPr>
+            <w:instrText xml:space="preserve"> PAGEREF _Toc24306 \h </w:instrText>
+          </w:r>
+          <w:r>
             <w:fldChar w:fldCharType="separate"/>
           </w:r>
           <w:r>
-            <w:rPr>
-              <w:rFonts w:ascii="Microsoft JhengHei" w:eastAsia="Microsoft JhengHei" w:hAnsi="Microsoft JhengHei" w:cs="Microsoft JhengHei" w:hint="eastAsia"/>
-              <w:sz w:val="24"/>
-              <w:szCs w:val="24"/>
-            </w:rPr>
             <w:t>4</w:t>
           </w:r>
           <w:r>
-            <w:rPr>
-              <w:rFonts w:ascii="Microsoft JhengHei" w:eastAsia="Microsoft JhengHei" w:hAnsi="Microsoft JhengHei" w:cs="Microsoft JhengHei" w:hint="eastAsia"/>
-              <w:sz w:val="24"/>
-              <w:szCs w:val="24"/>
-            </w:rPr>
             <w:fldChar w:fldCharType="end"/>
           </w:r>
           <w:r>
             <w:rPr>
-              <w:rFonts w:ascii="Microsoft JhengHei" w:eastAsia="Microsoft JhengHei" w:hAnsi="Microsoft JhengHei" w:cs="Microsoft JhengHei" w:hint="eastAsia"/>
-              <w:sz w:val="24"/>
+              <w:rFonts w:hint="eastAsia" w:ascii="Microsoft JhengHei" w:hAnsi="Microsoft JhengHei" w:eastAsia="Microsoft JhengHei" w:cs="Microsoft JhengHei"/>
               <w:szCs w:val="24"/>
             </w:rPr>
             <w:fldChar w:fldCharType="end"/>
@@ -1499,100 +2070,76 @@
         </w:p>
         <w:p>
           <w:pPr>
-            <w:pStyle w:val="TOC1"/>
+            <w:pStyle w:val="16"/>
+            <w:keepNext w:val="0"/>
+            <w:keepLines w:val="0"/>
+            <w:pageBreakBefore w:val="0"/>
+            <w:widowControl w:val="0"/>
             <w:tabs>
               <w:tab w:val="right" w:leader="dot" w:pos="8497"/>
             </w:tabs>
-            <w:rPr>
-              <w:rFonts w:ascii="Microsoft JhengHei" w:eastAsia="Microsoft JhengHei" w:hAnsi="Microsoft JhengHei" w:cs="Microsoft JhengHei" w:hint="eastAsia"/>
-              <w:sz w:val="24"/>
-              <w:szCs w:val="24"/>
-            </w:rPr>
+            <w:kinsoku w:val="0"/>
+            <w:wordWrap/>
+            <w:overflowPunct/>
+            <w:topLinePunct w:val="0"/>
+            <w:autoSpaceDE w:val="0"/>
+            <w:autoSpaceDN w:val="0"/>
+            <w:bidi w:val="0"/>
+            <w:adjustRightInd w:val="0"/>
+            <w:snapToGrid w:val="0"/>
+            <w:textAlignment w:val="baseline"/>
           </w:pPr>
           <w:r>
             <w:rPr>
-              <w:rFonts w:ascii="Microsoft JhengHei" w:eastAsia="Microsoft JhengHei" w:hAnsi="Microsoft JhengHei" w:cs="Microsoft JhengHei" w:hint="eastAsia"/>
-              <w:sz w:val="24"/>
+              <w:rFonts w:hint="eastAsia" w:ascii="Microsoft JhengHei" w:hAnsi="Microsoft JhengHei" w:eastAsia="Microsoft JhengHei" w:cs="Microsoft JhengHei"/>
               <w:szCs w:val="24"/>
             </w:rPr>
             <w:fldChar w:fldCharType="begin"/>
           </w:r>
           <w:r>
             <w:rPr>
-              <w:rFonts w:ascii="Microsoft JhengHei" w:eastAsia="Microsoft JhengHei" w:hAnsi="Microsoft JhengHei" w:cs="Microsoft JhengHei" w:hint="eastAsia"/>
-              <w:sz w:val="24"/>
-              <w:szCs w:val="24"/>
-            </w:rPr>
-            <w:instrText xml:space="preserve"> HYPERLINK \l _Toc25862 </w:instrText>
-          </w:r>
-          <w:r>
-            <w:rPr>
-              <w:rFonts w:ascii="Microsoft JhengHei" w:eastAsia="Microsoft JhengHei" w:hAnsi="Microsoft JhengHei" w:cs="Microsoft JhengHei" w:hint="eastAsia"/>
-              <w:sz w:val="24"/>
+              <w:rFonts w:hint="eastAsia" w:ascii="Microsoft JhengHei" w:hAnsi="Microsoft JhengHei" w:eastAsia="Microsoft JhengHei" w:cs="Microsoft JhengHei"/>
+              <w:szCs w:val="24"/>
+            </w:rPr>
+            <w:instrText xml:space="preserve"> HYPERLINK \l _Toc15418 </w:instrText>
+          </w:r>
+          <w:r>
+            <w:rPr>
+              <w:rFonts w:hint="eastAsia" w:ascii="Microsoft JhengHei" w:hAnsi="Microsoft JhengHei" w:eastAsia="Microsoft JhengHei" w:cs="Microsoft JhengHei"/>
               <w:szCs w:val="24"/>
             </w:rPr>
             <w:fldChar w:fldCharType="separate"/>
           </w:r>
           <w:r>
             <w:rPr>
-              <w:rFonts w:ascii="Microsoft JhengHei" w:eastAsia="Microsoft JhengHei" w:hAnsi="Microsoft JhengHei" w:cs="Microsoft JhengHei" w:hint="eastAsia"/>
-              <w:sz w:val="24"/>
-              <w:szCs w:val="24"/>
-            </w:rPr>
-            <w:t>4. 术语与定义</w:t>
-          </w:r>
-          <w:r>
-            <w:rPr>
-              <w:rFonts w:ascii="Microsoft JhengHei" w:eastAsia="Microsoft JhengHei" w:hAnsi="Microsoft JhengHei" w:cs="Microsoft JhengHei" w:hint="eastAsia"/>
-              <w:sz w:val="24"/>
-              <w:szCs w:val="24"/>
-            </w:rPr>
+              <w:rFonts w:hint="default"/>
+            </w:rPr>
+            <w:t xml:space="preserve">3. </w:t>
+          </w:r>
+          <w:r>
+            <w:t>引用文件</w:t>
+          </w:r>
+          <w:r>
             <w:tab/>
           </w:r>
           <w:r>
-            <w:rPr>
-              <w:rFonts w:ascii="Microsoft JhengHei" w:eastAsia="Microsoft JhengHei" w:hAnsi="Microsoft JhengHei" w:cs="Microsoft JhengHei" w:hint="eastAsia"/>
-              <w:sz w:val="24"/>
-              <w:szCs w:val="24"/>
-            </w:rPr>
             <w:fldChar w:fldCharType="begin"/>
           </w:r>
           <w:r>
-            <w:rPr>
-              <w:rFonts w:ascii="Microsoft JhengHei" w:eastAsia="Microsoft JhengHei" w:hAnsi="Microsoft JhengHei" w:cs="Microsoft JhengHei" w:hint="eastAsia"/>
-              <w:sz w:val="24"/>
-              <w:szCs w:val="24"/>
-            </w:rPr>
-            <w:instrText xml:space="preserve"> PAGEREF _Toc25862 \h </w:instrText>
-          </w:r>
-          <w:r>
-            <w:rPr>
-              <w:rFonts w:ascii="Microsoft JhengHei" w:eastAsia="Microsoft JhengHei" w:hAnsi="Microsoft JhengHei" w:cs="Microsoft JhengHei" w:hint="eastAsia"/>
-              <w:sz w:val="24"/>
-              <w:szCs w:val="24"/>
-            </w:rPr>
+            <w:instrText xml:space="preserve"> PAGEREF _Toc15418 \h </w:instrText>
+          </w:r>
+          <w:r>
             <w:fldChar w:fldCharType="separate"/>
           </w:r>
           <w:r>
-            <w:rPr>
-              <w:rFonts w:ascii="Microsoft JhengHei" w:eastAsia="Microsoft JhengHei" w:hAnsi="Microsoft JhengHei" w:cs="Microsoft JhengHei" w:hint="eastAsia"/>
-              <w:sz w:val="24"/>
-              <w:szCs w:val="24"/>
-            </w:rPr>
             <w:t>4</w:t>
           </w:r>
           <w:r>
-            <w:rPr>
-              <w:rFonts w:ascii="Microsoft JhengHei" w:eastAsia="Microsoft JhengHei" w:hAnsi="Microsoft JhengHei" w:cs="Microsoft JhengHei" w:hint="eastAsia"/>
-              <w:sz w:val="24"/>
-              <w:szCs w:val="24"/>
-            </w:rPr>
             <w:fldChar w:fldCharType="end"/>
           </w:r>
           <w:r>
             <w:rPr>
-              <w:rFonts w:ascii="Microsoft JhengHei" w:eastAsia="Microsoft JhengHei" w:hAnsi="Microsoft JhengHei" w:cs="Microsoft JhengHei" w:hint="eastAsia"/>
-              <w:sz w:val="24"/>
+              <w:rFonts w:hint="eastAsia" w:ascii="Microsoft JhengHei" w:hAnsi="Microsoft JhengHei" w:eastAsia="Microsoft JhengHei" w:cs="Microsoft JhengHei"/>
               <w:szCs w:val="24"/>
             </w:rPr>
             <w:fldChar w:fldCharType="end"/>
@@ -1600,100 +2147,76 @@
         </w:p>
         <w:p>
           <w:pPr>
-            <w:pStyle w:val="TOC1"/>
+            <w:pStyle w:val="16"/>
+            <w:keepNext w:val="0"/>
+            <w:keepLines w:val="0"/>
+            <w:pageBreakBefore w:val="0"/>
+            <w:widowControl w:val="0"/>
             <w:tabs>
               <w:tab w:val="right" w:leader="dot" w:pos="8497"/>
             </w:tabs>
-            <w:rPr>
-              <w:rFonts w:ascii="Microsoft JhengHei" w:eastAsia="Microsoft JhengHei" w:hAnsi="Microsoft JhengHei" w:cs="Microsoft JhengHei" w:hint="eastAsia"/>
-              <w:sz w:val="24"/>
-              <w:szCs w:val="24"/>
-            </w:rPr>
+            <w:kinsoku w:val="0"/>
+            <w:wordWrap/>
+            <w:overflowPunct/>
+            <w:topLinePunct w:val="0"/>
+            <w:autoSpaceDE w:val="0"/>
+            <w:autoSpaceDN w:val="0"/>
+            <w:bidi w:val="0"/>
+            <w:adjustRightInd w:val="0"/>
+            <w:snapToGrid w:val="0"/>
+            <w:textAlignment w:val="baseline"/>
           </w:pPr>
           <w:r>
             <w:rPr>
-              <w:rFonts w:ascii="Microsoft JhengHei" w:eastAsia="Microsoft JhengHei" w:hAnsi="Microsoft JhengHei" w:cs="Microsoft JhengHei" w:hint="eastAsia"/>
-              <w:sz w:val="24"/>
+              <w:rFonts w:hint="eastAsia" w:ascii="Microsoft JhengHei" w:hAnsi="Microsoft JhengHei" w:eastAsia="Microsoft JhengHei" w:cs="Microsoft JhengHei"/>
               <w:szCs w:val="24"/>
             </w:rPr>
             <w:fldChar w:fldCharType="begin"/>
           </w:r>
           <w:r>
             <w:rPr>
-              <w:rFonts w:ascii="Microsoft JhengHei" w:eastAsia="Microsoft JhengHei" w:hAnsi="Microsoft JhengHei" w:cs="Microsoft JhengHei" w:hint="eastAsia"/>
-              <w:sz w:val="24"/>
-              <w:szCs w:val="24"/>
-            </w:rPr>
-            <w:instrText xml:space="preserve"> HYPERLINK \l _Toc12629 </w:instrText>
-          </w:r>
-          <w:r>
-            <w:rPr>
-              <w:rFonts w:ascii="Microsoft JhengHei" w:eastAsia="Microsoft JhengHei" w:hAnsi="Microsoft JhengHei" w:cs="Microsoft JhengHei" w:hint="eastAsia"/>
-              <w:sz w:val="24"/>
+              <w:rFonts w:hint="eastAsia" w:ascii="Microsoft JhengHei" w:hAnsi="Microsoft JhengHei" w:eastAsia="Microsoft JhengHei" w:cs="Microsoft JhengHei"/>
+              <w:szCs w:val="24"/>
+            </w:rPr>
+            <w:instrText xml:space="preserve"> HYPERLINK \l _Toc15884 </w:instrText>
+          </w:r>
+          <w:r>
+            <w:rPr>
+              <w:rFonts w:hint="eastAsia" w:ascii="Microsoft JhengHei" w:hAnsi="Microsoft JhengHei" w:eastAsia="Microsoft JhengHei" w:cs="Microsoft JhengHei"/>
               <w:szCs w:val="24"/>
             </w:rPr>
             <w:fldChar w:fldCharType="separate"/>
           </w:r>
           <w:r>
             <w:rPr>
-              <w:rFonts w:ascii="Microsoft JhengHei" w:eastAsia="Microsoft JhengHei" w:hAnsi="Microsoft JhengHei" w:cs="Microsoft JhengHei" w:hint="eastAsia"/>
-              <w:sz w:val="24"/>
-              <w:szCs w:val="24"/>
-            </w:rPr>
-            <w:t>5. 角色与职责</w:t>
-          </w:r>
-          <w:r>
-            <w:rPr>
-              <w:rFonts w:ascii="Microsoft JhengHei" w:eastAsia="Microsoft JhengHei" w:hAnsi="Microsoft JhengHei" w:cs="Microsoft JhengHei" w:hint="eastAsia"/>
-              <w:sz w:val="24"/>
-              <w:szCs w:val="24"/>
-            </w:rPr>
+              <w:rFonts w:hint="default"/>
+            </w:rPr>
+            <w:t xml:space="preserve">4. </w:t>
+          </w:r>
+          <w:r>
+            <w:t>术语与定义</w:t>
+          </w:r>
+          <w:r>
             <w:tab/>
           </w:r>
           <w:r>
-            <w:rPr>
-              <w:rFonts w:ascii="Microsoft JhengHei" w:eastAsia="Microsoft JhengHei" w:hAnsi="Microsoft JhengHei" w:cs="Microsoft JhengHei" w:hint="eastAsia"/>
-              <w:sz w:val="24"/>
-              <w:szCs w:val="24"/>
-            </w:rPr>
             <w:fldChar w:fldCharType="begin"/>
           </w:r>
           <w:r>
-            <w:rPr>
-              <w:rFonts w:ascii="Microsoft JhengHei" w:eastAsia="Microsoft JhengHei" w:hAnsi="Microsoft JhengHei" w:cs="Microsoft JhengHei" w:hint="eastAsia"/>
-              <w:sz w:val="24"/>
-              <w:szCs w:val="24"/>
-            </w:rPr>
-            <w:instrText xml:space="preserve"> PAGEREF _Toc12629 \h </w:instrText>
-          </w:r>
-          <w:r>
-            <w:rPr>
-              <w:rFonts w:ascii="Microsoft JhengHei" w:eastAsia="Microsoft JhengHei" w:hAnsi="Microsoft JhengHei" w:cs="Microsoft JhengHei" w:hint="eastAsia"/>
-              <w:sz w:val="24"/>
-              <w:szCs w:val="24"/>
-            </w:rPr>
+            <w:instrText xml:space="preserve"> PAGEREF _Toc15884 \h </w:instrText>
+          </w:r>
+          <w:r>
             <w:fldChar w:fldCharType="separate"/>
           </w:r>
           <w:r>
-            <w:rPr>
-              <w:rFonts w:ascii="Microsoft JhengHei" w:eastAsia="Microsoft JhengHei" w:hAnsi="Microsoft JhengHei" w:cs="Microsoft JhengHei" w:hint="eastAsia"/>
-              <w:sz w:val="24"/>
-              <w:szCs w:val="24"/>
-            </w:rPr>
             <w:t>4</w:t>
           </w:r>
           <w:r>
-            <w:rPr>
-              <w:rFonts w:ascii="Microsoft JhengHei" w:eastAsia="Microsoft JhengHei" w:hAnsi="Microsoft JhengHei" w:cs="Microsoft JhengHei" w:hint="eastAsia"/>
-              <w:sz w:val="24"/>
-              <w:szCs w:val="24"/>
-            </w:rPr>
             <w:fldChar w:fldCharType="end"/>
           </w:r>
           <w:r>
             <w:rPr>
-              <w:rFonts w:ascii="Microsoft JhengHei" w:eastAsia="Microsoft JhengHei" w:hAnsi="Microsoft JhengHei" w:cs="Microsoft JhengHei" w:hint="eastAsia"/>
-              <w:sz w:val="24"/>
+              <w:rFonts w:hint="eastAsia" w:ascii="Microsoft JhengHei" w:hAnsi="Microsoft JhengHei" w:eastAsia="Microsoft JhengHei" w:cs="Microsoft JhengHei"/>
               <w:szCs w:val="24"/>
             </w:rPr>
             <w:fldChar w:fldCharType="end"/>
@@ -1701,100 +2224,76 @@
         </w:p>
         <w:p>
           <w:pPr>
-            <w:pStyle w:val="TOC1"/>
+            <w:pStyle w:val="16"/>
+            <w:keepNext w:val="0"/>
+            <w:keepLines w:val="0"/>
+            <w:pageBreakBefore w:val="0"/>
+            <w:widowControl w:val="0"/>
             <w:tabs>
               <w:tab w:val="right" w:leader="dot" w:pos="8497"/>
             </w:tabs>
-            <w:rPr>
-              <w:rFonts w:ascii="Microsoft JhengHei" w:eastAsia="Microsoft JhengHei" w:hAnsi="Microsoft JhengHei" w:cs="Microsoft JhengHei" w:hint="eastAsia"/>
-              <w:sz w:val="24"/>
-              <w:szCs w:val="24"/>
-            </w:rPr>
+            <w:kinsoku w:val="0"/>
+            <w:wordWrap/>
+            <w:overflowPunct/>
+            <w:topLinePunct w:val="0"/>
+            <w:autoSpaceDE w:val="0"/>
+            <w:autoSpaceDN w:val="0"/>
+            <w:bidi w:val="0"/>
+            <w:adjustRightInd w:val="0"/>
+            <w:snapToGrid w:val="0"/>
+            <w:textAlignment w:val="baseline"/>
           </w:pPr>
           <w:r>
             <w:rPr>
-              <w:rFonts w:ascii="Microsoft JhengHei" w:eastAsia="Microsoft JhengHei" w:hAnsi="Microsoft JhengHei" w:cs="Microsoft JhengHei" w:hint="eastAsia"/>
-              <w:sz w:val="24"/>
+              <w:rFonts w:hint="eastAsia" w:ascii="Microsoft JhengHei" w:hAnsi="Microsoft JhengHei" w:eastAsia="Microsoft JhengHei" w:cs="Microsoft JhengHei"/>
               <w:szCs w:val="24"/>
             </w:rPr>
             <w:fldChar w:fldCharType="begin"/>
           </w:r>
           <w:r>
             <w:rPr>
-              <w:rFonts w:ascii="Microsoft JhengHei" w:eastAsia="Microsoft JhengHei" w:hAnsi="Microsoft JhengHei" w:cs="Microsoft JhengHei" w:hint="eastAsia"/>
-              <w:sz w:val="24"/>
-              <w:szCs w:val="24"/>
-            </w:rPr>
-            <w:instrText xml:space="preserve"> HYPERLINK \l _Toc1059 </w:instrText>
-          </w:r>
-          <w:r>
-            <w:rPr>
-              <w:rFonts w:ascii="Microsoft JhengHei" w:eastAsia="Microsoft JhengHei" w:hAnsi="Microsoft JhengHei" w:cs="Microsoft JhengHei" w:hint="eastAsia"/>
-              <w:sz w:val="24"/>
+              <w:rFonts w:hint="eastAsia" w:ascii="Microsoft JhengHei" w:hAnsi="Microsoft JhengHei" w:eastAsia="Microsoft JhengHei" w:cs="Microsoft JhengHei"/>
+              <w:szCs w:val="24"/>
+            </w:rPr>
+            <w:instrText xml:space="preserve"> HYPERLINK \l _Toc23107 </w:instrText>
+          </w:r>
+          <w:r>
+            <w:rPr>
+              <w:rFonts w:hint="eastAsia" w:ascii="Microsoft JhengHei" w:hAnsi="Microsoft JhengHei" w:eastAsia="Microsoft JhengHei" w:cs="Microsoft JhengHei"/>
               <w:szCs w:val="24"/>
             </w:rPr>
             <w:fldChar w:fldCharType="separate"/>
           </w:r>
           <w:r>
             <w:rPr>
-              <w:rFonts w:ascii="Microsoft JhengHei" w:eastAsia="Microsoft JhengHei" w:hAnsi="Microsoft JhengHei" w:cs="Microsoft JhengHei" w:hint="eastAsia"/>
-              <w:sz w:val="24"/>
-              <w:szCs w:val="24"/>
-            </w:rPr>
-            <w:t>6. 投诉的定义</w:t>
-          </w:r>
-          <w:r>
-            <w:rPr>
-              <w:rFonts w:ascii="Microsoft JhengHei" w:eastAsia="Microsoft JhengHei" w:hAnsi="Microsoft JhengHei" w:cs="Microsoft JhengHei" w:hint="eastAsia"/>
-              <w:sz w:val="24"/>
-              <w:szCs w:val="24"/>
-            </w:rPr>
+              <w:rFonts w:hint="default"/>
+            </w:rPr>
+            <w:t xml:space="preserve">5. </w:t>
+          </w:r>
+          <w:r>
+            <w:t>角色与职责</w:t>
+          </w:r>
+          <w:r>
             <w:tab/>
           </w:r>
           <w:r>
-            <w:rPr>
-              <w:rFonts w:ascii="Microsoft JhengHei" w:eastAsia="Microsoft JhengHei" w:hAnsi="Microsoft JhengHei" w:cs="Microsoft JhengHei" w:hint="eastAsia"/>
-              <w:sz w:val="24"/>
-              <w:szCs w:val="24"/>
-            </w:rPr>
             <w:fldChar w:fldCharType="begin"/>
           </w:r>
           <w:r>
-            <w:rPr>
-              <w:rFonts w:ascii="Microsoft JhengHei" w:eastAsia="Microsoft JhengHei" w:hAnsi="Microsoft JhengHei" w:cs="Microsoft JhengHei" w:hint="eastAsia"/>
-              <w:sz w:val="24"/>
-              <w:szCs w:val="24"/>
-            </w:rPr>
-            <w:instrText xml:space="preserve"> PAGEREF _Toc1059 \h </w:instrText>
-          </w:r>
-          <w:r>
-            <w:rPr>
-              <w:rFonts w:ascii="Microsoft JhengHei" w:eastAsia="Microsoft JhengHei" w:hAnsi="Microsoft JhengHei" w:cs="Microsoft JhengHei" w:hint="eastAsia"/>
-              <w:sz w:val="24"/>
-              <w:szCs w:val="24"/>
-            </w:rPr>
+            <w:instrText xml:space="preserve"> PAGEREF _Toc23107 \h </w:instrText>
+          </w:r>
+          <w:r>
             <w:fldChar w:fldCharType="separate"/>
           </w:r>
           <w:r>
-            <w:rPr>
-              <w:rFonts w:ascii="Microsoft JhengHei" w:eastAsia="Microsoft JhengHei" w:hAnsi="Microsoft JhengHei" w:cs="Microsoft JhengHei" w:hint="eastAsia"/>
-              <w:sz w:val="24"/>
-              <w:szCs w:val="24"/>
-            </w:rPr>
             <w:t>4</w:t>
           </w:r>
           <w:r>
-            <w:rPr>
-              <w:rFonts w:ascii="Microsoft JhengHei" w:eastAsia="Microsoft JhengHei" w:hAnsi="Microsoft JhengHei" w:cs="Microsoft JhengHei" w:hint="eastAsia"/>
-              <w:sz w:val="24"/>
-              <w:szCs w:val="24"/>
-            </w:rPr>
             <w:fldChar w:fldCharType="end"/>
           </w:r>
           <w:r>
             <w:rPr>
-              <w:rFonts w:ascii="Microsoft JhengHei" w:eastAsia="Microsoft JhengHei" w:hAnsi="Microsoft JhengHei" w:cs="Microsoft JhengHei" w:hint="eastAsia"/>
-              <w:sz w:val="24"/>
+              <w:rFonts w:hint="eastAsia" w:ascii="Microsoft JhengHei" w:hAnsi="Microsoft JhengHei" w:eastAsia="Microsoft JhengHei" w:cs="Microsoft JhengHei"/>
               <w:szCs w:val="24"/>
             </w:rPr>
             <w:fldChar w:fldCharType="end"/>
@@ -1802,100 +2301,76 @@
         </w:p>
         <w:p>
           <w:pPr>
-            <w:pStyle w:val="TOC1"/>
+            <w:pStyle w:val="16"/>
+            <w:keepNext w:val="0"/>
+            <w:keepLines w:val="0"/>
+            <w:pageBreakBefore w:val="0"/>
+            <w:widowControl w:val="0"/>
             <w:tabs>
               <w:tab w:val="right" w:leader="dot" w:pos="8497"/>
             </w:tabs>
-            <w:rPr>
-              <w:rFonts w:ascii="Microsoft JhengHei" w:eastAsia="Microsoft JhengHei" w:hAnsi="Microsoft JhengHei" w:cs="Microsoft JhengHei" w:hint="eastAsia"/>
-              <w:sz w:val="24"/>
-              <w:szCs w:val="24"/>
-            </w:rPr>
+            <w:kinsoku w:val="0"/>
+            <w:wordWrap/>
+            <w:overflowPunct/>
+            <w:topLinePunct w:val="0"/>
+            <w:autoSpaceDE w:val="0"/>
+            <w:autoSpaceDN w:val="0"/>
+            <w:bidi w:val="0"/>
+            <w:adjustRightInd w:val="0"/>
+            <w:snapToGrid w:val="0"/>
+            <w:textAlignment w:val="baseline"/>
           </w:pPr>
           <w:r>
             <w:rPr>
-              <w:rFonts w:ascii="Microsoft JhengHei" w:eastAsia="Microsoft JhengHei" w:hAnsi="Microsoft JhengHei" w:cs="Microsoft JhengHei" w:hint="eastAsia"/>
-              <w:sz w:val="24"/>
+              <w:rFonts w:hint="eastAsia" w:ascii="Microsoft JhengHei" w:hAnsi="Microsoft JhengHei" w:eastAsia="Microsoft JhengHei" w:cs="Microsoft JhengHei"/>
               <w:szCs w:val="24"/>
             </w:rPr>
             <w:fldChar w:fldCharType="begin"/>
           </w:r>
           <w:r>
             <w:rPr>
-              <w:rFonts w:ascii="Microsoft JhengHei" w:eastAsia="Microsoft JhengHei" w:hAnsi="Microsoft JhengHei" w:cs="Microsoft JhengHei" w:hint="eastAsia"/>
-              <w:sz w:val="24"/>
-              <w:szCs w:val="24"/>
-            </w:rPr>
-            <w:instrText xml:space="preserve"> HYPERLINK \l _Toc9592 </w:instrText>
-          </w:r>
-          <w:r>
-            <w:rPr>
-              <w:rFonts w:ascii="Microsoft JhengHei" w:eastAsia="Microsoft JhengHei" w:hAnsi="Microsoft JhengHei" w:cs="Microsoft JhengHei" w:hint="eastAsia"/>
-              <w:sz w:val="24"/>
+              <w:rFonts w:hint="eastAsia" w:ascii="Microsoft JhengHei" w:hAnsi="Microsoft JhengHei" w:eastAsia="Microsoft JhengHei" w:cs="Microsoft JhengHei"/>
+              <w:szCs w:val="24"/>
+            </w:rPr>
+            <w:instrText xml:space="preserve"> HYPERLINK \l _Toc5257 </w:instrText>
+          </w:r>
+          <w:r>
+            <w:rPr>
+              <w:rFonts w:hint="eastAsia" w:ascii="Microsoft JhengHei" w:hAnsi="Microsoft JhengHei" w:eastAsia="Microsoft JhengHei" w:cs="Microsoft JhengHei"/>
               <w:szCs w:val="24"/>
             </w:rPr>
             <w:fldChar w:fldCharType="separate"/>
           </w:r>
           <w:r>
             <w:rPr>
-              <w:rFonts w:ascii="Microsoft JhengHei" w:eastAsia="Microsoft JhengHei" w:hAnsi="Microsoft JhengHei" w:cs="Microsoft JhengHei" w:hint="eastAsia"/>
-              <w:sz w:val="24"/>
-              <w:szCs w:val="24"/>
-            </w:rPr>
-            <w:t>7. 产生投诉的因素</w:t>
-          </w:r>
-          <w:r>
-            <w:rPr>
-              <w:rFonts w:ascii="Microsoft JhengHei" w:eastAsia="Microsoft JhengHei" w:hAnsi="Microsoft JhengHei" w:cs="Microsoft JhengHei" w:hint="eastAsia"/>
-              <w:sz w:val="24"/>
-              <w:szCs w:val="24"/>
-            </w:rPr>
+              <w:rFonts w:hint="default"/>
+            </w:rPr>
+            <w:t xml:space="preserve">6. </w:t>
+          </w:r>
+          <w:r>
+            <w:t>投诉的定义</w:t>
+          </w:r>
+          <w:r>
             <w:tab/>
           </w:r>
           <w:r>
-            <w:rPr>
-              <w:rFonts w:ascii="Microsoft JhengHei" w:eastAsia="Microsoft JhengHei" w:hAnsi="Microsoft JhengHei" w:cs="Microsoft JhengHei" w:hint="eastAsia"/>
-              <w:sz w:val="24"/>
-              <w:szCs w:val="24"/>
-            </w:rPr>
             <w:fldChar w:fldCharType="begin"/>
           </w:r>
           <w:r>
-            <w:rPr>
-              <w:rFonts w:ascii="Microsoft JhengHei" w:eastAsia="Microsoft JhengHei" w:hAnsi="Microsoft JhengHei" w:cs="Microsoft JhengHei" w:hint="eastAsia"/>
-              <w:sz w:val="24"/>
-              <w:szCs w:val="24"/>
-            </w:rPr>
-            <w:instrText xml:space="preserve"> PAGEREF _Toc9592 \h </w:instrText>
-          </w:r>
-          <w:r>
-            <w:rPr>
-              <w:rFonts w:ascii="Microsoft JhengHei" w:eastAsia="Microsoft JhengHei" w:hAnsi="Microsoft JhengHei" w:cs="Microsoft JhengHei" w:hint="eastAsia"/>
-              <w:sz w:val="24"/>
-              <w:szCs w:val="24"/>
-            </w:rPr>
+            <w:instrText xml:space="preserve"> PAGEREF _Toc5257 \h </w:instrText>
+          </w:r>
+          <w:r>
             <w:fldChar w:fldCharType="separate"/>
           </w:r>
           <w:r>
-            <w:rPr>
-              <w:rFonts w:ascii="Microsoft JhengHei" w:eastAsia="Microsoft JhengHei" w:hAnsi="Microsoft JhengHei" w:cs="Microsoft JhengHei" w:hint="eastAsia"/>
-              <w:sz w:val="24"/>
-              <w:szCs w:val="24"/>
-            </w:rPr>
             <w:t>4</w:t>
           </w:r>
           <w:r>
-            <w:rPr>
-              <w:rFonts w:ascii="Microsoft JhengHei" w:eastAsia="Microsoft JhengHei" w:hAnsi="Microsoft JhengHei" w:cs="Microsoft JhengHei" w:hint="eastAsia"/>
-              <w:sz w:val="24"/>
-              <w:szCs w:val="24"/>
-            </w:rPr>
             <w:fldChar w:fldCharType="end"/>
           </w:r>
           <w:r>
             <w:rPr>
-              <w:rFonts w:ascii="Microsoft JhengHei" w:eastAsia="Microsoft JhengHei" w:hAnsi="Microsoft JhengHei" w:cs="Microsoft JhengHei" w:hint="eastAsia"/>
-              <w:sz w:val="24"/>
+              <w:rFonts w:hint="eastAsia" w:ascii="Microsoft JhengHei" w:hAnsi="Microsoft JhengHei" w:eastAsia="Microsoft JhengHei" w:cs="Microsoft JhengHei"/>
               <w:szCs w:val="24"/>
             </w:rPr>
             <w:fldChar w:fldCharType="end"/>
@@ -1903,100 +2378,76 @@
         </w:p>
         <w:p>
           <w:pPr>
-            <w:pStyle w:val="TOC1"/>
+            <w:pStyle w:val="16"/>
+            <w:keepNext w:val="0"/>
+            <w:keepLines w:val="0"/>
+            <w:pageBreakBefore w:val="0"/>
+            <w:widowControl w:val="0"/>
             <w:tabs>
               <w:tab w:val="right" w:leader="dot" w:pos="8497"/>
             </w:tabs>
-            <w:rPr>
-              <w:rFonts w:ascii="Microsoft JhengHei" w:eastAsia="Microsoft JhengHei" w:hAnsi="Microsoft JhengHei" w:cs="Microsoft JhengHei" w:hint="eastAsia"/>
-              <w:sz w:val="24"/>
-              <w:szCs w:val="24"/>
-            </w:rPr>
+            <w:kinsoku w:val="0"/>
+            <w:wordWrap/>
+            <w:overflowPunct/>
+            <w:topLinePunct w:val="0"/>
+            <w:autoSpaceDE w:val="0"/>
+            <w:autoSpaceDN w:val="0"/>
+            <w:bidi w:val="0"/>
+            <w:adjustRightInd w:val="0"/>
+            <w:snapToGrid w:val="0"/>
+            <w:textAlignment w:val="baseline"/>
           </w:pPr>
           <w:r>
             <w:rPr>
-              <w:rFonts w:ascii="Microsoft JhengHei" w:eastAsia="Microsoft JhengHei" w:hAnsi="Microsoft JhengHei" w:cs="Microsoft JhengHei" w:hint="eastAsia"/>
-              <w:sz w:val="24"/>
+              <w:rFonts w:hint="eastAsia" w:ascii="Microsoft JhengHei" w:hAnsi="Microsoft JhengHei" w:eastAsia="Microsoft JhengHei" w:cs="Microsoft JhengHei"/>
               <w:szCs w:val="24"/>
             </w:rPr>
             <w:fldChar w:fldCharType="begin"/>
           </w:r>
           <w:r>
             <w:rPr>
-              <w:rFonts w:ascii="Microsoft JhengHei" w:eastAsia="Microsoft JhengHei" w:hAnsi="Microsoft JhengHei" w:cs="Microsoft JhengHei" w:hint="eastAsia"/>
-              <w:sz w:val="24"/>
-              <w:szCs w:val="24"/>
-            </w:rPr>
-            <w:instrText xml:space="preserve"> HYPERLINK \l _Toc29039 </w:instrText>
-          </w:r>
-          <w:r>
-            <w:rPr>
-              <w:rFonts w:ascii="Microsoft JhengHei" w:eastAsia="Microsoft JhengHei" w:hAnsi="Microsoft JhengHei" w:cs="Microsoft JhengHei" w:hint="eastAsia"/>
-              <w:sz w:val="24"/>
+              <w:rFonts w:hint="eastAsia" w:ascii="Microsoft JhengHei" w:hAnsi="Microsoft JhengHei" w:eastAsia="Microsoft JhengHei" w:cs="Microsoft JhengHei"/>
+              <w:szCs w:val="24"/>
+            </w:rPr>
+            <w:instrText xml:space="preserve"> HYPERLINK \l _Toc7462 </w:instrText>
+          </w:r>
+          <w:r>
+            <w:rPr>
+              <w:rFonts w:hint="eastAsia" w:ascii="Microsoft JhengHei" w:hAnsi="Microsoft JhengHei" w:eastAsia="Microsoft JhengHei" w:cs="Microsoft JhengHei"/>
               <w:szCs w:val="24"/>
             </w:rPr>
             <w:fldChar w:fldCharType="separate"/>
           </w:r>
           <w:r>
             <w:rPr>
-              <w:rFonts w:ascii="Microsoft JhengHei" w:eastAsia="Microsoft JhengHei" w:hAnsi="Microsoft JhengHei" w:cs="Microsoft JhengHei" w:hint="eastAsia"/>
-              <w:sz w:val="24"/>
-              <w:szCs w:val="24"/>
-            </w:rPr>
-            <w:t>8. 投诉的影响</w:t>
-          </w:r>
-          <w:r>
-            <w:rPr>
-              <w:rFonts w:ascii="Microsoft JhengHei" w:eastAsia="Microsoft JhengHei" w:hAnsi="Microsoft JhengHei" w:cs="Microsoft JhengHei" w:hint="eastAsia"/>
-              <w:sz w:val="24"/>
-              <w:szCs w:val="24"/>
-            </w:rPr>
+              <w:rFonts w:hint="default"/>
+            </w:rPr>
+            <w:t xml:space="preserve">7. </w:t>
+          </w:r>
+          <w:r>
+            <w:t>产生投诉的因素</w:t>
+          </w:r>
+          <w:r>
             <w:tab/>
           </w:r>
           <w:r>
-            <w:rPr>
-              <w:rFonts w:ascii="Microsoft JhengHei" w:eastAsia="Microsoft JhengHei" w:hAnsi="Microsoft JhengHei" w:cs="Microsoft JhengHei" w:hint="eastAsia"/>
-              <w:sz w:val="24"/>
-              <w:szCs w:val="24"/>
-            </w:rPr>
             <w:fldChar w:fldCharType="begin"/>
           </w:r>
           <w:r>
-            <w:rPr>
-              <w:rFonts w:ascii="Microsoft JhengHei" w:eastAsia="Microsoft JhengHei" w:hAnsi="Microsoft JhengHei" w:cs="Microsoft JhengHei" w:hint="eastAsia"/>
-              <w:sz w:val="24"/>
-              <w:szCs w:val="24"/>
-            </w:rPr>
-            <w:instrText xml:space="preserve"> PAGEREF _Toc29039 \h </w:instrText>
-          </w:r>
-          <w:r>
-            <w:rPr>
-              <w:rFonts w:ascii="Microsoft JhengHei" w:eastAsia="Microsoft JhengHei" w:hAnsi="Microsoft JhengHei" w:cs="Microsoft JhengHei" w:hint="eastAsia"/>
-              <w:sz w:val="24"/>
-              <w:szCs w:val="24"/>
-            </w:rPr>
+            <w:instrText xml:space="preserve"> PAGEREF _Toc7462 \h </w:instrText>
+          </w:r>
+          <w:r>
             <w:fldChar w:fldCharType="separate"/>
           </w:r>
           <w:r>
-            <w:rPr>
-              <w:rFonts w:ascii="Microsoft JhengHei" w:eastAsia="Microsoft JhengHei" w:hAnsi="Microsoft JhengHei" w:cs="Microsoft JhengHei" w:hint="eastAsia"/>
-              <w:sz w:val="24"/>
-              <w:szCs w:val="24"/>
-            </w:rPr>
-            <w:t>5</w:t>
-          </w:r>
-          <w:r>
-            <w:rPr>
-              <w:rFonts w:ascii="Microsoft JhengHei" w:eastAsia="Microsoft JhengHei" w:hAnsi="Microsoft JhengHei" w:cs="Microsoft JhengHei" w:hint="eastAsia"/>
-              <w:sz w:val="24"/>
-              <w:szCs w:val="24"/>
-            </w:rPr>
+            <w:t>4</w:t>
+          </w:r>
+          <w:r>
             <w:fldChar w:fldCharType="end"/>
           </w:r>
           <w:r>
             <w:rPr>
-              <w:rFonts w:ascii="Microsoft JhengHei" w:eastAsia="Microsoft JhengHei" w:hAnsi="Microsoft JhengHei" w:cs="Microsoft JhengHei" w:hint="eastAsia"/>
-              <w:sz w:val="24"/>
+              <w:rFonts w:hint="eastAsia" w:ascii="Microsoft JhengHei" w:hAnsi="Microsoft JhengHei" w:eastAsia="Microsoft JhengHei" w:cs="Microsoft JhengHei"/>
               <w:szCs w:val="24"/>
             </w:rPr>
             <w:fldChar w:fldCharType="end"/>
@@ -2004,100 +2455,76 @@
         </w:p>
         <w:p>
           <w:pPr>
-            <w:pStyle w:val="TOC1"/>
+            <w:pStyle w:val="16"/>
+            <w:keepNext w:val="0"/>
+            <w:keepLines w:val="0"/>
+            <w:pageBreakBefore w:val="0"/>
+            <w:widowControl w:val="0"/>
             <w:tabs>
               <w:tab w:val="right" w:leader="dot" w:pos="8497"/>
             </w:tabs>
-            <w:rPr>
-              <w:rFonts w:ascii="Microsoft JhengHei" w:eastAsia="Microsoft JhengHei" w:hAnsi="Microsoft JhengHei" w:cs="Microsoft JhengHei" w:hint="eastAsia"/>
-              <w:sz w:val="24"/>
-              <w:szCs w:val="24"/>
-            </w:rPr>
+            <w:kinsoku w:val="0"/>
+            <w:wordWrap/>
+            <w:overflowPunct/>
+            <w:topLinePunct w:val="0"/>
+            <w:autoSpaceDE w:val="0"/>
+            <w:autoSpaceDN w:val="0"/>
+            <w:bidi w:val="0"/>
+            <w:adjustRightInd w:val="0"/>
+            <w:snapToGrid w:val="0"/>
+            <w:textAlignment w:val="baseline"/>
           </w:pPr>
           <w:r>
             <w:rPr>
-              <w:rFonts w:ascii="Microsoft JhengHei" w:eastAsia="Microsoft JhengHei" w:hAnsi="Microsoft JhengHei" w:cs="Microsoft JhengHei" w:hint="eastAsia"/>
-              <w:sz w:val="24"/>
+              <w:rFonts w:hint="eastAsia" w:ascii="Microsoft JhengHei" w:hAnsi="Microsoft JhengHei" w:eastAsia="Microsoft JhengHei" w:cs="Microsoft JhengHei"/>
               <w:szCs w:val="24"/>
             </w:rPr>
             <w:fldChar w:fldCharType="begin"/>
           </w:r>
           <w:r>
             <w:rPr>
-              <w:rFonts w:ascii="Microsoft JhengHei" w:eastAsia="Microsoft JhengHei" w:hAnsi="Microsoft JhengHei" w:cs="Microsoft JhengHei" w:hint="eastAsia"/>
-              <w:sz w:val="24"/>
-              <w:szCs w:val="24"/>
-            </w:rPr>
-            <w:instrText xml:space="preserve"> HYPERLINK \l _Toc17940 </w:instrText>
-          </w:r>
-          <w:r>
-            <w:rPr>
-              <w:rFonts w:ascii="Microsoft JhengHei" w:eastAsia="Microsoft JhengHei" w:hAnsi="Microsoft JhengHei" w:cs="Microsoft JhengHei" w:hint="eastAsia"/>
-              <w:sz w:val="24"/>
+              <w:rFonts w:hint="eastAsia" w:ascii="Microsoft JhengHei" w:hAnsi="Microsoft JhengHei" w:eastAsia="Microsoft JhengHei" w:cs="Microsoft JhengHei"/>
+              <w:szCs w:val="24"/>
+            </w:rPr>
+            <w:instrText xml:space="preserve"> HYPERLINK \l _Toc28787 </w:instrText>
+          </w:r>
+          <w:r>
+            <w:rPr>
+              <w:rFonts w:hint="eastAsia" w:ascii="Microsoft JhengHei" w:hAnsi="Microsoft JhengHei" w:eastAsia="Microsoft JhengHei" w:cs="Microsoft JhengHei"/>
               <w:szCs w:val="24"/>
             </w:rPr>
             <w:fldChar w:fldCharType="separate"/>
           </w:r>
           <w:r>
             <w:rPr>
-              <w:rFonts w:ascii="Microsoft JhengHei" w:eastAsia="Microsoft JhengHei" w:hAnsi="Microsoft JhengHei" w:cs="Microsoft JhengHei" w:hint="eastAsia"/>
-              <w:sz w:val="24"/>
-              <w:szCs w:val="24"/>
-            </w:rPr>
-            <w:t>9. 客户投诉应对目的</w:t>
-          </w:r>
-          <w:r>
-            <w:rPr>
-              <w:rFonts w:ascii="Microsoft JhengHei" w:eastAsia="Microsoft JhengHei" w:hAnsi="Microsoft JhengHei" w:cs="Microsoft JhengHei" w:hint="eastAsia"/>
-              <w:sz w:val="24"/>
-              <w:szCs w:val="24"/>
-            </w:rPr>
+              <w:rFonts w:hint="default"/>
+            </w:rPr>
+            <w:t xml:space="preserve">8. </w:t>
+          </w:r>
+          <w:r>
+            <w:t>投诉的影响</w:t>
+          </w:r>
+          <w:r>
             <w:tab/>
           </w:r>
           <w:r>
-            <w:rPr>
-              <w:rFonts w:ascii="Microsoft JhengHei" w:eastAsia="Microsoft JhengHei" w:hAnsi="Microsoft JhengHei" w:cs="Microsoft JhengHei" w:hint="eastAsia"/>
-              <w:sz w:val="24"/>
-              <w:szCs w:val="24"/>
-            </w:rPr>
             <w:fldChar w:fldCharType="begin"/>
           </w:r>
           <w:r>
-            <w:rPr>
-              <w:rFonts w:ascii="Microsoft JhengHei" w:eastAsia="Microsoft JhengHei" w:hAnsi="Microsoft JhengHei" w:cs="Microsoft JhengHei" w:hint="eastAsia"/>
-              <w:sz w:val="24"/>
-              <w:szCs w:val="24"/>
-            </w:rPr>
-            <w:instrText xml:space="preserve"> PAGEREF _Toc17940 \h </w:instrText>
-          </w:r>
-          <w:r>
-            <w:rPr>
-              <w:rFonts w:ascii="Microsoft JhengHei" w:eastAsia="Microsoft JhengHei" w:hAnsi="Microsoft JhengHei" w:cs="Microsoft JhengHei" w:hint="eastAsia"/>
-              <w:sz w:val="24"/>
-              <w:szCs w:val="24"/>
-            </w:rPr>
+            <w:instrText xml:space="preserve"> PAGEREF _Toc28787 \h </w:instrText>
+          </w:r>
+          <w:r>
             <w:fldChar w:fldCharType="separate"/>
           </w:r>
           <w:r>
-            <w:rPr>
-              <w:rFonts w:ascii="Microsoft JhengHei" w:eastAsia="Microsoft JhengHei" w:hAnsi="Microsoft JhengHei" w:cs="Microsoft JhengHei" w:hint="eastAsia"/>
-              <w:sz w:val="24"/>
-              <w:szCs w:val="24"/>
-            </w:rPr>
             <w:t>5</w:t>
           </w:r>
           <w:r>
-            <w:rPr>
-              <w:rFonts w:ascii="Microsoft JhengHei" w:eastAsia="Microsoft JhengHei" w:hAnsi="Microsoft JhengHei" w:cs="Microsoft JhengHei" w:hint="eastAsia"/>
-              <w:sz w:val="24"/>
-              <w:szCs w:val="24"/>
-            </w:rPr>
             <w:fldChar w:fldCharType="end"/>
           </w:r>
           <w:r>
             <w:rPr>
-              <w:rFonts w:ascii="Microsoft JhengHei" w:eastAsia="Microsoft JhengHei" w:hAnsi="Microsoft JhengHei" w:cs="Microsoft JhengHei" w:hint="eastAsia"/>
-              <w:sz w:val="24"/>
+              <w:rFonts w:hint="eastAsia" w:ascii="Microsoft JhengHei" w:hAnsi="Microsoft JhengHei" w:eastAsia="Microsoft JhengHei" w:cs="Microsoft JhengHei"/>
               <w:szCs w:val="24"/>
             </w:rPr>
             <w:fldChar w:fldCharType="end"/>
@@ -2105,100 +2532,76 @@
         </w:p>
         <w:p>
           <w:pPr>
-            <w:pStyle w:val="TOC1"/>
+            <w:pStyle w:val="16"/>
+            <w:keepNext w:val="0"/>
+            <w:keepLines w:val="0"/>
+            <w:pageBreakBefore w:val="0"/>
+            <w:widowControl w:val="0"/>
             <w:tabs>
               <w:tab w:val="right" w:leader="dot" w:pos="8497"/>
             </w:tabs>
-            <w:rPr>
-              <w:rFonts w:ascii="Microsoft JhengHei" w:eastAsia="Microsoft JhengHei" w:hAnsi="Microsoft JhengHei" w:cs="Microsoft JhengHei" w:hint="eastAsia"/>
-              <w:sz w:val="24"/>
-              <w:szCs w:val="24"/>
-            </w:rPr>
+            <w:kinsoku w:val="0"/>
+            <w:wordWrap/>
+            <w:overflowPunct/>
+            <w:topLinePunct w:val="0"/>
+            <w:autoSpaceDE w:val="0"/>
+            <w:autoSpaceDN w:val="0"/>
+            <w:bidi w:val="0"/>
+            <w:adjustRightInd w:val="0"/>
+            <w:snapToGrid w:val="0"/>
+            <w:textAlignment w:val="baseline"/>
           </w:pPr>
           <w:r>
             <w:rPr>
-              <w:rFonts w:ascii="Microsoft JhengHei" w:eastAsia="Microsoft JhengHei" w:hAnsi="Microsoft JhengHei" w:cs="Microsoft JhengHei" w:hint="eastAsia"/>
-              <w:sz w:val="24"/>
+              <w:rFonts w:hint="eastAsia" w:ascii="Microsoft JhengHei" w:hAnsi="Microsoft JhengHei" w:eastAsia="Microsoft JhengHei" w:cs="Microsoft JhengHei"/>
               <w:szCs w:val="24"/>
             </w:rPr>
             <w:fldChar w:fldCharType="begin"/>
           </w:r>
           <w:r>
             <w:rPr>
-              <w:rFonts w:ascii="Microsoft JhengHei" w:eastAsia="Microsoft JhengHei" w:hAnsi="Microsoft JhengHei" w:cs="Microsoft JhengHei" w:hint="eastAsia"/>
-              <w:sz w:val="24"/>
-              <w:szCs w:val="24"/>
-            </w:rPr>
-            <w:instrText xml:space="preserve"> HYPERLINK \l _Toc1335 </w:instrText>
-          </w:r>
-          <w:r>
-            <w:rPr>
-              <w:rFonts w:ascii="Microsoft JhengHei" w:eastAsia="Microsoft JhengHei" w:hAnsi="Microsoft JhengHei" w:cs="Microsoft JhengHei" w:hint="eastAsia"/>
-              <w:sz w:val="24"/>
+              <w:rFonts w:hint="eastAsia" w:ascii="Microsoft JhengHei" w:hAnsi="Microsoft JhengHei" w:eastAsia="Microsoft JhengHei" w:cs="Microsoft JhengHei"/>
+              <w:szCs w:val="24"/>
+            </w:rPr>
+            <w:instrText xml:space="preserve"> HYPERLINK \l _Toc13517 </w:instrText>
+          </w:r>
+          <w:r>
+            <w:rPr>
+              <w:rFonts w:hint="eastAsia" w:ascii="Microsoft JhengHei" w:hAnsi="Microsoft JhengHei" w:eastAsia="Microsoft JhengHei" w:cs="Microsoft JhengHei"/>
               <w:szCs w:val="24"/>
             </w:rPr>
             <w:fldChar w:fldCharType="separate"/>
           </w:r>
           <w:r>
             <w:rPr>
-              <w:rFonts w:ascii="Microsoft JhengHei" w:eastAsia="Microsoft JhengHei" w:hAnsi="Microsoft JhengHei" w:cs="Microsoft JhengHei" w:hint="eastAsia"/>
-              <w:sz w:val="24"/>
-              <w:szCs w:val="24"/>
-            </w:rPr>
-            <w:t>10. 投诉级别</w:t>
-          </w:r>
-          <w:r>
-            <w:rPr>
-              <w:rFonts w:ascii="Microsoft JhengHei" w:eastAsia="Microsoft JhengHei" w:hAnsi="Microsoft JhengHei" w:cs="Microsoft JhengHei" w:hint="eastAsia"/>
-              <w:sz w:val="24"/>
-              <w:szCs w:val="24"/>
-            </w:rPr>
+              <w:rFonts w:hint="default"/>
+            </w:rPr>
+            <w:t xml:space="preserve">9. </w:t>
+          </w:r>
+          <w:r>
+            <w:t>客户投诉应对目的</w:t>
+          </w:r>
+          <w:r>
             <w:tab/>
           </w:r>
           <w:r>
-            <w:rPr>
-              <w:rFonts w:ascii="Microsoft JhengHei" w:eastAsia="Microsoft JhengHei" w:hAnsi="Microsoft JhengHei" w:cs="Microsoft JhengHei" w:hint="eastAsia"/>
-              <w:sz w:val="24"/>
-              <w:szCs w:val="24"/>
-            </w:rPr>
             <w:fldChar w:fldCharType="begin"/>
           </w:r>
           <w:r>
-            <w:rPr>
-              <w:rFonts w:ascii="Microsoft JhengHei" w:eastAsia="Microsoft JhengHei" w:hAnsi="Microsoft JhengHei" w:cs="Microsoft JhengHei" w:hint="eastAsia"/>
-              <w:sz w:val="24"/>
-              <w:szCs w:val="24"/>
-            </w:rPr>
-            <w:instrText xml:space="preserve"> PAGEREF _Toc1335 \h </w:instrText>
-          </w:r>
-          <w:r>
-            <w:rPr>
-              <w:rFonts w:ascii="Microsoft JhengHei" w:eastAsia="Microsoft JhengHei" w:hAnsi="Microsoft JhengHei" w:cs="Microsoft JhengHei" w:hint="eastAsia"/>
-              <w:sz w:val="24"/>
-              <w:szCs w:val="24"/>
-            </w:rPr>
+            <w:instrText xml:space="preserve"> PAGEREF _Toc13517 \h </w:instrText>
+          </w:r>
+          <w:r>
             <w:fldChar w:fldCharType="separate"/>
           </w:r>
           <w:r>
-            <w:rPr>
-              <w:rFonts w:ascii="Microsoft JhengHei" w:eastAsia="Microsoft JhengHei" w:hAnsi="Microsoft JhengHei" w:cs="Microsoft JhengHei" w:hint="eastAsia"/>
-              <w:sz w:val="24"/>
-              <w:szCs w:val="24"/>
-            </w:rPr>
             <w:t>5</w:t>
           </w:r>
           <w:r>
-            <w:rPr>
-              <w:rFonts w:ascii="Microsoft JhengHei" w:eastAsia="Microsoft JhengHei" w:hAnsi="Microsoft JhengHei" w:cs="Microsoft JhengHei" w:hint="eastAsia"/>
-              <w:sz w:val="24"/>
-              <w:szCs w:val="24"/>
-            </w:rPr>
             <w:fldChar w:fldCharType="end"/>
           </w:r>
           <w:r>
             <w:rPr>
-              <w:rFonts w:ascii="Microsoft JhengHei" w:eastAsia="Microsoft JhengHei" w:hAnsi="Microsoft JhengHei" w:cs="Microsoft JhengHei" w:hint="eastAsia"/>
-              <w:sz w:val="24"/>
+              <w:rFonts w:hint="eastAsia" w:ascii="Microsoft JhengHei" w:hAnsi="Microsoft JhengHei" w:eastAsia="Microsoft JhengHei" w:cs="Microsoft JhengHei"/>
               <w:szCs w:val="24"/>
             </w:rPr>
             <w:fldChar w:fldCharType="end"/>
@@ -2206,100 +2609,76 @@
         </w:p>
         <w:p>
           <w:pPr>
-            <w:pStyle w:val="TOC1"/>
+            <w:pStyle w:val="16"/>
+            <w:keepNext w:val="0"/>
+            <w:keepLines w:val="0"/>
+            <w:pageBreakBefore w:val="0"/>
+            <w:widowControl w:val="0"/>
             <w:tabs>
               <w:tab w:val="right" w:leader="dot" w:pos="8497"/>
             </w:tabs>
-            <w:rPr>
-              <w:rFonts w:ascii="Microsoft JhengHei" w:eastAsia="Microsoft JhengHei" w:hAnsi="Microsoft JhengHei" w:cs="Microsoft JhengHei" w:hint="eastAsia"/>
-              <w:sz w:val="24"/>
-              <w:szCs w:val="24"/>
-            </w:rPr>
+            <w:kinsoku w:val="0"/>
+            <w:wordWrap/>
+            <w:overflowPunct/>
+            <w:topLinePunct w:val="0"/>
+            <w:autoSpaceDE w:val="0"/>
+            <w:autoSpaceDN w:val="0"/>
+            <w:bidi w:val="0"/>
+            <w:adjustRightInd w:val="0"/>
+            <w:snapToGrid w:val="0"/>
+            <w:textAlignment w:val="baseline"/>
           </w:pPr>
           <w:r>
             <w:rPr>
-              <w:rFonts w:ascii="Microsoft JhengHei" w:eastAsia="Microsoft JhengHei" w:hAnsi="Microsoft JhengHei" w:cs="Microsoft JhengHei" w:hint="eastAsia"/>
-              <w:sz w:val="24"/>
+              <w:rFonts w:hint="eastAsia" w:ascii="Microsoft JhengHei" w:hAnsi="Microsoft JhengHei" w:eastAsia="Microsoft JhengHei" w:cs="Microsoft JhengHei"/>
               <w:szCs w:val="24"/>
             </w:rPr>
             <w:fldChar w:fldCharType="begin"/>
           </w:r>
           <w:r>
             <w:rPr>
-              <w:rFonts w:ascii="Microsoft JhengHei" w:eastAsia="Microsoft JhengHei" w:hAnsi="Microsoft JhengHei" w:cs="Microsoft JhengHei" w:hint="eastAsia"/>
-              <w:sz w:val="24"/>
-              <w:szCs w:val="24"/>
-            </w:rPr>
-            <w:instrText xml:space="preserve"> HYPERLINK \l _Toc7305 </w:instrText>
-          </w:r>
-          <w:r>
-            <w:rPr>
-              <w:rFonts w:ascii="Microsoft JhengHei" w:eastAsia="Microsoft JhengHei" w:hAnsi="Microsoft JhengHei" w:cs="Microsoft JhengHei" w:hint="eastAsia"/>
-              <w:sz w:val="24"/>
+              <w:rFonts w:hint="eastAsia" w:ascii="Microsoft JhengHei" w:hAnsi="Microsoft JhengHei" w:eastAsia="Microsoft JhengHei" w:cs="Microsoft JhengHei"/>
+              <w:szCs w:val="24"/>
+            </w:rPr>
+            <w:instrText xml:space="preserve"> HYPERLINK \l _Toc23537 </w:instrText>
+          </w:r>
+          <w:r>
+            <w:rPr>
+              <w:rFonts w:hint="eastAsia" w:ascii="Microsoft JhengHei" w:hAnsi="Microsoft JhengHei" w:eastAsia="Microsoft JhengHei" w:cs="Microsoft JhengHei"/>
               <w:szCs w:val="24"/>
             </w:rPr>
             <w:fldChar w:fldCharType="separate"/>
           </w:r>
           <w:r>
             <w:rPr>
-              <w:rFonts w:ascii="Microsoft JhengHei" w:eastAsia="Microsoft JhengHei" w:hAnsi="Microsoft JhengHei" w:cs="Microsoft JhengHei" w:hint="eastAsia"/>
-              <w:sz w:val="24"/>
-              <w:szCs w:val="24"/>
-            </w:rPr>
-            <w:t>11. 客户投诉应对及处理的注意事项</w:t>
-          </w:r>
-          <w:r>
-            <w:rPr>
-              <w:rFonts w:ascii="Microsoft JhengHei" w:eastAsia="Microsoft JhengHei" w:hAnsi="Microsoft JhengHei" w:cs="Microsoft JhengHei" w:hint="eastAsia"/>
-              <w:sz w:val="24"/>
-              <w:szCs w:val="24"/>
-            </w:rPr>
+              <w:rFonts w:hint="default"/>
+            </w:rPr>
+            <w:t xml:space="preserve">10. </w:t>
+          </w:r>
+          <w:r>
+            <w:t>投诉级别</w:t>
+          </w:r>
+          <w:r>
             <w:tab/>
           </w:r>
           <w:r>
-            <w:rPr>
-              <w:rFonts w:ascii="Microsoft JhengHei" w:eastAsia="Microsoft JhengHei" w:hAnsi="Microsoft JhengHei" w:cs="Microsoft JhengHei" w:hint="eastAsia"/>
-              <w:sz w:val="24"/>
-              <w:szCs w:val="24"/>
-            </w:rPr>
             <w:fldChar w:fldCharType="begin"/>
           </w:r>
           <w:r>
-            <w:rPr>
-              <w:rFonts w:ascii="Microsoft JhengHei" w:eastAsia="Microsoft JhengHei" w:hAnsi="Microsoft JhengHei" w:cs="Microsoft JhengHei" w:hint="eastAsia"/>
-              <w:sz w:val="24"/>
-              <w:szCs w:val="24"/>
-            </w:rPr>
-            <w:instrText xml:space="preserve"> PAGEREF _Toc7305 \h </w:instrText>
-          </w:r>
-          <w:r>
-            <w:rPr>
-              <w:rFonts w:ascii="Microsoft JhengHei" w:eastAsia="Microsoft JhengHei" w:hAnsi="Microsoft JhengHei" w:cs="Microsoft JhengHei" w:hint="eastAsia"/>
-              <w:sz w:val="24"/>
-              <w:szCs w:val="24"/>
-            </w:rPr>
+            <w:instrText xml:space="preserve"> PAGEREF _Toc23537 \h </w:instrText>
+          </w:r>
+          <w:r>
             <w:fldChar w:fldCharType="separate"/>
           </w:r>
           <w:r>
-            <w:rPr>
-              <w:rFonts w:ascii="Microsoft JhengHei" w:eastAsia="Microsoft JhengHei" w:hAnsi="Microsoft JhengHei" w:cs="Microsoft JhengHei" w:hint="eastAsia"/>
-              <w:sz w:val="24"/>
-              <w:szCs w:val="24"/>
-            </w:rPr>
             <w:t>5</w:t>
           </w:r>
           <w:r>
-            <w:rPr>
-              <w:rFonts w:ascii="Microsoft JhengHei" w:eastAsia="Microsoft JhengHei" w:hAnsi="Microsoft JhengHei" w:cs="Microsoft JhengHei" w:hint="eastAsia"/>
-              <w:sz w:val="24"/>
-              <w:szCs w:val="24"/>
-            </w:rPr>
             <w:fldChar w:fldCharType="end"/>
           </w:r>
           <w:r>
             <w:rPr>
-              <w:rFonts w:ascii="Microsoft JhengHei" w:eastAsia="Microsoft JhengHei" w:hAnsi="Microsoft JhengHei" w:cs="Microsoft JhengHei" w:hint="eastAsia"/>
-              <w:sz w:val="24"/>
+              <w:rFonts w:hint="eastAsia" w:ascii="Microsoft JhengHei" w:hAnsi="Microsoft JhengHei" w:eastAsia="Microsoft JhengHei" w:cs="Microsoft JhengHei"/>
               <w:szCs w:val="24"/>
             </w:rPr>
             <w:fldChar w:fldCharType="end"/>
@@ -2307,100 +2686,76 @@
         </w:p>
         <w:p>
           <w:pPr>
-            <w:pStyle w:val="TOC1"/>
+            <w:pStyle w:val="16"/>
+            <w:keepNext w:val="0"/>
+            <w:keepLines w:val="0"/>
+            <w:pageBreakBefore w:val="0"/>
+            <w:widowControl w:val="0"/>
             <w:tabs>
               <w:tab w:val="right" w:leader="dot" w:pos="8497"/>
             </w:tabs>
-            <w:rPr>
-              <w:rFonts w:ascii="Microsoft JhengHei" w:eastAsia="Microsoft JhengHei" w:hAnsi="Microsoft JhengHei" w:cs="Microsoft JhengHei" w:hint="eastAsia"/>
-              <w:sz w:val="24"/>
-              <w:szCs w:val="24"/>
-            </w:rPr>
+            <w:kinsoku w:val="0"/>
+            <w:wordWrap/>
+            <w:overflowPunct/>
+            <w:topLinePunct w:val="0"/>
+            <w:autoSpaceDE w:val="0"/>
+            <w:autoSpaceDN w:val="0"/>
+            <w:bidi w:val="0"/>
+            <w:adjustRightInd w:val="0"/>
+            <w:snapToGrid w:val="0"/>
+            <w:textAlignment w:val="baseline"/>
           </w:pPr>
           <w:r>
             <w:rPr>
-              <w:rFonts w:ascii="Microsoft JhengHei" w:eastAsia="Microsoft JhengHei" w:hAnsi="Microsoft JhengHei" w:cs="Microsoft JhengHei" w:hint="eastAsia"/>
-              <w:sz w:val="24"/>
+              <w:rFonts w:hint="eastAsia" w:ascii="Microsoft JhengHei" w:hAnsi="Microsoft JhengHei" w:eastAsia="Microsoft JhengHei" w:cs="Microsoft JhengHei"/>
               <w:szCs w:val="24"/>
             </w:rPr>
             <w:fldChar w:fldCharType="begin"/>
           </w:r>
           <w:r>
             <w:rPr>
-              <w:rFonts w:ascii="Microsoft JhengHei" w:eastAsia="Microsoft JhengHei" w:hAnsi="Microsoft JhengHei" w:cs="Microsoft JhengHei" w:hint="eastAsia"/>
-              <w:sz w:val="24"/>
-              <w:szCs w:val="24"/>
-            </w:rPr>
-            <w:instrText xml:space="preserve"> HYPERLINK \l _Toc29847 </w:instrText>
-          </w:r>
-          <w:r>
-            <w:rPr>
-              <w:rFonts w:ascii="Microsoft JhengHei" w:eastAsia="Microsoft JhengHei" w:hAnsi="Microsoft JhengHei" w:cs="Microsoft JhengHei" w:hint="eastAsia"/>
-              <w:sz w:val="24"/>
+              <w:rFonts w:hint="eastAsia" w:ascii="Microsoft JhengHei" w:hAnsi="Microsoft JhengHei" w:eastAsia="Microsoft JhengHei" w:cs="Microsoft JhengHei"/>
+              <w:szCs w:val="24"/>
+            </w:rPr>
+            <w:instrText xml:space="preserve"> HYPERLINK \l _Toc15645 </w:instrText>
+          </w:r>
+          <w:r>
+            <w:rPr>
+              <w:rFonts w:hint="eastAsia" w:ascii="Microsoft JhengHei" w:hAnsi="Microsoft JhengHei" w:eastAsia="Microsoft JhengHei" w:cs="Microsoft JhengHei"/>
               <w:szCs w:val="24"/>
             </w:rPr>
             <w:fldChar w:fldCharType="separate"/>
           </w:r>
           <w:r>
             <w:rPr>
-              <w:rFonts w:ascii="Microsoft JhengHei" w:eastAsia="Microsoft JhengHei" w:hAnsi="Microsoft JhengHei" w:cs="Microsoft JhengHei" w:hint="eastAsia"/>
-              <w:sz w:val="24"/>
-              <w:szCs w:val="24"/>
-            </w:rPr>
-            <w:t>12. 客户投诉处罚规定</w:t>
-          </w:r>
-          <w:r>
-            <w:rPr>
-              <w:rFonts w:ascii="Microsoft JhengHei" w:eastAsia="Microsoft JhengHei" w:hAnsi="Microsoft JhengHei" w:cs="Microsoft JhengHei" w:hint="eastAsia"/>
-              <w:sz w:val="24"/>
-              <w:szCs w:val="24"/>
-            </w:rPr>
+              <w:rFonts w:hint="default"/>
+            </w:rPr>
+            <w:t xml:space="preserve">11. </w:t>
+          </w:r>
+          <w:r>
+            <w:t>客户投诉应对及处理的注意事项</w:t>
+          </w:r>
+          <w:r>
             <w:tab/>
           </w:r>
           <w:r>
-            <w:rPr>
-              <w:rFonts w:ascii="Microsoft JhengHei" w:eastAsia="Microsoft JhengHei" w:hAnsi="Microsoft JhengHei" w:cs="Microsoft JhengHei" w:hint="eastAsia"/>
-              <w:sz w:val="24"/>
-              <w:szCs w:val="24"/>
-            </w:rPr>
             <w:fldChar w:fldCharType="begin"/>
           </w:r>
           <w:r>
-            <w:rPr>
-              <w:rFonts w:ascii="Microsoft JhengHei" w:eastAsia="Microsoft JhengHei" w:hAnsi="Microsoft JhengHei" w:cs="Microsoft JhengHei" w:hint="eastAsia"/>
-              <w:sz w:val="24"/>
-              <w:szCs w:val="24"/>
-            </w:rPr>
-            <w:instrText xml:space="preserve"> PAGEREF _Toc29847 \h </w:instrText>
-          </w:r>
-          <w:r>
-            <w:rPr>
-              <w:rFonts w:ascii="Microsoft JhengHei" w:eastAsia="Microsoft JhengHei" w:hAnsi="Microsoft JhengHei" w:cs="Microsoft JhengHei" w:hint="eastAsia"/>
-              <w:sz w:val="24"/>
-              <w:szCs w:val="24"/>
-            </w:rPr>
+            <w:instrText xml:space="preserve"> PAGEREF _Toc15645 \h </w:instrText>
+          </w:r>
+          <w:r>
             <w:fldChar w:fldCharType="separate"/>
           </w:r>
           <w:r>
-            <w:rPr>
-              <w:rFonts w:ascii="Microsoft JhengHei" w:eastAsia="Microsoft JhengHei" w:hAnsi="Microsoft JhengHei" w:cs="Microsoft JhengHei" w:hint="eastAsia"/>
-              <w:sz w:val="24"/>
-              <w:szCs w:val="24"/>
-            </w:rPr>
-            <w:t>6</w:t>
-          </w:r>
-          <w:r>
-            <w:rPr>
-              <w:rFonts w:ascii="Microsoft JhengHei" w:eastAsia="Microsoft JhengHei" w:hAnsi="Microsoft JhengHei" w:cs="Microsoft JhengHei" w:hint="eastAsia"/>
-              <w:sz w:val="24"/>
-              <w:szCs w:val="24"/>
-            </w:rPr>
+            <w:t>5</w:t>
+          </w:r>
+          <w:r>
             <w:fldChar w:fldCharType="end"/>
           </w:r>
           <w:r>
             <w:rPr>
-              <w:rFonts w:ascii="Microsoft JhengHei" w:eastAsia="Microsoft JhengHei" w:hAnsi="Microsoft JhengHei" w:cs="Microsoft JhengHei" w:hint="eastAsia"/>
-              <w:sz w:val="24"/>
+              <w:rFonts w:hint="eastAsia" w:ascii="Microsoft JhengHei" w:hAnsi="Microsoft JhengHei" w:eastAsia="Microsoft JhengHei" w:cs="Microsoft JhengHei"/>
               <w:szCs w:val="24"/>
             </w:rPr>
             <w:fldChar w:fldCharType="end"/>
@@ -2408,100 +2763,76 @@
         </w:p>
         <w:p>
           <w:pPr>
-            <w:pStyle w:val="TOC1"/>
+            <w:pStyle w:val="16"/>
+            <w:keepNext w:val="0"/>
+            <w:keepLines w:val="0"/>
+            <w:pageBreakBefore w:val="0"/>
+            <w:widowControl w:val="0"/>
             <w:tabs>
               <w:tab w:val="right" w:leader="dot" w:pos="8497"/>
             </w:tabs>
-            <w:rPr>
-              <w:rFonts w:ascii="Microsoft JhengHei" w:eastAsia="Microsoft JhengHei" w:hAnsi="Microsoft JhengHei" w:cs="Microsoft JhengHei" w:hint="eastAsia"/>
-              <w:sz w:val="24"/>
-              <w:szCs w:val="24"/>
-            </w:rPr>
+            <w:kinsoku w:val="0"/>
+            <w:wordWrap/>
+            <w:overflowPunct/>
+            <w:topLinePunct w:val="0"/>
+            <w:autoSpaceDE w:val="0"/>
+            <w:autoSpaceDN w:val="0"/>
+            <w:bidi w:val="0"/>
+            <w:adjustRightInd w:val="0"/>
+            <w:snapToGrid w:val="0"/>
+            <w:textAlignment w:val="baseline"/>
           </w:pPr>
           <w:r>
             <w:rPr>
-              <w:rFonts w:ascii="Microsoft JhengHei" w:eastAsia="Microsoft JhengHei" w:hAnsi="Microsoft JhengHei" w:cs="Microsoft JhengHei" w:hint="eastAsia"/>
-              <w:sz w:val="24"/>
+              <w:rFonts w:hint="eastAsia" w:ascii="Microsoft JhengHei" w:hAnsi="Microsoft JhengHei" w:eastAsia="Microsoft JhengHei" w:cs="Microsoft JhengHei"/>
               <w:szCs w:val="24"/>
             </w:rPr>
             <w:fldChar w:fldCharType="begin"/>
           </w:r>
           <w:r>
             <w:rPr>
-              <w:rFonts w:ascii="Microsoft JhengHei" w:eastAsia="Microsoft JhengHei" w:hAnsi="Microsoft JhengHei" w:cs="Microsoft JhengHei" w:hint="eastAsia"/>
-              <w:sz w:val="24"/>
-              <w:szCs w:val="24"/>
-            </w:rPr>
-            <w:instrText xml:space="preserve"> HYPERLINK \l _Toc32209 </w:instrText>
-          </w:r>
-          <w:r>
-            <w:rPr>
-              <w:rFonts w:ascii="Microsoft JhengHei" w:eastAsia="Microsoft JhengHei" w:hAnsi="Microsoft JhengHei" w:cs="Microsoft JhengHei" w:hint="eastAsia"/>
-              <w:sz w:val="24"/>
+              <w:rFonts w:hint="eastAsia" w:ascii="Microsoft JhengHei" w:hAnsi="Microsoft JhengHei" w:eastAsia="Microsoft JhengHei" w:cs="Microsoft JhengHei"/>
+              <w:szCs w:val="24"/>
+            </w:rPr>
+            <w:instrText xml:space="preserve"> HYPERLINK \l _Toc15428 </w:instrText>
+          </w:r>
+          <w:r>
+            <w:rPr>
+              <w:rFonts w:hint="eastAsia" w:ascii="Microsoft JhengHei" w:hAnsi="Microsoft JhengHei" w:eastAsia="Microsoft JhengHei" w:cs="Microsoft JhengHei"/>
               <w:szCs w:val="24"/>
             </w:rPr>
             <w:fldChar w:fldCharType="separate"/>
           </w:r>
           <w:r>
             <w:rPr>
-              <w:rFonts w:ascii="Microsoft JhengHei" w:eastAsia="Microsoft JhengHei" w:hAnsi="Microsoft JhengHei" w:cs="Microsoft JhengHei" w:hint="eastAsia"/>
-              <w:sz w:val="24"/>
-              <w:szCs w:val="24"/>
-            </w:rPr>
-            <w:t>13. 相关文档</w:t>
-          </w:r>
-          <w:r>
-            <w:rPr>
-              <w:rFonts w:ascii="Microsoft JhengHei" w:eastAsia="Microsoft JhengHei" w:hAnsi="Microsoft JhengHei" w:cs="Microsoft JhengHei" w:hint="eastAsia"/>
-              <w:sz w:val="24"/>
-              <w:szCs w:val="24"/>
-            </w:rPr>
+              <w:rFonts w:hint="default"/>
+            </w:rPr>
+            <w:t xml:space="preserve">12. </w:t>
+          </w:r>
+          <w:r>
+            <w:t>客户投诉处罚规定</w:t>
+          </w:r>
+          <w:r>
             <w:tab/>
           </w:r>
           <w:r>
-            <w:rPr>
-              <w:rFonts w:ascii="Microsoft JhengHei" w:eastAsia="Microsoft JhengHei" w:hAnsi="Microsoft JhengHei" w:cs="Microsoft JhengHei" w:hint="eastAsia"/>
-              <w:sz w:val="24"/>
-              <w:szCs w:val="24"/>
-            </w:rPr>
             <w:fldChar w:fldCharType="begin"/>
           </w:r>
           <w:r>
-            <w:rPr>
-              <w:rFonts w:ascii="Microsoft JhengHei" w:eastAsia="Microsoft JhengHei" w:hAnsi="Microsoft JhengHei" w:cs="Microsoft JhengHei" w:hint="eastAsia"/>
-              <w:sz w:val="24"/>
-              <w:szCs w:val="24"/>
-            </w:rPr>
-            <w:instrText xml:space="preserve"> PAGEREF _Toc32209 \h </w:instrText>
-          </w:r>
-          <w:r>
-            <w:rPr>
-              <w:rFonts w:ascii="Microsoft JhengHei" w:eastAsia="Microsoft JhengHei" w:hAnsi="Microsoft JhengHei" w:cs="Microsoft JhengHei" w:hint="eastAsia"/>
-              <w:sz w:val="24"/>
-              <w:szCs w:val="24"/>
-            </w:rPr>
+            <w:instrText xml:space="preserve"> PAGEREF _Toc15428 \h </w:instrText>
+          </w:r>
+          <w:r>
             <w:fldChar w:fldCharType="separate"/>
           </w:r>
           <w:r>
-            <w:rPr>
-              <w:rFonts w:ascii="Microsoft JhengHei" w:eastAsia="Microsoft JhengHei" w:hAnsi="Microsoft JhengHei" w:cs="Microsoft JhengHei" w:hint="eastAsia"/>
-              <w:sz w:val="24"/>
-              <w:szCs w:val="24"/>
-            </w:rPr>
             <w:t>6</w:t>
           </w:r>
           <w:r>
-            <w:rPr>
-              <w:rFonts w:ascii="Microsoft JhengHei" w:eastAsia="Microsoft JhengHei" w:hAnsi="Microsoft JhengHei" w:cs="Microsoft JhengHei" w:hint="eastAsia"/>
-              <w:sz w:val="24"/>
-              <w:szCs w:val="24"/>
-            </w:rPr>
             <w:fldChar w:fldCharType="end"/>
           </w:r>
           <w:r>
             <w:rPr>
-              <w:rFonts w:ascii="Microsoft JhengHei" w:eastAsia="Microsoft JhengHei" w:hAnsi="Microsoft JhengHei" w:cs="Microsoft JhengHei" w:hint="eastAsia"/>
-              <w:sz w:val="24"/>
+              <w:rFonts w:hint="eastAsia" w:ascii="Microsoft JhengHei" w:hAnsi="Microsoft JhengHei" w:eastAsia="Microsoft JhengHei" w:cs="Microsoft JhengHei"/>
               <w:szCs w:val="24"/>
             </w:rPr>
             <w:fldChar w:fldCharType="end"/>
@@ -2509,100 +2840,76 @@
         </w:p>
         <w:p>
           <w:pPr>
-            <w:pStyle w:val="TOC1"/>
+            <w:pStyle w:val="16"/>
+            <w:keepNext w:val="0"/>
+            <w:keepLines w:val="0"/>
+            <w:pageBreakBefore w:val="0"/>
+            <w:widowControl w:val="0"/>
             <w:tabs>
               <w:tab w:val="right" w:leader="dot" w:pos="8497"/>
             </w:tabs>
-            <w:rPr>
-              <w:rFonts w:ascii="Microsoft JhengHei" w:eastAsia="Microsoft JhengHei" w:hAnsi="Microsoft JhengHei" w:cs="Microsoft JhengHei" w:hint="eastAsia"/>
-              <w:sz w:val="24"/>
-              <w:szCs w:val="24"/>
-            </w:rPr>
+            <w:kinsoku w:val="0"/>
+            <w:wordWrap/>
+            <w:overflowPunct/>
+            <w:topLinePunct w:val="0"/>
+            <w:autoSpaceDE w:val="0"/>
+            <w:autoSpaceDN w:val="0"/>
+            <w:bidi w:val="0"/>
+            <w:adjustRightInd w:val="0"/>
+            <w:snapToGrid w:val="0"/>
+            <w:textAlignment w:val="baseline"/>
           </w:pPr>
           <w:r>
             <w:rPr>
-              <w:rFonts w:ascii="Microsoft JhengHei" w:eastAsia="Microsoft JhengHei" w:hAnsi="Microsoft JhengHei" w:cs="Microsoft JhengHei" w:hint="eastAsia"/>
-              <w:sz w:val="24"/>
+              <w:rFonts w:hint="eastAsia" w:ascii="Microsoft JhengHei" w:hAnsi="Microsoft JhengHei" w:eastAsia="Microsoft JhengHei" w:cs="Microsoft JhengHei"/>
               <w:szCs w:val="24"/>
             </w:rPr>
             <w:fldChar w:fldCharType="begin"/>
           </w:r>
           <w:r>
             <w:rPr>
-              <w:rFonts w:ascii="Microsoft JhengHei" w:eastAsia="Microsoft JhengHei" w:hAnsi="Microsoft JhengHei" w:cs="Microsoft JhengHei" w:hint="eastAsia"/>
-              <w:sz w:val="24"/>
-              <w:szCs w:val="24"/>
-            </w:rPr>
-            <w:instrText xml:space="preserve"> HYPERLINK \l _Toc11175 </w:instrText>
-          </w:r>
-          <w:r>
-            <w:rPr>
-              <w:rFonts w:ascii="Microsoft JhengHei" w:eastAsia="Microsoft JhengHei" w:hAnsi="Microsoft JhengHei" w:cs="Microsoft JhengHei" w:hint="eastAsia"/>
-              <w:sz w:val="24"/>
+              <w:rFonts w:hint="eastAsia" w:ascii="Microsoft JhengHei" w:hAnsi="Microsoft JhengHei" w:eastAsia="Microsoft JhengHei" w:cs="Microsoft JhengHei"/>
+              <w:szCs w:val="24"/>
+            </w:rPr>
+            <w:instrText xml:space="preserve"> HYPERLINK \l _Toc9084 </w:instrText>
+          </w:r>
+          <w:r>
+            <w:rPr>
+              <w:rFonts w:hint="eastAsia" w:ascii="Microsoft JhengHei" w:hAnsi="Microsoft JhengHei" w:eastAsia="Microsoft JhengHei" w:cs="Microsoft JhengHei"/>
               <w:szCs w:val="24"/>
             </w:rPr>
             <w:fldChar w:fldCharType="separate"/>
           </w:r>
           <w:r>
             <w:rPr>
-              <w:rFonts w:ascii="Microsoft JhengHei" w:eastAsia="Microsoft JhengHei" w:hAnsi="Microsoft JhengHei" w:cs="Microsoft JhengHei" w:hint="eastAsia"/>
-              <w:sz w:val="24"/>
-              <w:szCs w:val="24"/>
-            </w:rPr>
-            <w:t>14. 附则</w:t>
-          </w:r>
-          <w:r>
-            <w:rPr>
-              <w:rFonts w:ascii="Microsoft JhengHei" w:eastAsia="Microsoft JhengHei" w:hAnsi="Microsoft JhengHei" w:cs="Microsoft JhengHei" w:hint="eastAsia"/>
-              <w:sz w:val="24"/>
-              <w:szCs w:val="24"/>
-            </w:rPr>
+              <w:rFonts w:hint="default"/>
+            </w:rPr>
+            <w:t xml:space="preserve">13. </w:t>
+          </w:r>
+          <w:r>
+            <w:t>相关文档</w:t>
+          </w:r>
+          <w:r>
             <w:tab/>
           </w:r>
           <w:r>
-            <w:rPr>
-              <w:rFonts w:ascii="Microsoft JhengHei" w:eastAsia="Microsoft JhengHei" w:hAnsi="Microsoft JhengHei" w:cs="Microsoft JhengHei" w:hint="eastAsia"/>
-              <w:sz w:val="24"/>
-              <w:szCs w:val="24"/>
-            </w:rPr>
             <w:fldChar w:fldCharType="begin"/>
           </w:r>
           <w:r>
-            <w:rPr>
-              <w:rFonts w:ascii="Microsoft JhengHei" w:eastAsia="Microsoft JhengHei" w:hAnsi="Microsoft JhengHei" w:cs="Microsoft JhengHei" w:hint="eastAsia"/>
-              <w:sz w:val="24"/>
-              <w:szCs w:val="24"/>
-            </w:rPr>
-            <w:instrText xml:space="preserve"> PAGEREF _Toc11175 \h </w:instrText>
-          </w:r>
-          <w:r>
-            <w:rPr>
-              <w:rFonts w:ascii="Microsoft JhengHei" w:eastAsia="Microsoft JhengHei" w:hAnsi="Microsoft JhengHei" w:cs="Microsoft JhengHei" w:hint="eastAsia"/>
-              <w:sz w:val="24"/>
-              <w:szCs w:val="24"/>
-            </w:rPr>
+            <w:instrText xml:space="preserve"> PAGEREF _Toc9084 \h </w:instrText>
+          </w:r>
+          <w:r>
             <w:fldChar w:fldCharType="separate"/>
           </w:r>
           <w:r>
-            <w:rPr>
-              <w:rFonts w:ascii="Microsoft JhengHei" w:eastAsia="Microsoft JhengHei" w:hAnsi="Microsoft JhengHei" w:cs="Microsoft JhengHei" w:hint="eastAsia"/>
-              <w:sz w:val="24"/>
-              <w:szCs w:val="24"/>
-            </w:rPr>
             <w:t>6</w:t>
           </w:r>
           <w:r>
-            <w:rPr>
-              <w:rFonts w:ascii="Microsoft JhengHei" w:eastAsia="Microsoft JhengHei" w:hAnsi="Microsoft JhengHei" w:cs="Microsoft JhengHei" w:hint="eastAsia"/>
-              <w:sz w:val="24"/>
-              <w:szCs w:val="24"/>
-            </w:rPr>
             <w:fldChar w:fldCharType="end"/>
           </w:r>
           <w:r>
             <w:rPr>
-              <w:rFonts w:ascii="Microsoft JhengHei" w:eastAsia="Microsoft JhengHei" w:hAnsi="Microsoft JhengHei" w:cs="Microsoft JhengHei" w:hint="eastAsia"/>
-              <w:sz w:val="24"/>
+              <w:rFonts w:hint="eastAsia" w:ascii="Microsoft JhengHei" w:hAnsi="Microsoft JhengHei" w:eastAsia="Microsoft JhengHei" w:cs="Microsoft JhengHei"/>
               <w:szCs w:val="24"/>
             </w:rPr>
             <w:fldChar w:fldCharType="end"/>
@@ -2610,9 +2917,100 @@
         </w:p>
         <w:p>
           <w:pPr>
+            <w:pStyle w:val="16"/>
+            <w:keepNext w:val="0"/>
+            <w:keepLines w:val="0"/>
+            <w:pageBreakBefore w:val="0"/>
+            <w:widowControl w:val="0"/>
+            <w:tabs>
+              <w:tab w:val="right" w:leader="dot" w:pos="8497"/>
+            </w:tabs>
+            <w:kinsoku w:val="0"/>
+            <w:wordWrap/>
+            <w:overflowPunct/>
+            <w:topLinePunct w:val="0"/>
+            <w:autoSpaceDE w:val="0"/>
+            <w:autoSpaceDN w:val="0"/>
+            <w:bidi w:val="0"/>
+            <w:adjustRightInd w:val="0"/>
+            <w:snapToGrid w:val="0"/>
+            <w:textAlignment w:val="baseline"/>
+          </w:pPr>
+          <w:r>
+            <w:rPr>
+              <w:rFonts w:hint="eastAsia" w:ascii="Microsoft JhengHei" w:hAnsi="Microsoft JhengHei" w:eastAsia="Microsoft JhengHei" w:cs="Microsoft JhengHei"/>
+              <w:szCs w:val="24"/>
+            </w:rPr>
+            <w:fldChar w:fldCharType="begin"/>
+          </w:r>
+          <w:r>
+            <w:rPr>
+              <w:rFonts w:hint="eastAsia" w:ascii="Microsoft JhengHei" w:hAnsi="Microsoft JhengHei" w:eastAsia="Microsoft JhengHei" w:cs="Microsoft JhengHei"/>
+              <w:szCs w:val="24"/>
+            </w:rPr>
+            <w:instrText xml:space="preserve"> HYPERLINK \l _Toc6588 </w:instrText>
+          </w:r>
+          <w:r>
+            <w:rPr>
+              <w:rFonts w:hint="eastAsia" w:ascii="Microsoft JhengHei" w:hAnsi="Microsoft JhengHei" w:eastAsia="Microsoft JhengHei" w:cs="Microsoft JhengHei"/>
+              <w:szCs w:val="24"/>
+            </w:rPr>
+            <w:fldChar w:fldCharType="separate"/>
+          </w:r>
+          <w:r>
+            <w:rPr>
+              <w:rFonts w:hint="default"/>
+            </w:rPr>
+            <w:t xml:space="preserve">14. </w:t>
+          </w:r>
+          <w:r>
+            <w:t>附则</w:t>
+          </w:r>
+          <w:r>
+            <w:tab/>
+          </w:r>
+          <w:r>
+            <w:fldChar w:fldCharType="begin"/>
+          </w:r>
+          <w:r>
+            <w:instrText xml:space="preserve"> PAGEREF _Toc6588 \h </w:instrText>
+          </w:r>
+          <w:r>
+            <w:fldChar w:fldCharType="separate"/>
+          </w:r>
+          <w:r>
+            <w:t>6</w:t>
+          </w:r>
+          <w:r>
+            <w:fldChar w:fldCharType="end"/>
+          </w:r>
+          <w:r>
+            <w:rPr>
+              <w:rFonts w:hint="eastAsia" w:ascii="Microsoft JhengHei" w:hAnsi="Microsoft JhengHei" w:eastAsia="Microsoft JhengHei" w:cs="Microsoft JhengHei"/>
+              <w:szCs w:val="24"/>
+            </w:rPr>
+            <w:fldChar w:fldCharType="end"/>
+          </w:r>
+        </w:p>
+        <w:p>
+          <w:pPr>
+            <w:keepNext w:val="0"/>
+            <w:keepLines w:val="0"/>
+            <w:pageBreakBefore w:val="0"/>
+            <w:widowControl w:val="0"/>
+            <w:kinsoku w:val="0"/>
+            <w:wordWrap/>
+            <w:overflowPunct/>
+            <w:topLinePunct w:val="0"/>
+            <w:autoSpaceDE w:val="0"/>
+            <w:autoSpaceDN w:val="0"/>
+            <w:bidi w:val="0"/>
+            <w:adjustRightInd w:val="0"/>
+            <w:snapToGrid w:val="0"/>
             <w:spacing w:line="219" w:lineRule="auto"/>
-            <w:rPr>
-              <w:rFonts w:ascii="Microsoft JhengHei" w:eastAsia="Microsoft JhengHei" w:hAnsi="Microsoft JhengHei" w:cs="Microsoft JhengHei" w:hint="eastAsia"/>
+            <w:textAlignment w:val="baseline"/>
+            <w:rPr>
+              <w:rFonts w:hint="eastAsia" w:ascii="Microsoft JhengHei" w:hAnsi="Microsoft JhengHei" w:eastAsia="Microsoft JhengHei" w:cs="Microsoft JhengHei"/>
               <w:snapToGrid w:val="0"/>
               <w:color w:val="000000"/>
               <w:kern w:val="0"/>
@@ -2623,8 +3021,7 @@
           </w:pPr>
           <w:r>
             <w:rPr>
-              <w:rFonts w:ascii="Microsoft JhengHei" w:eastAsia="Microsoft JhengHei" w:hAnsi="Microsoft JhengHei" w:cs="Microsoft JhengHei" w:hint="eastAsia"/>
-              <w:sz w:val="24"/>
+              <w:rFonts w:hint="eastAsia" w:ascii="Microsoft JhengHei" w:hAnsi="Microsoft JhengHei" w:eastAsia="Microsoft JhengHei" w:cs="Microsoft JhengHei"/>
               <w:szCs w:val="24"/>
             </w:rPr>
             <w:fldChar w:fldCharType="end"/>
@@ -2634,9 +3031,23 @@
     </w:sdt>
     <w:p>
       <w:pPr>
+        <w:keepNext w:val="0"/>
+        <w:keepLines w:val="0"/>
+        <w:pageBreakBefore w:val="0"/>
+        <w:widowControl w:val="0"/>
+        <w:kinsoku w:val="0"/>
+        <w:wordWrap/>
+        <w:overflowPunct/>
+        <w:topLinePunct w:val="0"/>
+        <w:autoSpaceDE w:val="0"/>
+        <w:autoSpaceDN w:val="0"/>
+        <w:bidi w:val="0"/>
+        <w:adjustRightInd w:val="0"/>
+        <w:snapToGrid w:val="0"/>
         <w:spacing w:line="219" w:lineRule="auto"/>
-        <w:rPr>
-          <w:rFonts w:ascii="Times New Roman" w:eastAsia="Times New Roman" w:hAnsi="Times New Roman" w:cs="Times New Roman"/>
+        <w:textAlignment w:val="baseline"/>
+        <w:rPr>
+          <w:rFonts w:ascii="Times New Roman" w:hAnsi="Times New Roman" w:eastAsia="Times New Roman" w:cs="Times New Roman"/>
           <w:snapToGrid w:val="0"/>
           <w:color w:val="000000"/>
           <w:kern w:val="0"/>
@@ -2647,16 +3058,29 @@
         <w:sectPr>
           <w:pgSz w:w="11906" w:h="16839"/>
           <w:pgMar w:top="1431" w:right="1700" w:bottom="0" w:left="1709" w:header="0" w:footer="0" w:gutter="0"/>
-          <w:cols w:num="1" w:space="720"/>
+          <w:cols w:space="720" w:num="1"/>
         </w:sectPr>
       </w:pPr>
     </w:p>
     <w:p>
       <w:pPr>
-        <w:pStyle w:val="1"/>
+        <w:pStyle w:val="26"/>
+        <w:keepNext w:val="0"/>
+        <w:keepLines w:val="0"/>
+        <w:pageBreakBefore w:val="0"/>
+        <w:widowControl w:val="0"/>
+        <w:kinsoku w:val="0"/>
+        <w:wordWrap/>
+        <w:overflowPunct/>
+        <w:topLinePunct w:val="0"/>
+        <w:autoSpaceDE w:val="0"/>
+        <w:autoSpaceDN w:val="0"/>
         <w:bidi w:val="0"/>
-      </w:pPr>
-      <w:bookmarkStart w:id="3" w:name="_Toc27742"/>
+        <w:adjustRightInd w:val="0"/>
+        <w:snapToGrid w:val="0"/>
+        <w:textAlignment w:val="baseline"/>
+      </w:pPr>
+      <w:bookmarkStart w:id="3" w:name="_Toc22516"/>
       <w:r>
         <w:t>目的</w:t>
       </w:r>
@@ -2667,7 +3091,7 @@
         <w:keepNext w:val="0"/>
         <w:keepLines w:val="0"/>
         <w:pageBreakBefore w:val="0"/>
-        <w:widowControl/>
+        <w:widowControl w:val="0"/>
         <w:kinsoku w:val="0"/>
         <w:wordWrap/>
         <w:overflowPunct/>
@@ -2678,17 +3102,17 @@
         <w:adjustRightInd w:val="0"/>
         <w:snapToGrid w:val="0"/>
         <w:spacing w:line="360" w:lineRule="auto"/>
-        <w:ind w:right="0" w:firstLine="420" w:firstLineChars="200"/>
+        <w:ind w:right="0" w:firstLine="476" w:firstLineChars="200"/>
         <w:textAlignment w:val="baseline"/>
         <w:rPr>
-          <w:rFonts w:ascii="宋体" w:eastAsia="宋体" w:hAnsi="宋体" w:cs="宋体"/>
+          <w:rFonts w:ascii="宋体" w:hAnsi="宋体" w:eastAsia="宋体" w:cs="宋体"/>
           <w:sz w:val="24"/>
           <w:szCs w:val="24"/>
         </w:rPr>
       </w:pPr>
       <w:r>
         <w:rPr>
-          <w:rFonts w:ascii="宋体" w:eastAsia="宋体" w:hAnsi="宋体" w:cs="宋体"/>
+          <w:rFonts w:ascii="宋体" w:hAnsi="宋体" w:eastAsia="宋体" w:cs="宋体"/>
           <w:spacing w:val="-1"/>
           <w:sz w:val="24"/>
           <w:szCs w:val="24"/>
@@ -2697,7 +3121,7 @@
       </w:r>
       <w:r>
         <w:rPr>
-          <w:rFonts w:ascii="宋体" w:eastAsia="宋体" w:hAnsi="宋体" w:cs="宋体"/>
+          <w:rFonts w:ascii="宋体" w:hAnsi="宋体" w:eastAsia="宋体" w:cs="宋体"/>
           <w:spacing w:val="-5"/>
           <w:sz w:val="24"/>
           <w:szCs w:val="24"/>
@@ -2707,10 +3131,23 @@
     </w:p>
     <w:p>
       <w:pPr>
-        <w:pStyle w:val="1"/>
+        <w:pStyle w:val="26"/>
+        <w:keepNext w:val="0"/>
+        <w:keepLines w:val="0"/>
+        <w:pageBreakBefore w:val="0"/>
+        <w:widowControl w:val="0"/>
+        <w:kinsoku w:val="0"/>
+        <w:wordWrap/>
+        <w:overflowPunct/>
+        <w:topLinePunct w:val="0"/>
+        <w:autoSpaceDE w:val="0"/>
+        <w:autoSpaceDN w:val="0"/>
         <w:bidi w:val="0"/>
-      </w:pPr>
-      <w:bookmarkStart w:id="4" w:name="_Toc21629"/>
+        <w:adjustRightInd w:val="0"/>
+        <w:snapToGrid w:val="0"/>
+        <w:textAlignment w:val="baseline"/>
+      </w:pPr>
+      <w:bookmarkStart w:id="4" w:name="_Toc24306"/>
       <w:r>
         <w:t>适用范围</w:t>
       </w:r>
@@ -2721,7 +3158,7 @@
         <w:keepNext w:val="0"/>
         <w:keepLines w:val="0"/>
         <w:pageBreakBefore w:val="0"/>
-        <w:widowControl/>
+        <w:widowControl w:val="0"/>
         <w:kinsoku w:val="0"/>
         <w:wordWrap/>
         <w:overflowPunct/>
@@ -2732,10 +3169,10 @@
         <w:adjustRightInd w:val="0"/>
         <w:snapToGrid w:val="0"/>
         <w:spacing w:line="360" w:lineRule="auto"/>
-        <w:ind w:right="0" w:firstLine="420" w:firstLineChars="200"/>
+        <w:ind w:right="0" w:firstLine="460" w:firstLineChars="200"/>
         <w:textAlignment w:val="baseline"/>
         <w:rPr>
-          <w:rFonts w:ascii="宋体" w:eastAsia="宋体" w:hAnsi="宋体" w:cs="宋体"/>
+          <w:rFonts w:ascii="宋体" w:hAnsi="宋体" w:eastAsia="宋体" w:cs="宋体"/>
           <w:spacing w:val="-5"/>
           <w:sz w:val="24"/>
           <w:szCs w:val="24"/>
@@ -2743,7 +3180,7 @@
       </w:pPr>
       <w:r>
         <w:rPr>
-          <w:rFonts w:ascii="宋体" w:eastAsia="宋体" w:hAnsi="宋体" w:cs="宋体"/>
+          <w:rFonts w:ascii="宋体" w:hAnsi="宋体" w:eastAsia="宋体" w:cs="宋体"/>
           <w:spacing w:val="-5"/>
           <w:sz w:val="24"/>
           <w:szCs w:val="24"/>
@@ -2753,10 +3190,23 @@
     </w:p>
     <w:p>
       <w:pPr>
-        <w:pStyle w:val="1"/>
+        <w:pStyle w:val="26"/>
+        <w:keepNext w:val="0"/>
+        <w:keepLines w:val="0"/>
+        <w:pageBreakBefore w:val="0"/>
+        <w:widowControl w:val="0"/>
+        <w:kinsoku w:val="0"/>
+        <w:wordWrap/>
+        <w:overflowPunct/>
+        <w:topLinePunct w:val="0"/>
+        <w:autoSpaceDE w:val="0"/>
+        <w:autoSpaceDN w:val="0"/>
         <w:bidi w:val="0"/>
-      </w:pPr>
-      <w:bookmarkStart w:id="5" w:name="_Toc19404"/>
+        <w:adjustRightInd w:val="0"/>
+        <w:snapToGrid w:val="0"/>
+        <w:textAlignment w:val="baseline"/>
+      </w:pPr>
+      <w:bookmarkStart w:id="5" w:name="_Toc15418"/>
       <w:r>
         <w:t>引用文件</w:t>
       </w:r>
@@ -2767,7 +3217,7 @@
         <w:keepNext w:val="0"/>
         <w:keepLines w:val="0"/>
         <w:pageBreakBefore w:val="0"/>
-        <w:widowControl/>
+        <w:widowControl w:val="0"/>
         <w:numPr>
           <w:ilvl w:val="0"/>
           <w:numId w:val="2"/>
@@ -2782,17 +3232,17 @@
         <w:adjustRightInd w:val="0"/>
         <w:snapToGrid w:val="0"/>
         <w:spacing w:line="360" w:lineRule="auto"/>
-        <w:ind w:left="425" w:hanging="425" w:leftChars="0" w:firstLineChars="0"/>
+        <w:ind w:left="425" w:leftChars="0" w:hanging="425" w:firstLineChars="0"/>
         <w:textAlignment w:val="baseline"/>
         <w:rPr>
-          <w:rFonts w:ascii="宋体" w:eastAsia="宋体" w:hAnsi="宋体" w:cs="宋体"/>
+          <w:rFonts w:ascii="宋体" w:hAnsi="宋体" w:eastAsia="宋体" w:cs="宋体"/>
           <w:sz w:val="24"/>
           <w:szCs w:val="24"/>
         </w:rPr>
       </w:pPr>
       <w:r>
         <w:rPr>
-          <w:rFonts w:ascii="宋体" w:eastAsia="宋体" w:hAnsi="宋体" w:cs="宋体" w:hint="eastAsia"/>
+          <w:rFonts w:hint="eastAsia" w:ascii="宋体" w:hAnsi="宋体" w:eastAsia="宋体" w:cs="宋体"/>
           <w:spacing w:val="-2"/>
           <w:sz w:val="24"/>
           <w:szCs w:val="24"/>
@@ -2801,7 +3251,7 @@
       </w:r>
       <w:r>
         <w:rPr>
-          <w:rFonts w:ascii="宋体" w:eastAsia="宋体" w:hAnsi="宋体" w:cs="宋体"/>
+          <w:rFonts w:ascii="宋体" w:hAnsi="宋体" w:eastAsia="宋体" w:cs="宋体"/>
           <w:spacing w:val="-2"/>
           <w:sz w:val="24"/>
           <w:szCs w:val="24"/>
@@ -2814,7 +3264,7 @@
         <w:keepNext w:val="0"/>
         <w:keepLines w:val="0"/>
         <w:pageBreakBefore w:val="0"/>
-        <w:widowControl/>
+        <w:widowControl w:val="0"/>
         <w:numPr>
           <w:ilvl w:val="0"/>
           <w:numId w:val="2"/>
@@ -2829,17 +3279,17 @@
         <w:adjustRightInd w:val="0"/>
         <w:snapToGrid w:val="0"/>
         <w:spacing w:line="360" w:lineRule="auto"/>
-        <w:ind w:left="425" w:hanging="425" w:leftChars="0" w:firstLineChars="0"/>
+        <w:ind w:left="425" w:leftChars="0" w:hanging="425" w:firstLineChars="0"/>
         <w:textAlignment w:val="baseline"/>
         <w:rPr>
-          <w:rFonts w:ascii="宋体" w:eastAsia="宋体" w:hAnsi="宋体" w:cs="宋体"/>
+          <w:rFonts w:ascii="宋体" w:hAnsi="宋体" w:eastAsia="宋体" w:cs="宋体"/>
           <w:sz w:val="24"/>
           <w:szCs w:val="24"/>
         </w:rPr>
       </w:pPr>
       <w:r>
         <w:rPr>
-          <w:rFonts w:ascii="宋体" w:eastAsia="宋体" w:hAnsi="宋体" w:cs="宋体"/>
+          <w:rFonts w:ascii="宋体" w:hAnsi="宋体" w:eastAsia="宋体" w:cs="宋体"/>
           <w:spacing w:val="-1"/>
           <w:sz w:val="24"/>
           <w:szCs w:val="24"/>
@@ -2848,7 +3298,7 @@
       </w:r>
       <w:r>
         <w:rPr>
-          <w:rFonts w:ascii="宋体" w:eastAsia="宋体" w:hAnsi="宋体" w:cs="宋体"/>
+          <w:rFonts w:ascii="宋体" w:hAnsi="宋体" w:eastAsia="宋体" w:cs="宋体"/>
           <w:spacing w:val="-2"/>
           <w:sz w:val="24"/>
           <w:szCs w:val="24"/>
@@ -2857,7 +3307,7 @@
       </w:r>
       <w:r>
         <w:rPr>
-          <w:rFonts w:ascii="宋体" w:eastAsia="宋体" w:hAnsi="宋体" w:cs="宋体"/>
+          <w:rFonts w:ascii="宋体" w:hAnsi="宋体" w:eastAsia="宋体" w:cs="宋体"/>
           <w:spacing w:val="-33"/>
           <w:sz w:val="24"/>
           <w:szCs w:val="24"/>
@@ -2866,7 +3316,7 @@
       </w:r>
       <w:r>
         <w:rPr>
-          <w:rFonts w:ascii="宋体" w:eastAsia="宋体" w:hAnsi="宋体" w:cs="宋体"/>
+          <w:rFonts w:ascii="宋体" w:hAnsi="宋体" w:eastAsia="宋体" w:cs="宋体"/>
           <w:spacing w:val="-2"/>
           <w:sz w:val="24"/>
           <w:szCs w:val="24"/>
@@ -2875,7 +3325,7 @@
       </w:r>
       <w:r>
         <w:rPr>
-          <w:rFonts w:ascii="宋体" w:eastAsia="宋体" w:hAnsi="宋体" w:cs="宋体"/>
+          <w:rFonts w:ascii="宋体" w:hAnsi="宋体" w:eastAsia="宋体" w:cs="宋体"/>
           <w:spacing w:val="-47"/>
           <w:sz w:val="24"/>
           <w:szCs w:val="24"/>
@@ -2884,7 +3334,7 @@
       </w:r>
       <w:r>
         <w:rPr>
-          <w:rFonts w:ascii="宋体" w:eastAsia="宋体" w:hAnsi="宋体" w:cs="宋体"/>
+          <w:rFonts w:ascii="宋体" w:hAnsi="宋体" w:eastAsia="宋体" w:cs="宋体"/>
           <w:spacing w:val="-2"/>
           <w:sz w:val="24"/>
           <w:szCs w:val="24"/>
@@ -2897,7 +3347,7 @@
         <w:keepNext w:val="0"/>
         <w:keepLines w:val="0"/>
         <w:pageBreakBefore w:val="0"/>
-        <w:widowControl/>
+        <w:widowControl w:val="0"/>
         <w:numPr>
           <w:ilvl w:val="0"/>
           <w:numId w:val="2"/>
@@ -2912,17 +3362,17 @@
         <w:adjustRightInd w:val="0"/>
         <w:snapToGrid w:val="0"/>
         <w:spacing w:line="360" w:lineRule="auto"/>
-        <w:ind w:left="425" w:hanging="425" w:leftChars="0" w:firstLineChars="0"/>
+        <w:ind w:left="425" w:leftChars="0" w:hanging="425" w:firstLineChars="0"/>
         <w:textAlignment w:val="baseline"/>
         <w:rPr>
-          <w:rFonts w:ascii="宋体" w:eastAsia="宋体" w:hAnsi="宋体" w:cs="宋体"/>
+          <w:rFonts w:ascii="宋体" w:hAnsi="宋体" w:eastAsia="宋体" w:cs="宋体"/>
           <w:sz w:val="24"/>
           <w:szCs w:val="24"/>
         </w:rPr>
       </w:pPr>
       <w:r>
         <w:rPr>
-          <w:rFonts w:ascii="宋体" w:eastAsia="宋体" w:hAnsi="宋体" w:cs="宋体"/>
+          <w:rFonts w:ascii="宋体" w:hAnsi="宋体" w:eastAsia="宋体" w:cs="宋体"/>
           <w:spacing w:val="-1"/>
           <w:sz w:val="24"/>
           <w:szCs w:val="24"/>
@@ -2935,7 +3385,7 @@
         <w:keepNext w:val="0"/>
         <w:keepLines w:val="0"/>
         <w:pageBreakBefore w:val="0"/>
-        <w:widowControl/>
+        <w:widowControl w:val="0"/>
         <w:numPr>
           <w:ilvl w:val="0"/>
           <w:numId w:val="2"/>
@@ -2950,17 +3400,17 @@
         <w:adjustRightInd w:val="0"/>
         <w:snapToGrid w:val="0"/>
         <w:spacing w:line="360" w:lineRule="auto"/>
-        <w:ind w:left="425" w:hanging="425" w:leftChars="0" w:firstLineChars="0"/>
+        <w:ind w:left="425" w:leftChars="0" w:hanging="425" w:firstLineChars="0"/>
         <w:textAlignment w:val="baseline"/>
         <w:rPr>
-          <w:rFonts w:ascii="宋体" w:eastAsia="宋体" w:hAnsi="宋体" w:cs="宋体"/>
+          <w:rFonts w:ascii="宋体" w:hAnsi="宋体" w:eastAsia="宋体" w:cs="宋体"/>
           <w:sz w:val="24"/>
           <w:szCs w:val="24"/>
         </w:rPr>
       </w:pPr>
       <w:r>
         <w:rPr>
-          <w:rFonts w:ascii="宋体" w:eastAsia="宋体" w:hAnsi="宋体" w:cs="宋体"/>
+          <w:rFonts w:ascii="宋体" w:hAnsi="宋体" w:eastAsia="宋体" w:cs="宋体"/>
           <w:spacing w:val="-3"/>
           <w:sz w:val="24"/>
           <w:szCs w:val="24"/>
@@ -2970,13 +3420,26 @@
     </w:p>
     <w:p>
       <w:pPr>
-        <w:pStyle w:val="1"/>
+        <w:pStyle w:val="26"/>
+        <w:keepNext w:val="0"/>
+        <w:keepLines w:val="0"/>
+        <w:pageBreakBefore w:val="0"/>
+        <w:widowControl w:val="0"/>
+        <w:kinsoku w:val="0"/>
+        <w:wordWrap/>
+        <w:overflowPunct/>
+        <w:topLinePunct w:val="0"/>
+        <w:autoSpaceDE w:val="0"/>
+        <w:autoSpaceDN w:val="0"/>
         <w:bidi w:val="0"/>
+        <w:adjustRightInd w:val="0"/>
+        <w:snapToGrid w:val="0"/>
+        <w:textAlignment w:val="baseline"/>
       </w:pPr>
       <w:r>
         <w:t xml:space="preserve"> </w:t>
       </w:r>
-      <w:bookmarkStart w:id="6" w:name="_Toc25862"/>
+      <w:bookmarkStart w:id="6" w:name="_Toc15884"/>
       <w:r>
         <w:t>术语与定义</w:t>
       </w:r>
@@ -2984,17 +3447,31 @@
     </w:p>
     <w:p>
       <w:pPr>
+        <w:keepNext w:val="0"/>
+        <w:keepLines w:val="0"/>
+        <w:pageBreakBefore w:val="0"/>
+        <w:widowControl w:val="0"/>
+        <w:kinsoku w:val="0"/>
+        <w:wordWrap/>
+        <w:overflowPunct/>
+        <w:topLinePunct w:val="0"/>
+        <w:autoSpaceDE w:val="0"/>
+        <w:autoSpaceDN w:val="0"/>
+        <w:bidi w:val="0"/>
+        <w:adjustRightInd w:val="0"/>
+        <w:snapToGrid w:val="0"/>
         <w:spacing w:before="99" w:line="220" w:lineRule="auto"/>
         <w:ind w:left="724"/>
-        <w:rPr>
-          <w:rFonts w:ascii="宋体" w:eastAsia="宋体" w:hAnsi="宋体" w:cs="宋体"/>
+        <w:textAlignment w:val="baseline"/>
+        <w:rPr>
+          <w:rFonts w:ascii="宋体" w:hAnsi="宋体" w:eastAsia="宋体" w:cs="宋体"/>
           <w:sz w:val="24"/>
           <w:szCs w:val="24"/>
         </w:rPr>
       </w:pPr>
       <w:r>
         <w:rPr>
-          <w:rFonts w:ascii="宋体" w:eastAsia="宋体" w:hAnsi="宋体" w:cs="宋体"/>
+          <w:rFonts w:ascii="宋体" w:hAnsi="宋体" w:eastAsia="宋体" w:cs="宋体"/>
           <w:sz w:val="24"/>
           <w:szCs w:val="24"/>
         </w:rPr>
@@ -3003,10 +3480,23 @@
     </w:p>
     <w:p>
       <w:pPr>
-        <w:pStyle w:val="1"/>
+        <w:pStyle w:val="26"/>
+        <w:keepNext w:val="0"/>
+        <w:keepLines w:val="0"/>
+        <w:pageBreakBefore w:val="0"/>
+        <w:widowControl w:val="0"/>
+        <w:kinsoku w:val="0"/>
+        <w:wordWrap/>
+        <w:overflowPunct/>
+        <w:topLinePunct w:val="0"/>
+        <w:autoSpaceDE w:val="0"/>
+        <w:autoSpaceDN w:val="0"/>
         <w:bidi w:val="0"/>
-      </w:pPr>
-      <w:bookmarkStart w:id="7" w:name="_Toc12629"/>
+        <w:adjustRightInd w:val="0"/>
+        <w:snapToGrid w:val="0"/>
+        <w:textAlignment w:val="baseline"/>
+      </w:pPr>
+      <w:bookmarkStart w:id="7" w:name="_Toc23107"/>
       <w:r>
         <w:t>角色与职责</w:t>
       </w:r>
@@ -3014,21 +3504,35 @@
     </w:p>
     <w:p>
       <w:pPr>
+        <w:keepNext w:val="0"/>
+        <w:keepLines w:val="0"/>
+        <w:pageBreakBefore w:val="0"/>
+        <w:widowControl w:val="0"/>
+        <w:kinsoku w:val="0"/>
+        <w:wordWrap/>
+        <w:overflowPunct/>
+        <w:topLinePunct w:val="0"/>
+        <w:autoSpaceDE w:val="0"/>
+        <w:autoSpaceDN w:val="0"/>
+        <w:bidi w:val="0"/>
+        <w:adjustRightInd w:val="0"/>
+        <w:snapToGrid w:val="0"/>
         <w:spacing w:line="63" w:lineRule="exact"/>
+        <w:textAlignment w:val="baseline"/>
       </w:pPr>
     </w:p>
     <w:tbl>
       <w:tblPr>
-        <w:tblStyle w:val="TableNormal0"/>
+        <w:tblStyle w:val="24"/>
         <w:tblW w:w="8521" w:type="dxa"/>
         <w:tblInd w:w="5" w:type="dxa"/>
         <w:tblBorders>
-          <w:top w:val="single" w:sz="4" w:space="0" w:color="000000"/>
-          <w:left w:val="single" w:sz="4" w:space="0" w:color="000000"/>
-          <w:bottom w:val="single" w:sz="4" w:space="0" w:color="000000"/>
-          <w:right w:val="single" w:sz="4" w:space="0" w:color="000000"/>
-          <w:insideH w:val="single" w:sz="4" w:space="0" w:color="000000"/>
-          <w:insideV w:val="single" w:sz="4" w:space="0" w:color="000000"/>
+          <w:top w:val="single" w:color="000000" w:sz="4" w:space="0"/>
+          <w:left w:val="single" w:color="000000" w:sz="4" w:space="0"/>
+          <w:bottom w:val="single" w:color="000000" w:sz="4" w:space="0"/>
+          <w:right w:val="single" w:color="000000" w:sz="4" w:space="0"/>
+          <w:insideH w:val="single" w:color="000000" w:sz="4" w:space="0"/>
+          <w:insideV w:val="single" w:color="000000" w:sz="4" w:space="0"/>
         </w:tblBorders>
         <w:tblLayout w:type="fixed"/>
         <w:tblCellMar>
@@ -3045,17 +3549,14 @@
       </w:tblGrid>
       <w:tr>
         <w:tblPrEx>
-          <w:tblW w:w="8521" w:type="dxa"/>
-          <w:tblInd w:w="5" w:type="dxa"/>
           <w:tblBorders>
-            <w:top w:val="single" w:sz="4" w:space="0" w:color="000000"/>
-            <w:left w:val="single" w:sz="4" w:space="0" w:color="000000"/>
-            <w:bottom w:val="single" w:sz="4" w:space="0" w:color="000000"/>
-            <w:right w:val="single" w:sz="4" w:space="0" w:color="000000"/>
-            <w:insideH w:val="single" w:sz="4" w:space="0" w:color="000000"/>
-            <w:insideV w:val="single" w:sz="4" w:space="0" w:color="000000"/>
+            <w:top w:val="single" w:color="000000" w:sz="4" w:space="0"/>
+            <w:left w:val="single" w:color="000000" w:sz="4" w:space="0"/>
+            <w:bottom w:val="single" w:color="000000" w:sz="4" w:space="0"/>
+            <w:right w:val="single" w:color="000000" w:sz="4" w:space="0"/>
+            <w:insideH w:val="single" w:color="000000" w:sz="4" w:space="0"/>
+            <w:insideV w:val="single" w:color="000000" w:sz="4" w:space="0"/>
           </w:tblBorders>
-          <w:tblLayout w:type="fixed"/>
           <w:tblCellMar>
             <w:top w:w="0" w:type="dxa"/>
             <w:left w:w="0" w:type="dxa"/>
@@ -3064,7 +3565,7 @@
           </w:tblCellMar>
         </w:tblPrEx>
         <w:trPr>
-          <w:trHeight w:val="625"/>
+          <w:trHeight w:val="625" w:hRule="atLeast"/>
         </w:trPr>
         <w:tc>
           <w:tcPr>
@@ -3073,17 +3574,31 @@
           </w:tcPr>
           <w:p>
             <w:pPr>
+              <w:keepNext w:val="0"/>
+              <w:keepLines w:val="0"/>
+              <w:pageBreakBefore w:val="0"/>
+              <w:widowControl w:val="0"/>
+              <w:kinsoku w:val="0"/>
+              <w:wordWrap/>
+              <w:overflowPunct/>
+              <w:topLinePunct w:val="0"/>
+              <w:autoSpaceDE w:val="0"/>
+              <w:autoSpaceDN w:val="0"/>
+              <w:bidi w:val="0"/>
+              <w:adjustRightInd w:val="0"/>
+              <w:snapToGrid w:val="0"/>
               <w:spacing w:before="208" w:line="219" w:lineRule="auto"/>
               <w:ind w:left="1217"/>
+              <w:textAlignment w:val="baseline"/>
               <w:rPr>
-                <w:rFonts w:ascii="宋体" w:eastAsia="宋体" w:hAnsi="宋体" w:cs="宋体"/>
+                <w:rFonts w:ascii="宋体" w:hAnsi="宋体" w:eastAsia="宋体" w:cs="宋体"/>
                 <w:sz w:val="21"/>
                 <w:szCs w:val="21"/>
               </w:rPr>
             </w:pPr>
             <w:r>
               <w:rPr>
-                <w:rFonts w:ascii="宋体" w:eastAsia="宋体" w:hAnsi="宋体" w:cs="宋体"/>
+                <w:rFonts w:ascii="宋体" w:hAnsi="宋体" w:eastAsia="宋体" w:cs="宋体"/>
                 <w:spacing w:val="-3"/>
                 <w:sz w:val="21"/>
                 <w:szCs w:val="21"/>
@@ -3099,17 +3614,31 @@
           </w:tcPr>
           <w:p>
             <w:pPr>
+              <w:keepNext w:val="0"/>
+              <w:keepLines w:val="0"/>
+              <w:pageBreakBefore w:val="0"/>
+              <w:widowControl w:val="0"/>
+              <w:kinsoku w:val="0"/>
+              <w:wordWrap/>
+              <w:overflowPunct/>
+              <w:topLinePunct w:val="0"/>
+              <w:autoSpaceDE w:val="0"/>
+              <w:autoSpaceDN w:val="0"/>
+              <w:bidi w:val="0"/>
+              <w:adjustRightInd w:val="0"/>
+              <w:snapToGrid w:val="0"/>
               <w:spacing w:before="208" w:line="221" w:lineRule="auto"/>
               <w:ind w:left="1005"/>
+              <w:textAlignment w:val="baseline"/>
               <w:rPr>
-                <w:rFonts w:ascii="宋体" w:eastAsia="宋体" w:hAnsi="宋体" w:cs="宋体"/>
+                <w:rFonts w:ascii="宋体" w:hAnsi="宋体" w:eastAsia="宋体" w:cs="宋体"/>
                 <w:sz w:val="21"/>
                 <w:szCs w:val="21"/>
               </w:rPr>
             </w:pPr>
             <w:r>
               <w:rPr>
-                <w:rFonts w:ascii="宋体" w:eastAsia="宋体" w:hAnsi="宋体" w:cs="宋体"/>
+                <w:rFonts w:ascii="宋体" w:hAnsi="宋体" w:eastAsia="宋体" w:cs="宋体"/>
                 <w:spacing w:val="-3"/>
                 <w:sz w:val="21"/>
                 <w:szCs w:val="21"/>
@@ -3125,18 +3654,32 @@
           </w:tcPr>
           <w:p>
             <w:pPr>
+              <w:keepNext w:val="0"/>
+              <w:keepLines w:val="0"/>
+              <w:pageBreakBefore w:val="0"/>
+              <w:widowControl w:val="0"/>
+              <w:kinsoku w:val="0"/>
+              <w:wordWrap/>
+              <w:overflowPunct/>
+              <w:topLinePunct w:val="0"/>
+              <w:autoSpaceDE w:val="0"/>
+              <w:autoSpaceDN w:val="0"/>
+              <w:bidi w:val="0"/>
+              <w:adjustRightInd w:val="0"/>
+              <w:snapToGrid w:val="0"/>
               <w:spacing w:before="52" w:line="219" w:lineRule="auto"/>
               <w:ind w:right="2"/>
               <w:jc w:val="right"/>
+              <w:textAlignment w:val="baseline"/>
               <w:rPr>
-                <w:rFonts w:ascii="宋体" w:eastAsia="宋体" w:hAnsi="宋体" w:cs="宋体"/>
+                <w:rFonts w:ascii="宋体" w:hAnsi="宋体" w:eastAsia="宋体" w:cs="宋体"/>
                 <w:sz w:val="21"/>
                 <w:szCs w:val="21"/>
               </w:rPr>
             </w:pPr>
             <w:r>
               <w:rPr>
-                <w:rFonts w:ascii="宋体" w:eastAsia="宋体" w:hAnsi="宋体" w:cs="宋体"/>
+                <w:rFonts w:ascii="宋体" w:hAnsi="宋体" w:eastAsia="宋体" w:cs="宋体"/>
                 <w:spacing w:val="-3"/>
                 <w:sz w:val="21"/>
                 <w:szCs w:val="21"/>
@@ -3148,9 +3691,14 @@
       </w:tr>
       <w:tr>
         <w:tblPrEx>
-          <w:tblW w:w="8521" w:type="dxa"/>
-          <w:tblInd w:w="5" w:type="dxa"/>
-          <w:tblLayout w:type="fixed"/>
+          <w:tblBorders>
+            <w:top w:val="single" w:color="000000" w:sz="4" w:space="0"/>
+            <w:left w:val="single" w:color="000000" w:sz="4" w:space="0"/>
+            <w:bottom w:val="single" w:color="000000" w:sz="4" w:space="0"/>
+            <w:right w:val="single" w:color="000000" w:sz="4" w:space="0"/>
+            <w:insideH w:val="single" w:color="000000" w:sz="4" w:space="0"/>
+            <w:insideV w:val="single" w:color="000000" w:sz="4" w:space="0"/>
+          </w:tblBorders>
           <w:tblCellMar>
             <w:top w:w="0" w:type="dxa"/>
             <w:left w:w="0" w:type="dxa"/>
@@ -3159,7 +3707,7 @@
           </w:tblCellMar>
         </w:tblPrEx>
         <w:trPr>
-          <w:trHeight w:val="310"/>
+          <w:trHeight w:val="310" w:hRule="atLeast"/>
         </w:trPr>
         <w:tc>
           <w:tcPr>
@@ -3167,17 +3715,31 @@
           </w:tcPr>
           <w:p>
             <w:pPr>
+              <w:keepNext w:val="0"/>
+              <w:keepLines w:val="0"/>
+              <w:pageBreakBefore w:val="0"/>
+              <w:widowControl w:val="0"/>
+              <w:kinsoku w:val="0"/>
+              <w:wordWrap/>
+              <w:overflowPunct/>
+              <w:topLinePunct w:val="0"/>
+              <w:autoSpaceDE w:val="0"/>
+              <w:autoSpaceDN w:val="0"/>
+              <w:bidi w:val="0"/>
+              <w:adjustRightInd w:val="0"/>
+              <w:snapToGrid w:val="0"/>
               <w:spacing w:before="52" w:line="218" w:lineRule="auto"/>
               <w:ind w:left="897"/>
+              <w:textAlignment w:val="baseline"/>
               <w:rPr>
-                <w:rFonts w:ascii="宋体" w:eastAsia="宋体" w:hAnsi="宋体" w:cs="宋体"/>
+                <w:rFonts w:ascii="宋体" w:hAnsi="宋体" w:eastAsia="宋体" w:cs="宋体"/>
                 <w:sz w:val="21"/>
                 <w:szCs w:val="21"/>
               </w:rPr>
             </w:pPr>
             <w:r>
               <w:rPr>
-                <w:rFonts w:ascii="宋体" w:eastAsia="宋体" w:hAnsi="宋体" w:cs="宋体"/>
+                <w:rFonts w:ascii="宋体" w:hAnsi="宋体" w:eastAsia="宋体" w:cs="宋体"/>
                 <w:spacing w:val="-2"/>
                 <w:sz w:val="21"/>
                 <w:szCs w:val="21"/>
@@ -3192,17 +3754,31 @@
           </w:tcPr>
           <w:p>
             <w:pPr>
+              <w:keepNext w:val="0"/>
+              <w:keepLines w:val="0"/>
+              <w:pageBreakBefore w:val="0"/>
+              <w:widowControl w:val="0"/>
+              <w:kinsoku w:val="0"/>
+              <w:wordWrap/>
+              <w:overflowPunct/>
+              <w:topLinePunct w:val="0"/>
+              <w:autoSpaceDE w:val="0"/>
+              <w:autoSpaceDN w:val="0"/>
+              <w:bidi w:val="0"/>
+              <w:adjustRightInd w:val="0"/>
+              <w:snapToGrid w:val="0"/>
               <w:spacing w:before="52" w:line="218" w:lineRule="auto"/>
               <w:ind w:left="172"/>
+              <w:textAlignment w:val="baseline"/>
               <w:rPr>
-                <w:rFonts w:ascii="宋体" w:eastAsia="宋体" w:hAnsi="宋体" w:cs="宋体"/>
+                <w:rFonts w:ascii="宋体" w:hAnsi="宋体" w:eastAsia="宋体" w:cs="宋体"/>
                 <w:sz w:val="21"/>
                 <w:szCs w:val="21"/>
               </w:rPr>
             </w:pPr>
             <w:r>
               <w:rPr>
-                <w:rFonts w:ascii="宋体" w:eastAsia="宋体" w:hAnsi="宋体" w:cs="宋体"/>
+                <w:rFonts w:ascii="宋体" w:hAnsi="宋体" w:eastAsia="宋体" w:cs="宋体"/>
                 <w:spacing w:val="-2"/>
                 <w:sz w:val="21"/>
                 <w:szCs w:val="21"/>
@@ -3217,10 +3793,24 @@
           </w:tcPr>
           <w:p>
             <w:pPr>
+              <w:keepNext w:val="0"/>
+              <w:keepLines w:val="0"/>
+              <w:pageBreakBefore w:val="0"/>
+              <w:widowControl w:val="0"/>
+              <w:kinsoku w:val="0"/>
+              <w:wordWrap/>
+              <w:overflowPunct/>
+              <w:topLinePunct w:val="0"/>
+              <w:autoSpaceDE w:val="0"/>
+              <w:autoSpaceDN w:val="0"/>
+              <w:bidi w:val="0"/>
+              <w:adjustRightInd w:val="0"/>
+              <w:snapToGrid w:val="0"/>
               <w:spacing w:before="52" w:line="218" w:lineRule="auto"/>
               <w:ind w:left="1004"/>
+              <w:textAlignment w:val="baseline"/>
               <w:rPr>
-                <w:rFonts w:ascii="宋体" w:eastAsia="宋体" w:hAnsi="宋体" w:cs="宋体" w:hint="default"/>
+                <w:rFonts w:hint="default" w:ascii="宋体" w:hAnsi="宋体" w:eastAsia="宋体" w:cs="宋体"/>
                 <w:sz w:val="21"/>
                 <w:szCs w:val="21"/>
                 <w:lang w:val="en-US" w:eastAsia="zh-CN"/>
@@ -3228,7 +3818,7 @@
             </w:pPr>
             <w:r>
               <w:rPr>
-                <w:rFonts w:ascii="宋体" w:eastAsia="宋体" w:hAnsi="宋体" w:cs="宋体"/>
+                <w:rFonts w:ascii="宋体" w:hAnsi="宋体" w:eastAsia="宋体" w:cs="宋体"/>
                 <w:spacing w:val="-2"/>
                 <w:sz w:val="21"/>
                 <w:szCs w:val="21"/>
@@ -3237,7 +3827,7 @@
             </w:r>
             <w:r>
               <w:rPr>
-                <w:rFonts w:ascii="宋体" w:eastAsia="宋体" w:hAnsi="宋体" w:cs="宋体" w:hint="eastAsia"/>
+                <w:rFonts w:hint="eastAsia" w:ascii="宋体" w:hAnsi="宋体" w:eastAsia="宋体" w:cs="宋体"/>
                 <w:spacing w:val="-2"/>
                 <w:sz w:val="21"/>
                 <w:szCs w:val="21"/>
@@ -3250,9 +3840,14 @@
       </w:tr>
       <w:tr>
         <w:tblPrEx>
-          <w:tblW w:w="8521" w:type="dxa"/>
-          <w:tblInd w:w="5" w:type="dxa"/>
-          <w:tblLayout w:type="fixed"/>
+          <w:tblBorders>
+            <w:top w:val="single" w:color="000000" w:sz="4" w:space="0"/>
+            <w:left w:val="single" w:color="000000" w:sz="4" w:space="0"/>
+            <w:bottom w:val="single" w:color="000000" w:sz="4" w:space="0"/>
+            <w:right w:val="single" w:color="000000" w:sz="4" w:space="0"/>
+            <w:insideH w:val="single" w:color="000000" w:sz="4" w:space="0"/>
+            <w:insideV w:val="single" w:color="000000" w:sz="4" w:space="0"/>
+          </w:tblBorders>
           <w:tblCellMar>
             <w:top w:w="0" w:type="dxa"/>
             <w:left w:w="0" w:type="dxa"/>
@@ -3261,7 +3856,7 @@
           </w:tblCellMar>
         </w:tblPrEx>
         <w:trPr>
-          <w:trHeight w:val="310"/>
+          <w:trHeight w:val="310" w:hRule="atLeast"/>
         </w:trPr>
         <w:tc>
           <w:tcPr>
@@ -3269,17 +3864,31 @@
           </w:tcPr>
           <w:p>
             <w:pPr>
+              <w:keepNext w:val="0"/>
+              <w:keepLines w:val="0"/>
+              <w:pageBreakBefore w:val="0"/>
+              <w:widowControl w:val="0"/>
+              <w:kinsoku w:val="0"/>
+              <w:wordWrap/>
+              <w:overflowPunct/>
+              <w:topLinePunct w:val="0"/>
+              <w:autoSpaceDE w:val="0"/>
+              <w:autoSpaceDN w:val="0"/>
+              <w:bidi w:val="0"/>
+              <w:adjustRightInd w:val="0"/>
+              <w:snapToGrid w:val="0"/>
               <w:spacing w:before="53" w:line="217" w:lineRule="auto"/>
               <w:ind w:left="897"/>
+              <w:textAlignment w:val="baseline"/>
               <w:rPr>
-                <w:rFonts w:ascii="宋体" w:eastAsia="宋体" w:hAnsi="宋体" w:cs="宋体"/>
+                <w:rFonts w:ascii="宋体" w:hAnsi="宋体" w:eastAsia="宋体" w:cs="宋体"/>
                 <w:sz w:val="21"/>
                 <w:szCs w:val="21"/>
               </w:rPr>
             </w:pPr>
             <w:r>
               <w:rPr>
-                <w:rFonts w:ascii="宋体" w:eastAsia="宋体" w:hAnsi="宋体" w:cs="宋体"/>
+                <w:rFonts w:ascii="宋体" w:hAnsi="宋体" w:eastAsia="宋体" w:cs="宋体"/>
                 <w:spacing w:val="-2"/>
                 <w:sz w:val="21"/>
                 <w:szCs w:val="21"/>
@@ -3294,17 +3903,31 @@
           </w:tcPr>
           <w:p>
             <w:pPr>
+              <w:keepNext w:val="0"/>
+              <w:keepLines w:val="0"/>
+              <w:pageBreakBefore w:val="0"/>
+              <w:widowControl w:val="0"/>
+              <w:kinsoku w:val="0"/>
+              <w:wordWrap/>
+              <w:overflowPunct/>
+              <w:topLinePunct w:val="0"/>
+              <w:autoSpaceDE w:val="0"/>
+              <w:autoSpaceDN w:val="0"/>
+              <w:bidi w:val="0"/>
+              <w:adjustRightInd w:val="0"/>
+              <w:snapToGrid w:val="0"/>
               <w:spacing w:before="53" w:line="217" w:lineRule="auto"/>
               <w:ind w:left="690"/>
+              <w:textAlignment w:val="baseline"/>
               <w:rPr>
-                <w:rFonts w:ascii="宋体" w:eastAsia="宋体" w:hAnsi="宋体" w:cs="宋体"/>
+                <w:rFonts w:ascii="宋体" w:hAnsi="宋体" w:eastAsia="宋体" w:cs="宋体"/>
                 <w:sz w:val="21"/>
                 <w:szCs w:val="21"/>
               </w:rPr>
             </w:pPr>
             <w:r>
               <w:rPr>
-                <w:rFonts w:ascii="宋体" w:eastAsia="宋体" w:hAnsi="宋体" w:cs="宋体"/>
+                <w:rFonts w:ascii="宋体" w:hAnsi="宋体" w:eastAsia="宋体" w:cs="宋体"/>
                 <w:spacing w:val="-2"/>
                 <w:sz w:val="21"/>
                 <w:szCs w:val="21"/>
@@ -3319,17 +3942,31 @@
           </w:tcPr>
           <w:p>
             <w:pPr>
+              <w:keepNext w:val="0"/>
+              <w:keepLines w:val="0"/>
+              <w:pageBreakBefore w:val="0"/>
+              <w:widowControl w:val="0"/>
+              <w:kinsoku w:val="0"/>
+              <w:wordWrap/>
+              <w:overflowPunct/>
+              <w:topLinePunct w:val="0"/>
+              <w:autoSpaceDE w:val="0"/>
+              <w:autoSpaceDN w:val="0"/>
+              <w:bidi w:val="0"/>
+              <w:adjustRightInd w:val="0"/>
+              <w:snapToGrid w:val="0"/>
               <w:spacing w:before="53" w:line="217" w:lineRule="auto"/>
               <w:ind w:left="1217"/>
+              <w:textAlignment w:val="baseline"/>
               <w:rPr>
-                <w:rFonts w:ascii="宋体" w:eastAsia="宋体" w:hAnsi="宋体" w:cs="宋体"/>
+                <w:rFonts w:ascii="宋体" w:hAnsi="宋体" w:eastAsia="宋体" w:cs="宋体"/>
                 <w:sz w:val="21"/>
                 <w:szCs w:val="21"/>
               </w:rPr>
             </w:pPr>
             <w:r>
               <w:rPr>
-                <w:rFonts w:ascii="宋体" w:eastAsia="宋体" w:hAnsi="宋体" w:cs="宋体"/>
+                <w:rFonts w:ascii="宋体" w:hAnsi="宋体" w:eastAsia="宋体" w:cs="宋体"/>
                 <w:spacing w:val="-3"/>
                 <w:sz w:val="21"/>
                 <w:szCs w:val="21"/>
@@ -3341,9 +3978,14 @@
       </w:tr>
       <w:tr>
         <w:tblPrEx>
-          <w:tblW w:w="8521" w:type="dxa"/>
-          <w:tblInd w:w="5" w:type="dxa"/>
-          <w:tblLayout w:type="fixed"/>
+          <w:tblBorders>
+            <w:top w:val="single" w:color="000000" w:sz="4" w:space="0"/>
+            <w:left w:val="single" w:color="000000" w:sz="4" w:space="0"/>
+            <w:bottom w:val="single" w:color="000000" w:sz="4" w:space="0"/>
+            <w:right w:val="single" w:color="000000" w:sz="4" w:space="0"/>
+            <w:insideH w:val="single" w:color="000000" w:sz="4" w:space="0"/>
+            <w:insideV w:val="single" w:color="000000" w:sz="4" w:space="0"/>
+          </w:tblBorders>
           <w:tblCellMar>
             <w:top w:w="0" w:type="dxa"/>
             <w:left w:w="0" w:type="dxa"/>
@@ -3352,7 +3994,7 @@
           </w:tblCellMar>
         </w:tblPrEx>
         <w:trPr>
-          <w:trHeight w:val="314"/>
+          <w:trHeight w:val="314" w:hRule="atLeast"/>
         </w:trPr>
         <w:tc>
           <w:tcPr>
@@ -3360,17 +4002,31 @@
           </w:tcPr>
           <w:p>
             <w:pPr>
+              <w:keepNext w:val="0"/>
+              <w:keepLines w:val="0"/>
+              <w:pageBreakBefore w:val="0"/>
+              <w:widowControl w:val="0"/>
+              <w:kinsoku w:val="0"/>
+              <w:wordWrap/>
+              <w:overflowPunct/>
+              <w:topLinePunct w:val="0"/>
+              <w:autoSpaceDE w:val="0"/>
+              <w:autoSpaceDN w:val="0"/>
+              <w:bidi w:val="0"/>
+              <w:adjustRightInd w:val="0"/>
+              <w:snapToGrid w:val="0"/>
               <w:spacing w:before="56" w:line="218" w:lineRule="auto"/>
               <w:ind w:left="1119"/>
+              <w:textAlignment w:val="baseline"/>
               <w:rPr>
-                <w:rFonts w:ascii="宋体" w:eastAsia="宋体" w:hAnsi="宋体" w:cs="宋体"/>
+                <w:rFonts w:ascii="宋体" w:hAnsi="宋体" w:eastAsia="宋体" w:cs="宋体"/>
                 <w:sz w:val="21"/>
                 <w:szCs w:val="21"/>
               </w:rPr>
             </w:pPr>
             <w:r>
               <w:rPr>
-                <w:rFonts w:ascii="宋体" w:eastAsia="宋体" w:hAnsi="宋体" w:cs="宋体"/>
+                <w:rFonts w:ascii="宋体" w:hAnsi="宋体" w:eastAsia="宋体" w:cs="宋体"/>
                 <w:spacing w:val="-5"/>
                 <w:sz w:val="21"/>
                 <w:szCs w:val="21"/>
@@ -3385,17 +4041,31 @@
           </w:tcPr>
           <w:p>
             <w:pPr>
+              <w:keepNext w:val="0"/>
+              <w:keepLines w:val="0"/>
+              <w:pageBreakBefore w:val="0"/>
+              <w:widowControl w:val="0"/>
+              <w:kinsoku w:val="0"/>
+              <w:wordWrap/>
+              <w:overflowPunct/>
+              <w:topLinePunct w:val="0"/>
+              <w:autoSpaceDE w:val="0"/>
+              <w:autoSpaceDN w:val="0"/>
+              <w:bidi w:val="0"/>
+              <w:adjustRightInd w:val="0"/>
+              <w:snapToGrid w:val="0"/>
               <w:spacing w:before="56" w:line="218" w:lineRule="auto"/>
               <w:ind w:left="690"/>
+              <w:textAlignment w:val="baseline"/>
               <w:rPr>
-                <w:rFonts w:ascii="宋体" w:eastAsia="宋体" w:hAnsi="宋体" w:cs="宋体"/>
+                <w:rFonts w:ascii="宋体" w:hAnsi="宋体" w:eastAsia="宋体" w:cs="宋体"/>
                 <w:sz w:val="21"/>
                 <w:szCs w:val="21"/>
               </w:rPr>
             </w:pPr>
             <w:r>
               <w:rPr>
-                <w:rFonts w:ascii="宋体" w:eastAsia="宋体" w:hAnsi="宋体" w:cs="宋体"/>
+                <w:rFonts w:ascii="宋体" w:hAnsi="宋体" w:eastAsia="宋体" w:cs="宋体"/>
                 <w:spacing w:val="-2"/>
                 <w:sz w:val="21"/>
                 <w:szCs w:val="21"/>
@@ -3410,17 +4080,31 @@
           </w:tcPr>
           <w:p>
             <w:pPr>
+              <w:keepNext w:val="0"/>
+              <w:keepLines w:val="0"/>
+              <w:pageBreakBefore w:val="0"/>
+              <w:widowControl w:val="0"/>
+              <w:kinsoku w:val="0"/>
+              <w:wordWrap/>
+              <w:overflowPunct/>
+              <w:topLinePunct w:val="0"/>
+              <w:autoSpaceDE w:val="0"/>
+              <w:autoSpaceDN w:val="0"/>
+              <w:bidi w:val="0"/>
+              <w:adjustRightInd w:val="0"/>
+              <w:snapToGrid w:val="0"/>
               <w:spacing w:before="56" w:line="218" w:lineRule="auto"/>
               <w:ind w:left="1323"/>
+              <w:textAlignment w:val="baseline"/>
               <w:rPr>
-                <w:rFonts w:ascii="宋体" w:eastAsia="宋体" w:hAnsi="宋体" w:cs="宋体"/>
+                <w:rFonts w:ascii="宋体" w:hAnsi="宋体" w:eastAsia="宋体" w:cs="宋体"/>
                 <w:sz w:val="21"/>
                 <w:szCs w:val="21"/>
               </w:rPr>
             </w:pPr>
             <w:r>
               <w:rPr>
-                <w:rFonts w:ascii="宋体" w:eastAsia="宋体" w:hAnsi="宋体" w:cs="宋体"/>
+                <w:rFonts w:ascii="宋体" w:hAnsi="宋体" w:eastAsia="宋体" w:cs="宋体"/>
                 <w:spacing w:val="-4"/>
                 <w:sz w:val="21"/>
                 <w:szCs w:val="21"/>
@@ -3433,16 +4117,43 @@
     </w:tbl>
     <w:p>
       <w:pPr>
-        <w:pStyle w:val="BodyText"/>
+        <w:pStyle w:val="12"/>
+        <w:keepNext w:val="0"/>
+        <w:keepLines w:val="0"/>
+        <w:pageBreakBefore w:val="0"/>
+        <w:widowControl w:val="0"/>
+        <w:kinsoku w:val="0"/>
+        <w:wordWrap/>
+        <w:overflowPunct/>
+        <w:topLinePunct w:val="0"/>
+        <w:autoSpaceDE w:val="0"/>
+        <w:autoSpaceDN w:val="0"/>
+        <w:bidi w:val="0"/>
+        <w:adjustRightInd w:val="0"/>
+        <w:snapToGrid w:val="0"/>
         <w:spacing w:line="328" w:lineRule="auto"/>
+        <w:textAlignment w:val="baseline"/>
       </w:pPr>
     </w:p>
     <w:p>
       <w:pPr>
-        <w:pStyle w:val="1"/>
+        <w:pStyle w:val="26"/>
+        <w:keepNext w:val="0"/>
+        <w:keepLines w:val="0"/>
+        <w:pageBreakBefore w:val="0"/>
+        <w:widowControl w:val="0"/>
+        <w:kinsoku w:val="0"/>
+        <w:wordWrap/>
+        <w:overflowPunct/>
+        <w:topLinePunct w:val="0"/>
+        <w:autoSpaceDE w:val="0"/>
+        <w:autoSpaceDN w:val="0"/>
         <w:bidi w:val="0"/>
-      </w:pPr>
-      <w:bookmarkStart w:id="8" w:name="_Toc1059"/>
+        <w:adjustRightInd w:val="0"/>
+        <w:snapToGrid w:val="0"/>
+        <w:textAlignment w:val="baseline"/>
+      </w:pPr>
+      <w:bookmarkStart w:id="8" w:name="_Toc5257"/>
       <w:r>
         <w:t>投诉的定义</w:t>
       </w:r>
@@ -3453,7 +4164,7 @@
         <w:keepNext w:val="0"/>
         <w:keepLines w:val="0"/>
         <w:pageBreakBefore w:val="0"/>
-        <w:widowControl/>
+        <w:widowControl w:val="0"/>
         <w:numPr>
           <w:ilvl w:val="0"/>
           <w:numId w:val="3"/>
@@ -3468,10 +4179,10 @@
         <w:adjustRightInd w:val="0"/>
         <w:snapToGrid w:val="0"/>
         <w:spacing w:line="360" w:lineRule="auto"/>
-        <w:ind w:left="425" w:hanging="425" w:leftChars="0" w:firstLineChars="0"/>
+        <w:ind w:left="425" w:leftChars="0" w:hanging="425" w:firstLineChars="0"/>
         <w:textAlignment w:val="baseline"/>
         <w:rPr>
-          <w:rFonts w:ascii="宋体" w:eastAsia="宋体" w:hAnsi="宋体" w:cs="宋体" w:hint="eastAsia"/>
+          <w:rFonts w:hint="eastAsia" w:ascii="宋体" w:hAnsi="宋体" w:eastAsia="宋体" w:cs="宋体"/>
           <w:spacing w:val="-1"/>
           <w:sz w:val="24"/>
           <w:szCs w:val="24"/>
@@ -3479,7 +4190,7 @@
       </w:pPr>
       <w:r>
         <w:rPr>
-          <w:rFonts w:ascii="宋体" w:eastAsia="宋体" w:hAnsi="宋体" w:cs="宋体" w:hint="eastAsia"/>
+          <w:rFonts w:hint="eastAsia" w:ascii="宋体" w:hAnsi="宋体" w:eastAsia="宋体" w:cs="宋体"/>
           <w:spacing w:val="-1"/>
           <w:sz w:val="24"/>
           <w:szCs w:val="24"/>
@@ -3492,7 +4203,7 @@
         <w:keepNext w:val="0"/>
         <w:keepLines w:val="0"/>
         <w:pageBreakBefore w:val="0"/>
-        <w:widowControl/>
+        <w:widowControl w:val="0"/>
         <w:numPr>
           <w:ilvl w:val="0"/>
           <w:numId w:val="3"/>
@@ -3507,10 +4218,10 @@
         <w:adjustRightInd w:val="0"/>
         <w:snapToGrid w:val="0"/>
         <w:spacing w:line="360" w:lineRule="auto"/>
-        <w:ind w:left="425" w:hanging="425" w:leftChars="0" w:firstLineChars="0"/>
+        <w:ind w:left="425" w:leftChars="0" w:hanging="425" w:firstLineChars="0"/>
         <w:textAlignment w:val="baseline"/>
         <w:rPr>
-          <w:rFonts w:ascii="宋体" w:eastAsia="宋体" w:hAnsi="宋体" w:cs="宋体" w:hint="eastAsia"/>
+          <w:rFonts w:hint="eastAsia" w:ascii="宋体" w:hAnsi="宋体" w:eastAsia="宋体" w:cs="宋体"/>
           <w:spacing w:val="-1"/>
           <w:sz w:val="24"/>
           <w:szCs w:val="24"/>
@@ -3518,7 +4229,7 @@
       </w:pPr>
       <w:r>
         <w:rPr>
-          <w:rFonts w:ascii="宋体" w:eastAsia="宋体" w:hAnsi="宋体" w:cs="宋体" w:hint="eastAsia"/>
+          <w:rFonts w:hint="eastAsia" w:ascii="宋体" w:hAnsi="宋体" w:eastAsia="宋体" w:cs="宋体"/>
           <w:spacing w:val="-1"/>
           <w:sz w:val="24"/>
           <w:szCs w:val="24"/>
@@ -3528,10 +4239,23 @@
     </w:p>
     <w:p>
       <w:pPr>
-        <w:pStyle w:val="1"/>
+        <w:pStyle w:val="26"/>
+        <w:keepNext w:val="0"/>
+        <w:keepLines w:val="0"/>
+        <w:pageBreakBefore w:val="0"/>
+        <w:widowControl w:val="0"/>
+        <w:kinsoku w:val="0"/>
+        <w:wordWrap/>
+        <w:overflowPunct/>
+        <w:topLinePunct w:val="0"/>
+        <w:autoSpaceDE w:val="0"/>
+        <w:autoSpaceDN w:val="0"/>
         <w:bidi w:val="0"/>
-      </w:pPr>
-      <w:bookmarkStart w:id="9" w:name="_Toc9592"/>
+        <w:adjustRightInd w:val="0"/>
+        <w:snapToGrid w:val="0"/>
+        <w:textAlignment w:val="baseline"/>
+      </w:pPr>
+      <w:bookmarkStart w:id="9" w:name="_Toc7462"/>
       <w:r>
         <w:t>产生投诉的因素</w:t>
       </w:r>
@@ -3542,7 +4266,7 @@
         <w:keepNext w:val="0"/>
         <w:keepLines w:val="0"/>
         <w:pageBreakBefore w:val="0"/>
-        <w:widowControl/>
+        <w:widowControl w:val="0"/>
         <w:numPr>
           <w:ilvl w:val="0"/>
           <w:numId w:val="4"/>
@@ -3557,10 +4281,10 @@
         <w:adjustRightInd w:val="0"/>
         <w:snapToGrid w:val="0"/>
         <w:spacing w:line="360" w:lineRule="auto"/>
-        <w:ind w:left="425" w:hanging="425" w:leftChars="0" w:firstLineChars="0"/>
+        <w:ind w:left="425" w:leftChars="0" w:hanging="425" w:firstLineChars="0"/>
         <w:textAlignment w:val="baseline"/>
         <w:rPr>
-          <w:rFonts w:ascii="宋体" w:eastAsia="宋体" w:hAnsi="宋体" w:cs="宋体" w:hint="eastAsia"/>
+          <w:rFonts w:hint="eastAsia" w:ascii="宋体" w:hAnsi="宋体" w:eastAsia="宋体" w:cs="宋体"/>
           <w:spacing w:val="-1"/>
           <w:sz w:val="24"/>
           <w:szCs w:val="24"/>
@@ -3568,7 +4292,7 @@
       </w:pPr>
       <w:r>
         <w:rPr>
-          <w:rFonts w:ascii="宋体" w:eastAsia="宋体" w:hAnsi="宋体" w:cs="宋体" w:hint="eastAsia"/>
+          <w:rFonts w:hint="eastAsia" w:ascii="宋体" w:hAnsi="宋体" w:eastAsia="宋体" w:cs="宋体"/>
           <w:spacing w:val="-1"/>
           <w:sz w:val="24"/>
           <w:szCs w:val="24"/>
@@ -3581,7 +4305,7 @@
         <w:keepNext w:val="0"/>
         <w:keepLines w:val="0"/>
         <w:pageBreakBefore w:val="0"/>
-        <w:widowControl/>
+        <w:widowControl w:val="0"/>
         <w:numPr>
           <w:ilvl w:val="0"/>
           <w:numId w:val="4"/>
@@ -3596,10 +4320,10 @@
         <w:adjustRightInd w:val="0"/>
         <w:snapToGrid w:val="0"/>
         <w:spacing w:line="360" w:lineRule="auto"/>
-        <w:ind w:left="425" w:hanging="425" w:leftChars="0" w:firstLineChars="0"/>
+        <w:ind w:left="425" w:leftChars="0" w:hanging="425" w:firstLineChars="0"/>
         <w:textAlignment w:val="baseline"/>
         <w:rPr>
-          <w:rFonts w:ascii="宋体" w:eastAsia="宋体" w:hAnsi="宋体" w:cs="宋体" w:hint="eastAsia"/>
+          <w:rFonts w:hint="eastAsia" w:ascii="宋体" w:hAnsi="宋体" w:eastAsia="宋体" w:cs="宋体"/>
           <w:spacing w:val="-1"/>
           <w:sz w:val="24"/>
           <w:szCs w:val="24"/>
@@ -3607,7 +4331,7 @@
       </w:pPr>
       <w:r>
         <w:rPr>
-          <w:rFonts w:ascii="宋体" w:eastAsia="宋体" w:hAnsi="宋体" w:cs="宋体" w:hint="eastAsia"/>
+          <w:rFonts w:hint="eastAsia" w:ascii="宋体" w:hAnsi="宋体" w:eastAsia="宋体" w:cs="宋体"/>
           <w:spacing w:val="-1"/>
           <w:sz w:val="24"/>
           <w:szCs w:val="24"/>
@@ -3617,10 +4341,23 @@
     </w:p>
     <w:p>
       <w:pPr>
-        <w:pStyle w:val="1"/>
+        <w:pStyle w:val="26"/>
+        <w:keepNext w:val="0"/>
+        <w:keepLines w:val="0"/>
+        <w:pageBreakBefore w:val="0"/>
+        <w:widowControl w:val="0"/>
+        <w:kinsoku w:val="0"/>
+        <w:wordWrap/>
+        <w:overflowPunct/>
+        <w:topLinePunct w:val="0"/>
+        <w:autoSpaceDE w:val="0"/>
+        <w:autoSpaceDN w:val="0"/>
         <w:bidi w:val="0"/>
-      </w:pPr>
-      <w:bookmarkStart w:id="10" w:name="_Toc29039"/>
+        <w:adjustRightInd w:val="0"/>
+        <w:snapToGrid w:val="0"/>
+        <w:textAlignment w:val="baseline"/>
+      </w:pPr>
+      <w:bookmarkStart w:id="10" w:name="_Toc28787"/>
       <w:r>
         <w:t>投诉的影响</w:t>
       </w:r>
@@ -3631,7 +4368,7 @@
         <w:keepNext w:val="0"/>
         <w:keepLines w:val="0"/>
         <w:pageBreakBefore w:val="0"/>
-        <w:widowControl/>
+        <w:widowControl w:val="0"/>
         <w:numPr>
           <w:ilvl w:val="0"/>
           <w:numId w:val="5"/>
@@ -3646,10 +4383,10 @@
         <w:adjustRightInd w:val="0"/>
         <w:snapToGrid w:val="0"/>
         <w:spacing w:line="360" w:lineRule="auto"/>
-        <w:ind w:left="425" w:hanging="425" w:leftChars="0" w:firstLineChars="0"/>
+        <w:ind w:left="425" w:leftChars="0" w:hanging="425" w:firstLineChars="0"/>
         <w:textAlignment w:val="baseline"/>
         <w:rPr>
-          <w:rFonts w:ascii="宋体" w:eastAsia="宋体" w:hAnsi="宋体" w:cs="宋体" w:hint="eastAsia"/>
+          <w:rFonts w:hint="eastAsia" w:ascii="宋体" w:hAnsi="宋体" w:eastAsia="宋体" w:cs="宋体"/>
           <w:spacing w:val="-1"/>
           <w:sz w:val="24"/>
           <w:szCs w:val="24"/>
@@ -3657,7 +4394,7 @@
       </w:pPr>
       <w:r>
         <w:rPr>
-          <w:rFonts w:ascii="宋体" w:eastAsia="宋体" w:hAnsi="宋体" w:cs="宋体" w:hint="eastAsia"/>
+          <w:rFonts w:hint="eastAsia" w:ascii="宋体" w:hAnsi="宋体" w:eastAsia="宋体" w:cs="宋体"/>
           <w:spacing w:val="-1"/>
           <w:sz w:val="24"/>
           <w:szCs w:val="24"/>
@@ -3670,7 +4407,7 @@
         <w:keepNext w:val="0"/>
         <w:keepLines w:val="0"/>
         <w:pageBreakBefore w:val="0"/>
-        <w:widowControl/>
+        <w:widowControl w:val="0"/>
         <w:numPr>
           <w:ilvl w:val="0"/>
           <w:numId w:val="5"/>
@@ -3685,10 +4422,10 @@
         <w:adjustRightInd w:val="0"/>
         <w:snapToGrid w:val="0"/>
         <w:spacing w:line="360" w:lineRule="auto"/>
-        <w:ind w:left="425" w:hanging="425" w:leftChars="0" w:firstLineChars="0"/>
+        <w:ind w:left="425" w:leftChars="0" w:hanging="425" w:firstLineChars="0"/>
         <w:textAlignment w:val="baseline"/>
         <w:rPr>
-          <w:rFonts w:ascii="宋体" w:eastAsia="宋体" w:hAnsi="宋体" w:cs="宋体" w:hint="eastAsia"/>
+          <w:rFonts w:hint="eastAsia" w:ascii="宋体" w:hAnsi="宋体" w:eastAsia="宋体" w:cs="宋体"/>
           <w:spacing w:val="-1"/>
           <w:sz w:val="24"/>
           <w:szCs w:val="24"/>
@@ -3696,7 +4433,7 @@
       </w:pPr>
       <w:r>
         <w:rPr>
-          <w:rFonts w:ascii="宋体" w:eastAsia="宋体" w:hAnsi="宋体" w:cs="宋体" w:hint="eastAsia"/>
+          <w:rFonts w:hint="eastAsia" w:ascii="宋体" w:hAnsi="宋体" w:eastAsia="宋体" w:cs="宋体"/>
           <w:spacing w:val="-1"/>
           <w:sz w:val="24"/>
           <w:szCs w:val="24"/>
@@ -3706,10 +4443,23 @@
     </w:p>
     <w:p>
       <w:pPr>
-        <w:pStyle w:val="1"/>
+        <w:pStyle w:val="26"/>
+        <w:keepNext w:val="0"/>
+        <w:keepLines w:val="0"/>
+        <w:pageBreakBefore w:val="0"/>
+        <w:widowControl w:val="0"/>
+        <w:kinsoku w:val="0"/>
+        <w:wordWrap/>
+        <w:overflowPunct/>
+        <w:topLinePunct w:val="0"/>
+        <w:autoSpaceDE w:val="0"/>
+        <w:autoSpaceDN w:val="0"/>
         <w:bidi w:val="0"/>
-      </w:pPr>
-      <w:bookmarkStart w:id="11" w:name="_Toc17940"/>
+        <w:adjustRightInd w:val="0"/>
+        <w:snapToGrid w:val="0"/>
+        <w:textAlignment w:val="baseline"/>
+      </w:pPr>
+      <w:bookmarkStart w:id="11" w:name="_Toc13517"/>
       <w:r>
         <w:t>客户投诉应对目的</w:t>
       </w:r>
@@ -3720,7 +4470,7 @@
         <w:keepNext w:val="0"/>
         <w:keepLines w:val="0"/>
         <w:pageBreakBefore w:val="0"/>
-        <w:widowControl/>
+        <w:widowControl w:val="0"/>
         <w:numPr>
           <w:ilvl w:val="0"/>
           <w:numId w:val="6"/>
@@ -3735,10 +4485,10 @@
         <w:adjustRightInd w:val="0"/>
         <w:snapToGrid w:val="0"/>
         <w:spacing w:line="360" w:lineRule="auto"/>
-        <w:ind w:left="425" w:hanging="425" w:leftChars="0" w:firstLineChars="0"/>
+        <w:ind w:left="425" w:leftChars="0" w:hanging="425" w:firstLineChars="0"/>
         <w:textAlignment w:val="baseline"/>
         <w:rPr>
-          <w:rFonts w:ascii="宋体" w:eastAsia="宋体" w:hAnsi="宋体" w:cs="宋体" w:hint="eastAsia"/>
+          <w:rFonts w:hint="eastAsia" w:ascii="宋体" w:hAnsi="宋体" w:eastAsia="宋体" w:cs="宋体"/>
           <w:spacing w:val="-1"/>
           <w:sz w:val="24"/>
           <w:szCs w:val="24"/>
@@ -3746,7 +4496,7 @@
       </w:pPr>
       <w:r>
         <w:rPr>
-          <w:rFonts w:ascii="宋体" w:eastAsia="宋体" w:hAnsi="宋体" w:cs="宋体" w:hint="eastAsia"/>
+          <w:rFonts w:hint="eastAsia" w:ascii="宋体" w:hAnsi="宋体" w:eastAsia="宋体" w:cs="宋体"/>
           <w:spacing w:val="-1"/>
           <w:sz w:val="24"/>
           <w:szCs w:val="24"/>
@@ -3759,7 +4509,7 @@
         <w:keepNext w:val="0"/>
         <w:keepLines w:val="0"/>
         <w:pageBreakBefore w:val="0"/>
-        <w:widowControl/>
+        <w:widowControl w:val="0"/>
         <w:numPr>
           <w:ilvl w:val="0"/>
           <w:numId w:val="6"/>
@@ -3774,10 +4524,10 @@
         <w:adjustRightInd w:val="0"/>
         <w:snapToGrid w:val="0"/>
         <w:spacing w:line="360" w:lineRule="auto"/>
-        <w:ind w:left="425" w:hanging="425" w:leftChars="0" w:firstLineChars="0"/>
+        <w:ind w:left="425" w:leftChars="0" w:hanging="425" w:firstLineChars="0"/>
         <w:textAlignment w:val="baseline"/>
         <w:rPr>
-          <w:rFonts w:ascii="宋体" w:eastAsia="宋体" w:hAnsi="宋体" w:cs="宋体" w:hint="eastAsia"/>
+          <w:rFonts w:hint="eastAsia" w:ascii="宋体" w:hAnsi="宋体" w:eastAsia="宋体" w:cs="宋体"/>
           <w:spacing w:val="-1"/>
           <w:sz w:val="24"/>
           <w:szCs w:val="24"/>
@@ -3785,7 +4535,7 @@
       </w:pPr>
       <w:r>
         <w:rPr>
-          <w:rFonts w:ascii="宋体" w:eastAsia="宋体" w:hAnsi="宋体" w:cs="宋体" w:hint="eastAsia"/>
+          <w:rFonts w:hint="eastAsia" w:ascii="宋体" w:hAnsi="宋体" w:eastAsia="宋体" w:cs="宋体"/>
           <w:spacing w:val="-1"/>
           <w:sz w:val="24"/>
           <w:szCs w:val="24"/>
@@ -3798,7 +4548,7 @@
         <w:keepNext w:val="0"/>
         <w:keepLines w:val="0"/>
         <w:pageBreakBefore w:val="0"/>
-        <w:widowControl/>
+        <w:widowControl w:val="0"/>
         <w:numPr>
           <w:ilvl w:val="0"/>
           <w:numId w:val="6"/>
@@ -3813,10 +4563,10 @@
         <w:adjustRightInd w:val="0"/>
         <w:snapToGrid w:val="0"/>
         <w:spacing w:line="360" w:lineRule="auto"/>
-        <w:ind w:left="425" w:hanging="425" w:leftChars="0" w:firstLineChars="0"/>
+        <w:ind w:left="425" w:leftChars="0" w:hanging="425" w:firstLineChars="0"/>
         <w:textAlignment w:val="baseline"/>
         <w:rPr>
-          <w:rFonts w:ascii="宋体" w:eastAsia="宋体" w:hAnsi="宋体" w:cs="宋体" w:hint="eastAsia"/>
+          <w:rFonts w:hint="eastAsia" w:ascii="宋体" w:hAnsi="宋体" w:eastAsia="宋体" w:cs="宋体"/>
           <w:spacing w:val="-1"/>
           <w:sz w:val="24"/>
           <w:szCs w:val="24"/>
@@ -3824,7 +4574,7 @@
       </w:pPr>
       <w:r>
         <w:rPr>
-          <w:rFonts w:ascii="宋体" w:eastAsia="宋体" w:hAnsi="宋体" w:cs="宋体" w:hint="eastAsia"/>
+          <w:rFonts w:hint="eastAsia" w:ascii="宋体" w:hAnsi="宋体" w:eastAsia="宋体" w:cs="宋体"/>
           <w:spacing w:val="-1"/>
           <w:sz w:val="24"/>
           <w:szCs w:val="24"/>
@@ -3837,7 +4587,7 @@
         <w:keepNext w:val="0"/>
         <w:keepLines w:val="0"/>
         <w:pageBreakBefore w:val="0"/>
-        <w:widowControl/>
+        <w:widowControl w:val="0"/>
         <w:numPr>
           <w:ilvl w:val="0"/>
           <w:numId w:val="6"/>
@@ -3852,10 +4602,10 @@
         <w:adjustRightInd w:val="0"/>
         <w:snapToGrid w:val="0"/>
         <w:spacing w:line="360" w:lineRule="auto"/>
-        <w:ind w:left="425" w:hanging="425" w:leftChars="0" w:firstLineChars="0"/>
+        <w:ind w:left="425" w:leftChars="0" w:hanging="425" w:firstLineChars="0"/>
         <w:textAlignment w:val="baseline"/>
         <w:rPr>
-          <w:rFonts w:ascii="宋体" w:eastAsia="宋体" w:hAnsi="宋体" w:cs="宋体" w:hint="eastAsia"/>
+          <w:rFonts w:hint="eastAsia" w:ascii="宋体" w:hAnsi="宋体" w:eastAsia="宋体" w:cs="宋体"/>
           <w:spacing w:val="-1"/>
           <w:sz w:val="24"/>
           <w:szCs w:val="24"/>
@@ -3863,7 +4613,7 @@
       </w:pPr>
       <w:r>
         <w:rPr>
-          <w:rFonts w:ascii="宋体" w:eastAsia="宋体" w:hAnsi="宋体" w:cs="宋体" w:hint="eastAsia"/>
+          <w:rFonts w:hint="eastAsia" w:ascii="宋体" w:hAnsi="宋体" w:eastAsia="宋体" w:cs="宋体"/>
           <w:spacing w:val="-1"/>
           <w:sz w:val="24"/>
           <w:szCs w:val="24"/>
@@ -3876,7 +4626,7 @@
         <w:keepNext w:val="0"/>
         <w:keepLines w:val="0"/>
         <w:pageBreakBefore w:val="0"/>
-        <w:widowControl/>
+        <w:widowControl w:val="0"/>
         <w:numPr>
           <w:ilvl w:val="0"/>
           <w:numId w:val="6"/>
@@ -3891,10 +4641,10 @@
         <w:adjustRightInd w:val="0"/>
         <w:snapToGrid w:val="0"/>
         <w:spacing w:line="360" w:lineRule="auto"/>
-        <w:ind w:left="425" w:hanging="425" w:leftChars="0" w:firstLineChars="0"/>
+        <w:ind w:left="425" w:leftChars="0" w:hanging="425" w:firstLineChars="0"/>
         <w:textAlignment w:val="baseline"/>
         <w:rPr>
-          <w:rFonts w:ascii="宋体" w:eastAsia="宋体" w:hAnsi="宋体" w:cs="宋体" w:hint="eastAsia"/>
+          <w:rFonts w:hint="eastAsia" w:ascii="宋体" w:hAnsi="宋体" w:eastAsia="宋体" w:cs="宋体"/>
           <w:spacing w:val="-1"/>
           <w:sz w:val="24"/>
           <w:szCs w:val="24"/>
@@ -3902,7 +4652,7 @@
       </w:pPr>
       <w:r>
         <w:rPr>
-          <w:rFonts w:ascii="宋体" w:eastAsia="宋体" w:hAnsi="宋体" w:cs="宋体" w:hint="eastAsia"/>
+          <w:rFonts w:hint="eastAsia" w:ascii="宋体" w:hAnsi="宋体" w:eastAsia="宋体" w:cs="宋体"/>
           <w:spacing w:val="-1"/>
           <w:sz w:val="24"/>
           <w:szCs w:val="24"/>
@@ -3915,7 +4665,7 @@
         <w:keepNext w:val="0"/>
         <w:keepLines w:val="0"/>
         <w:pageBreakBefore w:val="0"/>
-        <w:widowControl/>
+        <w:widowControl w:val="0"/>
         <w:numPr>
           <w:ilvl w:val="0"/>
           <w:numId w:val="6"/>
@@ -3930,10 +4680,10 @@
         <w:adjustRightInd w:val="0"/>
         <w:snapToGrid w:val="0"/>
         <w:spacing w:line="360" w:lineRule="auto"/>
-        <w:ind w:left="425" w:hanging="425" w:leftChars="0" w:firstLineChars="0"/>
+        <w:ind w:left="425" w:leftChars="0" w:hanging="425" w:firstLineChars="0"/>
         <w:textAlignment w:val="baseline"/>
         <w:rPr>
-          <w:rFonts w:ascii="宋体" w:eastAsia="宋体" w:hAnsi="宋体" w:cs="宋体" w:hint="eastAsia"/>
+          <w:rFonts w:hint="eastAsia" w:ascii="宋体" w:hAnsi="宋体" w:eastAsia="宋体" w:cs="宋体"/>
           <w:spacing w:val="-1"/>
           <w:sz w:val="24"/>
           <w:szCs w:val="24"/>
@@ -3941,7 +4691,7 @@
       </w:pPr>
       <w:r>
         <w:rPr>
-          <w:rFonts w:ascii="宋体" w:eastAsia="宋体" w:hAnsi="宋体" w:cs="宋体" w:hint="eastAsia"/>
+          <w:rFonts w:hint="eastAsia" w:ascii="宋体" w:hAnsi="宋体" w:eastAsia="宋体" w:cs="宋体"/>
           <w:spacing w:val="-1"/>
           <w:sz w:val="24"/>
           <w:szCs w:val="24"/>
@@ -3951,10 +4701,23 @@
     </w:p>
     <w:p>
       <w:pPr>
-        <w:pStyle w:val="1"/>
+        <w:pStyle w:val="26"/>
+        <w:keepNext w:val="0"/>
+        <w:keepLines w:val="0"/>
+        <w:pageBreakBefore w:val="0"/>
+        <w:widowControl w:val="0"/>
+        <w:kinsoku w:val="0"/>
+        <w:wordWrap/>
+        <w:overflowPunct/>
+        <w:topLinePunct w:val="0"/>
+        <w:autoSpaceDE w:val="0"/>
+        <w:autoSpaceDN w:val="0"/>
         <w:bidi w:val="0"/>
-      </w:pPr>
-      <w:bookmarkStart w:id="12" w:name="_Toc1335"/>
+        <w:adjustRightInd w:val="0"/>
+        <w:snapToGrid w:val="0"/>
+        <w:textAlignment w:val="baseline"/>
+      </w:pPr>
+      <w:bookmarkStart w:id="12" w:name="_Toc23537"/>
       <w:r>
         <w:t>投诉级别</w:t>
       </w:r>
@@ -3965,7 +4728,7 @@
         <w:keepNext w:val="0"/>
         <w:keepLines w:val="0"/>
         <w:pageBreakBefore w:val="0"/>
-        <w:widowControl/>
+        <w:widowControl w:val="0"/>
         <w:numPr>
           <w:ilvl w:val="0"/>
           <w:numId w:val="7"/>
@@ -3980,10 +4743,10 @@
         <w:adjustRightInd w:val="0"/>
         <w:snapToGrid w:val="0"/>
         <w:spacing w:line="360" w:lineRule="auto"/>
-        <w:ind w:left="425" w:hanging="425" w:leftChars="0" w:firstLineChars="0"/>
+        <w:ind w:left="425" w:leftChars="0" w:hanging="425" w:firstLineChars="0"/>
         <w:textAlignment w:val="baseline"/>
         <w:rPr>
-          <w:rFonts w:ascii="宋体" w:eastAsia="宋体" w:hAnsi="宋体" w:cs="宋体" w:hint="eastAsia"/>
+          <w:rFonts w:hint="eastAsia" w:ascii="宋体" w:hAnsi="宋体" w:eastAsia="宋体" w:cs="宋体"/>
           <w:spacing w:val="-1"/>
           <w:sz w:val="24"/>
           <w:szCs w:val="24"/>
@@ -3991,7 +4754,7 @@
       </w:pPr>
       <w:r>
         <w:rPr>
-          <w:rFonts w:ascii="宋体" w:eastAsia="宋体" w:hAnsi="宋体" w:cs="宋体" w:hint="eastAsia"/>
+          <w:rFonts w:hint="eastAsia" w:ascii="宋体" w:hAnsi="宋体" w:eastAsia="宋体" w:cs="宋体"/>
           <w:spacing w:val="-1"/>
           <w:sz w:val="24"/>
           <w:szCs w:val="24"/>
@@ -4004,7 +4767,7 @@
         <w:keepNext w:val="0"/>
         <w:keepLines w:val="0"/>
         <w:pageBreakBefore w:val="0"/>
-        <w:widowControl/>
+        <w:widowControl w:val="0"/>
         <w:numPr>
           <w:ilvl w:val="0"/>
           <w:numId w:val="7"/>
@@ -4019,10 +4782,10 @@
         <w:adjustRightInd w:val="0"/>
         <w:snapToGrid w:val="0"/>
         <w:spacing w:line="360" w:lineRule="auto"/>
-        <w:ind w:left="425" w:hanging="425" w:leftChars="0" w:firstLineChars="0"/>
+        <w:ind w:left="425" w:leftChars="0" w:hanging="425" w:firstLineChars="0"/>
         <w:textAlignment w:val="baseline"/>
         <w:rPr>
-          <w:rFonts w:ascii="宋体" w:eastAsia="宋体" w:hAnsi="宋体" w:cs="宋体" w:hint="eastAsia"/>
+          <w:rFonts w:hint="eastAsia" w:ascii="宋体" w:hAnsi="宋体" w:eastAsia="宋体" w:cs="宋体"/>
           <w:spacing w:val="-1"/>
           <w:sz w:val="24"/>
           <w:szCs w:val="24"/>
@@ -4030,7 +4793,7 @@
       </w:pPr>
       <w:r>
         <w:rPr>
-          <w:rFonts w:ascii="宋体" w:eastAsia="宋体" w:hAnsi="宋体" w:cs="宋体" w:hint="eastAsia"/>
+          <w:rFonts w:hint="eastAsia" w:ascii="宋体" w:hAnsi="宋体" w:eastAsia="宋体" w:cs="宋体"/>
           <w:spacing w:val="-1"/>
           <w:sz w:val="24"/>
           <w:szCs w:val="24"/>
@@ -4043,7 +4806,7 @@
         <w:keepNext w:val="0"/>
         <w:keepLines w:val="0"/>
         <w:pageBreakBefore w:val="0"/>
-        <w:widowControl/>
+        <w:widowControl w:val="0"/>
         <w:numPr>
           <w:ilvl w:val="0"/>
           <w:numId w:val="7"/>
@@ -4058,10 +4821,10 @@
         <w:adjustRightInd w:val="0"/>
         <w:snapToGrid w:val="0"/>
         <w:spacing w:line="360" w:lineRule="auto"/>
-        <w:ind w:left="425" w:hanging="425" w:leftChars="0" w:firstLineChars="0"/>
+        <w:ind w:left="425" w:leftChars="0" w:hanging="425" w:firstLineChars="0"/>
         <w:textAlignment w:val="baseline"/>
         <w:rPr>
-          <w:rFonts w:ascii="宋体" w:eastAsia="宋体" w:hAnsi="宋体" w:cs="宋体" w:hint="eastAsia"/>
+          <w:rFonts w:hint="eastAsia" w:ascii="宋体" w:hAnsi="宋体" w:eastAsia="宋体" w:cs="宋体"/>
           <w:spacing w:val="-1"/>
           <w:sz w:val="24"/>
           <w:szCs w:val="24"/>
@@ -4069,7 +4832,7 @@
       </w:pPr>
       <w:r>
         <w:rPr>
-          <w:rFonts w:ascii="宋体" w:eastAsia="宋体" w:hAnsi="宋体" w:cs="宋体" w:hint="eastAsia"/>
+          <w:rFonts w:hint="eastAsia" w:ascii="宋体" w:hAnsi="宋体" w:eastAsia="宋体" w:cs="宋体"/>
           <w:spacing w:val="-1"/>
           <w:sz w:val="24"/>
           <w:szCs w:val="24"/>
@@ -4079,10 +4842,23 @@
     </w:p>
     <w:p>
       <w:pPr>
-        <w:pStyle w:val="1"/>
+        <w:pStyle w:val="26"/>
+        <w:keepNext w:val="0"/>
+        <w:keepLines w:val="0"/>
+        <w:pageBreakBefore w:val="0"/>
+        <w:widowControl w:val="0"/>
+        <w:kinsoku w:val="0"/>
+        <w:wordWrap/>
+        <w:overflowPunct/>
+        <w:topLinePunct w:val="0"/>
+        <w:autoSpaceDE w:val="0"/>
+        <w:autoSpaceDN w:val="0"/>
         <w:bidi w:val="0"/>
-      </w:pPr>
-      <w:bookmarkStart w:id="13" w:name="_Toc7305"/>
+        <w:adjustRightInd w:val="0"/>
+        <w:snapToGrid w:val="0"/>
+        <w:textAlignment w:val="baseline"/>
+      </w:pPr>
+      <w:bookmarkStart w:id="13" w:name="_Toc15645"/>
       <w:r>
         <w:t>客户投诉应对及处理的注意事项</w:t>
       </w:r>
@@ -4093,7 +4869,7 @@
         <w:keepNext w:val="0"/>
         <w:keepLines w:val="0"/>
         <w:pageBreakBefore w:val="0"/>
-        <w:widowControl/>
+        <w:widowControl w:val="0"/>
         <w:numPr>
           <w:ilvl w:val="0"/>
           <w:numId w:val="8"/>
@@ -4108,10 +4884,10 @@
         <w:adjustRightInd w:val="0"/>
         <w:snapToGrid w:val="0"/>
         <w:spacing w:line="360" w:lineRule="auto"/>
-        <w:ind w:left="425" w:hanging="425" w:leftChars="0" w:firstLineChars="0"/>
+        <w:ind w:left="425" w:leftChars="0" w:hanging="425" w:firstLineChars="0"/>
         <w:textAlignment w:val="baseline"/>
         <w:rPr>
-          <w:rFonts w:ascii="宋体" w:eastAsia="宋体" w:hAnsi="宋体" w:cs="宋体" w:hint="eastAsia"/>
+          <w:rFonts w:hint="eastAsia" w:ascii="宋体" w:hAnsi="宋体" w:eastAsia="宋体" w:cs="宋体"/>
           <w:spacing w:val="-1"/>
           <w:sz w:val="24"/>
           <w:szCs w:val="24"/>
@@ -4119,7 +4895,7 @@
       </w:pPr>
       <w:r>
         <w:rPr>
-          <w:rFonts w:ascii="宋体" w:eastAsia="宋体" w:hAnsi="宋体" w:cs="宋体" w:hint="eastAsia"/>
+          <w:rFonts w:hint="eastAsia" w:ascii="宋体" w:hAnsi="宋体" w:eastAsia="宋体" w:cs="宋体"/>
           <w:spacing w:val="-1"/>
           <w:sz w:val="24"/>
           <w:szCs w:val="24"/>
@@ -4132,7 +4908,7 @@
         <w:keepNext w:val="0"/>
         <w:keepLines w:val="0"/>
         <w:pageBreakBefore w:val="0"/>
-        <w:widowControl/>
+        <w:widowControl w:val="0"/>
         <w:numPr>
           <w:ilvl w:val="0"/>
           <w:numId w:val="8"/>
@@ -4147,10 +4923,10 @@
         <w:adjustRightInd w:val="0"/>
         <w:snapToGrid w:val="0"/>
         <w:spacing w:line="360" w:lineRule="auto"/>
-        <w:ind w:left="425" w:hanging="425" w:leftChars="0" w:firstLineChars="0"/>
+        <w:ind w:left="425" w:leftChars="0" w:hanging="425" w:firstLineChars="0"/>
         <w:textAlignment w:val="baseline"/>
         <w:rPr>
-          <w:rFonts w:ascii="宋体" w:eastAsia="宋体" w:hAnsi="宋体" w:cs="宋体" w:hint="eastAsia"/>
+          <w:rFonts w:hint="eastAsia" w:ascii="宋体" w:hAnsi="宋体" w:eastAsia="宋体" w:cs="宋体"/>
           <w:spacing w:val="-1"/>
           <w:sz w:val="24"/>
           <w:szCs w:val="24"/>
@@ -4158,7 +4934,7 @@
       </w:pPr>
       <w:r>
         <w:rPr>
-          <w:rFonts w:ascii="宋体" w:eastAsia="宋体" w:hAnsi="宋体" w:cs="宋体" w:hint="eastAsia"/>
+          <w:rFonts w:hint="eastAsia" w:ascii="宋体" w:hAnsi="宋体" w:eastAsia="宋体" w:cs="宋体"/>
           <w:spacing w:val="-1"/>
           <w:sz w:val="24"/>
           <w:szCs w:val="24"/>
@@ -4171,7 +4947,7 @@
         <w:keepNext w:val="0"/>
         <w:keepLines w:val="0"/>
         <w:pageBreakBefore w:val="0"/>
-        <w:widowControl/>
+        <w:widowControl w:val="0"/>
         <w:numPr>
           <w:ilvl w:val="0"/>
           <w:numId w:val="8"/>
@@ -4186,10 +4962,10 @@
         <w:adjustRightInd w:val="0"/>
         <w:snapToGrid w:val="0"/>
         <w:spacing w:line="360" w:lineRule="auto"/>
-        <w:ind w:left="425" w:hanging="425" w:leftChars="0" w:firstLineChars="0"/>
+        <w:ind w:left="425" w:leftChars="0" w:hanging="425" w:firstLineChars="0"/>
         <w:textAlignment w:val="baseline"/>
         <w:rPr>
-          <w:rFonts w:ascii="宋体" w:eastAsia="宋体" w:hAnsi="宋体" w:cs="宋体" w:hint="eastAsia"/>
+          <w:rFonts w:hint="eastAsia" w:ascii="宋体" w:hAnsi="宋体" w:eastAsia="宋体" w:cs="宋体"/>
           <w:spacing w:val="-1"/>
           <w:sz w:val="24"/>
           <w:szCs w:val="24"/>
@@ -4197,7 +4973,7 @@
       </w:pPr>
       <w:r>
         <w:rPr>
-          <w:rFonts w:ascii="宋体" w:eastAsia="宋体" w:hAnsi="宋体" w:cs="宋体" w:hint="eastAsia"/>
+          <w:rFonts w:hint="eastAsia" w:ascii="宋体" w:hAnsi="宋体" w:eastAsia="宋体" w:cs="宋体"/>
           <w:spacing w:val="-1"/>
           <w:sz w:val="24"/>
           <w:szCs w:val="24"/>
@@ -4210,7 +4986,7 @@
         <w:keepNext w:val="0"/>
         <w:keepLines w:val="0"/>
         <w:pageBreakBefore w:val="0"/>
-        <w:widowControl/>
+        <w:widowControl w:val="0"/>
         <w:numPr>
           <w:ilvl w:val="0"/>
           <w:numId w:val="8"/>
@@ -4225,10 +5001,10 @@
         <w:adjustRightInd w:val="0"/>
         <w:snapToGrid w:val="0"/>
         <w:spacing w:line="360" w:lineRule="auto"/>
-        <w:ind w:left="425" w:hanging="425" w:leftChars="0" w:firstLineChars="0"/>
+        <w:ind w:left="425" w:leftChars="0" w:hanging="425" w:firstLineChars="0"/>
         <w:textAlignment w:val="baseline"/>
         <w:rPr>
-          <w:rFonts w:ascii="宋体" w:eastAsia="宋体" w:hAnsi="宋体" w:cs="宋体" w:hint="eastAsia"/>
+          <w:rFonts w:hint="eastAsia" w:ascii="宋体" w:hAnsi="宋体" w:eastAsia="宋体" w:cs="宋体"/>
           <w:spacing w:val="-1"/>
           <w:sz w:val="24"/>
           <w:szCs w:val="24"/>
@@ -4236,7 +5012,7 @@
       </w:pPr>
       <w:r>
         <w:rPr>
-          <w:rFonts w:ascii="宋体" w:eastAsia="宋体" w:hAnsi="宋体" w:cs="宋体" w:hint="eastAsia"/>
+          <w:rFonts w:hint="eastAsia" w:ascii="宋体" w:hAnsi="宋体" w:eastAsia="宋体" w:cs="宋体"/>
           <w:spacing w:val="-1"/>
           <w:sz w:val="24"/>
           <w:szCs w:val="24"/>
@@ -4249,7 +5025,7 @@
         <w:keepNext w:val="0"/>
         <w:keepLines w:val="0"/>
         <w:pageBreakBefore w:val="0"/>
-        <w:widowControl/>
+        <w:widowControl w:val="0"/>
         <w:numPr>
           <w:ilvl w:val="0"/>
           <w:numId w:val="8"/>
@@ -4264,10 +5040,10 @@
         <w:adjustRightInd w:val="0"/>
         <w:snapToGrid w:val="0"/>
         <w:spacing w:line="360" w:lineRule="auto"/>
-        <w:ind w:left="425" w:hanging="425" w:leftChars="0" w:firstLineChars="0"/>
+        <w:ind w:left="425" w:leftChars="0" w:hanging="425" w:firstLineChars="0"/>
         <w:textAlignment w:val="baseline"/>
         <w:rPr>
-          <w:rFonts w:ascii="宋体" w:eastAsia="宋体" w:hAnsi="宋体" w:cs="宋体" w:hint="eastAsia"/>
+          <w:rFonts w:hint="eastAsia" w:ascii="宋体" w:hAnsi="宋体" w:eastAsia="宋体" w:cs="宋体"/>
           <w:spacing w:val="-1"/>
           <w:sz w:val="24"/>
           <w:szCs w:val="24"/>
@@ -4275,7 +5051,7 @@
       </w:pPr>
       <w:r>
         <w:rPr>
-          <w:rFonts w:ascii="宋体" w:eastAsia="宋体" w:hAnsi="宋体" w:cs="宋体" w:hint="eastAsia"/>
+          <w:rFonts w:hint="eastAsia" w:ascii="宋体" w:hAnsi="宋体" w:eastAsia="宋体" w:cs="宋体"/>
           <w:spacing w:val="-1"/>
           <w:sz w:val="24"/>
           <w:szCs w:val="24"/>
@@ -4288,7 +5064,7 @@
         <w:keepNext w:val="0"/>
         <w:keepLines w:val="0"/>
         <w:pageBreakBefore w:val="0"/>
-        <w:widowControl/>
+        <w:widowControl w:val="0"/>
         <w:numPr>
           <w:ilvl w:val="0"/>
           <w:numId w:val="8"/>
@@ -4303,10 +5079,10 @@
         <w:adjustRightInd w:val="0"/>
         <w:snapToGrid w:val="0"/>
         <w:spacing w:line="360" w:lineRule="auto"/>
-        <w:ind w:left="425" w:hanging="425" w:leftChars="0" w:firstLineChars="0"/>
+        <w:ind w:left="425" w:leftChars="0" w:hanging="425" w:firstLineChars="0"/>
         <w:textAlignment w:val="baseline"/>
         <w:rPr>
-          <w:rFonts w:ascii="宋体" w:eastAsia="宋体" w:hAnsi="宋体" w:cs="宋体" w:hint="eastAsia"/>
+          <w:rFonts w:hint="eastAsia" w:ascii="宋体" w:hAnsi="宋体" w:eastAsia="宋体" w:cs="宋体"/>
           <w:spacing w:val="-1"/>
           <w:sz w:val="24"/>
           <w:szCs w:val="24"/>
@@ -4314,7 +5090,7 @@
       </w:pPr>
       <w:r>
         <w:rPr>
-          <w:rFonts w:ascii="宋体" w:eastAsia="宋体" w:hAnsi="宋体" w:cs="宋体" w:hint="eastAsia"/>
+          <w:rFonts w:hint="eastAsia" w:ascii="宋体" w:hAnsi="宋体" w:eastAsia="宋体" w:cs="宋体"/>
           <w:spacing w:val="-1"/>
           <w:sz w:val="24"/>
           <w:szCs w:val="24"/>
@@ -4327,7 +5103,7 @@
         <w:keepNext w:val="0"/>
         <w:keepLines w:val="0"/>
         <w:pageBreakBefore w:val="0"/>
-        <w:widowControl/>
+        <w:widowControl w:val="0"/>
         <w:numPr>
           <w:ilvl w:val="0"/>
           <w:numId w:val="8"/>
@@ -4342,10 +5118,10 @@
         <w:adjustRightInd w:val="0"/>
         <w:snapToGrid w:val="0"/>
         <w:spacing w:line="360" w:lineRule="auto"/>
-        <w:ind w:left="425" w:hanging="425" w:leftChars="0" w:firstLineChars="0"/>
+        <w:ind w:left="425" w:leftChars="0" w:hanging="425" w:firstLineChars="0"/>
         <w:textAlignment w:val="baseline"/>
         <w:rPr>
-          <w:rFonts w:ascii="宋体" w:eastAsia="宋体" w:hAnsi="宋体" w:cs="宋体" w:hint="eastAsia"/>
+          <w:rFonts w:hint="eastAsia" w:ascii="宋体" w:hAnsi="宋体" w:eastAsia="宋体" w:cs="宋体"/>
           <w:spacing w:val="-1"/>
           <w:sz w:val="24"/>
           <w:szCs w:val="24"/>
@@ -4353,7 +5129,7 @@
       </w:pPr>
       <w:r>
         <w:rPr>
-          <w:rFonts w:ascii="宋体" w:eastAsia="宋体" w:hAnsi="宋体" w:cs="宋体" w:hint="eastAsia"/>
+          <w:rFonts w:hint="eastAsia" w:ascii="宋体" w:hAnsi="宋体" w:eastAsia="宋体" w:cs="宋体"/>
           <w:spacing w:val="-1"/>
           <w:sz w:val="24"/>
           <w:szCs w:val="24"/>
@@ -4366,7 +5142,7 @@
         <w:keepNext w:val="0"/>
         <w:keepLines w:val="0"/>
         <w:pageBreakBefore w:val="0"/>
-        <w:widowControl/>
+        <w:widowControl w:val="0"/>
         <w:numPr>
           <w:ilvl w:val="0"/>
           <w:numId w:val="8"/>
@@ -4381,10 +5157,10 @@
         <w:adjustRightInd w:val="0"/>
         <w:snapToGrid w:val="0"/>
         <w:spacing w:line="360" w:lineRule="auto"/>
-        <w:ind w:left="425" w:hanging="425" w:leftChars="0" w:firstLineChars="0"/>
+        <w:ind w:left="425" w:leftChars="0" w:hanging="425" w:firstLineChars="0"/>
         <w:textAlignment w:val="baseline"/>
         <w:rPr>
-          <w:rFonts w:ascii="宋体" w:eastAsia="宋体" w:hAnsi="宋体" w:cs="宋体" w:hint="eastAsia"/>
+          <w:rFonts w:hint="eastAsia" w:ascii="宋体" w:hAnsi="宋体" w:eastAsia="宋体" w:cs="宋体"/>
           <w:spacing w:val="-1"/>
           <w:sz w:val="24"/>
           <w:szCs w:val="24"/>
@@ -4392,7 +5168,7 @@
       </w:pPr>
       <w:r>
         <w:rPr>
-          <w:rFonts w:ascii="宋体" w:eastAsia="宋体" w:hAnsi="宋体" w:cs="宋体" w:hint="eastAsia"/>
+          <w:rFonts w:hint="eastAsia" w:ascii="宋体" w:hAnsi="宋体" w:eastAsia="宋体" w:cs="宋体"/>
           <w:spacing w:val="-1"/>
           <w:sz w:val="24"/>
           <w:szCs w:val="24"/>
@@ -4405,7 +5181,7 @@
         <w:keepNext w:val="0"/>
         <w:keepLines w:val="0"/>
         <w:pageBreakBefore w:val="0"/>
-        <w:widowControl/>
+        <w:widowControl w:val="0"/>
         <w:numPr>
           <w:ilvl w:val="0"/>
           <w:numId w:val="8"/>
@@ -4420,10 +5196,10 @@
         <w:adjustRightInd w:val="0"/>
         <w:snapToGrid w:val="0"/>
         <w:spacing w:line="360" w:lineRule="auto"/>
-        <w:ind w:left="425" w:hanging="425" w:leftChars="0" w:firstLineChars="0"/>
+        <w:ind w:left="425" w:leftChars="0" w:hanging="425" w:firstLineChars="0"/>
         <w:textAlignment w:val="baseline"/>
         <w:rPr>
-          <w:rFonts w:ascii="宋体" w:eastAsia="宋体" w:hAnsi="宋体" w:cs="宋体" w:hint="eastAsia"/>
+          <w:rFonts w:hint="eastAsia" w:ascii="宋体" w:hAnsi="宋体" w:eastAsia="宋体" w:cs="宋体"/>
           <w:spacing w:val="-1"/>
           <w:sz w:val="24"/>
           <w:szCs w:val="24"/>
@@ -4431,7 +5207,7 @@
       </w:pPr>
       <w:r>
         <w:rPr>
-          <w:rFonts w:ascii="宋体" w:eastAsia="宋体" w:hAnsi="宋体" w:cs="宋体" w:hint="eastAsia"/>
+          <w:rFonts w:hint="eastAsia" w:ascii="宋体" w:hAnsi="宋体" w:eastAsia="宋体" w:cs="宋体"/>
           <w:spacing w:val="-1"/>
           <w:sz w:val="24"/>
           <w:szCs w:val="24"/>
@@ -4444,7 +5220,7 @@
         <w:keepNext w:val="0"/>
         <w:keepLines w:val="0"/>
         <w:pageBreakBefore w:val="0"/>
-        <w:widowControl/>
+        <w:widowControl w:val="0"/>
         <w:numPr>
           <w:ilvl w:val="0"/>
           <w:numId w:val="8"/>
@@ -4459,10 +5235,10 @@
         <w:adjustRightInd w:val="0"/>
         <w:snapToGrid w:val="0"/>
         <w:spacing w:line="360" w:lineRule="auto"/>
-        <w:ind w:left="425" w:hanging="425" w:leftChars="0" w:firstLineChars="0"/>
+        <w:ind w:left="425" w:leftChars="0" w:hanging="425" w:firstLineChars="0"/>
         <w:textAlignment w:val="baseline"/>
         <w:rPr>
-          <w:rFonts w:ascii="宋体" w:eastAsia="宋体" w:hAnsi="宋体" w:cs="宋体" w:hint="eastAsia"/>
+          <w:rFonts w:hint="eastAsia" w:ascii="宋体" w:hAnsi="宋体" w:eastAsia="宋体" w:cs="宋体"/>
           <w:spacing w:val="-1"/>
           <w:sz w:val="24"/>
           <w:szCs w:val="24"/>
@@ -4470,7 +5246,7 @@
       </w:pPr>
       <w:r>
         <w:rPr>
-          <w:rFonts w:ascii="宋体" w:eastAsia="宋体" w:hAnsi="宋体" w:cs="宋体" w:hint="eastAsia"/>
+          <w:rFonts w:hint="eastAsia" w:ascii="宋体" w:hAnsi="宋体" w:eastAsia="宋体" w:cs="宋体"/>
           <w:spacing w:val="-1"/>
           <w:sz w:val="24"/>
           <w:szCs w:val="24"/>
@@ -4480,12 +5256,25 @@
     </w:p>
     <w:p>
       <w:pPr>
-        <w:pStyle w:val="1"/>
+        <w:pStyle w:val="26"/>
+        <w:keepNext w:val="0"/>
+        <w:keepLines w:val="0"/>
+        <w:pageBreakBefore w:val="0"/>
+        <w:widowControl w:val="0"/>
+        <w:kinsoku w:val="0"/>
+        <w:wordWrap/>
+        <w:overflowPunct/>
+        <w:topLinePunct w:val="0"/>
+        <w:autoSpaceDE w:val="0"/>
+        <w:autoSpaceDN w:val="0"/>
         <w:bidi w:val="0"/>
+        <w:adjustRightInd w:val="0"/>
+        <w:snapToGrid w:val="0"/>
+        <w:textAlignment w:val="baseline"/>
       </w:pPr>
       <w:bookmarkStart w:id="14" w:name="bookmark1"/>
       <w:bookmarkEnd w:id="14"/>
-      <w:bookmarkStart w:id="15" w:name="_Toc29847"/>
+      <w:bookmarkStart w:id="15" w:name="_Toc15428"/>
       <w:r>
         <w:t>客户投诉处罚规定</w:t>
       </w:r>
@@ -4496,7 +5285,7 @@
         <w:keepNext w:val="0"/>
         <w:keepLines w:val="0"/>
         <w:pageBreakBefore w:val="0"/>
-        <w:widowControl/>
+        <w:widowControl w:val="0"/>
         <w:numPr>
           <w:ilvl w:val="0"/>
           <w:numId w:val="9"/>
@@ -4511,10 +5300,10 @@
         <w:adjustRightInd w:val="0"/>
         <w:snapToGrid w:val="0"/>
         <w:spacing w:line="360" w:lineRule="auto"/>
-        <w:ind w:left="425" w:hanging="425" w:leftChars="0" w:firstLineChars="0"/>
+        <w:ind w:left="425" w:leftChars="0" w:hanging="425" w:firstLineChars="0"/>
         <w:textAlignment w:val="baseline"/>
         <w:rPr>
-          <w:rFonts w:ascii="宋体" w:eastAsia="宋体" w:hAnsi="宋体" w:cs="宋体" w:hint="eastAsia"/>
+          <w:rFonts w:hint="eastAsia" w:ascii="宋体" w:hAnsi="宋体" w:eastAsia="宋体" w:cs="宋体"/>
           <w:spacing w:val="-1"/>
           <w:sz w:val="24"/>
           <w:szCs w:val="24"/>
@@ -4522,7 +5311,7 @@
       </w:pPr>
       <w:r>
         <w:rPr>
-          <w:rFonts w:ascii="宋体" w:eastAsia="宋体" w:hAnsi="宋体" w:cs="宋体" w:hint="eastAsia"/>
+          <w:rFonts w:hint="eastAsia" w:ascii="宋体" w:hAnsi="宋体" w:eastAsia="宋体" w:cs="宋体"/>
           <w:spacing w:val="-1"/>
           <w:sz w:val="24"/>
           <w:szCs w:val="24"/>
@@ -4535,7 +5324,7 @@
         <w:keepNext w:val="0"/>
         <w:keepLines w:val="0"/>
         <w:pageBreakBefore w:val="0"/>
-        <w:widowControl/>
+        <w:widowControl w:val="0"/>
         <w:numPr>
           <w:ilvl w:val="0"/>
           <w:numId w:val="9"/>
@@ -4550,10 +5339,10 @@
         <w:adjustRightInd w:val="0"/>
         <w:snapToGrid w:val="0"/>
         <w:spacing w:line="360" w:lineRule="auto"/>
-        <w:ind w:left="425" w:hanging="425" w:leftChars="0" w:firstLineChars="0"/>
+        <w:ind w:left="425" w:leftChars="0" w:hanging="425" w:firstLineChars="0"/>
         <w:textAlignment w:val="baseline"/>
         <w:rPr>
-          <w:rFonts w:ascii="宋体" w:eastAsia="宋体" w:hAnsi="宋体" w:cs="宋体" w:hint="eastAsia"/>
+          <w:rFonts w:hint="eastAsia" w:ascii="宋体" w:hAnsi="宋体" w:eastAsia="宋体" w:cs="宋体"/>
           <w:spacing w:val="-1"/>
           <w:sz w:val="24"/>
           <w:szCs w:val="24"/>
@@ -4561,7 +5350,7 @@
       </w:pPr>
       <w:r>
         <w:rPr>
-          <w:rFonts w:ascii="宋体" w:eastAsia="宋体" w:hAnsi="宋体" w:cs="宋体" w:hint="eastAsia"/>
+          <w:rFonts w:hint="eastAsia" w:ascii="宋体" w:hAnsi="宋体" w:eastAsia="宋体" w:cs="宋体"/>
           <w:spacing w:val="-1"/>
           <w:sz w:val="24"/>
           <w:szCs w:val="24"/>
@@ -4574,7 +5363,7 @@
         <w:keepNext w:val="0"/>
         <w:keepLines w:val="0"/>
         <w:pageBreakBefore w:val="0"/>
-        <w:widowControl/>
+        <w:widowControl w:val="0"/>
         <w:numPr>
           <w:ilvl w:val="0"/>
           <w:numId w:val="9"/>
@@ -4589,10 +5378,10 @@
         <w:adjustRightInd w:val="0"/>
         <w:snapToGrid w:val="0"/>
         <w:spacing w:line="360" w:lineRule="auto"/>
-        <w:ind w:left="425" w:hanging="425" w:leftChars="0" w:firstLineChars="0"/>
+        <w:ind w:left="425" w:leftChars="0" w:hanging="425" w:firstLineChars="0"/>
         <w:textAlignment w:val="baseline"/>
         <w:rPr>
-          <w:rFonts w:ascii="宋体" w:eastAsia="宋体" w:hAnsi="宋体" w:cs="宋体" w:hint="eastAsia"/>
+          <w:rFonts w:hint="eastAsia" w:ascii="宋体" w:hAnsi="宋体" w:eastAsia="宋体" w:cs="宋体"/>
           <w:spacing w:val="-1"/>
           <w:sz w:val="24"/>
           <w:szCs w:val="24"/>
@@ -4600,7 +5389,7 @@
       </w:pPr>
       <w:r>
         <w:rPr>
-          <w:rFonts w:ascii="宋体" w:eastAsia="宋体" w:hAnsi="宋体" w:cs="宋体" w:hint="eastAsia"/>
+          <w:rFonts w:hint="eastAsia" w:ascii="宋体" w:hAnsi="宋体" w:eastAsia="宋体" w:cs="宋体"/>
           <w:spacing w:val="-1"/>
           <w:sz w:val="24"/>
           <w:szCs w:val="24"/>
@@ -4610,10 +5399,23 @@
     </w:p>
     <w:p>
       <w:pPr>
-        <w:pStyle w:val="1"/>
+        <w:pStyle w:val="26"/>
+        <w:keepNext w:val="0"/>
+        <w:keepLines w:val="0"/>
+        <w:pageBreakBefore w:val="0"/>
+        <w:widowControl w:val="0"/>
+        <w:kinsoku w:val="0"/>
+        <w:wordWrap/>
+        <w:overflowPunct/>
+        <w:topLinePunct w:val="0"/>
+        <w:autoSpaceDE w:val="0"/>
+        <w:autoSpaceDN w:val="0"/>
         <w:bidi w:val="0"/>
-      </w:pPr>
-      <w:bookmarkStart w:id="16" w:name="_Toc32209"/>
+        <w:adjustRightInd w:val="0"/>
+        <w:snapToGrid w:val="0"/>
+        <w:textAlignment w:val="baseline"/>
+      </w:pPr>
+      <w:bookmarkStart w:id="16" w:name="_Toc9084"/>
       <w:r>
         <w:t>相关文档</w:t>
       </w:r>
@@ -4624,7 +5426,7 @@
         <w:keepNext w:val="0"/>
         <w:keepLines w:val="0"/>
         <w:pageBreakBefore w:val="0"/>
-        <w:widowControl/>
+        <w:widowControl w:val="0"/>
         <w:kinsoku w:val="0"/>
         <w:wordWrap/>
         <w:overflowPunct/>
@@ -4635,10 +5437,10 @@
         <w:adjustRightInd w:val="0"/>
         <w:snapToGrid w:val="0"/>
         <w:spacing w:line="360" w:lineRule="auto"/>
-        <w:ind w:left="0" w:right="0" w:firstLine="420" w:firstLineChars="200"/>
+        <w:ind w:left="0" w:right="0" w:firstLine="476" w:firstLineChars="200"/>
         <w:textAlignment w:val="baseline"/>
         <w:rPr>
-          <w:rFonts w:ascii="宋体" w:eastAsia="宋体" w:hAnsi="宋体" w:cs="宋体" w:hint="eastAsia"/>
+          <w:rFonts w:hint="eastAsia" w:ascii="宋体" w:hAnsi="宋体" w:eastAsia="宋体" w:cs="宋体"/>
           <w:spacing w:val="-1"/>
           <w:sz w:val="24"/>
           <w:szCs w:val="24"/>
@@ -4647,7 +5449,7 @@
       </w:pPr>
       <w:r>
         <w:rPr>
-          <w:rFonts w:ascii="宋体" w:eastAsia="宋体" w:hAnsi="宋体" w:cs="宋体" w:hint="eastAsia"/>
+          <w:rFonts w:hint="eastAsia" w:ascii="宋体" w:hAnsi="宋体" w:eastAsia="宋体" w:cs="宋体"/>
           <w:spacing w:val="-1"/>
           <w:sz w:val="24"/>
           <w:szCs w:val="24"/>
@@ -4658,10 +5460,23 @@
     </w:p>
     <w:p>
       <w:pPr>
-        <w:pStyle w:val="1"/>
+        <w:pStyle w:val="26"/>
+        <w:keepNext w:val="0"/>
+        <w:keepLines w:val="0"/>
+        <w:pageBreakBefore w:val="0"/>
+        <w:widowControl w:val="0"/>
+        <w:kinsoku w:val="0"/>
+        <w:wordWrap/>
+        <w:overflowPunct/>
+        <w:topLinePunct w:val="0"/>
+        <w:autoSpaceDE w:val="0"/>
+        <w:autoSpaceDN w:val="0"/>
         <w:bidi w:val="0"/>
-      </w:pPr>
-      <w:bookmarkStart w:id="17" w:name="_Toc11175"/>
+        <w:adjustRightInd w:val="0"/>
+        <w:snapToGrid w:val="0"/>
+        <w:textAlignment w:val="baseline"/>
+      </w:pPr>
+      <w:bookmarkStart w:id="17" w:name="_Toc6588"/>
       <w:r>
         <w:t>附则</w:t>
       </w:r>
@@ -4672,7 +5487,7 @@
         <w:keepNext w:val="0"/>
         <w:keepLines w:val="0"/>
         <w:pageBreakBefore w:val="0"/>
-        <w:widowControl/>
+        <w:widowControl w:val="0"/>
         <w:kinsoku w:val="0"/>
         <w:wordWrap/>
         <w:overflowPunct/>
@@ -4683,10 +5498,10 @@
         <w:adjustRightInd w:val="0"/>
         <w:snapToGrid w:val="0"/>
         <w:spacing w:line="360" w:lineRule="auto"/>
-        <w:ind w:left="0" w:right="0" w:firstLine="420" w:firstLineChars="200"/>
+        <w:ind w:left="0" w:right="0" w:firstLine="476" w:firstLineChars="200"/>
         <w:textAlignment w:val="baseline"/>
         <w:rPr>
-          <w:rFonts w:ascii="宋体" w:eastAsia="宋体" w:hAnsi="宋体" w:cs="宋体" w:hint="eastAsia"/>
+          <w:rFonts w:hint="eastAsia" w:ascii="宋体" w:hAnsi="宋体" w:eastAsia="宋体" w:cs="宋体"/>
           <w:spacing w:val="-1"/>
           <w:sz w:val="24"/>
           <w:szCs w:val="24"/>
@@ -4694,7 +5509,7 @@
       </w:pPr>
       <w:r>
         <w:rPr>
-          <w:rFonts w:ascii="宋体" w:eastAsia="宋体" w:hAnsi="宋体" w:cs="宋体" w:hint="eastAsia"/>
+          <w:rFonts w:hint="eastAsia" w:ascii="宋体" w:hAnsi="宋体" w:eastAsia="宋体" w:cs="宋体"/>
           <w:spacing w:val="-1"/>
           <w:sz w:val="24"/>
           <w:szCs w:val="24"/>
@@ -4703,30 +5518,55 @@
       </w:r>
     </w:p>
     <w:sectPr>
-      <w:footerReference w:type="default" r:id="rId4"/>
+      <w:footerReference r:id="rId5" w:type="default"/>
       <w:pgSz w:w="11906" w:h="16839"/>
       <w:pgMar w:top="1431" w:right="1639" w:bottom="1375" w:left="1785" w:header="0" w:footer="1211" w:gutter="0"/>
-      <w:cols w:num="1" w:space="720"/>
+      <w:cols w:space="720" w:num="1"/>
     </w:sectPr>
   </w:body>
 </w:document>
 </file>
 
+<file path=word/endnotes.xml><?xml version="1.0" encoding="utf-8"?>
+<w:endnotes xmlns:wpc="http://schemas.microsoft.com/office/word/2010/wordprocessingCanvas" xmlns:mc="http://schemas.openxmlformats.org/markup-compatibility/2006" xmlns:o="urn:schemas-microsoft-com:office:office" xmlns:r="http://schemas.openxmlformats.org/officeDocument/2006/relationships" xmlns:m="http://schemas.openxmlformats.org/officeDocument/2006/math" xmlns:v="urn:schemas-microsoft-com:vml" xmlns:wp14="http://schemas.microsoft.com/office/word/2010/wordprocessingDrawing" xmlns:wp="http://schemas.openxmlformats.org/drawingml/2006/wordprocessingDrawing" xmlns:w="http://schemas.openxmlformats.org/wordprocessingml/2006/main" xmlns:w14="http://schemas.microsoft.com/office/word/2010/wordml" xmlns:w15="http://schemas.microsoft.com/office/word/2012/wordml" xmlns:w10="urn:schemas-microsoft-com:office:word" xmlns:wpg="http://schemas.microsoft.com/office/word/2010/wordprocessingGroup" xmlns:wpi="http://schemas.microsoft.com/office/word/2010/wordprocessingInk" xmlns:wne="http://schemas.microsoft.com/office/word/2006/wordml" xmlns:wps="http://schemas.microsoft.com/office/word/2010/wordprocessingShape" xmlns:wpsCustomData="http://www.wps.cn/officeDocument/2013/wpsCustomData" mc:Ignorable="w14 w15 wp14">
+  <w:endnote w:type="separator" w:id="0">
+    <w:p>
+      <w:pPr>
+        <w:spacing w:line="240" w:lineRule="auto"/>
+      </w:pPr>
+      <w:r>
+        <w:separator/>
+      </w:r>
+    </w:p>
+  </w:endnote>
+  <w:endnote w:type="continuationSeparator" w:id="1">
+    <w:p>
+      <w:pPr>
+        <w:spacing w:line="240" w:lineRule="auto"/>
+      </w:pPr>
+      <w:r>
+        <w:continuationSeparator/>
+      </w:r>
+    </w:p>
+  </w:endnote>
+</w:endnotes>
+</file>
+
 <file path=word/footer1.xml><?xml version="1.0" encoding="utf-8"?>
-<w:ftr xmlns:wpc="http://schemas.microsoft.com/office/word/2010/wordprocessingCanvas" xmlns:mc="http://schemas.openxmlformats.org/markup-compatibility/2006" xmlns:o="urn:schemas-microsoft-com:office:office" xmlns:r="http://schemas.openxmlformats.org/officeDocument/2006/relationships" xmlns:m="http://schemas.openxmlformats.org/officeDocument/2006/math" xmlns:v="urn:schemas-microsoft-com:vml" xmlns:wp14="http://schemas.microsoft.com/office/word/2010/wordprocessingDrawing" xmlns:wp="http://schemas.openxmlformats.org/drawingml/2006/wordprocessingDrawing" xmlns:w10="urn:schemas-microsoft-com:office:word" xmlns:w="http://schemas.openxmlformats.org/wordprocessingml/2006/main" xmlns:w14="http://schemas.microsoft.com/office/word/2010/wordml" xmlns:w15="http://schemas.microsoft.com/office/word/2012/wordml" xmlns:wne="http://schemas.microsoft.com/office/word/2006/wordml" xmlns:wpg="http://schemas.microsoft.com/office/word/2010/wordprocessingGroup" xmlns:wpi="http://schemas.microsoft.com/office/word/2010/wordprocessingInk" xmlns:wps="http://schemas.microsoft.com/office/word/2010/wordprocessingShape" mc:Ignorable="w14 w15 wp14">
+<w:ftr xmlns:wpc="http://schemas.microsoft.com/office/word/2010/wordprocessingCanvas" xmlns:mc="http://schemas.openxmlformats.org/markup-compatibility/2006" xmlns:o="urn:schemas-microsoft-com:office:office" xmlns:r="http://schemas.openxmlformats.org/officeDocument/2006/relationships" xmlns:m="http://schemas.openxmlformats.org/officeDocument/2006/math" xmlns:v="urn:schemas-microsoft-com:vml" xmlns:wp14="http://schemas.microsoft.com/office/word/2010/wordprocessingDrawing" xmlns:wp="http://schemas.openxmlformats.org/drawingml/2006/wordprocessingDrawing" xmlns:w10="urn:schemas-microsoft-com:office:word" xmlns:w="http://schemas.openxmlformats.org/wordprocessingml/2006/main" xmlns:w14="http://schemas.microsoft.com/office/word/2010/wordml" xmlns:w15="http://schemas.microsoft.com/office/word/2012/wordml" xmlns:wpg="http://schemas.microsoft.com/office/word/2010/wordprocessingGroup" xmlns:wpi="http://schemas.microsoft.com/office/word/2010/wordprocessingInk" xmlns:wne="http://schemas.microsoft.com/office/word/2006/wordml" xmlns:wps="http://schemas.microsoft.com/office/word/2010/wordprocessingShape" xmlns:wpsCustomData="http://www.wps.cn/officeDocument/2013/wpsCustomData" mc:Ignorable="w14 w15 wp14">
   <w:p>
     <w:pPr>
       <w:spacing w:line="167" w:lineRule="auto"/>
       <w:ind w:left="4130"/>
       <w:rPr>
-        <w:rFonts w:ascii="Calibri" w:eastAsia="Calibri" w:hAnsi="Calibri" w:cs="Calibri"/>
+        <w:rFonts w:ascii="Calibri" w:hAnsi="Calibri" w:eastAsia="Calibri" w:cs="Calibri"/>
         <w:sz w:val="18"/>
         <w:szCs w:val="18"/>
       </w:rPr>
     </w:pPr>
     <w:r>
       <w:rPr>
-        <w:rFonts w:ascii="Calibri" w:eastAsia="Calibri" w:hAnsi="Calibri" w:cs="Calibri"/>
+        <w:rFonts w:ascii="Calibri" w:hAnsi="Calibri" w:eastAsia="Calibri" w:cs="Calibri"/>
         <w:sz w:val="18"/>
         <w:szCs w:val="18"/>
       </w:rPr>
@@ -4736,16 +5576,41 @@
 </w:ftr>
 </file>
 
+<file path=word/footnotes.xml><?xml version="1.0" encoding="utf-8"?>
+<w:footnotes xmlns:wpc="http://schemas.microsoft.com/office/word/2010/wordprocessingCanvas" xmlns:mc="http://schemas.openxmlformats.org/markup-compatibility/2006" xmlns:o="urn:schemas-microsoft-com:office:office" xmlns:r="http://schemas.openxmlformats.org/officeDocument/2006/relationships" xmlns:m="http://schemas.openxmlformats.org/officeDocument/2006/math" xmlns:v="urn:schemas-microsoft-com:vml" xmlns:wp14="http://schemas.microsoft.com/office/word/2010/wordprocessingDrawing" xmlns:wp="http://schemas.openxmlformats.org/drawingml/2006/wordprocessingDrawing" xmlns:w="http://schemas.openxmlformats.org/wordprocessingml/2006/main" xmlns:w14="http://schemas.microsoft.com/office/word/2010/wordml" xmlns:w15="http://schemas.microsoft.com/office/word/2012/wordml" xmlns:w10="urn:schemas-microsoft-com:office:word" xmlns:wpg="http://schemas.microsoft.com/office/word/2010/wordprocessingGroup" xmlns:wpi="http://schemas.microsoft.com/office/word/2010/wordprocessingInk" xmlns:wne="http://schemas.microsoft.com/office/word/2006/wordml" xmlns:wps="http://schemas.microsoft.com/office/word/2010/wordprocessingShape" xmlns:wpsCustomData="http://www.wps.cn/officeDocument/2013/wpsCustomData" mc:Ignorable="w14 w15 wp14">
+  <w:footnote w:type="separator" w:id="0">
+    <w:p>
+      <w:pPr>
+        <w:spacing w:line="360" w:lineRule="auto"/>
+      </w:pPr>
+      <w:r>
+        <w:separator/>
+      </w:r>
+    </w:p>
+  </w:footnote>
+  <w:footnote w:type="continuationSeparator" w:id="1">
+    <w:p>
+      <w:pPr>
+        <w:spacing w:line="360" w:lineRule="auto"/>
+      </w:pPr>
+      <w:r>
+        <w:continuationSeparator/>
+      </w:r>
+    </w:p>
+  </w:footnote>
+</w:footnotes>
+</file>
+
 <file path=word/numbering.xml><?xml version="1.0" encoding="utf-8"?>
-<w:numbering xmlns:wpc="http://schemas.microsoft.com/office/word/2010/wordprocessingCanvas" xmlns:mc="http://schemas.openxmlformats.org/markup-compatibility/2006" xmlns:o="urn:schemas-microsoft-com:office:office" xmlns:r="http://schemas.openxmlformats.org/officeDocument/2006/relationships" xmlns:m="http://schemas.openxmlformats.org/officeDocument/2006/math" xmlns:v="urn:schemas-microsoft-com:vml" xmlns:wp14="http://schemas.microsoft.com/office/word/2010/wordprocessingDrawing" xmlns:wp="http://schemas.openxmlformats.org/drawingml/2006/wordprocessingDrawing" xmlns:w10="urn:schemas-microsoft-com:office:word" xmlns:w="http://schemas.openxmlformats.org/wordprocessingml/2006/main" xmlns:w14="http://schemas.microsoft.com/office/word/2010/wordml" xmlns:w15="http://schemas.microsoft.com/office/word/2012/wordml" xmlns:wne="http://schemas.microsoft.com/office/word/2006/wordml" xmlns:wpg="http://schemas.microsoft.com/office/word/2010/wordprocessingGroup" xmlns:wpi="http://schemas.microsoft.com/office/word/2010/wordprocessingInk" xmlns:wps="http://schemas.microsoft.com/office/word/2010/wordprocessingShape" mc:Ignorable="w14 w15 wp14">
+<w:numbering xmlns:wpc="http://schemas.microsoft.com/office/word/2010/wordprocessingCanvas" xmlns:mc="http://schemas.openxmlformats.org/markup-compatibility/2006" xmlns:o="urn:schemas-microsoft-com:office:office" xmlns:r="http://schemas.openxmlformats.org/officeDocument/2006/relationships" xmlns:m="http://schemas.openxmlformats.org/officeDocument/2006/math" xmlns:v="urn:schemas-microsoft-com:vml" xmlns:wp14="http://schemas.microsoft.com/office/word/2010/wordprocessingDrawing" xmlns:wp="http://schemas.openxmlformats.org/drawingml/2006/wordprocessingDrawing" xmlns:w10="urn:schemas-microsoft-com:office:word" xmlns:w="http://schemas.openxmlformats.org/wordprocessingml/2006/main" xmlns:w14="http://schemas.microsoft.com/office/word/2010/wordml" xmlns:wpg="http://schemas.microsoft.com/office/word/2010/wordprocessingGroup" xmlns:wpi="http://schemas.microsoft.com/office/word/2010/wordprocessingInk" xmlns:wne="http://schemas.microsoft.com/office/word/2006/wordml" xmlns:wps="http://schemas.microsoft.com/office/word/2010/wordprocessingShape" xmlns:wpsCustomData="http://www.wps.cn/officeDocument/2013/wpsCustomData" mc:Ignorable="w14 wp14">
   <w:abstractNum w:abstractNumId="0">
     <w:nsid w:val="8E964DCE"/>
     <w:multiLevelType w:val="multilevel"/>
     <w:tmpl w:val="8E964DCE"/>
-    <w:lvl w:ilvl="0">
+    <w:lvl w:ilvl="0" w:tentative="0">
       <w:start w:val="1"/>
       <w:numFmt w:val="decimal"/>
-      <w:pStyle w:val="Heading1"/>
+      <w:pStyle w:val="2"/>
       <w:lvlText w:val="%1."/>
       <w:lvlJc w:val="left"/>
       <w:pPr>
@@ -4755,10 +5620,10 @@
         <w:rFonts w:hint="default"/>
       </w:rPr>
     </w:lvl>
-    <w:lvl w:ilvl="1">
+    <w:lvl w:ilvl="1" w:tentative="0">
       <w:start w:val="1"/>
       <w:numFmt w:val="decimal"/>
-      <w:pStyle w:val="Heading2"/>
+      <w:pStyle w:val="3"/>
       <w:lvlText w:val="%1.%2."/>
       <w:lvlJc w:val="left"/>
       <w:pPr>
@@ -4768,10 +5633,10 @@
         <w:rFonts w:hint="default"/>
       </w:rPr>
     </w:lvl>
-    <w:lvl w:ilvl="2">
+    <w:lvl w:ilvl="2" w:tentative="0">
       <w:start w:val="1"/>
       <w:numFmt w:val="decimal"/>
-      <w:pStyle w:val="Heading3"/>
+      <w:pStyle w:val="4"/>
       <w:lvlText w:val="%1.%2.%3."/>
       <w:lvlJc w:val="left"/>
       <w:pPr>
@@ -4781,10 +5646,10 @@
         <w:rFonts w:hint="default"/>
       </w:rPr>
     </w:lvl>
-    <w:lvl w:ilvl="3">
+    <w:lvl w:ilvl="3" w:tentative="0">
       <w:start w:val="1"/>
       <w:numFmt w:val="decimal"/>
-      <w:pStyle w:val="Heading4"/>
+      <w:pStyle w:val="5"/>
       <w:lvlText w:val="%1.%2.%3.%4."/>
       <w:lvlJc w:val="left"/>
       <w:pPr>
@@ -4794,10 +5659,10 @@
         <w:rFonts w:hint="default"/>
       </w:rPr>
     </w:lvl>
-    <w:lvl w:ilvl="4">
+    <w:lvl w:ilvl="4" w:tentative="0">
       <w:start w:val="1"/>
       <w:numFmt w:val="decimal"/>
-      <w:pStyle w:val="Heading5"/>
+      <w:pStyle w:val="6"/>
       <w:lvlText w:val="%1.%2.%3.%4.%5."/>
       <w:lvlJc w:val="left"/>
       <w:pPr>
@@ -4807,10 +5672,10 @@
         <w:rFonts w:hint="default"/>
       </w:rPr>
     </w:lvl>
-    <w:lvl w:ilvl="5">
+    <w:lvl w:ilvl="5" w:tentative="0">
       <w:start w:val="1"/>
       <w:numFmt w:val="decimal"/>
-      <w:pStyle w:val="Heading6"/>
+      <w:pStyle w:val="7"/>
       <w:lvlText w:val="%1.%2.%3.%4.%5.%6."/>
       <w:lvlJc w:val="left"/>
       <w:pPr>
@@ -4820,10 +5685,10 @@
         <w:rFonts w:hint="default"/>
       </w:rPr>
     </w:lvl>
-    <w:lvl w:ilvl="6">
+    <w:lvl w:ilvl="6" w:tentative="0">
       <w:start w:val="1"/>
       <w:numFmt w:val="decimal"/>
-      <w:pStyle w:val="Heading7"/>
+      <w:pStyle w:val="8"/>
       <w:lvlText w:val="%1.%2.%3.%4.%5.%6.%7."/>
       <w:lvlJc w:val="left"/>
       <w:pPr>
@@ -4833,10 +5698,10 @@
         <w:rFonts w:hint="default"/>
       </w:rPr>
     </w:lvl>
-    <w:lvl w:ilvl="7">
+    <w:lvl w:ilvl="7" w:tentative="0">
       <w:start w:val="1"/>
       <w:numFmt w:val="decimal"/>
-      <w:pStyle w:val="Heading8"/>
+      <w:pStyle w:val="9"/>
       <w:lvlText w:val="%1.%2.%3.%4.%5.%6.%7.%8."/>
       <w:lvlJc w:val="left"/>
       <w:pPr>
@@ -4846,10 +5711,10 @@
         <w:rFonts w:hint="default"/>
       </w:rPr>
     </w:lvl>
-    <w:lvl w:ilvl="8">
+    <w:lvl w:ilvl="8" w:tentative="0">
       <w:start w:val="1"/>
       <w:numFmt w:val="decimal"/>
-      <w:pStyle w:val="Heading9"/>
+      <w:pStyle w:val="10"/>
       <w:lvlText w:val="%1.%2.%3.%4.%5.%6.%7.%8.%9."/>
       <w:lvlJc w:val="left"/>
       <w:pPr>
@@ -4864,7 +5729,7 @@
     <w:nsid w:val="9BE06D78"/>
     <w:multiLevelType w:val="singleLevel"/>
     <w:tmpl w:val="9BE06D78"/>
-    <w:lvl w:ilvl="0">
+    <w:lvl w:ilvl="0" w:tentative="0">
       <w:start w:val="1"/>
       <w:numFmt w:val="decimal"/>
       <w:lvlText w:val="(%1)"/>
@@ -4881,7 +5746,7 @@
     <w:nsid w:val="9CE810F1"/>
     <w:multiLevelType w:val="singleLevel"/>
     <w:tmpl w:val="9CE810F1"/>
-    <w:lvl w:ilvl="0">
+    <w:lvl w:ilvl="0" w:tentative="0">
       <w:start w:val="1"/>
       <w:numFmt w:val="decimal"/>
       <w:lvlText w:val="(%1)"/>
@@ -4898,7 +5763,7 @@
     <w:nsid w:val="ACA3EF55"/>
     <w:multiLevelType w:val="singleLevel"/>
     <w:tmpl w:val="ACA3EF55"/>
-    <w:lvl w:ilvl="0">
+    <w:lvl w:ilvl="0" w:tentative="0">
       <w:start w:val="1"/>
       <w:numFmt w:val="decimal"/>
       <w:lvlText w:val="(%1)"/>
@@ -4915,7 +5780,7 @@
     <w:nsid w:val="ADADE8EA"/>
     <w:multiLevelType w:val="singleLevel"/>
     <w:tmpl w:val="ADADE8EA"/>
-    <w:lvl w:ilvl="0">
+    <w:lvl w:ilvl="0" w:tentative="0">
       <w:start w:val="1"/>
       <w:numFmt w:val="decimal"/>
       <w:lvlText w:val="(%1)"/>
@@ -4932,7 +5797,7 @@
     <w:nsid w:val="01D3CBF1"/>
     <w:multiLevelType w:val="singleLevel"/>
     <w:tmpl w:val="01D3CBF1"/>
-    <w:lvl w:ilvl="0">
+    <w:lvl w:ilvl="0" w:tentative="0">
       <w:start w:val="1"/>
       <w:numFmt w:val="decimal"/>
       <w:lvlText w:val="(%1)"/>
@@ -4949,7 +5814,7 @@
     <w:nsid w:val="1BD786F8"/>
     <w:multiLevelType w:val="singleLevel"/>
     <w:tmpl w:val="1BD786F8"/>
-    <w:lvl w:ilvl="0">
+    <w:lvl w:ilvl="0" w:tentative="0">
       <w:start w:val="1"/>
       <w:numFmt w:val="decimal"/>
       <w:lvlText w:val="(%1)"/>
@@ -4966,7 +5831,7 @@
     <w:nsid w:val="2E9ECED5"/>
     <w:multiLevelType w:val="singleLevel"/>
     <w:tmpl w:val="2E9ECED5"/>
-    <w:lvl w:ilvl="0">
+    <w:lvl w:ilvl="0" w:tentative="0">
       <w:start w:val="1"/>
       <w:numFmt w:val="decimal"/>
       <w:lvlText w:val="(%1)"/>
@@ -4983,7 +5848,7 @@
     <w:nsid w:val="4CF9BA25"/>
     <w:multiLevelType w:val="singleLevel"/>
     <w:tmpl w:val="4CF9BA25"/>
-    <w:lvl w:ilvl="0">
+    <w:lvl w:ilvl="0" w:tentative="0">
       <w:start w:val="1"/>
       <w:numFmt w:val="decimal"/>
       <w:lvlText w:val="(%1)"/>
@@ -5027,267 +5892,269 @@
 </file>
 
 <file path=word/styles.xml><?xml version="1.0" encoding="utf-8"?>
-<w:styles xmlns:mc="http://schemas.openxmlformats.org/markup-compatibility/2006" xmlns:r="http://schemas.openxmlformats.org/officeDocument/2006/relationships" xmlns:w="http://schemas.openxmlformats.org/wordprocessingml/2006/main" xmlns:w14="http://schemas.microsoft.com/office/word/2010/wordml" xmlns:w15="http://schemas.microsoft.com/office/word/2012/wordml" mc:Ignorable="w14 w15">
+<w:styles xmlns:mc="http://schemas.openxmlformats.org/markup-compatibility/2006" xmlns:o="urn:schemas-microsoft-com:office:office" xmlns:r="http://schemas.openxmlformats.org/officeDocument/2006/relationships" xmlns:m="http://schemas.openxmlformats.org/officeDocument/2006/math" xmlns:v="urn:schemas-microsoft-com:vml" xmlns:w="http://schemas.openxmlformats.org/wordprocessingml/2006/main" xmlns:w14="http://schemas.microsoft.com/office/word/2010/wordml" xmlns:w10="urn:schemas-microsoft-com:office:word" xmlns:sl="http://schemas.openxmlformats.org/schemaLibrary/2006/main" xmlns:wpsCustomData="http://www.wps.cn/officeDocument/2013/wpsCustomData" mc:Ignorable="w14">
   <w:docDefaults>
     <w:rPrDefault>
       <w:rPr>
-        <w:rFonts w:ascii="Arial" w:eastAsia="Arial" w:hAnsi="Arial" w:cs="Arial"/>
+        <w:rFonts w:ascii="Arial" w:hAnsi="Arial" w:eastAsia="Arial" w:cs="Arial"/>
       </w:rPr>
     </w:rPrDefault>
     <w:pPrDefault/>
   </w:docDefaults>
-  <w:latentStyles w:defLockedState="0" w:defUIPriority="99" w:defSemiHidden="1" w:defUnhideWhenUsed="1" w:defQFormat="0" w:count="260">
-    <w:lsdException w:name="Normal" w:semiHidden="0" w:uiPriority="0" w:unhideWhenUsed="0" w:qFormat="1"/>
-    <w:lsdException w:name="heading 1" w:semiHidden="0" w:uiPriority="0" w:unhideWhenUsed="0" w:qFormat="1"/>
-    <w:lsdException w:name="heading 2" w:semiHidden="0" w:uiPriority="0" w:qFormat="1"/>
-    <w:lsdException w:name="heading 3" w:uiPriority="0" w:qFormat="1"/>
-    <w:lsdException w:name="heading 4" w:semiHidden="0" w:uiPriority="0" w:qFormat="1"/>
-    <w:lsdException w:name="heading 5" w:uiPriority="0" w:qFormat="1"/>
-    <w:lsdException w:name="heading 6" w:uiPriority="0" w:qFormat="1"/>
-    <w:lsdException w:name="heading 7" w:uiPriority="0" w:qFormat="1"/>
-    <w:lsdException w:name="heading 8" w:uiPriority="0" w:qFormat="1"/>
-    <w:lsdException w:name="heading 9" w:uiPriority="0" w:qFormat="1"/>
-    <w:lsdException w:name="index 1" w:semiHidden="0" w:uiPriority="0" w:unhideWhenUsed="0"/>
-    <w:lsdException w:name="index 2" w:semiHidden="0" w:uiPriority="0" w:unhideWhenUsed="0"/>
-    <w:lsdException w:name="index 3" w:semiHidden="0" w:uiPriority="0" w:unhideWhenUsed="0"/>
-    <w:lsdException w:name="index 4" w:semiHidden="0" w:uiPriority="0" w:unhideWhenUsed="0"/>
-    <w:lsdException w:name="index 5" w:semiHidden="0" w:uiPriority="0" w:unhideWhenUsed="0"/>
-    <w:lsdException w:name="index 6" w:semiHidden="0" w:uiPriority="0" w:unhideWhenUsed="0"/>
-    <w:lsdException w:name="index 7" w:semiHidden="0" w:uiPriority="0" w:unhideWhenUsed="0"/>
-    <w:lsdException w:name="index 8" w:semiHidden="0" w:uiPriority="0" w:unhideWhenUsed="0"/>
-    <w:lsdException w:name="index 9" w:semiHidden="0" w:uiPriority="0" w:unhideWhenUsed="0"/>
-    <w:lsdException w:name="toc 1" w:semiHidden="0" w:uiPriority="0" w:unhideWhenUsed="0" w:qFormat="1"/>
-    <w:lsdException w:name="toc 2" w:semiHidden="0" w:uiPriority="0" w:unhideWhenUsed="0" w:qFormat="1"/>
-    <w:lsdException w:name="toc 3" w:semiHidden="0" w:uiPriority="0" w:unhideWhenUsed="0" w:qFormat="1"/>
-    <w:lsdException w:name="toc 4" w:semiHidden="0" w:uiPriority="0" w:unhideWhenUsed="0"/>
-    <w:lsdException w:name="toc 5" w:semiHidden="0" w:uiPriority="0" w:unhideWhenUsed="0"/>
-    <w:lsdException w:name="toc 6" w:semiHidden="0" w:uiPriority="0" w:unhideWhenUsed="0"/>
-    <w:lsdException w:name="toc 7" w:semiHidden="0" w:uiPriority="0" w:unhideWhenUsed="0"/>
-    <w:lsdException w:name="toc 8" w:semiHidden="0" w:uiPriority="0" w:unhideWhenUsed="0"/>
-    <w:lsdException w:name="toc 9" w:semiHidden="0" w:uiPriority="0" w:unhideWhenUsed="0"/>
-    <w:lsdException w:name="Normal Indent" w:semiHidden="0" w:uiPriority="0" w:unhideWhenUsed="0"/>
-    <w:lsdException w:name="footnote text" w:semiHidden="0" w:uiPriority="0" w:unhideWhenUsed="0"/>
-    <w:lsdException w:name="annotation text" w:semiHidden="0" w:uiPriority="0" w:unhideWhenUsed="0" w:qFormat="1"/>
-    <w:lsdException w:name="header" w:semiHidden="0" w:uiPriority="0" w:unhideWhenUsed="0" w:qFormat="1"/>
-    <w:lsdException w:name="footer" w:semiHidden="0" w:uiPriority="0" w:unhideWhenUsed="0" w:qFormat="1"/>
-    <w:lsdException w:name="index heading" w:semiHidden="0" w:uiPriority="0" w:unhideWhenUsed="0"/>
-    <w:lsdException w:name="caption" w:uiPriority="0" w:qFormat="1"/>
-    <w:lsdException w:name="table of figures" w:semiHidden="0" w:uiPriority="0" w:unhideWhenUsed="0"/>
-    <w:lsdException w:name="envelope address" w:semiHidden="0" w:uiPriority="0" w:unhideWhenUsed="0"/>
-    <w:lsdException w:name="envelope return" w:semiHidden="0" w:uiPriority="0" w:unhideWhenUsed="0"/>
-    <w:lsdException w:name="footnote reference" w:semiHidden="0" w:uiPriority="0" w:unhideWhenUsed="0"/>
-    <w:lsdException w:name="annotation reference" w:semiHidden="0" w:uiPriority="0" w:unhideWhenUsed="0"/>
-    <w:lsdException w:name="line number" w:semiHidden="0" w:uiPriority="0" w:unhideWhenUsed="0"/>
-    <w:lsdException w:name="page number" w:semiHidden="0" w:uiPriority="0" w:unhideWhenUsed="0"/>
-    <w:lsdException w:name="endnote reference" w:semiHidden="0" w:uiPriority="0" w:unhideWhenUsed="0"/>
-    <w:lsdException w:name="endnote text" w:semiHidden="0" w:uiPriority="0" w:unhideWhenUsed="0"/>
-    <w:lsdException w:name="table of authorities" w:semiHidden="0" w:uiPriority="0" w:unhideWhenUsed="0"/>
-    <w:lsdException w:name="macro" w:semiHidden="0" w:uiPriority="0" w:unhideWhenUsed="0"/>
-    <w:lsdException w:name="toa heading" w:semiHidden="0" w:uiPriority="0" w:unhideWhenUsed="0"/>
-    <w:lsdException w:name="List" w:semiHidden="0" w:uiPriority="0" w:unhideWhenUsed="0"/>
-    <w:lsdException w:name="List Bullet" w:semiHidden="0" w:uiPriority="0" w:unhideWhenUsed="0"/>
-    <w:lsdException w:name="List Number" w:semiHidden="0" w:uiPriority="0" w:unhideWhenUsed="0"/>
-    <w:lsdException w:name="List 2" w:semiHidden="0" w:uiPriority="0" w:unhideWhenUsed="0"/>
-    <w:lsdException w:name="List 3" w:semiHidden="0" w:uiPriority="0" w:unhideWhenUsed="0"/>
-    <w:lsdException w:name="List 4" w:semiHidden="0" w:uiPriority="0" w:unhideWhenUsed="0"/>
-    <w:lsdException w:name="List 5" w:semiHidden="0" w:uiPriority="0" w:unhideWhenUsed="0"/>
-    <w:lsdException w:name="List Bullet 2" w:semiHidden="0" w:uiPriority="0" w:unhideWhenUsed="0"/>
-    <w:lsdException w:name="List Bullet 3" w:semiHidden="0" w:uiPriority="0" w:unhideWhenUsed="0"/>
-    <w:lsdException w:name="List Bullet 4" w:semiHidden="0" w:uiPriority="0" w:unhideWhenUsed="0"/>
-    <w:lsdException w:name="List Bullet 5" w:semiHidden="0" w:uiPriority="0" w:unhideWhenUsed="0"/>
-    <w:lsdException w:name="List Number 2" w:semiHidden="0" w:uiPriority="0" w:unhideWhenUsed="0"/>
-    <w:lsdException w:name="List Number 3" w:semiHidden="0" w:uiPriority="0" w:unhideWhenUsed="0"/>
-    <w:lsdException w:name="List Number 4" w:semiHidden="0" w:uiPriority="0" w:unhideWhenUsed="0"/>
-    <w:lsdException w:name="List Number 5" w:semiHidden="0" w:uiPriority="0" w:unhideWhenUsed="0"/>
-    <w:lsdException w:name="Title" w:semiHidden="0" w:uiPriority="0" w:unhideWhenUsed="0" w:qFormat="1"/>
-    <w:lsdException w:name="Closing" w:semiHidden="0" w:uiPriority="0" w:unhideWhenUsed="0"/>
-    <w:lsdException w:name="Signature" w:semiHidden="0" w:uiPriority="0" w:unhideWhenUsed="0"/>
-    <w:lsdException w:name="Default Paragraph Font" w:uiPriority="0" w:unhideWhenUsed="0" w:qFormat="1"/>
-    <w:lsdException w:name="Body Text" w:uiPriority="0" w:unhideWhenUsed="0" w:qFormat="1"/>
-    <w:lsdException w:name="Body Text Indent" w:semiHidden="0" w:uiPriority="0" w:unhideWhenUsed="0"/>
-    <w:lsdException w:name="List Continue" w:semiHidden="0" w:uiPriority="0" w:unhideWhenUsed="0"/>
-    <w:lsdException w:name="List Continue 2" w:semiHidden="0" w:uiPriority="0" w:unhideWhenUsed="0"/>
-    <w:lsdException w:name="List Continue 3" w:semiHidden="0" w:uiPriority="0" w:unhideWhenUsed="0"/>
-    <w:lsdException w:name="List Continue 4" w:semiHidden="0" w:uiPriority="0" w:unhideWhenUsed="0"/>
-    <w:lsdException w:name="List Continue 5" w:semiHidden="0" w:uiPriority="0" w:unhideWhenUsed="0"/>
-    <w:lsdException w:name="Message Header" w:semiHidden="0" w:uiPriority="0" w:unhideWhenUsed="0"/>
-    <w:lsdException w:name="Subtitle" w:semiHidden="0" w:uiPriority="0" w:unhideWhenUsed="0" w:qFormat="1"/>
-    <w:lsdException w:name="Salutation" w:semiHidden="0" w:uiPriority="0" w:unhideWhenUsed="0"/>
-    <w:lsdException w:name="Date" w:semiHidden="0" w:uiPriority="0" w:unhideWhenUsed="0"/>
-    <w:lsdException w:name="Body Text First Indent" w:semiHidden="0" w:uiPriority="0" w:unhideWhenUsed="0"/>
-    <w:lsdException w:name="Body Text First Indent 2" w:semiHidden="0" w:uiPriority="0" w:unhideWhenUsed="0"/>
-    <w:lsdException w:name="Body Text 2" w:semiHidden="0" w:uiPriority="0" w:unhideWhenUsed="0"/>
-    <w:lsdException w:name="Body Text 3" w:semiHidden="0" w:uiPriority="0" w:unhideWhenUsed="0"/>
-    <w:lsdException w:name="Body Text Indent 2" w:semiHidden="0" w:uiPriority="0" w:unhideWhenUsed="0"/>
-    <w:lsdException w:name="Body Text Indent 3" w:semiHidden="0" w:uiPriority="0" w:unhideWhenUsed="0"/>
-    <w:lsdException w:name="Block Text" w:semiHidden="0" w:uiPriority="0" w:unhideWhenUsed="0"/>
-    <w:lsdException w:name="Hyperlink" w:semiHidden="0" w:uiPriority="0" w:unhideWhenUsed="0"/>
-    <w:lsdException w:name="FollowedHyperlink" w:semiHidden="0" w:uiPriority="0" w:unhideWhenUsed="0"/>
-    <w:lsdException w:name="Strong" w:semiHidden="0" w:uiPriority="0" w:unhideWhenUsed="0" w:qFormat="1"/>
-    <w:lsdException w:name="Emphasis" w:semiHidden="0" w:uiPriority="0" w:unhideWhenUsed="0" w:qFormat="1"/>
-    <w:lsdException w:name="Document Map" w:semiHidden="0" w:uiPriority="0" w:unhideWhenUsed="0"/>
-    <w:lsdException w:name="Plain Text" w:semiHidden="0" w:uiPriority="0" w:unhideWhenUsed="0"/>
-    <w:lsdException w:name="E-mail Signature" w:semiHidden="0" w:uiPriority="0" w:unhideWhenUsed="0"/>
-    <w:lsdException w:name="Normal (Web)" w:semiHidden="0" w:uiPriority="0" w:unhideWhenUsed="0" w:qFormat="1"/>
-    <w:lsdException w:name="HTML Acronym" w:semiHidden="0" w:uiPriority="0" w:unhideWhenUsed="0"/>
-    <w:lsdException w:name="HTML Address" w:semiHidden="0" w:uiPriority="0" w:unhideWhenUsed="0"/>
-    <w:lsdException w:name="HTML Cite" w:semiHidden="0" w:uiPriority="0" w:unhideWhenUsed="0"/>
-    <w:lsdException w:name="HTML Code" w:semiHidden="0" w:uiPriority="0" w:unhideWhenUsed="0"/>
-    <w:lsdException w:name="HTML Definition" w:semiHidden="0" w:uiPriority="0" w:unhideWhenUsed="0"/>
-    <w:lsdException w:name="HTML Keyboard" w:semiHidden="0" w:uiPriority="0" w:unhideWhenUsed="0"/>
-    <w:lsdException w:name="HTML Preformatted" w:semiHidden="0" w:uiPriority="0" w:unhideWhenUsed="0"/>
-    <w:lsdException w:name="HTML Sample" w:semiHidden="0" w:uiPriority="0" w:unhideWhenUsed="0"/>
-    <w:lsdException w:name="HTML Typewriter" w:semiHidden="0" w:uiPriority="0" w:unhideWhenUsed="0"/>
-    <w:lsdException w:name="HTML Variable" w:semiHidden="0" w:uiPriority="0" w:unhideWhenUsed="0"/>
-    <w:lsdException w:name="Normal Table" w:uiPriority="0" w:unhideWhenUsed="0" w:qFormat="1"/>
-    <w:lsdException w:name="annotation subject" w:semiHidden="0" w:uiPriority="0" w:unhideWhenUsed="0"/>
-    <w:lsdException w:name="Table Simple 1" w:semiHidden="0" w:uiPriority="0" w:unhideWhenUsed="0"/>
-    <w:lsdException w:name="Table Simple 2" w:semiHidden="0" w:uiPriority="0" w:unhideWhenUsed="0"/>
-    <w:lsdException w:name="Table Simple 3" w:semiHidden="0" w:uiPriority="0" w:unhideWhenUsed="0"/>
-    <w:lsdException w:name="Table Classic 1" w:semiHidden="0" w:uiPriority="0" w:unhideWhenUsed="0"/>
-    <w:lsdException w:name="Table Classic 2" w:semiHidden="0" w:uiPriority="0" w:unhideWhenUsed="0"/>
-    <w:lsdException w:name="Table Classic 3" w:semiHidden="0" w:uiPriority="0" w:unhideWhenUsed="0"/>
-    <w:lsdException w:name="Table Classic 4" w:semiHidden="0" w:uiPriority="0" w:unhideWhenUsed="0"/>
-    <w:lsdException w:name="Table Colorful 1" w:semiHidden="0" w:uiPriority="0" w:unhideWhenUsed="0"/>
-    <w:lsdException w:name="Table Colorful 2" w:semiHidden="0" w:uiPriority="0" w:unhideWhenUsed="0"/>
-    <w:lsdException w:name="Table Colorful 3" w:semiHidden="0" w:uiPriority="0" w:unhideWhenUsed="0"/>
-    <w:lsdException w:name="Table Columns 1" w:semiHidden="0" w:uiPriority="0" w:unhideWhenUsed="0"/>
-    <w:lsdException w:name="Table Columns 2" w:semiHidden="0" w:uiPriority="0" w:unhideWhenUsed="0"/>
-    <w:lsdException w:name="Table Columns 3" w:semiHidden="0" w:uiPriority="0" w:unhideWhenUsed="0"/>
-    <w:lsdException w:name="Table Columns 4" w:semiHidden="0" w:uiPriority="0" w:unhideWhenUsed="0"/>
-    <w:lsdException w:name="Table Columns 5" w:semiHidden="0" w:uiPriority="0" w:unhideWhenUsed="0"/>
-    <w:lsdException w:name="Table Grid 1" w:semiHidden="0" w:uiPriority="0" w:unhideWhenUsed="0"/>
-    <w:lsdException w:name="Table Grid 2" w:semiHidden="0" w:uiPriority="0" w:unhideWhenUsed="0"/>
-    <w:lsdException w:name="Table Grid 3" w:semiHidden="0" w:uiPriority="0" w:unhideWhenUsed="0"/>
-    <w:lsdException w:name="Table Grid 4" w:semiHidden="0" w:uiPriority="0" w:unhideWhenUsed="0"/>
-    <w:lsdException w:name="Table Grid 5" w:semiHidden="0" w:uiPriority="0" w:unhideWhenUsed="0"/>
-    <w:lsdException w:name="Table Grid 6" w:semiHidden="0" w:uiPriority="0" w:unhideWhenUsed="0"/>
-    <w:lsdException w:name="Table Grid 7" w:semiHidden="0" w:uiPriority="0" w:unhideWhenUsed="0"/>
-    <w:lsdException w:name="Table Grid 8" w:semiHidden="0" w:uiPriority="0" w:unhideWhenUsed="0"/>
-    <w:lsdException w:name="Table List 1" w:semiHidden="0" w:uiPriority="0" w:unhideWhenUsed="0"/>
-    <w:lsdException w:name="Table List 2" w:semiHidden="0" w:uiPriority="0" w:unhideWhenUsed="0"/>
-    <w:lsdException w:name="Table List 3" w:semiHidden="0" w:uiPriority="0" w:unhideWhenUsed="0"/>
-    <w:lsdException w:name="Table List 4" w:semiHidden="0" w:uiPriority="0" w:unhideWhenUsed="0"/>
-    <w:lsdException w:name="Table List 5" w:semiHidden="0" w:uiPriority="0" w:unhideWhenUsed="0"/>
-    <w:lsdException w:name="Table List 6" w:semiHidden="0" w:uiPriority="0" w:unhideWhenUsed="0"/>
-    <w:lsdException w:name="Table List 7" w:semiHidden="0" w:uiPriority="0" w:unhideWhenUsed="0"/>
-    <w:lsdException w:name="Table List 8" w:semiHidden="0" w:uiPriority="0" w:unhideWhenUsed="0"/>
-    <w:lsdException w:name="Table 3D effects 1" w:semiHidden="0" w:uiPriority="0" w:unhideWhenUsed="0"/>
-    <w:lsdException w:name="Table 3D effects 2" w:semiHidden="0" w:uiPriority="0" w:unhideWhenUsed="0"/>
-    <w:lsdException w:name="Table 3D effects 3" w:semiHidden="0" w:uiPriority="0" w:unhideWhenUsed="0"/>
-    <w:lsdException w:name="Table Contemporary" w:semiHidden="0" w:uiPriority="0" w:unhideWhenUsed="0"/>
-    <w:lsdException w:name="Table Elegant" w:semiHidden="0" w:uiPriority="0" w:unhideWhenUsed="0"/>
-    <w:lsdException w:name="Table Professional" w:semiHidden="0" w:uiPriority="0" w:unhideWhenUsed="0"/>
-    <w:lsdException w:name="Table Subtle 1" w:semiHidden="0" w:uiPriority="0" w:unhideWhenUsed="0"/>
-    <w:lsdException w:name="Table Subtle 2" w:semiHidden="0" w:uiPriority="0" w:unhideWhenUsed="0"/>
-    <w:lsdException w:name="Table Web 1" w:semiHidden="0" w:uiPriority="0" w:unhideWhenUsed="0"/>
-    <w:lsdException w:name="Table Web 2" w:semiHidden="0" w:uiPriority="0" w:unhideWhenUsed="0"/>
-    <w:lsdException w:name="Table Web 3" w:semiHidden="0" w:uiPriority="0" w:unhideWhenUsed="0"/>
-    <w:lsdException w:name="Balloon Text" w:semiHidden="0" w:uiPriority="0" w:unhideWhenUsed="0"/>
-    <w:lsdException w:name="Table Grid" w:semiHidden="0" w:uiPriority="0" w:unhideWhenUsed="0" w:qFormat="1"/>
-    <w:lsdException w:name="Table Theme" w:semiHidden="0" w:uiPriority="0" w:unhideWhenUsed="0"/>
-    <w:lsdException w:name="Light Shading" w:semiHidden="0" w:uiPriority="60" w:unhideWhenUsed="0"/>
-    <w:lsdException w:name="Light List" w:semiHidden="0" w:uiPriority="61" w:unhideWhenUsed="0"/>
-    <w:lsdException w:name="Light Grid" w:semiHidden="0" w:uiPriority="62" w:unhideWhenUsed="0"/>
-    <w:lsdException w:name="Medium Shading 1" w:semiHidden="0" w:uiPriority="63" w:unhideWhenUsed="0"/>
-    <w:lsdException w:name="Medium Shading 2" w:semiHidden="0" w:uiPriority="64" w:unhideWhenUsed="0"/>
-    <w:lsdException w:name="Medium List 1" w:semiHidden="0" w:uiPriority="65" w:unhideWhenUsed="0"/>
-    <w:lsdException w:name="Medium List 2" w:semiHidden="0" w:uiPriority="66" w:unhideWhenUsed="0"/>
-    <w:lsdException w:name="Medium Grid 1" w:semiHidden="0" w:uiPriority="67" w:unhideWhenUsed="0"/>
-    <w:lsdException w:name="Medium Grid 2" w:semiHidden="0" w:uiPriority="68" w:unhideWhenUsed="0"/>
-    <w:lsdException w:name="Medium Grid 3" w:semiHidden="0" w:uiPriority="69" w:unhideWhenUsed="0"/>
-    <w:lsdException w:name="Dark List" w:semiHidden="0" w:uiPriority="70" w:unhideWhenUsed="0"/>
-    <w:lsdException w:name="Colorful Shading" w:semiHidden="0" w:uiPriority="71" w:unhideWhenUsed="0"/>
-    <w:lsdException w:name="Colorful List" w:semiHidden="0" w:uiPriority="72" w:unhideWhenUsed="0"/>
-    <w:lsdException w:name="Colorful Grid" w:semiHidden="0" w:uiPriority="73" w:unhideWhenUsed="0"/>
-    <w:lsdException w:name="Light Shading Accent 1" w:semiHidden="0" w:uiPriority="60" w:unhideWhenUsed="0"/>
-    <w:lsdException w:name="Light List Accent 1" w:semiHidden="0" w:uiPriority="61" w:unhideWhenUsed="0"/>
-    <w:lsdException w:name="Light Grid Accent 1" w:semiHidden="0" w:uiPriority="62" w:unhideWhenUsed="0"/>
-    <w:lsdException w:name="Medium Shading 1 Accent 1" w:semiHidden="0" w:uiPriority="63" w:unhideWhenUsed="0"/>
-    <w:lsdException w:name="Medium Shading 2 Accent 1" w:semiHidden="0" w:uiPriority="64" w:unhideWhenUsed="0"/>
-    <w:lsdException w:name="Medium List 1 Accent 1" w:semiHidden="0" w:uiPriority="65" w:unhideWhenUsed="0"/>
-    <w:lsdException w:name="Medium List 2 Accent 1" w:semiHidden="0" w:uiPriority="66" w:unhideWhenUsed="0"/>
-    <w:lsdException w:name="Medium Grid 1 Accent 1" w:semiHidden="0" w:uiPriority="67" w:unhideWhenUsed="0"/>
-    <w:lsdException w:name="Medium Grid 2 Accent 1" w:semiHidden="0" w:uiPriority="68" w:unhideWhenUsed="0"/>
-    <w:lsdException w:name="Medium Grid 3 Accent 1" w:semiHidden="0" w:uiPriority="69" w:unhideWhenUsed="0"/>
-    <w:lsdException w:name="Dark List Accent 1" w:semiHidden="0" w:uiPriority="70" w:unhideWhenUsed="0"/>
-    <w:lsdException w:name="Colorful Shading Accent 1" w:semiHidden="0" w:uiPriority="71" w:unhideWhenUsed="0"/>
-    <w:lsdException w:name="Colorful List Accent 1" w:semiHidden="0" w:uiPriority="72" w:unhideWhenUsed="0"/>
-    <w:lsdException w:name="Colorful Grid Accent 1" w:semiHidden="0" w:uiPriority="73" w:unhideWhenUsed="0"/>
-    <w:lsdException w:name="Light Shading Accent 2" w:semiHidden="0" w:uiPriority="60" w:unhideWhenUsed="0"/>
-    <w:lsdException w:name="Light List Accent 2" w:semiHidden="0" w:uiPriority="61" w:unhideWhenUsed="0"/>
-    <w:lsdException w:name="Light Grid Accent 2" w:semiHidden="0" w:uiPriority="62" w:unhideWhenUsed="0"/>
-    <w:lsdException w:name="Medium Shading 1 Accent 2" w:semiHidden="0" w:uiPriority="63" w:unhideWhenUsed="0"/>
-    <w:lsdException w:name="Medium Shading 2 Accent 2" w:semiHidden="0" w:uiPriority="64" w:unhideWhenUsed="0"/>
-    <w:lsdException w:name="Medium List 1 Accent 2" w:semiHidden="0" w:uiPriority="65" w:unhideWhenUsed="0"/>
-    <w:lsdException w:name="Medium List 2 Accent 2" w:semiHidden="0" w:uiPriority="66" w:unhideWhenUsed="0"/>
-    <w:lsdException w:name="Medium Grid 1 Accent 2" w:semiHidden="0" w:uiPriority="67" w:unhideWhenUsed="0"/>
-    <w:lsdException w:name="Medium Grid 2 Accent 2" w:semiHidden="0" w:uiPriority="68" w:unhideWhenUsed="0"/>
-    <w:lsdException w:name="Medium Grid 3 Accent 2" w:semiHidden="0" w:uiPriority="69" w:unhideWhenUsed="0"/>
-    <w:lsdException w:name="Dark List Accent 2" w:semiHidden="0" w:uiPriority="70" w:unhideWhenUsed="0"/>
-    <w:lsdException w:name="Colorful Shading Accent 2" w:semiHidden="0" w:uiPriority="71" w:unhideWhenUsed="0"/>
-    <w:lsdException w:name="Colorful List Accent 2" w:semiHidden="0" w:uiPriority="72" w:unhideWhenUsed="0"/>
-    <w:lsdException w:name="Colorful Grid Accent 2" w:semiHidden="0" w:uiPriority="73" w:unhideWhenUsed="0"/>
-    <w:lsdException w:name="Light Shading Accent 3" w:semiHidden="0" w:uiPriority="60" w:unhideWhenUsed="0"/>
-    <w:lsdException w:name="Light List Accent 3" w:semiHidden="0" w:uiPriority="61" w:unhideWhenUsed="0"/>
-    <w:lsdException w:name="Light Grid Accent 3" w:semiHidden="0" w:uiPriority="62" w:unhideWhenUsed="0"/>
-    <w:lsdException w:name="Medium Shading 1 Accent 3" w:semiHidden="0" w:uiPriority="63" w:unhideWhenUsed="0"/>
-    <w:lsdException w:name="Medium Shading 2 Accent 3" w:semiHidden="0" w:uiPriority="64" w:unhideWhenUsed="0"/>
-    <w:lsdException w:name="Medium List 1 Accent 3" w:semiHidden="0" w:uiPriority="65" w:unhideWhenUsed="0"/>
-    <w:lsdException w:name="Medium List 2 Accent 3" w:semiHidden="0" w:uiPriority="66" w:unhideWhenUsed="0"/>
-    <w:lsdException w:name="Medium Grid 1 Accent 3" w:semiHidden="0" w:uiPriority="67" w:unhideWhenUsed="0"/>
-    <w:lsdException w:name="Medium Grid 2 Accent 3" w:semiHidden="0" w:uiPriority="68" w:unhideWhenUsed="0"/>
-    <w:lsdException w:name="Medium Grid 3 Accent 3" w:semiHidden="0" w:uiPriority="69" w:unhideWhenUsed="0"/>
-    <w:lsdException w:name="Dark List Accent 3" w:semiHidden="0" w:uiPriority="70" w:unhideWhenUsed="0"/>
-    <w:lsdException w:name="Colorful Shading Accent 3" w:semiHidden="0" w:uiPriority="71" w:unhideWhenUsed="0"/>
-    <w:lsdException w:name="Colorful List Accent 3" w:semiHidden="0" w:uiPriority="72" w:unhideWhenUsed="0"/>
-    <w:lsdException w:name="Colorful Grid Accent 3" w:semiHidden="0" w:uiPriority="73" w:unhideWhenUsed="0"/>
-    <w:lsdException w:name="Light Shading Accent 4" w:semiHidden="0" w:uiPriority="60" w:unhideWhenUsed="0"/>
-    <w:lsdException w:name="Light List Accent 4" w:semiHidden="0" w:uiPriority="61" w:unhideWhenUsed="0"/>
-    <w:lsdException w:name="Light Grid Accent 4" w:semiHidden="0" w:uiPriority="62" w:unhideWhenUsed="0"/>
-    <w:lsdException w:name="Medium Shading 1 Accent 4" w:semiHidden="0" w:uiPriority="63" w:unhideWhenUsed="0"/>
-    <w:lsdException w:name="Medium Shading 2 Accent 4" w:semiHidden="0" w:uiPriority="64" w:unhideWhenUsed="0"/>
-    <w:lsdException w:name="Medium List 1 Accent 4" w:semiHidden="0" w:uiPriority="65" w:unhideWhenUsed="0"/>
-    <w:lsdException w:name="Medium List 2 Accent 4" w:semiHidden="0" w:uiPriority="66" w:unhideWhenUsed="0"/>
-    <w:lsdException w:name="Medium Grid 1 Accent 4" w:semiHidden="0" w:uiPriority="67" w:unhideWhenUsed="0"/>
-    <w:lsdException w:name="Medium Grid 2 Accent 4" w:semiHidden="0" w:uiPriority="68" w:unhideWhenUsed="0"/>
-    <w:lsdException w:name="Medium Grid 3 Accent 4" w:semiHidden="0" w:uiPriority="69" w:unhideWhenUsed="0"/>
-    <w:lsdException w:name="Dark List Accent 4" w:semiHidden="0" w:uiPriority="70" w:unhideWhenUsed="0"/>
-    <w:lsdException w:name="Colorful Shading Accent 4" w:semiHidden="0" w:uiPriority="71" w:unhideWhenUsed="0"/>
-    <w:lsdException w:name="Colorful List Accent 4" w:semiHidden="0" w:uiPriority="72" w:unhideWhenUsed="0"/>
-    <w:lsdException w:name="Colorful Grid Accent 4" w:semiHidden="0" w:uiPriority="73" w:unhideWhenUsed="0"/>
-    <w:lsdException w:name="Light Shading Accent 5" w:semiHidden="0" w:uiPriority="60" w:unhideWhenUsed="0"/>
-    <w:lsdException w:name="Light List Accent 5" w:semiHidden="0" w:uiPriority="61" w:unhideWhenUsed="0"/>
-    <w:lsdException w:name="Light Grid Accent 5" w:semiHidden="0" w:uiPriority="62" w:unhideWhenUsed="0"/>
-    <w:lsdException w:name="Medium Shading 1 Accent 5" w:semiHidden="0" w:uiPriority="63" w:unhideWhenUsed="0"/>
-    <w:lsdException w:name="Medium Shading 2 Accent 5" w:semiHidden="0" w:uiPriority="64" w:unhideWhenUsed="0"/>
-    <w:lsdException w:name="Medium List 1 Accent 5" w:semiHidden="0" w:uiPriority="65" w:unhideWhenUsed="0"/>
-    <w:lsdException w:name="Medium List 2 Accent 5" w:semiHidden="0" w:uiPriority="66" w:unhideWhenUsed="0"/>
-    <w:lsdException w:name="Medium Grid 1 Accent 5" w:semiHidden="0" w:uiPriority="67" w:unhideWhenUsed="0"/>
-    <w:lsdException w:name="Medium Grid 2 Accent 5" w:semiHidden="0" w:uiPriority="68" w:unhideWhenUsed="0"/>
-    <w:lsdException w:name="Medium Grid 3 Accent 5" w:semiHidden="0" w:uiPriority="69" w:unhideWhenUsed="0"/>
-    <w:lsdException w:name="Dark List Accent 5" w:semiHidden="0" w:uiPriority="70" w:unhideWhenUsed="0"/>
-    <w:lsdException w:name="Colorful Shading Accent 5" w:semiHidden="0" w:uiPriority="71" w:unhideWhenUsed="0"/>
-    <w:lsdException w:name="Colorful List Accent 5" w:semiHidden="0" w:uiPriority="72" w:unhideWhenUsed="0"/>
-    <w:lsdException w:name="Colorful Grid Accent 5" w:semiHidden="0" w:uiPriority="73" w:unhideWhenUsed="0"/>
-    <w:lsdException w:name="Light Shading Accent 6" w:semiHidden="0" w:uiPriority="60" w:unhideWhenUsed="0"/>
-    <w:lsdException w:name="Light List Accent 6" w:semiHidden="0" w:uiPriority="61" w:unhideWhenUsed="0"/>
-    <w:lsdException w:name="Light Grid Accent 6" w:semiHidden="0" w:uiPriority="62" w:unhideWhenUsed="0"/>
-    <w:lsdException w:name="Medium Shading 1 Accent 6" w:semiHidden="0" w:uiPriority="63" w:unhideWhenUsed="0"/>
-    <w:lsdException w:name="Medium Shading 2 Accent 6" w:semiHidden="0" w:uiPriority="64" w:unhideWhenUsed="0"/>
-    <w:lsdException w:name="Medium List 1 Accent 6" w:semiHidden="0" w:uiPriority="65" w:unhideWhenUsed="0"/>
-    <w:lsdException w:name="Medium List 2 Accent 6" w:semiHidden="0" w:uiPriority="66" w:unhideWhenUsed="0"/>
-    <w:lsdException w:name="Medium Grid 1 Accent 6" w:semiHidden="0" w:uiPriority="67" w:unhideWhenUsed="0"/>
-    <w:lsdException w:name="Medium Grid 2 Accent 6" w:semiHidden="0" w:uiPriority="68" w:unhideWhenUsed="0"/>
-    <w:lsdException w:name="Medium Grid 3 Accent 6" w:semiHidden="0" w:uiPriority="69" w:unhideWhenUsed="0"/>
-    <w:lsdException w:name="Dark List Accent 6" w:semiHidden="0" w:uiPriority="70" w:unhideWhenUsed="0"/>
-    <w:lsdException w:name="Colorful Shading Accent 6" w:semiHidden="0" w:uiPriority="71" w:unhideWhenUsed="0"/>
-    <w:lsdException w:name="Colorful List Accent 6" w:semiHidden="0" w:uiPriority="72" w:unhideWhenUsed="0"/>
-    <w:lsdException w:name="Colorful Grid Accent 6" w:semiHidden="0" w:uiPriority="73" w:unhideWhenUsed="0"/>
+  <w:latentStyles w:count="260" w:defQFormat="0" w:defUnhideWhenUsed="1" w:defSemiHidden="1" w:defUIPriority="99" w:defLockedState="0">
+    <w:lsdException w:qFormat="1" w:unhideWhenUsed="0" w:uiPriority="0" w:semiHidden="0" w:name="Normal"/>
+    <w:lsdException w:qFormat="1" w:unhideWhenUsed="0" w:uiPriority="0" w:semiHidden="0" w:name="heading 1"/>
+    <w:lsdException w:qFormat="1" w:uiPriority="0" w:semiHidden="0" w:name="heading 2"/>
+    <w:lsdException w:qFormat="1" w:uiPriority="0" w:name="heading 3"/>
+    <w:lsdException w:qFormat="1" w:uiPriority="0" w:semiHidden="0" w:name="heading 4"/>
+    <w:lsdException w:qFormat="1" w:uiPriority="0" w:name="heading 5"/>
+    <w:lsdException w:qFormat="1" w:uiPriority="0" w:name="heading 6"/>
+    <w:lsdException w:qFormat="1" w:uiPriority="0" w:name="heading 7"/>
+    <w:lsdException w:qFormat="1" w:uiPriority="0" w:name="heading 8"/>
+    <w:lsdException w:qFormat="1" w:uiPriority="0" w:name="heading 9"/>
+    <w:lsdException w:unhideWhenUsed="0" w:uiPriority="0" w:semiHidden="0" w:name="index 1"/>
+    <w:lsdException w:unhideWhenUsed="0" w:uiPriority="0" w:semiHidden="0" w:name="index 2"/>
+    <w:lsdException w:unhideWhenUsed="0" w:uiPriority="0" w:semiHidden="0" w:name="index 3"/>
+    <w:lsdException w:unhideWhenUsed="0" w:uiPriority="0" w:semiHidden="0" w:name="index 4"/>
+    <w:lsdException w:unhideWhenUsed="0" w:uiPriority="0" w:semiHidden="0" w:name="index 5"/>
+    <w:lsdException w:unhideWhenUsed="0" w:uiPriority="0" w:semiHidden="0" w:name="index 6"/>
+    <w:lsdException w:unhideWhenUsed="0" w:uiPriority="0" w:semiHidden="0" w:name="index 7"/>
+    <w:lsdException w:unhideWhenUsed="0" w:uiPriority="0" w:semiHidden="0" w:name="index 8"/>
+    <w:lsdException w:unhideWhenUsed="0" w:uiPriority="0" w:semiHidden="0" w:name="index 9"/>
+    <w:lsdException w:qFormat="1" w:unhideWhenUsed="0" w:uiPriority="0" w:semiHidden="0" w:name="toc 1"/>
+    <w:lsdException w:qFormat="1" w:unhideWhenUsed="0" w:uiPriority="0" w:semiHidden="0" w:name="toc 2"/>
+    <w:lsdException w:qFormat="1" w:unhideWhenUsed="0" w:uiPriority="0" w:semiHidden="0" w:name="toc 3"/>
+    <w:lsdException w:unhideWhenUsed="0" w:uiPriority="0" w:semiHidden="0" w:name="toc 4"/>
+    <w:lsdException w:unhideWhenUsed="0" w:uiPriority="0" w:semiHidden="0" w:name="toc 5"/>
+    <w:lsdException w:unhideWhenUsed="0" w:uiPriority="0" w:semiHidden="0" w:name="toc 6"/>
+    <w:lsdException w:unhideWhenUsed="0" w:uiPriority="0" w:semiHidden="0" w:name="toc 7"/>
+    <w:lsdException w:unhideWhenUsed="0" w:uiPriority="0" w:semiHidden="0" w:name="toc 8"/>
+    <w:lsdException w:unhideWhenUsed="0" w:uiPriority="0" w:semiHidden="0" w:name="toc 9"/>
+    <w:lsdException w:unhideWhenUsed="0" w:uiPriority="0" w:semiHidden="0" w:name="Normal Indent"/>
+    <w:lsdException w:unhideWhenUsed="0" w:uiPriority="0" w:semiHidden="0" w:name="footnote text"/>
+    <w:lsdException w:qFormat="1" w:unhideWhenUsed="0" w:uiPriority="0" w:semiHidden="0" w:name="annotation text"/>
+    <w:lsdException w:qFormat="1" w:unhideWhenUsed="0" w:uiPriority="0" w:semiHidden="0" w:name="header"/>
+    <w:lsdException w:qFormat="1" w:unhideWhenUsed="0" w:uiPriority="0" w:semiHidden="0" w:name="footer"/>
+    <w:lsdException w:unhideWhenUsed="0" w:uiPriority="0" w:semiHidden="0" w:name="index heading"/>
+    <w:lsdException w:qFormat="1" w:uiPriority="0" w:name="caption"/>
+    <w:lsdException w:unhideWhenUsed="0" w:uiPriority="0" w:semiHidden="0" w:name="table of figures"/>
+    <w:lsdException w:unhideWhenUsed="0" w:uiPriority="0" w:semiHidden="0" w:name="envelope address"/>
+    <w:lsdException w:unhideWhenUsed="0" w:uiPriority="0" w:semiHidden="0" w:name="envelope return"/>
+    <w:lsdException w:unhideWhenUsed="0" w:uiPriority="0" w:semiHidden="0" w:name="footnote reference"/>
+    <w:lsdException w:unhideWhenUsed="0" w:uiPriority="0" w:semiHidden="0" w:name="annotation reference"/>
+    <w:lsdException w:unhideWhenUsed="0" w:uiPriority="0" w:semiHidden="0" w:name="line number"/>
+    <w:lsdException w:unhideWhenUsed="0" w:uiPriority="0" w:semiHidden="0" w:name="page number"/>
+    <w:lsdException w:unhideWhenUsed="0" w:uiPriority="0" w:semiHidden="0" w:name="endnote reference"/>
+    <w:lsdException w:unhideWhenUsed="0" w:uiPriority="0" w:semiHidden="0" w:name="endnote text"/>
+    <w:lsdException w:unhideWhenUsed="0" w:uiPriority="0" w:semiHidden="0" w:name="table of authorities"/>
+    <w:lsdException w:unhideWhenUsed="0" w:uiPriority="0" w:semiHidden="0" w:name="macro"/>
+    <w:lsdException w:unhideWhenUsed="0" w:uiPriority="0" w:semiHidden="0" w:name="toa heading"/>
+    <w:lsdException w:unhideWhenUsed="0" w:uiPriority="0" w:semiHidden="0" w:name="List"/>
+    <w:lsdException w:unhideWhenUsed="0" w:uiPriority="0" w:semiHidden="0" w:name="List Bullet"/>
+    <w:lsdException w:unhideWhenUsed="0" w:uiPriority="0" w:semiHidden="0" w:name="List Number"/>
+    <w:lsdException w:unhideWhenUsed="0" w:uiPriority="0" w:semiHidden="0" w:name="List 2"/>
+    <w:lsdException w:unhideWhenUsed="0" w:uiPriority="0" w:semiHidden="0" w:name="List 3"/>
+    <w:lsdException w:unhideWhenUsed="0" w:uiPriority="0" w:semiHidden="0" w:name="List 4"/>
+    <w:lsdException w:unhideWhenUsed="0" w:uiPriority="0" w:semiHidden="0" w:name="List 5"/>
+    <w:lsdException w:unhideWhenUsed="0" w:uiPriority="0" w:semiHidden="0" w:name="List Bullet 2"/>
+    <w:lsdException w:unhideWhenUsed="0" w:uiPriority="0" w:semiHidden="0" w:name="List Bullet 3"/>
+    <w:lsdException w:unhideWhenUsed="0" w:uiPriority="0" w:semiHidden="0" w:name="List Bullet 4"/>
+    <w:lsdException w:unhideWhenUsed="0" w:uiPriority="0" w:semiHidden="0" w:name="List Bullet 5"/>
+    <w:lsdException w:unhideWhenUsed="0" w:uiPriority="0" w:semiHidden="0" w:name="List Number 2"/>
+    <w:lsdException w:unhideWhenUsed="0" w:uiPriority="0" w:semiHidden="0" w:name="List Number 3"/>
+    <w:lsdException w:unhideWhenUsed="0" w:uiPriority="0" w:semiHidden="0" w:name="List Number 4"/>
+    <w:lsdException w:unhideWhenUsed="0" w:uiPriority="0" w:semiHidden="0" w:name="List Number 5"/>
+    <w:lsdException w:qFormat="1" w:unhideWhenUsed="0" w:uiPriority="0" w:semiHidden="0" w:name="Title"/>
+    <w:lsdException w:unhideWhenUsed="0" w:uiPriority="0" w:semiHidden="0" w:name="Closing"/>
+    <w:lsdException w:unhideWhenUsed="0" w:uiPriority="0" w:semiHidden="0" w:name="Signature"/>
+    <w:lsdException w:qFormat="1" w:unhideWhenUsed="0" w:uiPriority="0" w:name="Default Paragraph Font"/>
+    <w:lsdException w:qFormat="1" w:unhideWhenUsed="0" w:uiPriority="0" w:name="Body Text"/>
+    <w:lsdException w:unhideWhenUsed="0" w:uiPriority="0" w:semiHidden="0" w:name="Body Text Indent"/>
+    <w:lsdException w:unhideWhenUsed="0" w:uiPriority="0" w:semiHidden="0" w:name="List Continue"/>
+    <w:lsdException w:unhideWhenUsed="0" w:uiPriority="0" w:semiHidden="0" w:name="List Continue 2"/>
+    <w:lsdException w:unhideWhenUsed="0" w:uiPriority="0" w:semiHidden="0" w:name="List Continue 3"/>
+    <w:lsdException w:unhideWhenUsed="0" w:uiPriority="0" w:semiHidden="0" w:name="List Continue 4"/>
+    <w:lsdException w:unhideWhenUsed="0" w:uiPriority="0" w:semiHidden="0" w:name="List Continue 5"/>
+    <w:lsdException w:unhideWhenUsed="0" w:uiPriority="0" w:semiHidden="0" w:name="Message Header"/>
+    <w:lsdException w:qFormat="1" w:unhideWhenUsed="0" w:uiPriority="0" w:semiHidden="0" w:name="Subtitle"/>
+    <w:lsdException w:unhideWhenUsed="0" w:uiPriority="0" w:semiHidden="0" w:name="Salutation"/>
+    <w:lsdException w:unhideWhenUsed="0" w:uiPriority="0" w:semiHidden="0" w:name="Date"/>
+    <w:lsdException w:unhideWhenUsed="0" w:uiPriority="0" w:semiHidden="0" w:name="Body Text First Indent"/>
+    <w:lsdException w:unhideWhenUsed="0" w:uiPriority="0" w:semiHidden="0" w:name="Body Text First Indent 2"/>
+    <w:lsdException w:uiPriority="99" w:name="Note Heading"/>
+    <w:lsdException w:unhideWhenUsed="0" w:uiPriority="0" w:semiHidden="0" w:name="Body Text 2"/>
+    <w:lsdException w:unhideWhenUsed="0" w:uiPriority="0" w:semiHidden="0" w:name="Body Text 3"/>
+    <w:lsdException w:unhideWhenUsed="0" w:uiPriority="0" w:semiHidden="0" w:name="Body Text Indent 2"/>
+    <w:lsdException w:unhideWhenUsed="0" w:uiPriority="0" w:semiHidden="0" w:name="Body Text Indent 3"/>
+    <w:lsdException w:unhideWhenUsed="0" w:uiPriority="0" w:semiHidden="0" w:name="Block Text"/>
+    <w:lsdException w:unhideWhenUsed="0" w:uiPriority="0" w:semiHidden="0" w:name="Hyperlink"/>
+    <w:lsdException w:unhideWhenUsed="0" w:uiPriority="0" w:semiHidden="0" w:name="FollowedHyperlink"/>
+    <w:lsdException w:qFormat="1" w:unhideWhenUsed="0" w:uiPriority="0" w:semiHidden="0" w:name="Strong"/>
+    <w:lsdException w:qFormat="1" w:unhideWhenUsed="0" w:uiPriority="0" w:semiHidden="0" w:name="Emphasis"/>
+    <w:lsdException w:unhideWhenUsed="0" w:uiPriority="0" w:semiHidden="0" w:name="Document Map"/>
+    <w:lsdException w:unhideWhenUsed="0" w:uiPriority="0" w:semiHidden="0" w:name="Plain Text"/>
+    <w:lsdException w:unhideWhenUsed="0" w:uiPriority="0" w:semiHidden="0" w:name="E-mail Signature"/>
+    <w:lsdException w:qFormat="1" w:unhideWhenUsed="0" w:uiPriority="0" w:semiHidden="0" w:name="Normal (Web)"/>
+    <w:lsdException w:unhideWhenUsed="0" w:uiPriority="0" w:semiHidden="0" w:name="HTML Acronym"/>
+    <w:lsdException w:unhideWhenUsed="0" w:uiPriority="0" w:semiHidden="0" w:name="HTML Address"/>
+    <w:lsdException w:unhideWhenUsed="0" w:uiPriority="0" w:semiHidden="0" w:name="HTML Cite"/>
+    <w:lsdException w:unhideWhenUsed="0" w:uiPriority="0" w:semiHidden="0" w:name="HTML Code"/>
+    <w:lsdException w:unhideWhenUsed="0" w:uiPriority="0" w:semiHidden="0" w:name="HTML Definition"/>
+    <w:lsdException w:unhideWhenUsed="0" w:uiPriority="0" w:semiHidden="0" w:name="HTML Keyboard"/>
+    <w:lsdException w:unhideWhenUsed="0" w:uiPriority="0" w:semiHidden="0" w:name="HTML Preformatted"/>
+    <w:lsdException w:unhideWhenUsed="0" w:uiPriority="0" w:semiHidden="0" w:name="HTML Sample"/>
+    <w:lsdException w:unhideWhenUsed="0" w:uiPriority="0" w:semiHidden="0" w:name="HTML Typewriter"/>
+    <w:lsdException w:unhideWhenUsed="0" w:uiPriority="0" w:semiHidden="0" w:name="HTML Variable"/>
+    <w:lsdException w:qFormat="1" w:unhideWhenUsed="0" w:uiPriority="0" w:name="Normal Table"/>
+    <w:lsdException w:unhideWhenUsed="0" w:uiPriority="0" w:semiHidden="0" w:name="annotation subject"/>
+    <w:lsdException w:unhideWhenUsed="0" w:uiPriority="0" w:semiHidden="0" w:name="Table Simple 1"/>
+    <w:lsdException w:unhideWhenUsed="0" w:uiPriority="0" w:semiHidden="0" w:name="Table Simple 2"/>
+    <w:lsdException w:unhideWhenUsed="0" w:uiPriority="0" w:semiHidden="0" w:name="Table Simple 3"/>
+    <w:lsdException w:unhideWhenUsed="0" w:uiPriority="0" w:semiHidden="0" w:name="Table Classic 1"/>
+    <w:lsdException w:unhideWhenUsed="0" w:uiPriority="0" w:semiHidden="0" w:name="Table Classic 2"/>
+    <w:lsdException w:unhideWhenUsed="0" w:uiPriority="0" w:semiHidden="0" w:name="Table Classic 3"/>
+    <w:lsdException w:unhideWhenUsed="0" w:uiPriority="0" w:semiHidden="0" w:name="Table Classic 4"/>
+    <w:lsdException w:unhideWhenUsed="0" w:uiPriority="0" w:semiHidden="0" w:name="Table Colorful 1"/>
+    <w:lsdException w:unhideWhenUsed="0" w:uiPriority="0" w:semiHidden="0" w:name="Table Colorful 2"/>
+    <w:lsdException w:unhideWhenUsed="0" w:uiPriority="0" w:semiHidden="0" w:name="Table Colorful 3"/>
+    <w:lsdException w:unhideWhenUsed="0" w:uiPriority="0" w:semiHidden="0" w:name="Table Columns 1"/>
+    <w:lsdException w:unhideWhenUsed="0" w:uiPriority="0" w:semiHidden="0" w:name="Table Columns 2"/>
+    <w:lsdException w:unhideWhenUsed="0" w:uiPriority="0" w:semiHidden="0" w:name="Table Columns 3"/>
+    <w:lsdException w:unhideWhenUsed="0" w:uiPriority="0" w:semiHidden="0" w:name="Table Columns 4"/>
+    <w:lsdException w:unhideWhenUsed="0" w:uiPriority="0" w:semiHidden="0" w:name="Table Columns 5"/>
+    <w:lsdException w:unhideWhenUsed="0" w:uiPriority="0" w:semiHidden="0" w:name="Table Grid 1"/>
+    <w:lsdException w:unhideWhenUsed="0" w:uiPriority="0" w:semiHidden="0" w:name="Table Grid 2"/>
+    <w:lsdException w:unhideWhenUsed="0" w:uiPriority="0" w:semiHidden="0" w:name="Table Grid 3"/>
+    <w:lsdException w:unhideWhenUsed="0" w:uiPriority="0" w:semiHidden="0" w:name="Table Grid 4"/>
+    <w:lsdException w:unhideWhenUsed="0" w:uiPriority="0" w:semiHidden="0" w:name="Table Grid 5"/>
+    <w:lsdException w:unhideWhenUsed="0" w:uiPriority="0" w:semiHidden="0" w:name="Table Grid 6"/>
+    <w:lsdException w:unhideWhenUsed="0" w:uiPriority="0" w:semiHidden="0" w:name="Table Grid 7"/>
+    <w:lsdException w:unhideWhenUsed="0" w:uiPriority="0" w:semiHidden="0" w:name="Table Grid 8"/>
+    <w:lsdException w:unhideWhenUsed="0" w:uiPriority="0" w:semiHidden="0" w:name="Table List 1"/>
+    <w:lsdException w:unhideWhenUsed="0" w:uiPriority="0" w:semiHidden="0" w:name="Table List 2"/>
+    <w:lsdException w:unhideWhenUsed="0" w:uiPriority="0" w:semiHidden="0" w:name="Table List 3"/>
+    <w:lsdException w:unhideWhenUsed="0" w:uiPriority="0" w:semiHidden="0" w:name="Table List 4"/>
+    <w:lsdException w:unhideWhenUsed="0" w:uiPriority="0" w:semiHidden="0" w:name="Table List 5"/>
+    <w:lsdException w:unhideWhenUsed="0" w:uiPriority="0" w:semiHidden="0" w:name="Table List 6"/>
+    <w:lsdException w:unhideWhenUsed="0" w:uiPriority="0" w:semiHidden="0" w:name="Table List 7"/>
+    <w:lsdException w:unhideWhenUsed="0" w:uiPriority="0" w:semiHidden="0" w:name="Table List 8"/>
+    <w:lsdException w:unhideWhenUsed="0" w:uiPriority="0" w:semiHidden="0" w:name="Table 3D effects 1"/>
+    <w:lsdException w:unhideWhenUsed="0" w:uiPriority="0" w:semiHidden="0" w:name="Table 3D effects 2"/>
+    <w:lsdException w:unhideWhenUsed="0" w:uiPriority="0" w:semiHidden="0" w:name="Table 3D effects 3"/>
+    <w:lsdException w:unhideWhenUsed="0" w:uiPriority="0" w:semiHidden="0" w:name="Table Contemporary"/>
+    <w:lsdException w:unhideWhenUsed="0" w:uiPriority="0" w:semiHidden="0" w:name="Table Elegant"/>
+    <w:lsdException w:unhideWhenUsed="0" w:uiPriority="0" w:semiHidden="0" w:name="Table Professional"/>
+    <w:lsdException w:unhideWhenUsed="0" w:uiPriority="0" w:semiHidden="0" w:name="Table Subtle 1"/>
+    <w:lsdException w:unhideWhenUsed="0" w:uiPriority="0" w:semiHidden="0" w:name="Table Subtle 2"/>
+    <w:lsdException w:unhideWhenUsed="0" w:uiPriority="0" w:semiHidden="0" w:name="Table Web 1"/>
+    <w:lsdException w:unhideWhenUsed="0" w:uiPriority="0" w:semiHidden="0" w:name="Table Web 2"/>
+    <w:lsdException w:unhideWhenUsed="0" w:uiPriority="0" w:semiHidden="0" w:name="Table Web 3"/>
+    <w:lsdException w:unhideWhenUsed="0" w:uiPriority="0" w:semiHidden="0" w:name="Balloon Text"/>
+    <w:lsdException w:qFormat="1" w:unhideWhenUsed="0" w:uiPriority="0" w:semiHidden="0" w:name="Table Grid"/>
+    <w:lsdException w:unhideWhenUsed="0" w:uiPriority="0" w:semiHidden="0" w:name="Table Theme"/>
+    <w:lsdException w:unhideWhenUsed="0" w:uiPriority="60" w:semiHidden="0" w:name="Light Shading"/>
+    <w:lsdException w:unhideWhenUsed="0" w:uiPriority="61" w:semiHidden="0" w:name="Light List"/>
+    <w:lsdException w:unhideWhenUsed="0" w:uiPriority="62" w:semiHidden="0" w:name="Light Grid"/>
+    <w:lsdException w:unhideWhenUsed="0" w:uiPriority="63" w:semiHidden="0" w:name="Medium Shading 1"/>
+    <w:lsdException w:unhideWhenUsed="0" w:uiPriority="64" w:semiHidden="0" w:name="Medium Shading 2"/>
+    <w:lsdException w:unhideWhenUsed="0" w:uiPriority="65" w:semiHidden="0" w:name="Medium List 1"/>
+    <w:lsdException w:unhideWhenUsed="0" w:uiPriority="66" w:semiHidden="0" w:name="Medium List 2"/>
+    <w:lsdException w:unhideWhenUsed="0" w:uiPriority="67" w:semiHidden="0" w:name="Medium Grid 1"/>
+    <w:lsdException w:unhideWhenUsed="0" w:uiPriority="68" w:semiHidden="0" w:name="Medium Grid 2"/>
+    <w:lsdException w:unhideWhenUsed="0" w:uiPriority="69" w:semiHidden="0" w:name="Medium Grid 3"/>
+    <w:lsdException w:unhideWhenUsed="0" w:uiPriority="70" w:semiHidden="0" w:name="Dark List"/>
+    <w:lsdException w:unhideWhenUsed="0" w:uiPriority="71" w:semiHidden="0" w:name="Colorful Shading"/>
+    <w:lsdException w:unhideWhenUsed="0" w:uiPriority="72" w:semiHidden="0" w:name="Colorful List"/>
+    <w:lsdException w:unhideWhenUsed="0" w:uiPriority="73" w:semiHidden="0" w:name="Colorful Grid"/>
+    <w:lsdException w:unhideWhenUsed="0" w:uiPriority="60" w:semiHidden="0" w:name="Light Shading Accent 1"/>
+    <w:lsdException w:unhideWhenUsed="0" w:uiPriority="61" w:semiHidden="0" w:name="Light List Accent 1"/>
+    <w:lsdException w:unhideWhenUsed="0" w:uiPriority="62" w:semiHidden="0" w:name="Light Grid Accent 1"/>
+    <w:lsdException w:unhideWhenUsed="0" w:uiPriority="63" w:semiHidden="0" w:name="Medium Shading 1 Accent 1"/>
+    <w:lsdException w:unhideWhenUsed="0" w:uiPriority="64" w:semiHidden="0" w:name="Medium Shading 2 Accent 1"/>
+    <w:lsdException w:unhideWhenUsed="0" w:uiPriority="65" w:semiHidden="0" w:name="Medium List 1 Accent 1"/>
+    <w:lsdException w:unhideWhenUsed="0" w:uiPriority="66" w:semiHidden="0" w:name="Medium List 2 Accent 1"/>
+    <w:lsdException w:unhideWhenUsed="0" w:uiPriority="67" w:semiHidden="0" w:name="Medium Grid 1 Accent 1"/>
+    <w:lsdException w:unhideWhenUsed="0" w:uiPriority="68" w:semiHidden="0" w:name="Medium Grid 2 Accent 1"/>
+    <w:lsdException w:unhideWhenUsed="0" w:uiPriority="69" w:semiHidden="0" w:name="Medium Grid 3 Accent 1"/>
+    <w:lsdException w:unhideWhenUsed="0" w:uiPriority="70" w:semiHidden="0" w:name="Dark List Accent 1"/>
+    <w:lsdException w:unhideWhenUsed="0" w:uiPriority="71" w:semiHidden="0" w:name="Colorful Shading Accent 1"/>
+    <w:lsdException w:unhideWhenUsed="0" w:uiPriority="72" w:semiHidden="0" w:name="Colorful List Accent 1"/>
+    <w:lsdException w:unhideWhenUsed="0" w:uiPriority="73" w:semiHidden="0" w:name="Colorful Grid Accent 1"/>
+    <w:lsdException w:unhideWhenUsed="0" w:uiPriority="60" w:semiHidden="0" w:name="Light Shading Accent 2"/>
+    <w:lsdException w:unhideWhenUsed="0" w:uiPriority="61" w:semiHidden="0" w:name="Light List Accent 2"/>
+    <w:lsdException w:unhideWhenUsed="0" w:uiPriority="62" w:semiHidden="0" w:name="Light Grid Accent 2"/>
+    <w:lsdException w:unhideWhenUsed="0" w:uiPriority="63" w:semiHidden="0" w:name="Medium Shading 1 Accent 2"/>
+    <w:lsdException w:unhideWhenUsed="0" w:uiPriority="64" w:semiHidden="0" w:name="Medium Shading 2 Accent 2"/>
+    <w:lsdException w:unhideWhenUsed="0" w:uiPriority="65" w:semiHidden="0" w:name="Medium List 1 Accent 2"/>
+    <w:lsdException w:unhideWhenUsed="0" w:uiPriority="66" w:semiHidden="0" w:name="Medium List 2 Accent 2"/>
+    <w:lsdException w:unhideWhenUsed="0" w:uiPriority="67" w:semiHidden="0" w:name="Medium Grid 1 Accent 2"/>
+    <w:lsdException w:unhideWhenUsed="0" w:uiPriority="68" w:semiHidden="0" w:name="Medium Grid 2 Accent 2"/>
+    <w:lsdException w:unhideWhenUsed="0" w:uiPriority="69" w:semiHidden="0" w:name="Medium Grid 3 Accent 2"/>
+    <w:lsdException w:unhideWhenUsed="0" w:uiPriority="70" w:semiHidden="0" w:name="Dark List Accent 2"/>
+    <w:lsdException w:unhideWhenUsed="0" w:uiPriority="71" w:semiHidden="0" w:name="Colorful Shading Accent 2"/>
+    <w:lsdException w:unhideWhenUsed="0" w:uiPriority="72" w:semiHidden="0" w:name="Colorful List Accent 2"/>
+    <w:lsdException w:unhideWhenUsed="0" w:uiPriority="73" w:semiHidden="0" w:name="Colorful Grid Accent 2"/>
+    <w:lsdException w:unhideWhenUsed="0" w:uiPriority="60" w:semiHidden="0" w:name="Light Shading Accent 3"/>
+    <w:lsdException w:unhideWhenUsed="0" w:uiPriority="61" w:semiHidden="0" w:name="Light List Accent 3"/>
+    <w:lsdException w:unhideWhenUsed="0" w:uiPriority="62" w:semiHidden="0" w:name="Light Grid Accent 3"/>
+    <w:lsdException w:unhideWhenUsed="0" w:uiPriority="63" w:semiHidden="0" w:name="Medium Shading 1 Accent 3"/>
+    <w:lsdException w:unhideWhenUsed="0" w:uiPriority="64" w:semiHidden="0" w:name="Medium Shading 2 Accent 3"/>
+    <w:lsdException w:unhideWhenUsed="0" w:uiPriority="65" w:semiHidden="0" w:name="Medium List 1 Accent 3"/>
+    <w:lsdException w:unhideWhenUsed="0" w:uiPriority="66" w:semiHidden="0" w:name="Medium List 2 Accent 3"/>
+    <w:lsdException w:unhideWhenUsed="0" w:uiPriority="67" w:semiHidden="0" w:name="Medium Grid 1 Accent 3"/>
+    <w:lsdException w:unhideWhenUsed="0" w:uiPriority="68" w:semiHidden="0" w:name="Medium Grid 2 Accent 3"/>
+    <w:lsdException w:unhideWhenUsed="0" w:uiPriority="69" w:semiHidden="0" w:name="Medium Grid 3 Accent 3"/>
+    <w:lsdException w:unhideWhenUsed="0" w:uiPriority="70" w:semiHidden="0" w:name="Dark List Accent 3"/>
+    <w:lsdException w:unhideWhenUsed="0" w:uiPriority="71" w:semiHidden="0" w:name="Colorful Shading Accent 3"/>
+    <w:lsdException w:unhideWhenUsed="0" w:uiPriority="72" w:semiHidden="0" w:name="Colorful List Accent 3"/>
+    <w:lsdException w:unhideWhenUsed="0" w:uiPriority="73" w:semiHidden="0" w:name="Colorful Grid Accent 3"/>
+    <w:lsdException w:unhideWhenUsed="0" w:uiPriority="60" w:semiHidden="0" w:name="Light Shading Accent 4"/>
+    <w:lsdException w:unhideWhenUsed="0" w:uiPriority="61" w:semiHidden="0" w:name="Light List Accent 4"/>
+    <w:lsdException w:unhideWhenUsed="0" w:uiPriority="62" w:semiHidden="0" w:name="Light Grid Accent 4"/>
+    <w:lsdException w:unhideWhenUsed="0" w:uiPriority="63" w:semiHidden="0" w:name="Medium Shading 1 Accent 4"/>
+    <w:lsdException w:unhideWhenUsed="0" w:uiPriority="64" w:semiHidden="0" w:name="Medium Shading 2 Accent 4"/>
+    <w:lsdException w:unhideWhenUsed="0" w:uiPriority="65" w:semiHidden="0" w:name="Medium List 1 Accent 4"/>
+    <w:lsdException w:unhideWhenUsed="0" w:uiPriority="66" w:semiHidden="0" w:name="Medium List 2 Accent 4"/>
+    <w:lsdException w:unhideWhenUsed="0" w:uiPriority="67" w:semiHidden="0" w:name="Medium Grid 1 Accent 4"/>
+    <w:lsdException w:unhideWhenUsed="0" w:uiPriority="68" w:semiHidden="0" w:name="Medium Grid 2 Accent 4"/>
+    <w:lsdException w:unhideWhenUsed="0" w:uiPriority="69" w:semiHidden="0" w:name="Medium Grid 3 Accent 4"/>
+    <w:lsdException w:unhideWhenUsed="0" w:uiPriority="70" w:semiHidden="0" w:name="Dark List Accent 4"/>
+    <w:lsdException w:unhideWhenUsed="0" w:uiPriority="71" w:semiHidden="0" w:name="Colorful Shading Accent 4"/>
+    <w:lsdException w:unhideWhenUsed="0" w:uiPriority="72" w:semiHidden="0" w:name="Colorful List Accent 4"/>
+    <w:lsdException w:unhideWhenUsed="0" w:uiPriority="73" w:semiHidden="0" w:name="Colorful Grid Accent 4"/>
+    <w:lsdException w:unhideWhenUsed="0" w:uiPriority="60" w:semiHidden="0" w:name="Light Shading Accent 5"/>
+    <w:lsdException w:unhideWhenUsed="0" w:uiPriority="61" w:semiHidden="0" w:name="Light List Accent 5"/>
+    <w:lsdException w:unhideWhenUsed="0" w:uiPriority="62" w:semiHidden="0" w:name="Light Grid Accent 5"/>
+    <w:lsdException w:unhideWhenUsed="0" w:uiPriority="63" w:semiHidden="0" w:name="Medium Shading 1 Accent 5"/>
+    <w:lsdException w:unhideWhenUsed="0" w:uiPriority="64" w:semiHidden="0" w:name="Medium Shading 2 Accent 5"/>
+    <w:lsdException w:unhideWhenUsed="0" w:uiPriority="65" w:semiHidden="0" w:name="Medium List 1 Accent 5"/>
+    <w:lsdException w:unhideWhenUsed="0" w:uiPriority="66" w:semiHidden="0" w:name="Medium List 2 Accent 5"/>
+    <w:lsdException w:unhideWhenUsed="0" w:uiPriority="67" w:semiHidden="0" w:name="Medium Grid 1 Accent 5"/>
+    <w:lsdException w:unhideWhenUsed="0" w:uiPriority="68" w:semiHidden="0" w:name="Medium Grid 2 Accent 5"/>
+    <w:lsdException w:unhideWhenUsed="0" w:uiPriority="69" w:semiHidden="0" w:name="Medium Grid 3 Accent 5"/>
+    <w:lsdException w:unhideWhenUsed="0" w:uiPriority="70" w:semiHidden="0" w:name="Dark List Accent 5"/>
+    <w:lsdException w:unhideWhenUsed="0" w:uiPriority="71" w:semiHidden="0" w:name="Colorful Shading Accent 5"/>
+    <w:lsdException w:unhideWhenUsed="0" w:uiPriority="72" w:semiHidden="0" w:name="Colorful List Accent 5"/>
+    <w:lsdException w:unhideWhenUsed="0" w:uiPriority="73" w:semiHidden="0" w:name="Colorful Grid Accent 5"/>
+    <w:lsdException w:unhideWhenUsed="0" w:uiPriority="60" w:semiHidden="0" w:name="Light Shading Accent 6"/>
+    <w:lsdException w:unhideWhenUsed="0" w:uiPriority="61" w:semiHidden="0" w:name="Light List Accent 6"/>
+    <w:lsdException w:unhideWhenUsed="0" w:uiPriority="62" w:semiHidden="0" w:name="Light Grid Accent 6"/>
+    <w:lsdException w:unhideWhenUsed="0" w:uiPriority="63" w:semiHidden="0" w:name="Medium Shading 1 Accent 6"/>
+    <w:lsdException w:unhideWhenUsed="0" w:uiPriority="64" w:semiHidden="0" w:name="Medium Shading 2 Accent 6"/>
+    <w:lsdException w:unhideWhenUsed="0" w:uiPriority="65" w:semiHidden="0" w:name="Medium List 1 Accent 6"/>
+    <w:lsdException w:unhideWhenUsed="0" w:uiPriority="66" w:semiHidden="0" w:name="Medium List 2 Accent 6"/>
+    <w:lsdException w:unhideWhenUsed="0" w:uiPriority="67" w:semiHidden="0" w:name="Medium Grid 1 Accent 6"/>
+    <w:lsdException w:unhideWhenUsed="0" w:uiPriority="68" w:semiHidden="0" w:name="Medium Grid 2 Accent 6"/>
+    <w:lsdException w:unhideWhenUsed="0" w:uiPriority="69" w:semiHidden="0" w:name="Medium Grid 3 Accent 6"/>
+    <w:lsdException w:unhideWhenUsed="0" w:uiPriority="70" w:semiHidden="0" w:name="Dark List Accent 6"/>
+    <w:lsdException w:unhideWhenUsed="0" w:uiPriority="71" w:semiHidden="0" w:name="Colorful Shading Accent 6"/>
+    <w:lsdException w:unhideWhenUsed="0" w:uiPriority="72" w:semiHidden="0" w:name="Colorful List Accent 6"/>
+    <w:lsdException w:unhideWhenUsed="0" w:uiPriority="73" w:semiHidden="0" w:name="Colorful Grid Accent 6"/>
   </w:latentStyles>
-  <w:style w:type="paragraph" w:default="1" w:styleId="Normal">
+  <w:style w:type="paragraph" w:default="1" w:styleId="1">
     <w:name w:val="Normal"/>
     <w:qFormat/>
+    <w:uiPriority w:val="0"/>
     <w:pPr>
       <w:kinsoku w:val="0"/>
       <w:autoSpaceDE w:val="0"/>
@@ -5299,7 +6166,7 @@
       <w:textAlignment w:val="baseline"/>
     </w:pPr>
     <w:rPr>
-      <w:rFonts w:ascii="Arial" w:eastAsia="宋体" w:hAnsi="Arial" w:cs="Arial"/>
+      <w:rFonts w:ascii="Arial" w:hAnsi="Arial" w:eastAsia="宋体" w:cs="Arial"/>
       <w:snapToGrid w:val="0"/>
       <w:color w:val="000000"/>
       <w:kern w:val="0"/>
@@ -5308,11 +6175,12 @@
       <w:lang w:val="en-US" w:eastAsia="en-US" w:bidi="ar-SA"/>
     </w:rPr>
   </w:style>
-  <w:style w:type="paragraph" w:styleId="Heading1">
+  <w:style w:type="paragraph" w:styleId="2">
     <w:name w:val="heading 1"/>
-    <w:basedOn w:val="Normal"/>
-    <w:next w:val="Normal"/>
+    <w:basedOn w:val="1"/>
+    <w:next w:val="1"/>
     <w:qFormat/>
+    <w:uiPriority w:val="0"/>
     <w:pPr>
       <w:keepNext/>
       <w:keepLines/>
@@ -5330,12 +6198,13 @@
       <w:sz w:val="44"/>
     </w:rPr>
   </w:style>
-  <w:style w:type="paragraph" w:styleId="Heading2">
+  <w:style w:type="paragraph" w:styleId="3">
     <w:name w:val="heading 2"/>
-    <w:basedOn w:val="Normal"/>
-    <w:next w:val="Normal"/>
+    <w:basedOn w:val="1"/>
+    <w:next w:val="1"/>
     <w:unhideWhenUsed/>
     <w:qFormat/>
+    <w:uiPriority w:val="0"/>
     <w:pPr>
       <w:keepNext/>
       <w:keepLines/>
@@ -5348,18 +6217,19 @@
       <w:outlineLvl w:val="1"/>
     </w:pPr>
     <w:rPr>
-      <w:rFonts w:ascii="Arial" w:eastAsia="黑体" w:hAnsi="Arial"/>
+      <w:rFonts w:ascii="Arial" w:hAnsi="Arial" w:eastAsia="黑体"/>
       <w:b/>
       <w:sz w:val="32"/>
     </w:rPr>
   </w:style>
-  <w:style w:type="paragraph" w:styleId="Heading3">
+  <w:style w:type="paragraph" w:styleId="4">
     <w:name w:val="heading 3"/>
-    <w:basedOn w:val="Normal"/>
-    <w:next w:val="Normal"/>
+    <w:basedOn w:val="1"/>
+    <w:next w:val="1"/>
     <w:semiHidden/>
     <w:unhideWhenUsed/>
     <w:qFormat/>
+    <w:uiPriority w:val="0"/>
     <w:pPr>
       <w:keepNext/>
       <w:keepLines/>
@@ -5376,12 +6246,13 @@
       <w:sz w:val="32"/>
     </w:rPr>
   </w:style>
-  <w:style w:type="paragraph" w:styleId="Heading4">
+  <w:style w:type="paragraph" w:styleId="5">
     <w:name w:val="heading 4"/>
-    <w:basedOn w:val="Normal"/>
-    <w:next w:val="Normal"/>
+    <w:basedOn w:val="1"/>
+    <w:next w:val="1"/>
     <w:unhideWhenUsed/>
     <w:qFormat/>
+    <w:uiPriority w:val="0"/>
     <w:pPr>
       <w:keepNext/>
       <w:keepLines/>
@@ -5394,18 +6265,19 @@
       <w:outlineLvl w:val="3"/>
     </w:pPr>
     <w:rPr>
-      <w:rFonts w:ascii="Arial" w:eastAsia="黑体" w:hAnsi="Arial"/>
+      <w:rFonts w:ascii="Arial" w:hAnsi="Arial" w:eastAsia="黑体"/>
       <w:b/>
       <w:sz w:val="28"/>
     </w:rPr>
   </w:style>
-  <w:style w:type="paragraph" w:styleId="Heading5">
+  <w:style w:type="paragraph" w:styleId="6">
     <w:name w:val="heading 5"/>
-    <w:basedOn w:val="Normal"/>
-    <w:next w:val="Normal"/>
+    <w:basedOn w:val="1"/>
+    <w:next w:val="1"/>
     <w:semiHidden/>
     <w:unhideWhenUsed/>
     <w:qFormat/>
+    <w:uiPriority w:val="0"/>
     <w:pPr>
       <w:keepNext/>
       <w:keepLines/>
@@ -5422,13 +6294,14 @@
       <w:sz w:val="28"/>
     </w:rPr>
   </w:style>
-  <w:style w:type="paragraph" w:styleId="Heading6">
+  <w:style w:type="paragraph" w:styleId="7">
     <w:name w:val="heading 6"/>
-    <w:basedOn w:val="Normal"/>
-    <w:next w:val="Normal"/>
+    <w:basedOn w:val="1"/>
+    <w:next w:val="1"/>
     <w:semiHidden/>
     <w:unhideWhenUsed/>
     <w:qFormat/>
+    <w:uiPriority w:val="0"/>
     <w:pPr>
       <w:keepNext/>
       <w:keepLines/>
@@ -5441,18 +6314,19 @@
       <w:outlineLvl w:val="5"/>
     </w:pPr>
     <w:rPr>
-      <w:rFonts w:ascii="Arial" w:eastAsia="黑体" w:hAnsi="Arial"/>
+      <w:rFonts w:ascii="Arial" w:hAnsi="Arial" w:eastAsia="黑体"/>
       <w:b/>
       <w:sz w:val="24"/>
     </w:rPr>
   </w:style>
-  <w:style w:type="paragraph" w:styleId="Heading7">
+  <w:style w:type="paragraph" w:styleId="8">
     <w:name w:val="heading 7"/>
-    <w:basedOn w:val="Normal"/>
-    <w:next w:val="Normal"/>
+    <w:basedOn w:val="1"/>
+    <w:next w:val="1"/>
     <w:semiHidden/>
     <w:unhideWhenUsed/>
     <w:qFormat/>
+    <w:uiPriority w:val="0"/>
     <w:pPr>
       <w:keepNext/>
       <w:keepLines/>
@@ -5469,13 +6343,14 @@
       <w:sz w:val="24"/>
     </w:rPr>
   </w:style>
-  <w:style w:type="paragraph" w:styleId="Heading8">
+  <w:style w:type="paragraph" w:styleId="9">
     <w:name w:val="heading 8"/>
-    <w:basedOn w:val="Normal"/>
-    <w:next w:val="Normal"/>
+    <w:basedOn w:val="1"/>
+    <w:next w:val="1"/>
     <w:semiHidden/>
     <w:unhideWhenUsed/>
     <w:qFormat/>
+    <w:uiPriority w:val="0"/>
     <w:pPr>
       <w:keepNext/>
       <w:keepLines/>
@@ -5488,17 +6363,18 @@
       <w:outlineLvl w:val="7"/>
     </w:pPr>
     <w:rPr>
-      <w:rFonts w:ascii="Arial" w:eastAsia="黑体" w:hAnsi="Arial"/>
+      <w:rFonts w:ascii="Arial" w:hAnsi="Arial" w:eastAsia="黑体"/>
       <w:sz w:val="24"/>
     </w:rPr>
   </w:style>
-  <w:style w:type="paragraph" w:styleId="Heading9">
+  <w:style w:type="paragraph" w:styleId="10">
     <w:name w:val="heading 9"/>
-    <w:basedOn w:val="Normal"/>
-    <w:next w:val="Normal"/>
+    <w:basedOn w:val="1"/>
+    <w:next w:val="1"/>
     <w:semiHidden/>
     <w:unhideWhenUsed/>
     <w:qFormat/>
+    <w:uiPriority w:val="0"/>
     <w:pPr>
       <w:keepNext/>
       <w:keepLines/>
@@ -5511,19 +6387,21 @@
       <w:outlineLvl w:val="8"/>
     </w:pPr>
     <w:rPr>
-      <w:rFonts w:ascii="Arial" w:eastAsia="黑体" w:hAnsi="Arial"/>
+      <w:rFonts w:ascii="Arial" w:hAnsi="Arial" w:eastAsia="黑体"/>
       <w:sz w:val="21"/>
     </w:rPr>
   </w:style>
-  <w:style w:type="character" w:default="1" w:styleId="DefaultParagraphFont">
+  <w:style w:type="character" w:default="1" w:styleId="22">
     <w:name w:val="Default Paragraph Font"/>
     <w:semiHidden/>
     <w:qFormat/>
+    <w:uiPriority w:val="0"/>
   </w:style>
-  <w:style w:type="table" w:default="1" w:styleId="TableNormal">
+  <w:style w:type="table" w:default="1" w:styleId="20">
     <w:name w:val="Normal Table"/>
     <w:semiHidden/>
     <w:qFormat/>
+    <w:uiPriority w:val="0"/>
     <w:tblPr>
       <w:tblCellMar>
         <w:top w:w="0" w:type="dxa"/>
@@ -5533,39 +6411,43 @@
       </w:tblCellMar>
     </w:tblPr>
   </w:style>
-  <w:style w:type="paragraph" w:styleId="CommentText">
+  <w:style w:type="paragraph" w:styleId="11">
     <w:name w:val="annotation text"/>
-    <w:basedOn w:val="Normal"/>
+    <w:basedOn w:val="1"/>
     <w:qFormat/>
+    <w:uiPriority w:val="0"/>
     <w:pPr>
       <w:jc w:val="left"/>
     </w:pPr>
   </w:style>
-  <w:style w:type="paragraph" w:styleId="BodyText">
+  <w:style w:type="paragraph" w:styleId="12">
     <w:name w:val="Body Text"/>
-    <w:basedOn w:val="Normal"/>
+    <w:basedOn w:val="1"/>
     <w:semiHidden/>
     <w:qFormat/>
+    <w:uiPriority w:val="0"/>
     <w:rPr>
-      <w:rFonts w:ascii="Arial" w:eastAsia="Arial" w:hAnsi="Arial" w:cs="Arial"/>
+      <w:rFonts w:ascii="Arial" w:hAnsi="Arial" w:eastAsia="Arial" w:cs="Arial"/>
       <w:sz w:val="21"/>
       <w:szCs w:val="21"/>
       <w:lang w:val="en-US" w:eastAsia="en-US" w:bidi="ar-SA"/>
     </w:rPr>
   </w:style>
-  <w:style w:type="paragraph" w:styleId="TOC3">
+  <w:style w:type="paragraph" w:styleId="13">
     <w:name w:val="toc 3"/>
-    <w:basedOn w:val="Normal"/>
-    <w:next w:val="Normal"/>
+    <w:basedOn w:val="1"/>
+    <w:next w:val="1"/>
     <w:qFormat/>
+    <w:uiPriority w:val="0"/>
     <w:pPr>
       <w:ind w:left="840" w:leftChars="400"/>
     </w:pPr>
   </w:style>
-  <w:style w:type="paragraph" w:styleId="Footer">
+  <w:style w:type="paragraph" w:styleId="14">
     <w:name w:val="footer"/>
-    <w:basedOn w:val="Normal"/>
+    <w:basedOn w:val="1"/>
     <w:qFormat/>
+    <w:uiPriority w:val="0"/>
     <w:pPr>
       <w:tabs>
         <w:tab w:val="center" w:pos="4153"/>
@@ -5578,16 +6460,17 @@
       <w:sz w:val="18"/>
     </w:rPr>
   </w:style>
-  <w:style w:type="paragraph" w:styleId="Header">
+  <w:style w:type="paragraph" w:styleId="15">
     <w:name w:val="header"/>
-    <w:basedOn w:val="Normal"/>
+    <w:basedOn w:val="1"/>
     <w:qFormat/>
+    <w:uiPriority w:val="0"/>
     <w:pPr>
       <w:pBdr>
-        <w:top w:val="nil"/>
-        <w:left w:val="nil"/>
-        <w:bottom w:val="nil"/>
-        <w:right w:val="nil"/>
+        <w:top w:val="none" w:color="auto" w:sz="0" w:space="0"/>
+        <w:left w:val="none" w:color="auto" w:sz="0" w:space="0"/>
+        <w:bottom w:val="none" w:color="auto" w:sz="0" w:space="0"/>
+        <w:right w:val="none" w:color="auto" w:sz="0" w:space="0"/>
       </w:pBdr>
       <w:tabs>
         <w:tab w:val="center" w:pos="4153"/>
@@ -5602,37 +6485,41 @@
       <w:sz w:val="18"/>
     </w:rPr>
   </w:style>
-  <w:style w:type="paragraph" w:styleId="TOC1">
+  <w:style w:type="paragraph" w:styleId="16">
     <w:name w:val="toc 1"/>
-    <w:basedOn w:val="Normal"/>
-    <w:next w:val="Normal"/>
+    <w:basedOn w:val="1"/>
+    <w:next w:val="1"/>
     <w:qFormat/>
+    <w:uiPriority w:val="0"/>
     <w:rPr>
-      <w:rFonts w:ascii="Arial" w:eastAsia="Microsoft JhengHei" w:hAnsi="Arial"/>
+      <w:rFonts w:ascii="Arial" w:hAnsi="Arial" w:eastAsia="Microsoft JhengHei"/>
       <w:sz w:val="24"/>
     </w:rPr>
   </w:style>
-  <w:style w:type="paragraph" w:styleId="TOC2">
+  <w:style w:type="paragraph" w:styleId="17">
     <w:name w:val="toc 2"/>
-    <w:basedOn w:val="Normal"/>
-    <w:next w:val="Normal"/>
+    <w:basedOn w:val="1"/>
+    <w:next w:val="1"/>
     <w:qFormat/>
+    <w:uiPriority w:val="0"/>
     <w:pPr>
       <w:ind w:left="420" w:leftChars="200"/>
     </w:pPr>
   </w:style>
-  <w:style w:type="paragraph" w:styleId="NormalWeb">
+  <w:style w:type="paragraph" w:styleId="18">
     <w:name w:val="Normal (Web)"/>
-    <w:basedOn w:val="Normal"/>
+    <w:basedOn w:val="1"/>
     <w:qFormat/>
+    <w:uiPriority w:val="0"/>
     <w:rPr>
       <w:sz w:val="24"/>
     </w:rPr>
   </w:style>
-  <w:style w:type="paragraph" w:styleId="Title">
+  <w:style w:type="paragraph" w:styleId="19">
     <w:name w:val="Title"/>
-    <w:basedOn w:val="Normal"/>
+    <w:basedOn w:val="1"/>
     <w:qFormat/>
+    <w:uiPriority w:val="0"/>
     <w:pPr>
       <w:spacing w:before="240" w:beforeLines="0" w:beforeAutospacing="0" w:after="60" w:afterLines="0" w:afterAutospacing="0"/>
       <w:jc w:val="center"/>
@@ -5644,38 +6531,41 @@
       <w:sz w:val="32"/>
     </w:rPr>
   </w:style>
-  <w:style w:type="table" w:styleId="TableGrid">
+  <w:style w:type="table" w:styleId="21">
     <w:name w:val="Table Grid"/>
-    <w:basedOn w:val="TableNormal"/>
+    <w:basedOn w:val="20"/>
     <w:qFormat/>
+    <w:uiPriority w:val="0"/>
     <w:pPr>
       <w:widowControl w:val="0"/>
       <w:jc w:val="both"/>
     </w:pPr>
     <w:tblPr>
       <w:tblBorders>
-        <w:top w:val="single" w:sz="4" w:space="0" w:color="auto"/>
-        <w:left w:val="single" w:sz="4" w:space="0" w:color="auto"/>
-        <w:bottom w:val="single" w:sz="4" w:space="0" w:color="auto"/>
-        <w:right w:val="single" w:sz="4" w:space="0" w:color="auto"/>
-        <w:insideH w:val="single" w:sz="4" w:space="0" w:color="auto"/>
-        <w:insideV w:val="single" w:sz="4" w:space="0" w:color="auto"/>
+        <w:top w:val="single" w:color="auto" w:sz="4" w:space="0"/>
+        <w:left w:val="single" w:color="auto" w:sz="4" w:space="0"/>
+        <w:bottom w:val="single" w:color="auto" w:sz="4" w:space="0"/>
+        <w:right w:val="single" w:color="auto" w:sz="4" w:space="0"/>
+        <w:insideH w:val="single" w:color="auto" w:sz="4" w:space="0"/>
+        <w:insideV w:val="single" w:color="auto" w:sz="4" w:space="0"/>
       </w:tblBorders>
     </w:tblPr>
   </w:style>
-  <w:style w:type="character" w:styleId="Strong">
+  <w:style w:type="character" w:styleId="23">
     <w:name w:val="Strong"/>
-    <w:basedOn w:val="DefaultParagraphFont"/>
+    <w:basedOn w:val="22"/>
     <w:qFormat/>
+    <w:uiPriority w:val="0"/>
     <w:rPr>
       <w:b/>
     </w:rPr>
   </w:style>
-  <w:style w:type="table" w:customStyle="1" w:styleId="TableNormal0">
+  <w:style w:type="table" w:customStyle="1" w:styleId="24">
     <w:name w:val="Table Normal_0"/>
     <w:semiHidden/>
     <w:unhideWhenUsed/>
     <w:qFormat/>
+    <w:uiPriority w:val="0"/>
     <w:tblPr>
       <w:tblCellMar>
         <w:top w:w="0" w:type="dxa"/>
@@ -5685,81 +6575,87 @@
       </w:tblCellMar>
     </w:tblPr>
   </w:style>
-  <w:style w:type="paragraph" w:customStyle="1" w:styleId="TableText">
+  <w:style w:type="paragraph" w:customStyle="1" w:styleId="25">
     <w:name w:val="Table Text"/>
-    <w:basedOn w:val="Normal"/>
+    <w:basedOn w:val="1"/>
     <w:semiHidden/>
     <w:qFormat/>
+    <w:uiPriority w:val="0"/>
     <w:rPr>
-      <w:rFonts w:ascii="宋体" w:eastAsia="宋体" w:hAnsi="宋体" w:cs="宋体"/>
+      <w:rFonts w:ascii="宋体" w:hAnsi="宋体" w:eastAsia="宋体" w:cs="宋体"/>
       <w:sz w:val="21"/>
       <w:szCs w:val="21"/>
       <w:lang w:val="en-US" w:eastAsia="en-US" w:bidi="ar-SA"/>
     </w:rPr>
   </w:style>
-  <w:style w:type="paragraph" w:customStyle="1" w:styleId="1">
+  <w:style w:type="paragraph" w:customStyle="1" w:styleId="26">
     <w:name w:val="柴_标题1"/>
-    <w:basedOn w:val="Heading1"/>
-    <w:next w:val="a"/>
-    <w:link w:val="1Char"/>
+    <w:basedOn w:val="2"/>
+    <w:next w:val="27"/>
+    <w:link w:val="38"/>
     <w:qFormat/>
+    <w:uiPriority w:val="0"/>
     <w:pPr>
       <w:spacing w:before="100" w:after="90" w:line="360" w:lineRule="auto"/>
     </w:pPr>
     <w:rPr>
-      <w:rFonts w:ascii="Arial" w:eastAsia="宋体" w:hAnsi="Arial"/>
+      <w:rFonts w:ascii="Arial" w:hAnsi="Arial" w:eastAsia="宋体"/>
       <w:sz w:val="32"/>
     </w:rPr>
   </w:style>
-  <w:style w:type="paragraph" w:customStyle="1" w:styleId="a">
+  <w:style w:type="paragraph" w:customStyle="1" w:styleId="27">
     <w:name w:val="柴_正文"/>
-    <w:basedOn w:val="BodyText"/>
-    <w:link w:val="Char"/>
+    <w:basedOn w:val="12"/>
+    <w:link w:val="41"/>
     <w:qFormat/>
+    <w:uiPriority w:val="0"/>
     <w:pPr>
       <w:spacing w:line="360" w:lineRule="auto"/>
       <w:ind w:firstLine="470" w:firstLineChars="200"/>
     </w:pPr>
     <w:rPr>
-      <w:rFonts w:ascii="Arial" w:eastAsia="宋体" w:hAnsi="Arial"/>
+      <w:rFonts w:ascii="Arial" w:hAnsi="Arial" w:eastAsia="宋体"/>
       <w:sz w:val="24"/>
       <w:lang w:eastAsia="zh-CN"/>
     </w:rPr>
   </w:style>
-  <w:style w:type="paragraph" w:customStyle="1" w:styleId="2">
+  <w:style w:type="paragraph" w:customStyle="1" w:styleId="28">
     <w:name w:val="柴_标题2"/>
-    <w:basedOn w:val="Heading2"/>
-    <w:next w:val="a"/>
+    <w:basedOn w:val="3"/>
+    <w:next w:val="27"/>
     <w:qFormat/>
+    <w:uiPriority w:val="0"/>
     <w:pPr>
       <w:spacing w:line="360" w:lineRule="auto"/>
     </w:pPr>
     <w:rPr>
-      <w:rFonts w:ascii="Arial" w:eastAsia="宋体" w:hAnsi="Arial"/>
+      <w:rFonts w:ascii="Arial" w:hAnsi="Arial" w:eastAsia="宋体"/>
       <w:sz w:val="28"/>
     </w:rPr>
   </w:style>
-  <w:style w:type="paragraph" w:customStyle="1" w:styleId="3">
+  <w:style w:type="paragraph" w:customStyle="1" w:styleId="29">
     <w:name w:val="柴_标题3"/>
-    <w:basedOn w:val="Heading3"/>
-    <w:next w:val="a"/>
+    <w:basedOn w:val="4"/>
+    <w:next w:val="27"/>
     <w:qFormat/>
+    <w:uiPriority w:val="0"/>
     <w:pPr>
       <w:spacing w:line="360" w:lineRule="auto"/>
       <w:ind w:left="0" w:firstLine="472" w:firstLineChars="200"/>
     </w:pPr>
     <w:rPr>
-      <w:rFonts w:ascii="宋体" w:eastAsia="宋体" w:hAnsi="宋体" w:cs="宋体"/>
+      <w:rFonts w:ascii="宋体" w:hAnsi="宋体" w:eastAsia="宋体" w:cs="宋体"/>
       <w:spacing w:val="-2"/>
       <w:sz w:val="24"/>
       <w:szCs w:val="24"/>
     </w:rPr>
   </w:style>
-  <w:style w:type="paragraph" w:customStyle="1" w:styleId="a0">
+  <w:style w:type="paragraph" w:customStyle="1" w:styleId="30">
     <w:name w:val="柴_目录"/>
-    <w:basedOn w:val="Normal"/>
-    <w:next w:val="BodyText"/>
+    <w:basedOn w:val="1"/>
+    <w:next w:val="12"/>
     <w:qFormat/>
+    <w:uiPriority w:val="0"/>
     <w:pPr>
       <w:tabs>
         <w:tab w:val="right" w:leader="dot" w:pos="8442"/>
@@ -5767,89 +6663,96 @@
       <w:ind w:left="0" w:leftChars="0"/>
     </w:pPr>
     <w:rPr>
-      <w:rFonts w:ascii="Arial" w:eastAsia="Microsoft JhengHei" w:hAnsi="Arial"/>
+      <w:rFonts w:ascii="Arial" w:hAnsi="Arial" w:eastAsia="Microsoft JhengHei"/>
       <w:sz w:val="24"/>
     </w:rPr>
   </w:style>
-  <w:style w:type="paragraph" w:customStyle="1" w:styleId="a1">
+  <w:style w:type="paragraph" w:customStyle="1" w:styleId="31">
     <w:name w:val="柴_公司名"/>
-    <w:basedOn w:val="Title"/>
+    <w:basedOn w:val="19"/>
     <w:qFormat/>
+    <w:uiPriority w:val="0"/>
     <w:pPr>
       <w:spacing w:after="600" w:afterLines="600"/>
     </w:pPr>
     <w:rPr>
-      <w:rFonts w:ascii="宋体" w:eastAsia="宋体" w:hAnsi="宋体" w:cs="宋体" w:hint="eastAsia"/>
+      <w:rFonts w:hint="eastAsia" w:ascii="宋体" w:hAnsi="宋体" w:eastAsia="宋体" w:cs="宋体"/>
       <w:bCs/>
       <w:spacing w:val="-6"/>
       <w:sz w:val="52"/>
       <w:szCs w:val="52"/>
     </w:rPr>
   </w:style>
-  <w:style w:type="paragraph" w:customStyle="1" w:styleId="a2">
+  <w:style w:type="paragraph" w:customStyle="1" w:styleId="32">
     <w:name w:val="柴_文档名"/>
-    <w:basedOn w:val="Title"/>
+    <w:basedOn w:val="19"/>
     <w:qFormat/>
+    <w:uiPriority w:val="0"/>
     <w:pPr>
       <w:spacing w:after="900" w:afterLines="900"/>
     </w:pPr>
     <w:rPr>
-      <w:rFonts w:ascii="黑体" w:eastAsia="黑体" w:hAnsi="黑体" w:cs="黑体"/>
+      <w:rFonts w:ascii="黑体" w:hAnsi="黑体" w:eastAsia="黑体" w:cs="黑体"/>
       <w:bCs/>
       <w:spacing w:val="-7"/>
       <w:sz w:val="52"/>
       <w:szCs w:val="52"/>
     </w:rPr>
   </w:style>
-  <w:style w:type="paragraph" w:customStyle="1" w:styleId="WPSOffice1">
+  <w:style w:type="paragraph" w:customStyle="1" w:styleId="33">
     <w:name w:val="WPSOffice手动目录 1"/>
     <w:qFormat/>
+    <w:uiPriority w:val="0"/>
     <w:pPr>
       <w:ind w:leftChars="0"/>
     </w:pPr>
     <w:rPr>
-      <w:rFonts w:ascii="Times New Roman" w:eastAsia="宋体" w:hAnsi="Times New Roman" w:cs="Times New Roman"/>
+      <w:rFonts w:ascii="Times New Roman" w:hAnsi="Times New Roman" w:eastAsia="宋体" w:cs="Times New Roman"/>
       <w:sz w:val="20"/>
       <w:szCs w:val="20"/>
     </w:rPr>
   </w:style>
-  <w:style w:type="paragraph" w:customStyle="1" w:styleId="WPSOffice2">
+  <w:style w:type="paragraph" w:customStyle="1" w:styleId="34">
     <w:name w:val="WPSOffice手动目录 2"/>
     <w:qFormat/>
+    <w:uiPriority w:val="0"/>
     <w:pPr>
       <w:ind w:leftChars="200"/>
     </w:pPr>
     <w:rPr>
-      <w:rFonts w:ascii="Times New Roman" w:eastAsia="宋体" w:hAnsi="Times New Roman" w:cs="Times New Roman"/>
+      <w:rFonts w:ascii="Times New Roman" w:hAnsi="Times New Roman" w:eastAsia="宋体" w:cs="Times New Roman"/>
       <w:sz w:val="20"/>
       <w:szCs w:val="20"/>
     </w:rPr>
   </w:style>
-  <w:style w:type="paragraph" w:customStyle="1" w:styleId="WPSOffice3">
+  <w:style w:type="paragraph" w:customStyle="1" w:styleId="35">
     <w:name w:val="WPSOffice手动目录 3"/>
     <w:qFormat/>
+    <w:uiPriority w:val="0"/>
     <w:pPr>
       <w:ind w:leftChars="400"/>
     </w:pPr>
     <w:rPr>
-      <w:rFonts w:ascii="Times New Roman" w:eastAsia="宋体" w:hAnsi="Times New Roman" w:cs="Times New Roman"/>
+      <w:rFonts w:ascii="Times New Roman" w:hAnsi="Times New Roman" w:eastAsia="宋体" w:cs="Times New Roman"/>
       <w:sz w:val="20"/>
       <w:szCs w:val="20"/>
     </w:rPr>
   </w:style>
-  <w:style w:type="paragraph" w:customStyle="1" w:styleId="Compact">
+  <w:style w:type="paragraph" w:customStyle="1" w:styleId="36">
     <w:name w:val="Compact"/>
-    <w:basedOn w:val="BodyText"/>
+    <w:basedOn w:val="12"/>
     <w:qFormat/>
+    <w:uiPriority w:val="0"/>
     <w:pPr>
       <w:spacing w:before="36" w:after="36"/>
     </w:pPr>
   </w:style>
-  <w:style w:type="table" w:customStyle="1" w:styleId="Table">
+  <w:style w:type="table" w:customStyle="1" w:styleId="37">
     <w:name w:val="Table"/>
     <w:semiHidden/>
     <w:unhideWhenUsed/>
     <w:qFormat/>
+    <w:uiPriority w:val="0"/>
     <w:tblPr>
       <w:tblCellMar>
         <w:top w:w="0" w:type="dxa"/>
@@ -5861,25 +6764,27 @@
     <w:tblStylePr w:type="firstRow">
       <w:tcPr>
         <w:tcBorders>
-          <w:bottom w:val="single" w:sz="0" w:space="0" w:color="auto"/>
+          <w:bottom w:val="single" w:color="auto" w:sz="0" w:space="0"/>
         </w:tcBorders>
         <w:vAlign w:val="bottom"/>
       </w:tcPr>
     </w:tblStylePr>
   </w:style>
-  <w:style w:type="character" w:customStyle="1" w:styleId="1Char">
+  <w:style w:type="character" w:customStyle="1" w:styleId="38">
     <w:name w:val="柴_标题1 Char"/>
-    <w:link w:val="1"/>
+    <w:link w:val="26"/>
     <w:qFormat/>
+    <w:uiPriority w:val="0"/>
     <w:rPr>
-      <w:rFonts w:ascii="Arial" w:eastAsia="宋体" w:hAnsi="Arial"/>
+      <w:rFonts w:ascii="Arial" w:hAnsi="Arial" w:eastAsia="宋体"/>
       <w:sz w:val="32"/>
     </w:rPr>
   </w:style>
-  <w:style w:type="paragraph" w:customStyle="1" w:styleId="a3">
+  <w:style w:type="paragraph" w:customStyle="1" w:styleId="39">
     <w:name w:val="柴_正文_无缩进"/>
-    <w:basedOn w:val="Normal"/>
+    <w:basedOn w:val="1"/>
     <w:qFormat/>
+    <w:uiPriority w:val="0"/>
     <w:pPr>
       <w:ind w:firstLine="0" w:firstLineChars="0"/>
     </w:pPr>
@@ -5889,29 +6794,31 @@
       <w:lang w:eastAsia="zh-CN"/>
     </w:rPr>
   </w:style>
-  <w:style w:type="paragraph" w:customStyle="1" w:styleId="4">
+  <w:style w:type="paragraph" w:customStyle="1" w:styleId="40">
     <w:name w:val="柴_标题4"/>
-    <w:basedOn w:val="Heading4"/>
-    <w:next w:val="Normal"/>
+    <w:basedOn w:val="5"/>
+    <w:next w:val="1"/>
     <w:qFormat/>
+    <w:uiPriority w:val="0"/>
     <w:pPr>
       <w:widowControl w:val="0"/>
       <w:spacing w:before="160" w:line="360" w:lineRule="auto"/>
-      <w:ind w:left="981" w:hanging="862" w:leftChars="300"/>
+      <w:ind w:left="981" w:leftChars="300" w:hanging="862"/>
     </w:pPr>
     <w:rPr>
-      <w:rFonts w:ascii="Calibri" w:eastAsia="宋体" w:hAnsi="Calibri" w:cs="宋体" w:hint="eastAsia"/>
+      <w:rFonts w:hint="eastAsia" w:ascii="Calibri" w:hAnsi="Calibri" w:eastAsia="宋体" w:cs="宋体"/>
       <w:sz w:val="24"/>
       <w:szCs w:val="24"/>
       <w:lang w:eastAsia="zh-CN" w:bidi="zh-CN"/>
     </w:rPr>
   </w:style>
-  <w:style w:type="character" w:customStyle="1" w:styleId="Char">
+  <w:style w:type="character" w:customStyle="1" w:styleId="41">
     <w:name w:val="柴_正文 Char"/>
-    <w:link w:val="a"/>
+    <w:link w:val="27"/>
     <w:qFormat/>
+    <w:uiPriority w:val="0"/>
     <w:rPr>
-      <w:rFonts w:ascii="Arial" w:eastAsia="宋体" w:hAnsi="Arial"/>
+      <w:rFonts w:ascii="Arial" w:hAnsi="Arial" w:eastAsia="宋体"/>
       <w:sz w:val="24"/>
       <w:lang w:eastAsia="zh-CN"/>
     </w:rPr>
